--- a/МатМодиИИ/rpd__doc_docx/Б1.О.04.17_Программирование и прикладная математика.docx
+++ b/МатМодиИИ/rpd__doc_docx/Б1.О.04.17_Программирование и прикладная математика.docx
@@ -423,7 +423,7 @@
                 <w:sz w:val="28"/>
                 <w:szCs w:val="28"/>
               </w:rPr>
-              <w:t>Направление подготовки</w:t>
+              <w:t>Специальность</w:t>
             </w:r>
           </w:p>
         </w:tc>
@@ -479,21 +479,21 @@
                 <w:sz w:val="28"/>
                 <w:szCs w:val="28"/>
               </w:rPr>
-              <w:t>Направленность (пр</w:t>
+              <w:t>Специализация</w:t>
             </w:r>
             <w:r>
               <w:rPr>
                 <w:sz w:val="28"/>
                 <w:szCs w:val="28"/>
               </w:rPr>
-              <w:t>о</w:t>
+              <w:t/>
             </w:r>
             <w:r>
               <w:rPr>
                 <w:sz w:val="28"/>
                 <w:szCs w:val="28"/>
               </w:rPr>
-              <w:t>филь)</w:t>
+              <w:t/>
             </w:r>
           </w:p>
         </w:tc>
@@ -891,7 +891,63 @@
     </w:p>
     <w:p>
       <w:pPr>
+        <w:pageBreakBefore/>
+        <w:spacing w:after="160"/>
+      </w:pPr>
+      <w:r>
+        <w:rPr>
+          <w:rFonts w:ascii="Times New Roman" w:hAnsi="Times New Roman"/>
+          <w:b w:val="0"/>
+          <w:sz w:val="28"/>
+        </w:rPr>
+        <w:t>Разработана в соответствии с ФГОС ВО по специальности 01.05.01 «Фундаментальные математика и механика», утверждённым приказом Минобрнауки России от 10 января 2018 г. № 16.</w:t>
+      </w:r>
+    </w:p>
+    <w:p>
+      <w:pPr>
+        <w:spacing w:after="160"/>
+      </w:pPr>
+      <w:r>
+        <w:rPr>
+          <w:rFonts w:ascii="Times New Roman" w:hAnsi="Times New Roman"/>
+          <w:b w:val="0"/>
+          <w:sz w:val="28"/>
+        </w:rPr>
+        <w:t>Учебный план по специальности 01.05.01 «Фундаментальные математика и механика», специализация «Математическое моделирование и искусственный интеллект», одобрен учёным советом РГУ имени С.А. Есенина «___» __________ 20___ г.</w:t>
+      </w:r>
+    </w:p>
+    <w:p>
+      <w:pPr>
+        <w:spacing w:after="160"/>
+      </w:pPr>
+      <w:r>
+        <w:rPr>
+          <w:rFonts w:ascii="Times New Roman" w:hAnsi="Times New Roman"/>
+          <w:b w:val="0"/>
+          <w:sz w:val="28"/>
+        </w:rPr>
+        <w:t>Рабочая программа дисциплины (модуля) утверждена на заседании кафедры математики «___» __________ 20___ г., протокол № ____.</w:t>
+      </w:r>
+    </w:p>
+    <w:p>
+      <w:pPr>
+        <w:spacing w:after="160"/>
+      </w:pPr>
+      <w:r>
+        <w:rPr>
+          <w:rFonts w:ascii="Times New Roman" w:hAnsi="Times New Roman"/>
+          <w:b w:val="0"/>
+          <w:sz w:val="28"/>
+        </w:rPr>
+        <w:t>Разработчик — __________________________________________________________</w:t>
+        <w:br/>
+        <w:t>(учёная степень, учёное звание, должность, Ф.И.О.)</w:t>
+      </w:r>
+    </w:p>
+    <w:p>
+      <w:pPr>
         <w:pStyle w:val="Standard"/>
+        <w:pageBreakBefore/>
         <w:ind w:firstLine="0"/>
         <w:jc w:val="center"/>
         <w:rPr>
@@ -908,7 +964,6 @@
           <w:sz w:val="28"/>
           <w:szCs w:val="28"/>
         </w:rPr>
-        <w:br w:type="page"/>
       </w:r>
       <w:r>
         <w:rPr>
@@ -1440,17 +1495,18 @@
         <w:ind w:firstLine="709"/>
         <w:rPr>
           <w:color w:val="auto"/>
-          <w:sz w:val="28"/>
-          <w:szCs w:val="28"/>
+          <w:sz w:val="2"/>
+          <w:szCs w:val="2"/>
         </w:rPr>
         <w:sectPr>
           <w:headerReference w:type="default" r:id="rId7"/>
           <w:headerReference w:type="first" r:id="rId8"/>
           <w:pgSz w:w="11906" w:h="16838"/>
-          <w:pgMar w:top="1134" w:right="851" w:bottom="1134" w:left="1701" w:header="720" w:footer="720" w:gutter="0"/>
+          <w:pgMar w:top="1134" w:right="851" w:bottom="1134" w:left="1701" w:header="709" w:footer="709" w:gutter="0"/>
           <w:cols w:space="720"/>
           <w:titlePg/>
         </w:sectPr>
+        <w:spacing w:before="0" w:after="0" w:line="20" w:lineRule="exact"/>
       </w:pPr>
     </w:p>
     <w:p>
@@ -1573,7 +1629,7 @@
             <w:r>
               <w:rPr>
                 <w:rFonts w:ascii="Times New Roman" w:hAnsi="Times New Roman"/>
-                <w:sz w:val="22"/>
+                <w:sz w:val="24"/>
                 <w:szCs w:val="22"/>
               </w:rPr>
               <w:t>№ п/п</w:t>
@@ -1598,7 +1654,7 @@
             <w:r>
               <w:rPr>
                 <w:rFonts w:ascii="Times New Roman" w:hAnsi="Times New Roman"/>
-                <w:sz w:val="22"/>
+                <w:sz w:val="24"/>
                 <w:szCs w:val="22"/>
               </w:rPr>
               <w:t>Код и содержание компетенции</w:t>
@@ -1623,7 +1679,7 @@
             <w:r>
               <w:rPr>
                 <w:rFonts w:ascii="Times New Roman" w:hAnsi="Times New Roman"/>
-                <w:sz w:val="22"/>
+                <w:sz w:val="24"/>
                 <w:szCs w:val="22"/>
               </w:rPr>
               <w:t>Код и наименование индикатора достижения компетенции</w:t>
@@ -1648,7 +1704,7 @@
             <w:r>
               <w:rPr>
                 <w:rFonts w:ascii="Times New Roman" w:hAnsi="Times New Roman"/>
-                <w:sz w:val="22"/>
+                <w:sz w:val="24"/>
                 <w:szCs w:val="22"/>
               </w:rPr>
               <w:t>Перечень планируемых результатов обучения по дисциплине</w:t>
@@ -1656,7 +1712,7 @@
             <w:r>
               <w:rPr>
                 <w:rFonts w:ascii="Times New Roman" w:hAnsi="Times New Roman"/>
-                <w:sz w:val="22"/>
+                <w:sz w:val="24"/>
                 <w:szCs w:val="22"/>
               </w:rPr>
               <w:br/>
@@ -1734,7 +1790,7 @@
             <w:r>
               <w:rPr>
                 <w:rFonts w:ascii="Times New Roman" w:hAnsi="Times New Roman"/>
-                <w:sz w:val="22"/>
+                <w:sz w:val="24"/>
                 <w:szCs w:val="22"/>
               </w:rPr>
               <w:t>Знать</w:t>
@@ -1757,7 +1813,7 @@
             <w:r>
               <w:rPr>
                 <w:rFonts w:ascii="Times New Roman" w:hAnsi="Times New Roman"/>
-                <w:sz w:val="22"/>
+                <w:sz w:val="24"/>
                 <w:szCs w:val="22"/>
               </w:rPr>
               <w:t>Уметь</w:t>
@@ -1780,154 +1836,10 @@
             <w:r>
               <w:rPr>
                 <w:rFonts w:ascii="Times New Roman" w:hAnsi="Times New Roman"/>
-                <w:sz w:val="22"/>
+                <w:sz w:val="24"/>
                 <w:szCs w:val="22"/>
               </w:rPr>
               <w:t>Владеть (навыками)</w:t>
-            </w:r>
-          </w:p>
-        </w:tc>
-      </w:tr>
-      <w:tr>
-        <w:trPr>
-          <w:jc w:val="center"/>
-          <w:tblHeader/>
-        </w:trPr>
-        <w:tc>
-          <w:tcPr>
-            <w:tcW w:w="0" w:type="auto"/>
-            <w:shd w:val="clear" w:color="auto" w:fill="auto"/>
-          </w:tcPr>
-          <w:p>
-            <w:pPr>
-              <w:keepNext/>
-              <w:jc w:val="both"/>
-              <w:rPr>
-                <w:szCs w:val="22"/>
-              </w:rPr>
-            </w:pPr>
-            <w:r>
-              <w:rPr>
-                <w:rFonts w:ascii="Times New Roman" w:hAnsi="Times New Roman"/>
-                <w:sz w:val="22"/>
-                <w:szCs w:val="22"/>
-              </w:rPr>
-              <w:t>1</w:t>
-            </w:r>
-          </w:p>
-        </w:tc>
-        <w:tc>
-          <w:tcPr>
-            <w:tcW w:w="0" w:type="auto"/>
-            <w:shd w:val="clear" w:color="auto" w:fill="auto"/>
-          </w:tcPr>
-          <w:p>
-            <w:pPr>
-              <w:keepNext/>
-              <w:jc w:val="both"/>
-              <w:rPr>
-                <w:szCs w:val="22"/>
-              </w:rPr>
-            </w:pPr>
-            <w:r>
-              <w:rPr>
-                <w:rFonts w:ascii="Times New Roman" w:hAnsi="Times New Roman"/>
-                <w:sz w:val="22"/>
-                <w:szCs w:val="22"/>
-              </w:rPr>
-              <w:t>2</w:t>
-            </w:r>
-          </w:p>
-        </w:tc>
-        <w:tc>
-          <w:tcPr>
-            <w:tcW w:w="0" w:type="auto"/>
-            <w:shd w:val="clear" w:color="auto" w:fill="auto"/>
-          </w:tcPr>
-          <w:p>
-            <w:pPr>
-              <w:keepNext/>
-              <w:jc w:val="both"/>
-              <w:rPr>
-                <w:szCs w:val="22"/>
-              </w:rPr>
-            </w:pPr>
-            <w:r>
-              <w:rPr>
-                <w:rFonts w:ascii="Times New Roman" w:hAnsi="Times New Roman"/>
-                <w:sz w:val="22"/>
-                <w:szCs w:val="22"/>
-              </w:rPr>
-              <w:t>3</w:t>
-            </w:r>
-          </w:p>
-        </w:tc>
-        <w:tc>
-          <w:tcPr>
-            <w:tcW w:w="0" w:type="auto"/>
-            <w:shd w:val="clear" w:color="auto" w:fill="auto"/>
-          </w:tcPr>
-          <w:p>
-            <w:pPr>
-              <w:keepNext/>
-              <w:jc w:val="both"/>
-              <w:rPr>
-                <w:szCs w:val="22"/>
-              </w:rPr>
-            </w:pPr>
-            <w:r>
-              <w:rPr>
-                <w:rFonts w:ascii="Times New Roman" w:hAnsi="Times New Roman"/>
-                <w:sz w:val="22"/>
-                <w:szCs w:val="22"/>
-              </w:rPr>
-              <w:t>4</w:t>
-            </w:r>
-          </w:p>
-        </w:tc>
-        <w:tc>
-          <w:tcPr>
-            <w:tcW w:w="0" w:type="auto"/>
-            <w:shd w:val="clear" w:color="auto" w:fill="auto"/>
-          </w:tcPr>
-          <w:p>
-            <w:pPr>
-              <w:keepNext/>
-              <w:jc w:val="both"/>
-              <w:rPr>
-                <w:szCs w:val="22"/>
-              </w:rPr>
-            </w:pPr>
-            <w:r>
-              <w:rPr>
-                <w:rFonts w:ascii="Times New Roman" w:hAnsi="Times New Roman"/>
-                <w:sz w:val="22"/>
-                <w:szCs w:val="22"/>
-              </w:rPr>
-              <w:t>5</w:t>
-            </w:r>
-          </w:p>
-        </w:tc>
-        <w:tc>
-          <w:tcPr>
-            <w:tcW w:w="0" w:type="auto"/>
-            <w:shd w:val="clear" w:color="auto" w:fill="auto"/>
-          </w:tcPr>
-          <w:p>
-            <w:pPr>
-              <w:keepNext/>
-              <w:jc w:val="both"/>
-              <w:rPr>
-                <w:szCs w:val="22"/>
-              </w:rPr>
-            </w:pPr>
-            <w:r>
-              <w:rPr>
-                <w:rFonts w:ascii="Times New Roman" w:hAnsi="Times New Roman"/>
-                <w:sz w:val="22"/>
-                <w:szCs w:val="22"/>
-              </w:rPr>
-              <w:t>6</w:t>
             </w:r>
           </w:p>
         </w:tc>
@@ -1953,7 +1865,7 @@
             <w:r>
               <w:rPr>
                 <w:rFonts w:ascii="Times New Roman" w:hAnsi="Times New Roman"/>
-                <w:sz w:val="22"/>
+                <w:sz w:val="24"/>
                 <w:szCs w:val="22"/>
               </w:rPr>
               <w:t>1</w:t>
@@ -1973,7 +1885,7 @@
             <w:r>
               <w:rPr>
                 <w:rFonts w:ascii="Times New Roman" w:hAnsi="Times New Roman"/>
-                <w:sz w:val="22"/>
+                <w:sz w:val="24"/>
               </w:rPr>
               <w:t>ОПК-3. Способен понимать принципы работы современных информационных технологий и использовать их для решения задач профессиональной деятельности</w:t>
             </w:r>
@@ -1994,7 +1906,7 @@
             <w:r>
               <w:rPr>
                 <w:rFonts w:ascii="Times New Roman" w:hAnsi="Times New Roman"/>
-                <w:sz w:val="22"/>
+                <w:sz w:val="24"/>
               </w:rPr>
               <w:t>ОПК-3.1. Обладает знанием принципов работы современных информационных технологий и их возможностей.</w:t>
             </w:r>
@@ -2015,7 +1927,7 @@
             <w:r>
               <w:rPr>
                 <w:rFonts w:ascii="Times New Roman" w:hAnsi="Times New Roman"/>
-                <w:sz w:val="22"/>
+                <w:sz w:val="24"/>
               </w:rPr>
               <w:t>принципы работы вычислительных средств и форматы данных; программирование и прикладная математика.</w:t>
             </w:r>
@@ -2036,7 +1948,7 @@
             <w:r>
               <w:rPr>
                 <w:rFonts w:ascii="Times New Roman" w:hAnsi="Times New Roman"/>
-                <w:sz w:val="22"/>
+                <w:sz w:val="24"/>
               </w:rPr>
               <w:t>объяснять возможности и ограничения выбранной технологии в задачах дисциплины; создание и защита вычислительного проекта с тестами, описанием данных и отчетом.</w:t>
             </w:r>
@@ -2057,7 +1969,7 @@
             <w:r>
               <w:rPr>
                 <w:rFonts w:ascii="Times New Roman" w:hAnsi="Times New Roman"/>
-                <w:sz w:val="22"/>
+                <w:sz w:val="24"/>
               </w:rPr>
               <w:t>навыками работы с документацией и вычислительными средствами при изучении: программирование и прикладная математика.</w:t>
             </w:r>
@@ -2100,7 +2012,7 @@
             <w:r>
               <w:rPr>
                 <w:rFonts w:ascii="Times New Roman" w:hAnsi="Times New Roman"/>
-                <w:sz w:val="22"/>
+                <w:sz w:val="24"/>
               </w:rPr>
               <w:t>ОПК-3.2. Выбирает и применяет современные информационные технологии для исследования математических моделей и решения задач профессиональной деятельности.</w:t>
             </w:r>
@@ -2121,7 +2033,7 @@
             <w:r>
               <w:rPr>
                 <w:rFonts w:ascii="Times New Roman" w:hAnsi="Times New Roman"/>
-                <w:sz w:val="22"/>
+                <w:sz w:val="24"/>
               </w:rPr>
               <w:t>критерии выбора информационных технологий для расчета; программирование и прикладная математика.</w:t>
             </w:r>
@@ -2142,7 +2054,7 @@
             <w:r>
               <w:rPr>
                 <w:rFonts w:ascii="Times New Roman" w:hAnsi="Times New Roman"/>
-                <w:sz w:val="22"/>
+                <w:sz w:val="24"/>
               </w:rPr>
               <w:t>выбирать средства и организовывать воспроизводимые вычисления в задачах дисциплины; создание и защита вычислительного проекта с тестами, описанием данных и отчетом.</w:t>
             </w:r>
@@ -2163,7 +2075,7 @@
             <w:r>
               <w:rPr>
                 <w:rFonts w:ascii="Times New Roman" w:hAnsi="Times New Roman"/>
-                <w:sz w:val="22"/>
+                <w:sz w:val="24"/>
               </w:rPr>
               <w:t>навыками применения информационных технологий к модели при изучении: программирование и прикладная математика.</w:t>
             </w:r>
@@ -2206,7 +2118,7 @@
             <w:r>
               <w:rPr>
                 <w:rFonts w:ascii="Times New Roman" w:hAnsi="Times New Roman"/>
-                <w:sz w:val="22"/>
+                <w:sz w:val="24"/>
               </w:rPr>
               <w:t>ОПК-3.3. Использует современные информационные технологии при разработке методов искусственного интеллекта</w:t>
             </w:r>
@@ -2227,7 +2139,7 @@
             <w:r>
               <w:rPr>
                 <w:rFonts w:ascii="Times New Roman" w:hAnsi="Times New Roman"/>
-                <w:sz w:val="22"/>
+                <w:sz w:val="24"/>
               </w:rPr>
               <w:t>назначение программного компонента подготовки признаков, его входные и выходные контракты и отличие заданного преобразования от обучения модели.</w:t>
             </w:r>
@@ -2248,7 +2160,7 @@
             <w:r>
               <w:rPr>
                 <w:rFonts w:ascii="Times New Roman" w:hAnsi="Times New Roman"/>
-                <w:sz w:val="22"/>
+                <w:sz w:val="24"/>
               </w:rPr>
               <w:t>разрабатывать и проверять модуль преобразования измерений в признаки по заданным правилам, сохранять порядок признаков и фиксированные параметры при обработке новых данных.</w:t>
             </w:r>
@@ -2269,7 +2181,7 @@
             <w:r>
               <w:rPr>
                 <w:rFonts w:ascii="Times New Roman" w:hAnsi="Times New Roman"/>
-                <w:sz w:val="22"/>
+                <w:sz w:val="24"/>
               </w:rPr>
               <w:t>навыками создания и тестирования воспроизводимого компонента обработки данных как технологической основы последующей разработки методов ИИ.</w:t>
             </w:r>
@@ -2297,7 +2209,7 @@
             <w:r>
               <w:rPr>
                 <w:rFonts w:ascii="Times New Roman" w:hAnsi="Times New Roman"/>
-                <w:sz w:val="22"/>
+                <w:sz w:val="24"/>
                 <w:szCs w:val="22"/>
               </w:rPr>
               <w:t>2</w:t>
@@ -2317,7 +2229,7 @@
             <w:r>
               <w:rPr>
                 <w:rFonts w:ascii="Times New Roman" w:hAnsi="Times New Roman"/>
-                <w:sz w:val="22"/>
+                <w:sz w:val="24"/>
               </w:rPr>
               <w:t>ОПК-5. Способен разрабатывать алгоритмы и компьютерные программы, пригодные для практического применения</w:t>
             </w:r>
@@ -2338,7 +2250,7 @@
             <w:r>
               <w:rPr>
                 <w:rFonts w:ascii="Times New Roman" w:hAnsi="Times New Roman"/>
-                <w:sz w:val="22"/>
+                <w:sz w:val="24"/>
               </w:rPr>
               <w:t>ОПК-5.1. Разрабатывает алгоритмы решения задач профессиональной деятельности с использованием математических методов.</w:t>
             </w:r>
@@ -2359,7 +2271,7 @@
             <w:r>
               <w:rPr>
                 <w:rFonts w:ascii="Times New Roman" w:hAnsi="Times New Roman"/>
-                <w:sz w:val="22"/>
+                <w:sz w:val="24"/>
               </w:rPr>
               <w:t>способы построения алгоритмов и оценки их сложности; программирование и прикладная математика.</w:t>
             </w:r>
@@ -2380,7 +2292,7 @@
             <w:r>
               <w:rPr>
                 <w:rFonts w:ascii="Times New Roman" w:hAnsi="Times New Roman"/>
-                <w:sz w:val="22"/>
+                <w:sz w:val="24"/>
               </w:rPr>
               <w:t>разрабатывать алгоритм и обосновывать его корректность в задачах дисциплины; создание и защита вычислительного проекта с тестами, описанием данных и отчетом.</w:t>
             </w:r>
@@ -2401,7 +2313,7 @@
             <w:r>
               <w:rPr>
                 <w:rFonts w:ascii="Times New Roman" w:hAnsi="Times New Roman"/>
-                <w:sz w:val="22"/>
+                <w:sz w:val="24"/>
               </w:rPr>
               <w:t>навыками описания алгоритма и оценки вычислительных затрат при изучении: программирование и прикладная математика.</w:t>
             </w:r>
@@ -2444,7 +2356,7 @@
             <w:r>
               <w:rPr>
                 <w:rFonts w:ascii="Times New Roman" w:hAnsi="Times New Roman"/>
-                <w:sz w:val="22"/>
+                <w:sz w:val="24"/>
               </w:rPr>
               <w:t>ОПК-5.2. Разрабатывает компьютерные программы для реализации алгоритмов с использованием современных средств программирования.</w:t>
             </w:r>
@@ -2465,7 +2377,7 @@
             <w:r>
               <w:rPr>
                 <w:rFonts w:ascii="Times New Roman" w:hAnsi="Times New Roman"/>
-                <w:sz w:val="22"/>
+                <w:sz w:val="24"/>
               </w:rPr>
               <w:t>средства программной реализации и организации данных; программирование и прикладная математика.</w:t>
             </w:r>
@@ -2486,7 +2398,7 @@
             <w:r>
               <w:rPr>
                 <w:rFonts w:ascii="Times New Roman" w:hAnsi="Times New Roman"/>
-                <w:sz w:val="22"/>
+                <w:sz w:val="24"/>
               </w:rPr>
               <w:t>реализовывать алгоритм и документировать программу в задачах дисциплины; создание и защита вычислительного проекта с тестами, описанием данных и отчетом.</w:t>
             </w:r>
@@ -2507,7 +2419,7 @@
             <w:r>
               <w:rPr>
                 <w:rFonts w:ascii="Times New Roman" w:hAnsi="Times New Roman"/>
-                <w:sz w:val="22"/>
+                <w:sz w:val="24"/>
               </w:rPr>
               <w:t>навыками создания и отладки программной реализации при изучении: программирование и прикладная математика.</w:t>
             </w:r>
@@ -2550,7 +2462,7 @@
             <w:r>
               <w:rPr>
                 <w:rFonts w:ascii="Times New Roman" w:hAnsi="Times New Roman"/>
-                <w:sz w:val="22"/>
+                <w:sz w:val="24"/>
               </w:rPr>
               <w:t>ОПК-5.3. Проверяет работоспособность и корректность разработанных программ при решении задач профессиональной деятельности.</w:t>
             </w:r>
@@ -2571,7 +2483,7 @@
             <w:r>
               <w:rPr>
                 <w:rFonts w:ascii="Times New Roman" w:hAnsi="Times New Roman"/>
-                <w:sz w:val="22"/>
+                <w:sz w:val="24"/>
               </w:rPr>
               <w:t>методы проверки программ и оценки численных ошибок; программирование и прикладная математика.</w:t>
             </w:r>
@@ -2592,7 +2504,7 @@
             <w:r>
               <w:rPr>
                 <w:rFonts w:ascii="Times New Roman" w:hAnsi="Times New Roman"/>
-                <w:sz w:val="22"/>
+                <w:sz w:val="24"/>
               </w:rPr>
               <w:t>строить тесты, проверять результаты и выявлять дефекты в задачах дисциплины; создание и защита вычислительного проекта с тестами, описанием данных и отчетом.</w:t>
             </w:r>
@@ -2613,7 +2525,7 @@
             <w:r>
               <w:rPr>
                 <w:rFonts w:ascii="Times New Roman" w:hAnsi="Times New Roman"/>
-                <w:sz w:val="22"/>
+                <w:sz w:val="24"/>
               </w:rPr>
               <w:t>навыками тестирования и анализа корректности программы при изучении: программирование и прикладная математика.</w:t>
             </w:r>
@@ -2625,14 +2537,17 @@
       <w:pPr>
         <w:rPr>
           <w:color w:val="auto"/>
+          <w:sz w:val="2"/>
+          <w:szCs w:val="2"/>
         </w:rPr>
         <w:sectPr>
           <w:headerReference w:type="default" r:id="rId9"/>
           <w:footerReference w:type="default" r:id="rId10"/>
           <w:pgSz w:w="16838" w:h="11906" w:orient="landscape"/>
-          <w:pgMar w:top="1701" w:right="1134" w:bottom="851" w:left="1134" w:header="720" w:footer="720" w:gutter="0"/>
+          <w:pgMar w:top="1701" w:right="1134" w:bottom="1134" w:left="1134" w:header="709" w:footer="709" w:gutter="0"/>
           <w:cols w:space="720"/>
         </w:sectPr>
+        <w:spacing w:before="0" w:after="0" w:line="20" w:lineRule="exact"/>
       </w:pPr>
     </w:p>
     <w:p>
@@ -2713,53 +2628,75 @@
     </w:p>
     <w:tbl>
       <w:tblPr>
-        <w:tblW w:w="9654" w:type="dxa"/>
-        <w:tblInd w:w="-113" w:type="dxa"/>
+        <w:tblW w:w="5000" w:type="pct"/>
+        <w:tblBorders>
+          <w:top w:val="single" w:sz="4" w:space="0" w:color="000000"/>
+          <w:left w:val="single" w:sz="4" w:space="0" w:color="000000"/>
+          <w:bottom w:val="single" w:sz="4" w:space="0" w:color="000000"/>
+          <w:right w:val="single" w:sz="4" w:space="0" w:color="000000"/>
+          <w:insideH w:val="single" w:sz="4" w:space="0" w:color="000000"/>
+          <w:insideV w:val="single" w:sz="4" w:space="0" w:color="000000"/>
+        </w:tblBorders>
+        <w:tblLayout w:type="fixed"/>
         <w:tblCellMar>
-          <w:left w:w="10" w:type="dxa"/>
-          <w:right w:w="10" w:type="dxa"/>
+          <w:left w:w="0" w:type="dxa"/>
+          <w:right w:w="0" w:type="dxa"/>
         </w:tblCellMar>
-        <w:tblLook w:val="0000" w:firstRow="0" w:lastRow="0" w:firstColumn="0" w:lastColumn="0" w:noHBand="0" w:noVBand="0"/>
+        <w:tblLook w:val="01E0" w:firstRow="1" w:lastRow="1" w:firstColumn="1" w:lastColumn="1" w:noHBand="0" w:noVBand="0"/>
       </w:tblPr>
       <w:tblGrid>
-        <w:gridCol w:w="2915"/>
-        <w:gridCol w:w="1334"/>
-        <w:gridCol w:w="884"/>
-        <w:gridCol w:w="1148"/>
-        <w:gridCol w:w="856"/>
-        <w:gridCol w:w="860"/>
-        <w:gridCol w:w="853"/>
-        <w:gridCol w:w="804"/>
+        <w:gridCol w:w="454"/>
+        <w:gridCol w:w="1814"/>
+        <w:gridCol w:w="1361"/>
+        <w:gridCol w:w="737"/>
+        <w:gridCol w:w="1587"/>
+        <w:gridCol w:w="850"/>
+        <w:gridCol w:w="850"/>
+        <w:gridCol w:w="850"/>
+        <w:gridCol w:w="850"/>
       </w:tblGrid>
       <w:tr>
-        <w:tc>
-          <w:tcPr>
-            <w:tcW w:w="4249" w:type="dxa"/>
+        <w:trPr>
+          <w:tblHeader/>
+        </w:trPr>
+        <w:tc>
+          <w:tcPr>
+            <w:tcW w:type="dxa" w:w="454"/>
+            <w:vMerge w:val="restart"/>
+            <w:vAlign w:val="center"/>
+          </w:tcPr>
+          <w:p>
+            <w:pPr>
+              <w:spacing w:before="0" w:after="20" w:line="240" w:lineRule="auto"/>
+              <w:jc w:val="center"/>
+            </w:pPr>
+            <w:r>
+              <w:rPr>
+                <w:rFonts w:ascii="Times New Roman" w:hAnsi="Times New Roman"/>
+                <w:b/>
+                <w:sz w:val="24"/>
+              </w:rPr>
+              <w:t>№ п/п</w:t>
+            </w:r>
+          </w:p>
+        </w:tc>
+        <w:tc>
+          <w:tcPr>
+            <w:tcW w:type="dxa" w:w="3175"/>
             <w:gridSpan w:val="2"/>
             <w:vMerge w:val="restart"/>
-            <w:tcBorders>
-              <w:top w:val="single" w:sz="4" w:space="0" w:color="000000"/>
-              <w:left w:val="single" w:sz="4" w:space="0" w:color="000000"/>
-              <w:bottom w:val="single" w:sz="4" w:space="0" w:color="000000"/>
-            </w:tcBorders>
-            <w:tcMar>
-              <w:left w:w="108" w:type="dxa"/>
-              <w:right w:w="108" w:type="dxa"/>
-            </w:tcMar>
             <w:vAlign w:val="center"/>
           </w:tcPr>
           <w:p>
             <w:pPr>
-              <w:pStyle w:val="Standard"/>
-              <w:ind w:firstLine="0"/>
-              <w:jc w:val="center"/>
-              <w:rPr>
-                <w:color w:val="auto"/>
-              </w:rPr>
-            </w:pPr>
-            <w:r>
-              <w:rPr>
-                <w:color w:val="auto"/>
+              <w:spacing w:before="0" w:after="20" w:line="240" w:lineRule="auto"/>
+              <w:jc w:val="center"/>
+            </w:pPr>
+            <w:r>
+              <w:rPr>
+                <w:rFonts w:ascii="Times New Roman" w:hAnsi="Times New Roman"/>
+                <w:b/>
+                <w:sz w:val="24"/>
               </w:rPr>
               <w:t>Вид учебной работы</w:t>
             </w:r>
@@ -2767,458 +2704,291 @@
         </w:tc>
         <w:tc>
           <w:tcPr>
-            <w:tcW w:w="884" w:type="dxa"/>
+            <w:tcW w:type="dxa" w:w="737"/>
             <w:vMerge w:val="restart"/>
-            <w:tcBorders>
-              <w:top w:val="single" w:sz="4" w:space="0" w:color="000000"/>
-              <w:left w:val="single" w:sz="4" w:space="0" w:color="000000"/>
-              <w:bottom w:val="single" w:sz="4" w:space="0" w:color="000000"/>
-              <w:right w:val="single" w:sz="4" w:space="0" w:color="auto"/>
-            </w:tcBorders>
             <w:vAlign w:val="center"/>
           </w:tcPr>
           <w:p>
             <w:pPr>
-              <w:pStyle w:val="Standard"/>
-              <w:ind w:firstLine="0"/>
-              <w:jc w:val="center"/>
-              <w:rPr>
-                <w:color w:val="auto"/>
-              </w:rPr>
-            </w:pPr>
-            <w:r>
-              <w:rPr>
-                <w:color w:val="auto"/>
-              </w:rPr>
-              <w:t>Всего</w:t>
-            </w:r>
-          </w:p>
-          <w:p>
-            <w:pPr>
-              <w:pStyle w:val="Standard"/>
-              <w:ind w:firstLine="0"/>
-              <w:jc w:val="center"/>
-              <w:rPr>
-                <w:color w:val="auto"/>
-              </w:rPr>
-            </w:pPr>
-            <w:r>
-              <w:rPr>
-                <w:color w:val="auto"/>
-              </w:rPr>
-              <w:t>часов</w:t>
-            </w:r>
-          </w:p>
-        </w:tc>
-        <w:tc>
-          <w:tcPr>
-            <w:tcW w:w="1148" w:type="dxa"/>
+              <w:spacing w:before="0" w:after="20" w:line="240" w:lineRule="auto"/>
+              <w:jc w:val="center"/>
+            </w:pPr>
+            <w:r>
+              <w:rPr>
+                <w:rFonts w:ascii="Times New Roman" w:hAnsi="Times New Roman"/>
+                <w:b/>
+                <w:sz w:val="24"/>
+              </w:rPr>
+              <w:t>Всего часов</w:t>
+            </w:r>
+          </w:p>
+        </w:tc>
+        <w:tc>
+          <w:tcPr>
+            <w:tcW w:type="dxa" w:w="1587"/>
             <w:vMerge w:val="restart"/>
-            <w:tcBorders>
-              <w:top w:val="single" w:sz="4" w:space="0" w:color="000000"/>
-              <w:left w:val="single" w:sz="4" w:space="0" w:color="auto"/>
-              <w:bottom w:val="single" w:sz="4" w:space="0" w:color="000000"/>
-            </w:tcBorders>
             <w:vAlign w:val="center"/>
           </w:tcPr>
           <w:p>
             <w:pPr>
-              <w:pStyle w:val="Standard"/>
-              <w:ind w:firstLine="0"/>
-              <w:jc w:val="center"/>
-              <w:rPr>
-                <w:color w:val="auto"/>
-              </w:rPr>
-            </w:pPr>
-            <w:r>
-              <w:rPr>
-                <w:color w:val="auto"/>
-              </w:rPr>
-              <w:t>Практи-ческая подготовка</w:t>
-            </w:r>
-          </w:p>
-        </w:tc>
-        <w:tc>
-          <w:tcPr>
-            <w:tcW w:w="3373" w:type="dxa"/>
+              <w:spacing w:before="0" w:after="20" w:line="240" w:lineRule="auto"/>
+              <w:jc w:val="center"/>
+            </w:pPr>
+            <w:r>
+              <w:rPr>
+                <w:rFonts w:ascii="Times New Roman" w:hAnsi="Times New Roman"/>
+                <w:b/>
+                <w:sz w:val="24"/>
+              </w:rPr>
+              <w:t>В том числе практическая подготовка</w:t>
+            </w:r>
+          </w:p>
+        </w:tc>
+        <w:tc>
+          <w:tcPr>
+            <w:tcW w:type="dxa" w:w="3400"/>
             <w:gridSpan w:val="4"/>
-            <w:tcBorders>
-              <w:top w:val="single" w:sz="4" w:space="0" w:color="000000"/>
-              <w:left w:val="single" w:sz="4" w:space="0" w:color="000000"/>
-              <w:bottom w:val="single" w:sz="4" w:space="0" w:color="000000"/>
-              <w:right w:val="single" w:sz="4" w:space="0" w:color="000000"/>
-            </w:tcBorders>
             <w:vAlign w:val="center"/>
           </w:tcPr>
           <w:p>
             <w:pPr>
-              <w:pStyle w:val="Standard"/>
-              <w:ind w:firstLine="0"/>
-              <w:jc w:val="center"/>
-              <w:rPr>
-                <w:color w:val="auto"/>
-              </w:rPr>
-            </w:pPr>
-            <w:r>
-              <w:rPr>
-                <w:color w:val="auto"/>
-              </w:rPr>
-              <w:t>Семестры</w:t>
+              <w:spacing w:before="0" w:after="20" w:line="240" w:lineRule="auto"/>
+              <w:jc w:val="center"/>
+            </w:pPr>
+            <w:r>
+              <w:rPr>
+                <w:rFonts w:ascii="Times New Roman" w:hAnsi="Times New Roman"/>
+                <w:b/>
+                <w:sz w:val="24"/>
+              </w:rPr>
+              <w:t>Семестры / курсы</w:t>
             </w:r>
           </w:p>
         </w:tc>
       </w:tr>
       <w:tr>
-        <w:tc>
-          <w:tcPr>
-            <w:tcW w:w="4249" w:type="dxa"/>
+        <w:trPr>
+          <w:tblHeader/>
+        </w:trPr>
+        <w:tc>
+          <w:tcPr>
+            <w:tcW w:type="dxa" w:w="454"/>
+            <w:vMerge/>
+          </w:tcPr>
+          <w:p/>
+        </w:tc>
+        <w:tc>
+          <w:tcPr>
+            <w:tcW w:type="dxa" w:w="3175"/>
             <w:gridSpan w:val="2"/>
             <w:vMerge/>
-            <w:tcBorders>
-              <w:top w:val="single" w:sz="4" w:space="0" w:color="000000"/>
-              <w:left w:val="single" w:sz="4" w:space="0" w:color="000000"/>
-              <w:bottom w:val="single" w:sz="4" w:space="0" w:color="000000"/>
-            </w:tcBorders>
-            <w:tcMar>
-              <w:left w:w="108" w:type="dxa"/>
-              <w:right w:w="108" w:type="dxa"/>
-            </w:tcMar>
+          </w:tcPr>
+          <w:p/>
+        </w:tc>
+        <w:tc>
+          <w:tcPr>
+            <w:tcW w:type="dxa" w:w="737"/>
+            <w:vMerge/>
+          </w:tcPr>
+          <w:p/>
+        </w:tc>
+        <w:tc>
+          <w:tcPr>
+            <w:tcW w:type="dxa" w:w="1587"/>
+            <w:vMerge/>
+          </w:tcPr>
+          <w:p/>
+        </w:tc>
+        <w:tc>
+          <w:tcPr>
+            <w:tcW w:type="dxa" w:w="850"/>
             <w:vAlign w:val="center"/>
           </w:tcPr>
           <w:p>
             <w:pPr>
-              <w:suppressAutoHyphens w:val="0"/>
-              <w:rPr>
-                <w:rStyle w:val="Standard"/>
-                <w:color w:val="auto"/>
-                <w:sz w:val="24"/>
-              </w:rPr>
-            </w:pPr>
-          </w:p>
-        </w:tc>
-        <w:tc>
-          <w:tcPr>
-            <w:tcW w:w="884" w:type="dxa"/>
-            <w:vMerge/>
-            <w:tcBorders>
-              <w:top w:val="single" w:sz="4" w:space="0" w:color="000000"/>
-              <w:left w:val="single" w:sz="4" w:space="0" w:color="000000"/>
-              <w:bottom w:val="single" w:sz="4" w:space="0" w:color="000000"/>
-              <w:right w:val="single" w:sz="4" w:space="0" w:color="auto"/>
-            </w:tcBorders>
+              <w:spacing w:before="0" w:after="20" w:line="240" w:lineRule="auto"/>
+              <w:jc w:val="center"/>
+            </w:pPr>
+            <w:r>
+              <w:rPr>
+                <w:rFonts w:ascii="Times New Roman" w:hAnsi="Times New Roman"/>
+                <w:b/>
+                <w:sz w:val="24"/>
+              </w:rPr>
+              <w:t>№ 1</w:t>
+            </w:r>
+          </w:p>
+        </w:tc>
+        <w:tc>
+          <w:tcPr>
+            <w:tcW w:type="dxa" w:w="850"/>
             <w:vAlign w:val="center"/>
           </w:tcPr>
           <w:p>
             <w:pPr>
-              <w:suppressAutoHyphens w:val="0"/>
-              <w:rPr>
-                <w:rStyle w:val="Standard"/>
-                <w:color w:val="auto"/>
-                <w:sz w:val="24"/>
-              </w:rPr>
-            </w:pPr>
-          </w:p>
-        </w:tc>
-        <w:tc>
-          <w:tcPr>
-            <w:tcW w:w="1148" w:type="dxa"/>
-            <w:vMerge/>
-            <w:tcBorders>
-              <w:top w:val="single" w:sz="4" w:space="0" w:color="000000"/>
-              <w:left w:val="single" w:sz="4" w:space="0" w:color="auto"/>
-              <w:bottom w:val="single" w:sz="4" w:space="0" w:color="000000"/>
-            </w:tcBorders>
+              <w:spacing w:before="0" w:after="20" w:line="240" w:lineRule="auto"/>
+              <w:jc w:val="center"/>
+            </w:pPr>
+            <w:r>
+              <w:rPr>
+                <w:rFonts w:ascii="Times New Roman" w:hAnsi="Times New Roman"/>
+                <w:b/>
+                <w:sz w:val="24"/>
+              </w:rPr>
+              <w:t>№ 2</w:t>
+            </w:r>
+          </w:p>
+        </w:tc>
+        <w:tc>
+          <w:tcPr>
+            <w:tcW w:type="dxa" w:w="850"/>
             <w:vAlign w:val="center"/>
           </w:tcPr>
           <w:p>
             <w:pPr>
-              <w:suppressAutoHyphens w:val="0"/>
-              <w:rPr>
-                <w:rStyle w:val="Standard"/>
-                <w:color w:val="auto"/>
-                <w:sz w:val="24"/>
-              </w:rPr>
-            </w:pPr>
-          </w:p>
-        </w:tc>
-        <w:tc>
-          <w:tcPr>
-            <w:tcW w:w="856" w:type="dxa"/>
-            <w:tcBorders>
-              <w:top w:val="single" w:sz="4" w:space="0" w:color="000000"/>
-              <w:left w:val="single" w:sz="4" w:space="0" w:color="000000"/>
-              <w:bottom w:val="single" w:sz="4" w:space="0" w:color="000000"/>
-            </w:tcBorders>
+              <w:spacing w:before="0" w:after="20" w:line="240" w:lineRule="auto"/>
+              <w:jc w:val="center"/>
+            </w:pPr>
+            <w:r>
+              <w:rPr>
+                <w:rFonts w:ascii="Times New Roman" w:hAnsi="Times New Roman"/>
+                <w:b/>
+                <w:sz w:val="24"/>
+              </w:rPr>
+              <w:t>№ 3</w:t>
+            </w:r>
+          </w:p>
+        </w:tc>
+        <w:tc>
+          <w:tcPr>
+            <w:tcW w:type="dxa" w:w="850"/>
             <w:vAlign w:val="center"/>
           </w:tcPr>
           <w:p>
             <w:pPr>
-              <w:pStyle w:val="Standard"/>
-              <w:ind w:firstLine="0"/>
-              <w:jc w:val="center"/>
-              <w:rPr>
-                <w:color w:val="auto"/>
-                <w:lang w:val="en-US"/>
-              </w:rPr>
-            </w:pPr>
-            <w:r>
-              <w:rPr>
-                <w:color w:val="auto"/>
-              </w:rPr>
-              <w:t>№ 1</w:t>
-            </w:r>
-          </w:p>
-        </w:tc>
-        <w:tc>
-          <w:tcPr>
-            <w:tcW w:w="860" w:type="dxa"/>
-            <w:tcBorders>
-              <w:top w:val="single" w:sz="4" w:space="0" w:color="000000"/>
-              <w:left w:val="single" w:sz="4" w:space="0" w:color="000000"/>
-              <w:bottom w:val="single" w:sz="4" w:space="0" w:color="000000"/>
-            </w:tcBorders>
-            <w:vAlign w:val="center"/>
-          </w:tcPr>
-          <w:p>
-            <w:pPr>
-              <w:pStyle w:val="Standard"/>
-              <w:ind w:firstLine="0"/>
-              <w:jc w:val="center"/>
-              <w:rPr>
-                <w:color w:val="auto"/>
-                <w:lang w:val="en-US"/>
-              </w:rPr>
-            </w:pPr>
-            <w:r>
-              <w:rPr>
-                <w:color w:val="auto"/>
-              </w:rPr>
-              <w:t>№ 2</w:t>
-            </w:r>
-          </w:p>
-        </w:tc>
-        <w:tc>
-          <w:tcPr>
-            <w:tcW w:w="853" w:type="dxa"/>
-            <w:tcBorders>
-              <w:top w:val="single" w:sz="4" w:space="0" w:color="000000"/>
-              <w:left w:val="single" w:sz="4" w:space="0" w:color="000000"/>
-              <w:bottom w:val="single" w:sz="4" w:space="0" w:color="000000"/>
-            </w:tcBorders>
-            <w:vAlign w:val="center"/>
-          </w:tcPr>
-          <w:p>
-            <w:pPr>
-              <w:pStyle w:val="Standard"/>
-              <w:ind w:firstLine="0"/>
-              <w:jc w:val="center"/>
-              <w:rPr>
-                <w:color w:val="auto"/>
-              </w:rPr>
-            </w:pPr>
-            <w:r>
-              <w:t>№ 3</w:t>
-            </w:r>
-          </w:p>
-        </w:tc>
-        <w:tc>
-          <w:tcPr>
-            <w:tcW w:w="804" w:type="dxa"/>
-            <w:tcBorders>
-              <w:top w:val="single" w:sz="4" w:space="0" w:color="000000"/>
-              <w:left w:val="single" w:sz="4" w:space="0" w:color="000000"/>
-              <w:bottom w:val="single" w:sz="4" w:space="0" w:color="000000"/>
-              <w:right w:val="single" w:sz="4" w:space="0" w:color="000000"/>
-            </w:tcBorders>
-            <w:vAlign w:val="center"/>
-          </w:tcPr>
-          <w:p>
-            <w:pPr>
-              <w:pStyle w:val="Standard"/>
-              <w:ind w:firstLine="0"/>
-              <w:jc w:val="center"/>
-              <w:rPr>
-                <w:color w:val="auto"/>
-              </w:rPr>
-            </w:pPr>
-            <w:r>
+              <w:spacing w:before="0" w:after="20" w:line="240" w:lineRule="auto"/>
+              <w:jc w:val="center"/>
+            </w:pPr>
+            <w:r>
+              <w:rPr>
+                <w:rFonts w:ascii="Times New Roman" w:hAnsi="Times New Roman"/>
+                <w:b/>
+                <w:sz w:val="24"/>
+              </w:rPr>
               <w:t>№ 4</w:t>
             </w:r>
           </w:p>
         </w:tc>
       </w:tr>
       <w:tr>
-        <w:tc>
-          <w:tcPr>
-            <w:tcW w:w="4249" w:type="dxa"/>
+        <w:trPr>
+          <w:tblHeader/>
+        </w:trPr>
+        <w:tc>
+          <w:tcPr>
+            <w:tcW w:type="dxa" w:w="454"/>
+            <w:vMerge/>
+          </w:tcPr>
+          <w:p/>
+        </w:tc>
+        <w:tc>
+          <w:tcPr>
+            <w:tcW w:type="dxa" w:w="3175"/>
             <w:gridSpan w:val="2"/>
             <w:vMerge/>
-            <w:tcBorders>
-              <w:top w:val="single" w:sz="4" w:space="0" w:color="000000"/>
-              <w:left w:val="single" w:sz="4" w:space="0" w:color="000000"/>
-              <w:bottom w:val="single" w:sz="4" w:space="0" w:color="000000"/>
-            </w:tcBorders>
-            <w:tcMar>
-              <w:left w:w="108" w:type="dxa"/>
-              <w:right w:w="108" w:type="dxa"/>
-            </w:tcMar>
+          </w:tcPr>
+          <w:p/>
+        </w:tc>
+        <w:tc>
+          <w:tcPr>
+            <w:tcW w:type="dxa" w:w="737"/>
+            <w:vMerge/>
+          </w:tcPr>
+          <w:p/>
+        </w:tc>
+        <w:tc>
+          <w:tcPr>
+            <w:tcW w:type="dxa" w:w="1587"/>
+            <w:vMerge/>
+          </w:tcPr>
+          <w:p/>
+        </w:tc>
+        <w:tc>
+          <w:tcPr>
+            <w:tcW w:type="dxa" w:w="850"/>
             <w:vAlign w:val="center"/>
           </w:tcPr>
           <w:p>
             <w:pPr>
-              <w:suppressAutoHyphens w:val="0"/>
-              <w:rPr>
-                <w:rStyle w:val="Standard"/>
-                <w:color w:val="auto"/>
-                <w:sz w:val="24"/>
-              </w:rPr>
-            </w:pPr>
-          </w:p>
-        </w:tc>
-        <w:tc>
-          <w:tcPr>
-            <w:tcW w:w="884" w:type="dxa"/>
-            <w:vMerge/>
-            <w:tcBorders>
-              <w:top w:val="single" w:sz="4" w:space="0" w:color="000000"/>
-              <w:left w:val="single" w:sz="4" w:space="0" w:color="000000"/>
-              <w:bottom w:val="single" w:sz="4" w:space="0" w:color="000000"/>
-              <w:right w:val="single" w:sz="4" w:space="0" w:color="auto"/>
-            </w:tcBorders>
+              <w:spacing w:before="0" w:after="20" w:line="240" w:lineRule="auto"/>
+              <w:jc w:val="center"/>
+            </w:pPr>
+            <w:r>
+              <w:rPr>
+                <w:rFonts w:ascii="Times New Roman" w:hAnsi="Times New Roman"/>
+                <w:b/>
+                <w:sz w:val="24"/>
+              </w:rPr>
+              <w:t>часов</w:t>
+            </w:r>
+          </w:p>
+        </w:tc>
+        <w:tc>
+          <w:tcPr>
+            <w:tcW w:type="dxa" w:w="850"/>
             <w:vAlign w:val="center"/>
           </w:tcPr>
           <w:p>
             <w:pPr>
-              <w:suppressAutoHyphens w:val="0"/>
-              <w:rPr>
-                <w:rStyle w:val="Standard"/>
-                <w:color w:val="auto"/>
-                <w:sz w:val="24"/>
-              </w:rPr>
-            </w:pPr>
-          </w:p>
-        </w:tc>
-        <w:tc>
-          <w:tcPr>
-            <w:tcW w:w="1148" w:type="dxa"/>
-            <w:vMerge/>
-            <w:tcBorders>
-              <w:top w:val="single" w:sz="4" w:space="0" w:color="000000"/>
-              <w:left w:val="single" w:sz="4" w:space="0" w:color="auto"/>
-              <w:bottom w:val="single" w:sz="4" w:space="0" w:color="000000"/>
-            </w:tcBorders>
+              <w:spacing w:before="0" w:after="20" w:line="240" w:lineRule="auto"/>
+              <w:jc w:val="center"/>
+            </w:pPr>
+            <w:r>
+              <w:rPr>
+                <w:rFonts w:ascii="Times New Roman" w:hAnsi="Times New Roman"/>
+                <w:b/>
+                <w:sz w:val="24"/>
+              </w:rPr>
+              <w:t>часов</w:t>
+            </w:r>
+          </w:p>
+        </w:tc>
+        <w:tc>
+          <w:tcPr>
+            <w:tcW w:type="dxa" w:w="850"/>
             <w:vAlign w:val="center"/>
           </w:tcPr>
           <w:p>
             <w:pPr>
-              <w:suppressAutoHyphens w:val="0"/>
-              <w:rPr>
-                <w:rStyle w:val="Standard"/>
-                <w:color w:val="auto"/>
-                <w:sz w:val="24"/>
-              </w:rPr>
-            </w:pPr>
-          </w:p>
-        </w:tc>
-        <w:tc>
-          <w:tcPr>
-            <w:tcW w:w="856" w:type="dxa"/>
-            <w:tcBorders>
-              <w:top w:val="single" w:sz="4" w:space="0" w:color="000000"/>
-              <w:left w:val="single" w:sz="4" w:space="0" w:color="000000"/>
-              <w:bottom w:val="single" w:sz="4" w:space="0" w:color="000000"/>
-            </w:tcBorders>
+              <w:spacing w:before="0" w:after="20" w:line="240" w:lineRule="auto"/>
+              <w:jc w:val="center"/>
+            </w:pPr>
+            <w:r>
+              <w:rPr>
+                <w:rFonts w:ascii="Times New Roman" w:hAnsi="Times New Roman"/>
+                <w:b/>
+                <w:sz w:val="24"/>
+              </w:rPr>
+              <w:t>часов</w:t>
+            </w:r>
+          </w:p>
+        </w:tc>
+        <w:tc>
+          <w:tcPr>
+            <w:tcW w:type="dxa" w:w="850"/>
             <w:vAlign w:val="center"/>
           </w:tcPr>
           <w:p>
             <w:pPr>
-              <w:pStyle w:val="Standard"/>
-              <w:ind w:firstLine="0"/>
-              <w:jc w:val="center"/>
-              <w:rPr>
-                <w:color w:val="auto"/>
-              </w:rPr>
-            </w:pPr>
-            <w:r>
-              <w:rPr>
-                <w:color w:val="auto"/>
-              </w:rPr>
-              <w:t>часов</w:t>
-            </w:r>
-          </w:p>
-        </w:tc>
-        <w:tc>
-          <w:tcPr>
-            <w:tcW w:w="860" w:type="dxa"/>
-            <w:tcBorders>
-              <w:top w:val="single" w:sz="4" w:space="0" w:color="000000"/>
-              <w:left w:val="single" w:sz="4" w:space="0" w:color="000000"/>
-              <w:bottom w:val="single" w:sz="4" w:space="0" w:color="000000"/>
-            </w:tcBorders>
-            <w:vAlign w:val="center"/>
-          </w:tcPr>
-          <w:p>
-            <w:pPr>
-              <w:pStyle w:val="Standard"/>
-              <w:ind w:firstLine="0"/>
-              <w:jc w:val="center"/>
-              <w:rPr>
-                <w:color w:val="auto"/>
-              </w:rPr>
-            </w:pPr>
-            <w:r>
-              <w:rPr>
-                <w:color w:val="auto"/>
-              </w:rPr>
-              <w:t>часов</w:t>
-            </w:r>
-          </w:p>
-        </w:tc>
-        <w:tc>
-          <w:tcPr>
-            <w:tcW w:w="853" w:type="dxa"/>
-            <w:tcBorders>
-              <w:top w:val="single" w:sz="4" w:space="0" w:color="000000"/>
-              <w:left w:val="single" w:sz="4" w:space="0" w:color="000000"/>
-              <w:bottom w:val="single" w:sz="4" w:space="0" w:color="000000"/>
-            </w:tcBorders>
-            <w:vAlign w:val="center"/>
-          </w:tcPr>
-          <w:p>
-            <w:pPr>
-              <w:pStyle w:val="Standard"/>
-              <w:ind w:firstLine="0"/>
-              <w:jc w:val="center"/>
-              <w:rPr>
-                <w:color w:val="auto"/>
-              </w:rPr>
-            </w:pPr>
-            <w:r>
-              <w:t>часов</w:t>
-            </w:r>
-          </w:p>
-        </w:tc>
-        <w:tc>
-          <w:tcPr>
-            <w:tcW w:w="804" w:type="dxa"/>
-            <w:tcBorders>
-              <w:top w:val="single" w:sz="4" w:space="0" w:color="000000"/>
-              <w:left w:val="single" w:sz="4" w:space="0" w:color="000000"/>
-              <w:bottom w:val="single" w:sz="4" w:space="0" w:color="000000"/>
-              <w:right w:val="single" w:sz="4" w:space="0" w:color="000000"/>
-            </w:tcBorders>
-            <w:vAlign w:val="center"/>
-          </w:tcPr>
-          <w:p>
-            <w:pPr>
-              <w:pStyle w:val="Standard"/>
-              <w:ind w:firstLine="0"/>
-              <w:jc w:val="center"/>
-              <w:rPr>
-                <w:color w:val="auto"/>
-              </w:rPr>
-            </w:pPr>
-            <w:r>
+              <w:spacing w:before="0" w:after="20" w:line="240" w:lineRule="auto"/>
+              <w:jc w:val="center"/>
+            </w:pPr>
+            <w:r>
+              <w:rPr>
+                <w:rFonts w:ascii="Times New Roman" w:hAnsi="Times New Roman"/>
+                <w:b/>
+                <w:sz w:val="24"/>
+              </w:rPr>
               <w:t>часов</w:t>
             </w:r>
           </w:p>
@@ -3227,81 +2997,60 @@
       <w:tr>
         <w:tc>
           <w:tcPr>
-            <w:tcW w:w="4249" w:type="dxa"/>
+            <w:tcW w:type="dxa" w:w="454"/>
+            <w:vAlign w:val="center"/>
+          </w:tcPr>
+          <w:p>
+            <w:pPr>
+              <w:spacing w:before="0" w:after="20" w:line="240" w:lineRule="auto"/>
+              <w:jc w:val="center"/>
+            </w:pPr>
+            <w:r>
+              <w:rPr>
+                <w:rFonts w:ascii="Times New Roman" w:hAnsi="Times New Roman"/>
+                <w:b w:val="0"/>
+                <w:sz w:val="24"/>
+              </w:rPr>
+              <w:t>1</w:t>
+            </w:r>
+          </w:p>
+        </w:tc>
+        <w:tc>
+          <w:tcPr>
+            <w:tcW w:type="dxa" w:w="3175"/>
             <w:gridSpan w:val="2"/>
-            <w:tcBorders>
-              <w:top w:val="single" w:sz="4" w:space="0" w:color="000000"/>
-              <w:left w:val="single" w:sz="4" w:space="0" w:color="000000"/>
-              <w:bottom w:val="single" w:sz="4" w:space="0" w:color="000000"/>
-            </w:tcBorders>
-            <w:tcMar>
-              <w:left w:w="108" w:type="dxa"/>
-              <w:right w:w="108" w:type="dxa"/>
-            </w:tcMar>
-          </w:tcPr>
-          <w:p>
-            <w:pPr>
-              <w:pStyle w:val="Standard"/>
-              <w:ind w:firstLine="0"/>
-              <w:rPr>
-                <w:color w:val="auto"/>
-              </w:rPr>
-            </w:pPr>
-            <w:r>
-              <w:rPr>
-                <w:color w:val="auto"/>
-              </w:rPr>
-              <w:t>1.Контактная работа обучающихся с преподавателем (по видам учебных з</w:t>
-            </w:r>
-            <w:r>
-              <w:rPr>
-                <w:color w:val="auto"/>
-              </w:rPr>
-              <w:t>а</w:t>
-            </w:r>
-            <w:r>
-              <w:rPr>
-                <w:color w:val="auto"/>
-              </w:rPr>
-              <w:t>нятий) (вс</w:t>
-            </w:r>
-            <w:r>
-              <w:rPr>
-                <w:color w:val="auto"/>
-              </w:rPr>
-              <w:t>е</w:t>
-            </w:r>
-            <w:r>
-              <w:rPr>
-                <w:color w:val="auto"/>
-              </w:rPr>
-              <w:t>го)</w:t>
-            </w:r>
-          </w:p>
-        </w:tc>
-        <w:tc>
-          <w:tcPr>
-            <w:tcW w:w="884" w:type="dxa"/>
-            <w:tcBorders>
-              <w:top w:val="single" w:sz="4" w:space="0" w:color="000000"/>
-              <w:left w:val="single" w:sz="4" w:space="0" w:color="000000"/>
-              <w:bottom w:val="single" w:sz="4" w:space="0" w:color="000000"/>
-              <w:right w:val="single" w:sz="4" w:space="0" w:color="auto"/>
-            </w:tcBorders>
             <w:vAlign w:val="center"/>
           </w:tcPr>
           <w:p>
             <w:pPr>
-              <w:pStyle w:val="Standard"/>
-              <w:ind w:firstLine="0"/>
-              <w:jc w:val="center"/>
-              <w:rPr>
-                <w:color w:val="auto"/>
-              </w:rPr>
-            </w:pPr>
-            <w:r>
-              <w:rPr>
-                <w:color w:val="auto"/>
+              <w:spacing w:before="0" w:after="20" w:line="240" w:lineRule="auto"/>
+              <w:jc w:val="left"/>
+            </w:pPr>
+            <w:r>
+              <w:rPr>
+                <w:rFonts w:ascii="Times New Roman" w:hAnsi="Times New Roman"/>
+                <w:b/>
+                <w:sz w:val="24"/>
+              </w:rPr>
+              <w:t>Контактная работа обучающихся с преподавателем (по видам учебных занятий), всего</w:t>
+            </w:r>
+          </w:p>
+        </w:tc>
+        <w:tc>
+          <w:tcPr>
+            <w:tcW w:type="dxa" w:w="737"/>
+            <w:vAlign w:val="center"/>
+          </w:tcPr>
+          <w:p>
+            <w:pPr>
+              <w:spacing w:before="0" w:after="20" w:line="240" w:lineRule="auto"/>
+              <w:jc w:val="center"/>
+            </w:pPr>
+            <w:r>
+              <w:rPr>
+                <w:rFonts w:ascii="Times New Roman" w:hAnsi="Times New Roman"/>
+                <w:b w:val="0"/>
+                <w:sz w:val="24"/>
               </w:rPr>
               <w:t>272</w:t>
             </w:r>
@@ -3309,48 +3058,39 @@
         </w:tc>
         <w:tc>
           <w:tcPr>
-            <w:tcW w:w="1148" w:type="dxa"/>
-            <w:tcBorders>
-              <w:top w:val="single" w:sz="4" w:space="0" w:color="000000"/>
-              <w:left w:val="single" w:sz="4" w:space="0" w:color="auto"/>
-              <w:bottom w:val="single" w:sz="4" w:space="0" w:color="000000"/>
-            </w:tcBorders>
+            <w:tcW w:type="dxa" w:w="1587"/>
             <w:vAlign w:val="center"/>
           </w:tcPr>
           <w:p>
             <w:pPr>
-              <w:pStyle w:val="Standard"/>
-              <w:ind w:firstLine="0"/>
-              <w:jc w:val="center"/>
-              <w:rPr>
-                <w:color w:val="auto"/>
-              </w:rPr>
-            </w:pPr>
-            <w:r/>
-          </w:p>
-        </w:tc>
-        <w:tc>
-          <w:tcPr>
-            <w:tcW w:w="856" w:type="dxa"/>
-            <w:tcBorders>
-              <w:top w:val="single" w:sz="4" w:space="0" w:color="000000"/>
-              <w:left w:val="single" w:sz="4" w:space="0" w:color="000000"/>
-              <w:bottom w:val="single" w:sz="4" w:space="0" w:color="000000"/>
-            </w:tcBorders>
+              <w:spacing w:before="0" w:after="20" w:line="240" w:lineRule="auto"/>
+              <w:jc w:val="center"/>
+            </w:pPr>
+            <w:r>
+              <w:rPr>
+                <w:rFonts w:ascii="Times New Roman" w:hAnsi="Times New Roman"/>
+                <w:b w:val="0"/>
+                <w:sz w:val="24"/>
+              </w:rPr>
+              <w:t>30</w:t>
+            </w:r>
+          </w:p>
+        </w:tc>
+        <w:tc>
+          <w:tcPr>
+            <w:tcW w:type="dxa" w:w="850"/>
             <w:vAlign w:val="center"/>
           </w:tcPr>
           <w:p>
             <w:pPr>
-              <w:pStyle w:val="Standard"/>
-              <w:ind w:firstLine="0"/>
-              <w:jc w:val="center"/>
-              <w:rPr>
-                <w:color w:val="auto"/>
-              </w:rPr>
-            </w:pPr>
-            <w:r>
-              <w:rPr>
-                <w:color w:val="auto"/>
+              <w:spacing w:before="0" w:after="20" w:line="240" w:lineRule="auto"/>
+              <w:jc w:val="center"/>
+            </w:pPr>
+            <w:r>
+              <w:rPr>
+                <w:rFonts w:ascii="Times New Roman" w:hAnsi="Times New Roman"/>
+                <w:b w:val="0"/>
+                <w:sz w:val="24"/>
               </w:rPr>
               <w:t>68</w:t>
             </w:r>
@@ -3358,26 +3098,19 @@
         </w:tc>
         <w:tc>
           <w:tcPr>
-            <w:tcW w:w="860" w:type="dxa"/>
-            <w:tcBorders>
-              <w:top w:val="single" w:sz="4" w:space="0" w:color="000000"/>
-              <w:left w:val="single" w:sz="4" w:space="0" w:color="000000"/>
-              <w:bottom w:val="single" w:sz="4" w:space="0" w:color="000000"/>
-            </w:tcBorders>
+            <w:tcW w:type="dxa" w:w="850"/>
             <w:vAlign w:val="center"/>
           </w:tcPr>
           <w:p>
             <w:pPr>
-              <w:pStyle w:val="Standard"/>
-              <w:ind w:firstLine="0"/>
-              <w:jc w:val="center"/>
-              <w:rPr>
-                <w:color w:val="auto"/>
-              </w:rPr>
-            </w:pPr>
-            <w:r>
-              <w:rPr>
-                <w:color w:val="auto"/>
+              <w:spacing w:before="0" w:after="20" w:line="240" w:lineRule="auto"/>
+              <w:jc w:val="center"/>
+            </w:pPr>
+            <w:r>
+              <w:rPr>
+                <w:rFonts w:ascii="Times New Roman" w:hAnsi="Times New Roman"/>
+                <w:b w:val="0"/>
+                <w:sz w:val="24"/>
               </w:rPr>
               <w:t>68</w:t>
             </w:r>
@@ -3385,49 +3118,40 @@
         </w:tc>
         <w:tc>
           <w:tcPr>
-            <w:tcW w:w="853" w:type="dxa"/>
-            <w:tcBorders>
-              <w:top w:val="single" w:sz="4" w:space="0" w:color="000000"/>
-              <w:left w:val="single" w:sz="4" w:space="0" w:color="000000"/>
-              <w:bottom w:val="single" w:sz="4" w:space="0" w:color="000000"/>
-            </w:tcBorders>
+            <w:tcW w:type="dxa" w:w="850"/>
             <w:vAlign w:val="center"/>
           </w:tcPr>
           <w:p>
             <w:pPr>
-              <w:pStyle w:val="Standard"/>
-              <w:ind w:firstLine="0"/>
-              <w:jc w:val="center"/>
-              <w:rPr>
-                <w:color w:val="auto"/>
-              </w:rPr>
-            </w:pPr>
-            <w:r>
+              <w:spacing w:before="0" w:after="20" w:line="240" w:lineRule="auto"/>
+              <w:jc w:val="center"/>
+            </w:pPr>
+            <w:r>
+              <w:rPr>
+                <w:rFonts w:ascii="Times New Roman" w:hAnsi="Times New Roman"/>
+                <w:b w:val="0"/>
+                <w:sz w:val="24"/>
+              </w:rPr>
               <w:t>68</w:t>
             </w:r>
           </w:p>
         </w:tc>
         <w:tc>
           <w:tcPr>
-            <w:tcW w:w="804" w:type="dxa"/>
-            <w:tcBorders>
-              <w:top w:val="single" w:sz="4" w:space="0" w:color="000000"/>
-              <w:left w:val="single" w:sz="4" w:space="0" w:color="000000"/>
-              <w:bottom w:val="single" w:sz="4" w:space="0" w:color="000000"/>
-              <w:right w:val="single" w:sz="4" w:space="0" w:color="000000"/>
-            </w:tcBorders>
+            <w:tcW w:type="dxa" w:w="850"/>
             <w:vAlign w:val="center"/>
           </w:tcPr>
           <w:p>
             <w:pPr>
-              <w:pStyle w:val="Standard"/>
-              <w:ind w:firstLine="0"/>
-              <w:jc w:val="center"/>
-              <w:rPr>
-                <w:color w:val="auto"/>
-              </w:rPr>
-            </w:pPr>
-            <w:r>
+              <w:spacing w:before="0" w:after="20" w:line="240" w:lineRule="auto"/>
+              <w:jc w:val="center"/>
+            </w:pPr>
+            <w:r>
+              <w:rPr>
+                <w:rFonts w:ascii="Times New Roman" w:hAnsi="Times New Roman"/>
+                <w:b w:val="0"/>
+                <w:sz w:val="24"/>
+              </w:rPr>
               <w:t>68</w:t>
             </w:r>
           </w:p>
@@ -3436,187 +3160,118 @@
       <w:tr>
         <w:tc>
           <w:tcPr>
-            <w:tcW w:w="4249" w:type="dxa"/>
+            <w:tcW w:type="dxa" w:w="454"/>
+            <w:vAlign w:val="center"/>
+          </w:tcPr>
+          <w:p>
+            <w:pPr>
+              <w:spacing w:before="0" w:after="20" w:line="240" w:lineRule="auto"/>
+              <w:jc w:val="center"/>
+            </w:pPr>
+            <w:r>
+              <w:rPr>
+                <w:rFonts w:ascii="Times New Roman" w:hAnsi="Times New Roman"/>
+                <w:b w:val="0"/>
+                <w:sz w:val="24"/>
+              </w:rPr>
+            </w:r>
+          </w:p>
+        </w:tc>
+        <w:tc>
+          <w:tcPr>
+            <w:tcW w:type="dxa" w:w="3175"/>
             <w:gridSpan w:val="2"/>
-            <w:tcBorders>
-              <w:top w:val="single" w:sz="4" w:space="0" w:color="000000"/>
-              <w:left w:val="single" w:sz="4" w:space="0" w:color="000000"/>
-              <w:bottom w:val="single" w:sz="4" w:space="0" w:color="000000"/>
-            </w:tcBorders>
-            <w:tcMar>
-              <w:left w:w="108" w:type="dxa"/>
-              <w:right w:w="108" w:type="dxa"/>
-            </w:tcMar>
-          </w:tcPr>
-          <w:p>
-            <w:pPr>
-              <w:pStyle w:val="Standard"/>
-              <w:ind w:firstLine="0"/>
-              <w:rPr>
-                <w:color w:val="auto"/>
-              </w:rPr>
-            </w:pPr>
-            <w:r>
-              <w:rPr>
-                <w:color w:val="auto"/>
-              </w:rPr>
-              <w:t>В том числе:</w:t>
-            </w:r>
-          </w:p>
-        </w:tc>
-        <w:tc>
-          <w:tcPr>
-            <w:tcW w:w="884" w:type="dxa"/>
-            <w:tcBorders>
-              <w:top w:val="single" w:sz="4" w:space="0" w:color="000000"/>
-              <w:left w:val="single" w:sz="4" w:space="0" w:color="000000"/>
-              <w:bottom w:val="single" w:sz="4" w:space="0" w:color="000000"/>
-              <w:right w:val="single" w:sz="4" w:space="0" w:color="auto"/>
-            </w:tcBorders>
-          </w:tcPr>
-          <w:p>
-            <w:pPr>
-              <w:pStyle w:val="Standard"/>
-              <w:ind w:firstLine="0"/>
-              <w:rPr>
-                <w:color w:val="auto"/>
-              </w:rPr>
-            </w:pPr>
-            <w:r/>
-          </w:p>
-        </w:tc>
-        <w:tc>
-          <w:tcPr>
-            <w:tcW w:w="1148" w:type="dxa"/>
-            <w:tcBorders>
-              <w:top w:val="single" w:sz="4" w:space="0" w:color="000000"/>
-              <w:left w:val="single" w:sz="4" w:space="0" w:color="auto"/>
-              <w:bottom w:val="single" w:sz="4" w:space="0" w:color="000000"/>
-            </w:tcBorders>
-          </w:tcPr>
-          <w:p>
-            <w:pPr>
-              <w:pStyle w:val="Standard"/>
-              <w:ind w:firstLine="0"/>
-              <w:rPr>
-                <w:color w:val="auto"/>
-              </w:rPr>
-            </w:pPr>
-            <w:r/>
-          </w:p>
-        </w:tc>
-        <w:tc>
-          <w:tcPr>
-            <w:tcW w:w="856" w:type="dxa"/>
-            <w:tcBorders>
-              <w:top w:val="single" w:sz="4" w:space="0" w:color="000000"/>
-              <w:left w:val="single" w:sz="4" w:space="0" w:color="000000"/>
-              <w:bottom w:val="single" w:sz="4" w:space="0" w:color="000000"/>
-            </w:tcBorders>
-          </w:tcPr>
-          <w:p>
-            <w:pPr>
-              <w:pStyle w:val="Standard"/>
-              <w:ind w:firstLine="0"/>
-              <w:jc w:val="center"/>
-              <w:rPr>
-                <w:color w:val="auto"/>
-              </w:rPr>
-            </w:pPr>
-            <w:r/>
-          </w:p>
-        </w:tc>
-        <w:tc>
-          <w:tcPr>
-            <w:tcW w:w="860" w:type="dxa"/>
-            <w:tcBorders>
-              <w:top w:val="single" w:sz="4" w:space="0" w:color="000000"/>
-              <w:left w:val="single" w:sz="4" w:space="0" w:color="000000"/>
-              <w:bottom w:val="single" w:sz="4" w:space="0" w:color="000000"/>
-            </w:tcBorders>
-          </w:tcPr>
-          <w:p>
-            <w:pPr>
-              <w:pStyle w:val="Standard"/>
-              <w:ind w:firstLine="0"/>
-              <w:jc w:val="center"/>
-              <w:rPr>
-                <w:color w:val="auto"/>
-              </w:rPr>
-            </w:pPr>
-            <w:r/>
-          </w:p>
-        </w:tc>
-        <w:tc>
-          <w:tcPr>
-            <w:tcW w:w="853" w:type="dxa"/>
-            <w:tcBorders>
-              <w:top w:val="single" w:sz="4" w:space="0" w:color="000000"/>
-              <w:left w:val="single" w:sz="4" w:space="0" w:color="000000"/>
-              <w:bottom w:val="single" w:sz="4" w:space="0" w:color="000000"/>
-            </w:tcBorders>
-          </w:tcPr>
-          <w:p>
-            <w:pPr>
-              <w:pStyle w:val="Standard"/>
-              <w:ind w:firstLine="0"/>
-              <w:jc w:val="center"/>
-              <w:rPr>
-                <w:color w:val="auto"/>
-              </w:rPr>
-            </w:pPr>
-            <w:r/>
-          </w:p>
-        </w:tc>
-        <w:tc>
-          <w:tcPr>
-            <w:tcW w:w="804" w:type="dxa"/>
-            <w:tcBorders>
-              <w:top w:val="single" w:sz="4" w:space="0" w:color="000000"/>
-              <w:left w:val="single" w:sz="4" w:space="0" w:color="000000"/>
-              <w:bottom w:val="single" w:sz="4" w:space="0" w:color="000000"/>
-              <w:right w:val="single" w:sz="4" w:space="0" w:color="000000"/>
-            </w:tcBorders>
-          </w:tcPr>
-          <w:p>
-            <w:pPr>
-              <w:pStyle w:val="Standard"/>
-              <w:ind w:firstLine="0"/>
-              <w:jc w:val="center"/>
-              <w:rPr>
-                <w:color w:val="auto"/>
-              </w:rPr>
-            </w:pPr>
-            <w:r/>
-          </w:p>
+            <w:vAlign w:val="center"/>
+          </w:tcPr>
+          <w:p>
+            <w:pPr>
+              <w:spacing w:before="0" w:after="20" w:line="240" w:lineRule="auto"/>
+              <w:jc w:val="left"/>
+            </w:pPr>
+            <w:r>
+              <w:rPr>
+                <w:rFonts w:ascii="Times New Roman" w:hAnsi="Times New Roman"/>
+                <w:b w:val="0"/>
+                <w:sz w:val="24"/>
+              </w:rPr>
+              <w:t>в том числе:</w:t>
+            </w:r>
+          </w:p>
+        </w:tc>
+        <w:tc>
+          <w:tcPr>
+            <w:tcW w:type="dxa" w:w="737"/>
+          </w:tcPr>
+          <w:p/>
+        </w:tc>
+        <w:tc>
+          <w:tcPr>
+            <w:tcW w:type="dxa" w:w="1587"/>
+          </w:tcPr>
+          <w:p/>
+        </w:tc>
+        <w:tc>
+          <w:tcPr>
+            <w:tcW w:type="dxa" w:w="850"/>
+          </w:tcPr>
+          <w:p/>
+        </w:tc>
+        <w:tc>
+          <w:tcPr>
+            <w:tcW w:type="dxa" w:w="850"/>
+          </w:tcPr>
+          <w:p/>
+        </w:tc>
+        <w:tc>
+          <w:tcPr>
+            <w:tcW w:type="dxa" w:w="850"/>
+          </w:tcPr>
+          <w:p/>
+        </w:tc>
+        <w:tc>
+          <w:tcPr>
+            <w:tcW w:type="dxa" w:w="850"/>
+          </w:tcPr>
+          <w:p/>
         </w:tc>
       </w:tr>
       <w:tr>
         <w:tc>
           <w:tcPr>
-            <w:tcW w:w="4249" w:type="dxa"/>
+            <w:tcW w:type="dxa" w:w="454"/>
+            <w:vAlign w:val="center"/>
+          </w:tcPr>
+          <w:p>
+            <w:pPr>
+              <w:spacing w:before="0" w:after="20" w:line="240" w:lineRule="auto"/>
+              <w:jc w:val="center"/>
+            </w:pPr>
+            <w:r>
+              <w:rPr>
+                <w:rFonts w:ascii="Times New Roman" w:hAnsi="Times New Roman"/>
+                <w:b w:val="0"/>
+                <w:sz w:val="24"/>
+              </w:rPr>
+              <w:t>1.1</w:t>
+            </w:r>
+          </w:p>
+        </w:tc>
+        <w:tc>
+          <w:tcPr>
+            <w:tcW w:type="dxa" w:w="3175"/>
             <w:gridSpan w:val="2"/>
-            <w:tcBorders>
-              <w:top w:val="single" w:sz="4" w:space="0" w:color="000000"/>
-              <w:left w:val="single" w:sz="4" w:space="0" w:color="000000"/>
-              <w:bottom w:val="single" w:sz="4" w:space="0" w:color="000000"/>
-            </w:tcBorders>
-            <w:tcMar>
-              <w:left w:w="108" w:type="dxa"/>
-              <w:right w:w="108" w:type="dxa"/>
-            </w:tcMar>
-          </w:tcPr>
-          <w:p>
-            <w:pPr>
-              <w:pStyle w:val="Standard"/>
-              <w:ind w:firstLine="0"/>
-              <w:rPr>
-                <w:color w:val="auto"/>
-              </w:rPr>
-            </w:pPr>
-            <w:r>
-              <w:rPr>
-                <w:color w:val="auto"/>
+            <w:vAlign w:val="center"/>
+          </w:tcPr>
+          <w:p>
+            <w:pPr>
+              <w:spacing w:before="0" w:after="20" w:line="240" w:lineRule="auto"/>
+              <w:jc w:val="left"/>
+            </w:pPr>
+            <w:r>
+              <w:rPr>
+                <w:rFonts w:ascii="Times New Roman" w:hAnsi="Times New Roman"/>
+                <w:b w:val="0"/>
+                <w:sz w:val="24"/>
               </w:rPr>
               <w:t>Лекции (Л)</w:t>
             </w:r>
@@ -3624,26 +3279,19 @@
         </w:tc>
         <w:tc>
           <w:tcPr>
-            <w:tcW w:w="884" w:type="dxa"/>
-            <w:tcBorders>
-              <w:top w:val="single" w:sz="4" w:space="0" w:color="000000"/>
-              <w:left w:val="single" w:sz="4" w:space="0" w:color="000000"/>
-              <w:bottom w:val="single" w:sz="4" w:space="0" w:color="000000"/>
-              <w:right w:val="single" w:sz="4" w:space="0" w:color="auto"/>
-            </w:tcBorders>
-          </w:tcPr>
-          <w:p>
-            <w:pPr>
-              <w:pStyle w:val="Standard"/>
-              <w:ind w:firstLine="0"/>
-              <w:jc w:val="center"/>
-              <w:rPr>
-                <w:color w:val="auto"/>
-              </w:rPr>
-            </w:pPr>
-            <w:r>
-              <w:rPr>
-                <w:color w:val="auto"/>
+            <w:tcW w:type="dxa" w:w="737"/>
+            <w:vAlign w:val="center"/>
+          </w:tcPr>
+          <w:p>
+            <w:pPr>
+              <w:spacing w:before="0" w:after="20" w:line="240" w:lineRule="auto"/>
+              <w:jc w:val="center"/>
+            </w:pPr>
+            <w:r>
+              <w:rPr>
+                <w:rFonts w:ascii="Times New Roman" w:hAnsi="Times New Roman"/>
+                <w:b w:val="0"/>
+                <w:sz w:val="24"/>
               </w:rPr>
               <w:t>136</w:t>
             </w:r>
@@ -3651,46 +3299,39 @@
         </w:tc>
         <w:tc>
           <w:tcPr>
-            <w:tcW w:w="1148" w:type="dxa"/>
-            <w:tcBorders>
-              <w:top w:val="single" w:sz="4" w:space="0" w:color="000000"/>
-              <w:left w:val="single" w:sz="4" w:space="0" w:color="auto"/>
-              <w:bottom w:val="single" w:sz="4" w:space="0" w:color="000000"/>
-            </w:tcBorders>
-          </w:tcPr>
-          <w:p>
-            <w:pPr>
-              <w:pStyle w:val="Standard"/>
-              <w:ind w:firstLine="0"/>
-              <w:jc w:val="center"/>
-              <w:rPr>
-                <w:color w:val="auto"/>
-              </w:rPr>
-            </w:pPr>
-            <w:r/>
-          </w:p>
-        </w:tc>
-        <w:tc>
-          <w:tcPr>
-            <w:tcW w:w="856" w:type="dxa"/>
-            <w:tcBorders>
-              <w:top w:val="single" w:sz="4" w:space="0" w:color="000000"/>
-              <w:left w:val="single" w:sz="4" w:space="0" w:color="000000"/>
-              <w:bottom w:val="single" w:sz="4" w:space="0" w:color="000000"/>
-            </w:tcBorders>
-          </w:tcPr>
-          <w:p>
-            <w:pPr>
-              <w:pStyle w:val="Standard"/>
-              <w:ind w:firstLine="0"/>
-              <w:jc w:val="center"/>
-              <w:rPr>
-                <w:color w:val="auto"/>
-              </w:rPr>
-            </w:pPr>
-            <w:r>
-              <w:rPr>
-                <w:color w:val="auto"/>
+            <w:tcW w:type="dxa" w:w="1587"/>
+            <w:vAlign w:val="center"/>
+          </w:tcPr>
+          <w:p>
+            <w:pPr>
+              <w:spacing w:before="0" w:after="20" w:line="240" w:lineRule="auto"/>
+              <w:jc w:val="center"/>
+            </w:pPr>
+            <w:r>
+              <w:rPr>
+                <w:rFonts w:ascii="Times New Roman" w:hAnsi="Times New Roman"/>
+                <w:b w:val="0"/>
+                <w:sz w:val="24"/>
+              </w:rPr>
+              <w:t>0</w:t>
+            </w:r>
+          </w:p>
+        </w:tc>
+        <w:tc>
+          <w:tcPr>
+            <w:tcW w:type="dxa" w:w="850"/>
+            <w:vAlign w:val="center"/>
+          </w:tcPr>
+          <w:p>
+            <w:pPr>
+              <w:spacing w:before="0" w:after="20" w:line="240" w:lineRule="auto"/>
+              <w:jc w:val="center"/>
+            </w:pPr>
+            <w:r>
+              <w:rPr>
+                <w:rFonts w:ascii="Times New Roman" w:hAnsi="Times New Roman"/>
+                <w:b w:val="0"/>
+                <w:sz w:val="24"/>
               </w:rPr>
               <w:t>34</w:t>
             </w:r>
@@ -3698,25 +3339,19 @@
         </w:tc>
         <w:tc>
           <w:tcPr>
-            <w:tcW w:w="860" w:type="dxa"/>
-            <w:tcBorders>
-              <w:top w:val="single" w:sz="4" w:space="0" w:color="000000"/>
-              <w:left w:val="single" w:sz="4" w:space="0" w:color="000000"/>
-              <w:bottom w:val="single" w:sz="4" w:space="0" w:color="000000"/>
-            </w:tcBorders>
-          </w:tcPr>
-          <w:p>
-            <w:pPr>
-              <w:pStyle w:val="Standard"/>
-              <w:ind w:firstLine="0"/>
-              <w:jc w:val="center"/>
-              <w:rPr>
-                <w:color w:val="auto"/>
-              </w:rPr>
-            </w:pPr>
-            <w:r>
-              <w:rPr>
-                <w:color w:val="auto"/>
+            <w:tcW w:type="dxa" w:w="850"/>
+            <w:vAlign w:val="center"/>
+          </w:tcPr>
+          <w:p>
+            <w:pPr>
+              <w:spacing w:before="0" w:after="20" w:line="240" w:lineRule="auto"/>
+              <w:jc w:val="center"/>
+            </w:pPr>
+            <w:r>
+              <w:rPr>
+                <w:rFonts w:ascii="Times New Roman" w:hAnsi="Times New Roman"/>
+                <w:b w:val="0"/>
+                <w:sz w:val="24"/>
               </w:rPr>
               <w:t>34</w:t>
             </w:r>
@@ -3724,47 +3359,40 @@
         </w:tc>
         <w:tc>
           <w:tcPr>
-            <w:tcW w:w="853" w:type="dxa"/>
-            <w:tcBorders>
-              <w:top w:val="single" w:sz="4" w:space="0" w:color="000000"/>
-              <w:left w:val="single" w:sz="4" w:space="0" w:color="000000"/>
-              <w:bottom w:val="single" w:sz="4" w:space="0" w:color="000000"/>
-            </w:tcBorders>
-          </w:tcPr>
-          <w:p>
-            <w:pPr>
-              <w:pStyle w:val="Standard"/>
-              <w:ind w:firstLine="0"/>
-              <w:jc w:val="center"/>
-              <w:rPr>
-                <w:color w:val="auto"/>
-              </w:rPr>
-            </w:pPr>
-            <w:r>
+            <w:tcW w:type="dxa" w:w="850"/>
+            <w:vAlign w:val="center"/>
+          </w:tcPr>
+          <w:p>
+            <w:pPr>
+              <w:spacing w:before="0" w:after="20" w:line="240" w:lineRule="auto"/>
+              <w:jc w:val="center"/>
+            </w:pPr>
+            <w:r>
+              <w:rPr>
+                <w:rFonts w:ascii="Times New Roman" w:hAnsi="Times New Roman"/>
+                <w:b w:val="0"/>
+                <w:sz w:val="24"/>
+              </w:rPr>
               <w:t>34</w:t>
             </w:r>
           </w:p>
         </w:tc>
         <w:tc>
           <w:tcPr>
-            <w:tcW w:w="804" w:type="dxa"/>
-            <w:tcBorders>
-              <w:top w:val="single" w:sz="4" w:space="0" w:color="000000"/>
-              <w:left w:val="single" w:sz="4" w:space="0" w:color="000000"/>
-              <w:bottom w:val="single" w:sz="4" w:space="0" w:color="000000"/>
-              <w:right w:val="single" w:sz="4" w:space="0" w:color="000000"/>
-            </w:tcBorders>
-          </w:tcPr>
-          <w:p>
-            <w:pPr>
-              <w:pStyle w:val="Standard"/>
-              <w:ind w:firstLine="0"/>
-              <w:jc w:val="center"/>
-              <w:rPr>
-                <w:color w:val="auto"/>
-              </w:rPr>
-            </w:pPr>
-            <w:r>
+            <w:tcW w:type="dxa" w:w="850"/>
+            <w:vAlign w:val="center"/>
+          </w:tcPr>
+          <w:p>
+            <w:pPr>
+              <w:spacing w:before="0" w:after="20" w:line="240" w:lineRule="auto"/>
+              <w:jc w:val="center"/>
+            </w:pPr>
+            <w:r>
+              <w:rPr>
+                <w:rFonts w:ascii="Times New Roman" w:hAnsi="Times New Roman"/>
+                <w:b w:val="0"/>
+                <w:sz w:val="24"/>
+              </w:rPr>
               <w:t>34</w:t>
             </w:r>
           </w:p>
@@ -3773,366 +3401,325 @@
       <w:tr>
         <w:tc>
           <w:tcPr>
-            <w:tcW w:w="4249" w:type="dxa"/>
+            <w:tcW w:type="dxa" w:w="454"/>
+            <w:vAlign w:val="center"/>
+          </w:tcPr>
+          <w:p>
+            <w:pPr>
+              <w:spacing w:before="0" w:after="20" w:line="240" w:lineRule="auto"/>
+              <w:jc w:val="center"/>
+            </w:pPr>
+            <w:r>
+              <w:rPr>
+                <w:rFonts w:ascii="Times New Roman" w:hAnsi="Times New Roman"/>
+                <w:b w:val="0"/>
+                <w:sz w:val="24"/>
+              </w:rPr>
+              <w:t>1.2</w:t>
+            </w:r>
+          </w:p>
+        </w:tc>
+        <w:tc>
+          <w:tcPr>
+            <w:tcW w:type="dxa" w:w="3175"/>
             <w:gridSpan w:val="2"/>
-            <w:tcBorders>
-              <w:top w:val="single" w:sz="4" w:space="0" w:color="000000"/>
-              <w:left w:val="single" w:sz="4" w:space="0" w:color="000000"/>
-              <w:bottom w:val="single" w:sz="4" w:space="0" w:color="000000"/>
-            </w:tcBorders>
-            <w:tcMar>
-              <w:left w:w="108" w:type="dxa"/>
-              <w:right w:w="108" w:type="dxa"/>
-            </w:tcMar>
-          </w:tcPr>
-          <w:p>
-            <w:pPr>
-              <w:pStyle w:val="Standard"/>
-              <w:ind w:firstLine="0"/>
-              <w:rPr>
-                <w:color w:val="auto"/>
-              </w:rPr>
-            </w:pPr>
-            <w:r>
-              <w:rPr>
-                <w:color w:val="auto"/>
-              </w:rPr>
-              <w:t>Практические занятия (ПЗ), семин</w:t>
-            </w:r>
-            <w:r>
-              <w:rPr>
-                <w:color w:val="auto"/>
-              </w:rPr>
-              <w:t>а</w:t>
-            </w:r>
-            <w:r>
-              <w:rPr>
-                <w:color w:val="auto"/>
-              </w:rPr>
-              <w:t>ры (С)</w:t>
-            </w:r>
-          </w:p>
-        </w:tc>
-        <w:tc>
-          <w:tcPr>
-            <w:tcW w:w="884" w:type="dxa"/>
-            <w:tcBorders>
-              <w:top w:val="single" w:sz="4" w:space="0" w:color="000000"/>
-              <w:left w:val="single" w:sz="4" w:space="0" w:color="000000"/>
-              <w:bottom w:val="single" w:sz="4" w:space="0" w:color="000000"/>
-              <w:right w:val="single" w:sz="4" w:space="0" w:color="auto"/>
-            </w:tcBorders>
             <w:vAlign w:val="center"/>
           </w:tcPr>
           <w:p>
             <w:pPr>
-              <w:pStyle w:val="Standard"/>
-              <w:ind w:firstLine="0"/>
-              <w:jc w:val="center"/>
-              <w:rPr>
-                <w:color w:val="auto"/>
-              </w:rPr>
-            </w:pPr>
-            <w:r/>
-          </w:p>
-        </w:tc>
-        <w:tc>
-          <w:tcPr>
-            <w:tcW w:w="1148" w:type="dxa"/>
-            <w:tcBorders>
-              <w:top w:val="single" w:sz="4" w:space="0" w:color="000000"/>
-              <w:left w:val="single" w:sz="4" w:space="0" w:color="auto"/>
-              <w:bottom w:val="single" w:sz="4" w:space="0" w:color="000000"/>
-            </w:tcBorders>
+              <w:spacing w:before="0" w:after="20" w:line="240" w:lineRule="auto"/>
+              <w:jc w:val="left"/>
+            </w:pPr>
+            <w:r>
+              <w:rPr>
+                <w:rFonts w:ascii="Times New Roman" w:hAnsi="Times New Roman"/>
+                <w:b w:val="0"/>
+                <w:sz w:val="24"/>
+              </w:rPr>
+              <w:t>Практические занятия (ПЗ)</w:t>
+            </w:r>
+          </w:p>
+        </w:tc>
+        <w:tc>
+          <w:tcPr>
+            <w:tcW w:type="dxa" w:w="737"/>
             <w:vAlign w:val="center"/>
           </w:tcPr>
           <w:p>
             <w:pPr>
-              <w:pStyle w:val="Standard"/>
-              <w:ind w:firstLine="0"/>
-              <w:jc w:val="center"/>
-              <w:rPr>
-                <w:color w:val="auto"/>
-              </w:rPr>
-            </w:pPr>
-            <w:r/>
-          </w:p>
-        </w:tc>
-        <w:tc>
-          <w:tcPr>
-            <w:tcW w:w="856" w:type="dxa"/>
-            <w:tcBorders>
-              <w:top w:val="single" w:sz="4" w:space="0" w:color="000000"/>
-              <w:left w:val="single" w:sz="4" w:space="0" w:color="000000"/>
-              <w:bottom w:val="single" w:sz="4" w:space="0" w:color="000000"/>
-            </w:tcBorders>
+              <w:spacing w:before="0" w:after="20" w:line="240" w:lineRule="auto"/>
+              <w:jc w:val="center"/>
+            </w:pPr>
+            <w:r>
+              <w:rPr>
+                <w:rFonts w:ascii="Times New Roman" w:hAnsi="Times New Roman"/>
+                <w:b w:val="0"/>
+                <w:sz w:val="24"/>
+              </w:rPr>
+              <w:t>0</w:t>
+            </w:r>
+          </w:p>
+        </w:tc>
+        <w:tc>
+          <w:tcPr>
+            <w:tcW w:type="dxa" w:w="1587"/>
             <w:vAlign w:val="center"/>
           </w:tcPr>
           <w:p>
             <w:pPr>
-              <w:pStyle w:val="Standard"/>
-              <w:ind w:firstLine="0"/>
-              <w:jc w:val="center"/>
-              <w:rPr>
-                <w:color w:val="auto"/>
-              </w:rPr>
-            </w:pPr>
-            <w:r/>
-          </w:p>
-        </w:tc>
-        <w:tc>
-          <w:tcPr>
-            <w:tcW w:w="860" w:type="dxa"/>
-            <w:tcBorders>
-              <w:top w:val="single" w:sz="4" w:space="0" w:color="000000"/>
-              <w:left w:val="single" w:sz="4" w:space="0" w:color="000000"/>
-              <w:bottom w:val="single" w:sz="4" w:space="0" w:color="000000"/>
-            </w:tcBorders>
+              <w:spacing w:before="0" w:after="20" w:line="240" w:lineRule="auto"/>
+              <w:jc w:val="center"/>
+            </w:pPr>
+            <w:r>
+              <w:rPr>
+                <w:rFonts w:ascii="Times New Roman" w:hAnsi="Times New Roman"/>
+                <w:b w:val="0"/>
+                <w:sz w:val="24"/>
+              </w:rPr>
+              <w:t>0</w:t>
+            </w:r>
+          </w:p>
+        </w:tc>
+        <w:tc>
+          <w:tcPr>
+            <w:tcW w:type="dxa" w:w="850"/>
             <w:vAlign w:val="center"/>
           </w:tcPr>
           <w:p>
             <w:pPr>
-              <w:pStyle w:val="Standard"/>
-              <w:ind w:firstLine="0"/>
-              <w:jc w:val="center"/>
-              <w:rPr>
-                <w:color w:val="auto"/>
-              </w:rPr>
-            </w:pPr>
-            <w:r/>
-          </w:p>
-        </w:tc>
-        <w:tc>
-          <w:tcPr>
-            <w:tcW w:w="853" w:type="dxa"/>
-            <w:tcBorders>
-              <w:top w:val="single" w:sz="4" w:space="0" w:color="000000"/>
-              <w:left w:val="single" w:sz="4" w:space="0" w:color="000000"/>
-              <w:bottom w:val="single" w:sz="4" w:space="0" w:color="000000"/>
-            </w:tcBorders>
+              <w:spacing w:before="0" w:after="20" w:line="240" w:lineRule="auto"/>
+              <w:jc w:val="center"/>
+            </w:pPr>
+            <w:r>
+              <w:rPr>
+                <w:rFonts w:ascii="Times New Roman" w:hAnsi="Times New Roman"/>
+                <w:b w:val="0"/>
+                <w:sz w:val="24"/>
+              </w:rPr>
+              <w:t>0</w:t>
+            </w:r>
+          </w:p>
+        </w:tc>
+        <w:tc>
+          <w:tcPr>
+            <w:tcW w:type="dxa" w:w="850"/>
             <w:vAlign w:val="center"/>
           </w:tcPr>
           <w:p>
             <w:pPr>
-              <w:pStyle w:val="Standard"/>
-              <w:ind w:firstLine="0"/>
-              <w:jc w:val="center"/>
-              <w:rPr>
-                <w:color w:val="auto"/>
-              </w:rPr>
-            </w:pPr>
-            <w:r/>
-          </w:p>
-        </w:tc>
-        <w:tc>
-          <w:tcPr>
-            <w:tcW w:w="804" w:type="dxa"/>
-            <w:tcBorders>
-              <w:top w:val="single" w:sz="4" w:space="0" w:color="000000"/>
-              <w:left w:val="single" w:sz="4" w:space="0" w:color="000000"/>
-              <w:bottom w:val="single" w:sz="4" w:space="0" w:color="000000"/>
-              <w:right w:val="single" w:sz="4" w:space="0" w:color="000000"/>
-            </w:tcBorders>
+              <w:spacing w:before="0" w:after="20" w:line="240" w:lineRule="auto"/>
+              <w:jc w:val="center"/>
+            </w:pPr>
+            <w:r>
+              <w:rPr>
+                <w:rFonts w:ascii="Times New Roman" w:hAnsi="Times New Roman"/>
+                <w:b w:val="0"/>
+                <w:sz w:val="24"/>
+              </w:rPr>
+              <w:t>0</w:t>
+            </w:r>
+          </w:p>
+        </w:tc>
+        <w:tc>
+          <w:tcPr>
+            <w:tcW w:type="dxa" w:w="850"/>
             <w:vAlign w:val="center"/>
           </w:tcPr>
           <w:p>
             <w:pPr>
-              <w:pStyle w:val="Standard"/>
-              <w:ind w:firstLine="0"/>
-              <w:jc w:val="center"/>
-              <w:rPr>
-                <w:color w:val="auto"/>
-              </w:rPr>
-            </w:pPr>
-            <w:r/>
+              <w:spacing w:before="0" w:after="20" w:line="240" w:lineRule="auto"/>
+              <w:jc w:val="center"/>
+            </w:pPr>
+            <w:r>
+              <w:rPr>
+                <w:rFonts w:ascii="Times New Roman" w:hAnsi="Times New Roman"/>
+                <w:b w:val="0"/>
+                <w:sz w:val="24"/>
+              </w:rPr>
+              <w:t>0</w:t>
+            </w:r>
+          </w:p>
+        </w:tc>
+        <w:tc>
+          <w:tcPr>
+            <w:tcW w:type="dxa" w:w="850"/>
+            <w:vAlign w:val="center"/>
+          </w:tcPr>
+          <w:p>
+            <w:pPr>
+              <w:spacing w:before="0" w:after="20" w:line="240" w:lineRule="auto"/>
+              <w:jc w:val="center"/>
+            </w:pPr>
+            <w:r>
+              <w:rPr>
+                <w:rFonts w:ascii="Times New Roman" w:hAnsi="Times New Roman"/>
+                <w:b w:val="0"/>
+                <w:sz w:val="24"/>
+              </w:rPr>
+              <w:t>0</w:t>
+            </w:r>
           </w:p>
         </w:tc>
       </w:tr>
       <w:tr>
         <w:tc>
           <w:tcPr>
-            <w:tcW w:w="4249" w:type="dxa"/>
+            <w:tcW w:type="dxa" w:w="454"/>
+            <w:vAlign w:val="center"/>
+          </w:tcPr>
+          <w:p>
+            <w:pPr>
+              <w:spacing w:before="0" w:after="20" w:line="240" w:lineRule="auto"/>
+              <w:jc w:val="center"/>
+            </w:pPr>
+            <w:r>
+              <w:rPr>
+                <w:rFonts w:ascii="Times New Roman" w:hAnsi="Times New Roman"/>
+                <w:b w:val="0"/>
+                <w:sz w:val="24"/>
+              </w:rPr>
+              <w:t>1.3</w:t>
+            </w:r>
+          </w:p>
+        </w:tc>
+        <w:tc>
+          <w:tcPr>
+            <w:tcW w:type="dxa" w:w="3175"/>
             <w:gridSpan w:val="2"/>
-            <w:tcBorders>
-              <w:top w:val="single" w:sz="4" w:space="0" w:color="000000"/>
-              <w:left w:val="single" w:sz="4" w:space="0" w:color="000000"/>
-              <w:bottom w:val="single" w:sz="4" w:space="0" w:color="000000"/>
-            </w:tcBorders>
-            <w:tcMar>
-              <w:left w:w="108" w:type="dxa"/>
-              <w:right w:w="108" w:type="dxa"/>
-            </w:tcMar>
-          </w:tcPr>
-          <w:p>
-            <w:pPr>
-              <w:pStyle w:val="Standard"/>
-              <w:ind w:firstLine="0"/>
-              <w:rPr>
-                <w:color w:val="auto"/>
-              </w:rPr>
-            </w:pPr>
-            <w:r>
-              <w:rPr>
-                <w:color w:val="auto"/>
-              </w:rPr>
-              <w:t>Лабораторные работы (ЛР)</w:t>
-            </w:r>
-          </w:p>
-        </w:tc>
-        <w:tc>
-          <w:tcPr>
-            <w:tcW w:w="884" w:type="dxa"/>
-            <w:tcBorders>
-              <w:top w:val="single" w:sz="4" w:space="0" w:color="000000"/>
-              <w:left w:val="single" w:sz="4" w:space="0" w:color="000000"/>
-              <w:bottom w:val="single" w:sz="4" w:space="0" w:color="000000"/>
-              <w:right w:val="single" w:sz="4" w:space="0" w:color="auto"/>
-            </w:tcBorders>
             <w:vAlign w:val="center"/>
           </w:tcPr>
           <w:p>
             <w:pPr>
-              <w:pStyle w:val="Standard"/>
-              <w:ind w:firstLine="0"/>
-              <w:jc w:val="center"/>
-              <w:rPr>
-                <w:color w:val="auto"/>
-              </w:rPr>
-            </w:pPr>
-            <w:r>
-              <w:rPr>
-                <w:color w:val="auto"/>
-              </w:rPr>
-              <w:t>136</w:t>
-            </w:r>
-          </w:p>
-        </w:tc>
-        <w:tc>
-          <w:tcPr>
-            <w:tcW w:w="1148" w:type="dxa"/>
-            <w:tcBorders>
-              <w:top w:val="single" w:sz="4" w:space="0" w:color="000000"/>
-              <w:left w:val="single" w:sz="4" w:space="0" w:color="auto"/>
-              <w:bottom w:val="single" w:sz="4" w:space="0" w:color="000000"/>
-            </w:tcBorders>
+              <w:spacing w:before="0" w:after="20" w:line="240" w:lineRule="auto"/>
+              <w:jc w:val="left"/>
+            </w:pPr>
+            <w:r>
+              <w:rPr>
+                <w:rFonts w:ascii="Times New Roman" w:hAnsi="Times New Roman"/>
+                <w:b w:val="0"/>
+                <w:sz w:val="24"/>
+              </w:rPr>
+              <w:t>Семинары (С)</w:t>
+            </w:r>
+          </w:p>
+        </w:tc>
+        <w:tc>
+          <w:tcPr>
+            <w:tcW w:type="dxa" w:w="737"/>
             <w:vAlign w:val="center"/>
           </w:tcPr>
           <w:p>
             <w:pPr>
-              <w:pStyle w:val="Standard"/>
-              <w:ind w:firstLine="0"/>
-              <w:jc w:val="center"/>
-              <w:rPr>
-                <w:color w:val="auto"/>
-              </w:rPr>
-            </w:pPr>
-            <w:r>
-              <w:rPr>
-                <w:color w:val="auto"/>
-              </w:rPr>
-            </w:r>
-          </w:p>
-        </w:tc>
-        <w:tc>
-          <w:tcPr>
-            <w:tcW w:w="856" w:type="dxa"/>
-            <w:tcBorders>
-              <w:top w:val="single" w:sz="4" w:space="0" w:color="000000"/>
-              <w:left w:val="single" w:sz="4" w:space="0" w:color="000000"/>
-              <w:bottom w:val="single" w:sz="4" w:space="0" w:color="000000"/>
-            </w:tcBorders>
+              <w:spacing w:before="0" w:after="20" w:line="240" w:lineRule="auto"/>
+              <w:jc w:val="center"/>
+            </w:pPr>
+            <w:r>
+              <w:rPr>
+                <w:rFonts w:ascii="Times New Roman" w:hAnsi="Times New Roman"/>
+                <w:b w:val="0"/>
+                <w:sz w:val="24"/>
+              </w:rPr>
+              <w:t>0</w:t>
+            </w:r>
+          </w:p>
+        </w:tc>
+        <w:tc>
+          <w:tcPr>
+            <w:tcW w:type="dxa" w:w="1587"/>
             <w:vAlign w:val="center"/>
           </w:tcPr>
           <w:p>
             <w:pPr>
-              <w:pStyle w:val="Standard"/>
-              <w:ind w:firstLine="0"/>
-              <w:jc w:val="center"/>
-              <w:rPr>
-                <w:color w:val="auto"/>
-              </w:rPr>
-            </w:pPr>
-            <w:r>
-              <w:rPr>
-                <w:color w:val="auto"/>
-              </w:rPr>
-              <w:t>34</w:t>
-            </w:r>
-          </w:p>
-        </w:tc>
-        <w:tc>
-          <w:tcPr>
-            <w:tcW w:w="860" w:type="dxa"/>
-            <w:tcBorders>
-              <w:top w:val="single" w:sz="4" w:space="0" w:color="000000"/>
-              <w:left w:val="single" w:sz="4" w:space="0" w:color="000000"/>
-              <w:bottom w:val="single" w:sz="4" w:space="0" w:color="000000"/>
-            </w:tcBorders>
+              <w:spacing w:before="0" w:after="20" w:line="240" w:lineRule="auto"/>
+              <w:jc w:val="center"/>
+            </w:pPr>
+            <w:r>
+              <w:rPr>
+                <w:rFonts w:ascii="Times New Roman" w:hAnsi="Times New Roman"/>
+                <w:b w:val="0"/>
+                <w:sz w:val="24"/>
+              </w:rPr>
+              <w:t>0</w:t>
+            </w:r>
+          </w:p>
+        </w:tc>
+        <w:tc>
+          <w:tcPr>
+            <w:tcW w:type="dxa" w:w="850"/>
             <w:vAlign w:val="center"/>
           </w:tcPr>
           <w:p>
             <w:pPr>
-              <w:pStyle w:val="Standard"/>
-              <w:ind w:firstLine="0"/>
-              <w:jc w:val="center"/>
-              <w:rPr>
-                <w:color w:val="auto"/>
-              </w:rPr>
-            </w:pPr>
-            <w:r>
-              <w:rPr>
-                <w:color w:val="auto"/>
-              </w:rPr>
-              <w:t>34</w:t>
-            </w:r>
-          </w:p>
-        </w:tc>
-        <w:tc>
-          <w:tcPr>
-            <w:tcW w:w="853" w:type="dxa"/>
-            <w:tcBorders>
-              <w:top w:val="single" w:sz="4" w:space="0" w:color="000000"/>
-              <w:left w:val="single" w:sz="4" w:space="0" w:color="000000"/>
-              <w:bottom w:val="single" w:sz="4" w:space="0" w:color="000000"/>
-            </w:tcBorders>
+              <w:spacing w:before="0" w:after="20" w:line="240" w:lineRule="auto"/>
+              <w:jc w:val="center"/>
+            </w:pPr>
+            <w:r>
+              <w:rPr>
+                <w:rFonts w:ascii="Times New Roman" w:hAnsi="Times New Roman"/>
+                <w:b w:val="0"/>
+                <w:sz w:val="24"/>
+              </w:rPr>
+              <w:t>0</w:t>
+            </w:r>
+          </w:p>
+        </w:tc>
+        <w:tc>
+          <w:tcPr>
+            <w:tcW w:type="dxa" w:w="850"/>
             <w:vAlign w:val="center"/>
           </w:tcPr>
           <w:p>
             <w:pPr>
-              <w:pStyle w:val="Standard"/>
-              <w:ind w:firstLine="0"/>
-              <w:jc w:val="center"/>
-              <w:rPr>
-                <w:color w:val="auto"/>
-              </w:rPr>
-            </w:pPr>
-            <w:r>
-              <w:t>34</w:t>
-            </w:r>
-          </w:p>
-        </w:tc>
-        <w:tc>
-          <w:tcPr>
-            <w:tcW w:w="804" w:type="dxa"/>
-            <w:tcBorders>
-              <w:top w:val="single" w:sz="4" w:space="0" w:color="000000"/>
-              <w:left w:val="single" w:sz="4" w:space="0" w:color="000000"/>
-              <w:bottom w:val="single" w:sz="4" w:space="0" w:color="000000"/>
-              <w:right w:val="single" w:sz="4" w:space="0" w:color="000000"/>
-            </w:tcBorders>
+              <w:spacing w:before="0" w:after="20" w:line="240" w:lineRule="auto"/>
+              <w:jc w:val="center"/>
+            </w:pPr>
+            <w:r>
+              <w:rPr>
+                <w:rFonts w:ascii="Times New Roman" w:hAnsi="Times New Roman"/>
+                <w:b w:val="0"/>
+                <w:sz w:val="24"/>
+              </w:rPr>
+              <w:t>0</w:t>
+            </w:r>
+          </w:p>
+        </w:tc>
+        <w:tc>
+          <w:tcPr>
+            <w:tcW w:type="dxa" w:w="850"/>
             <w:vAlign w:val="center"/>
           </w:tcPr>
           <w:p>
             <w:pPr>
-              <w:pStyle w:val="Standard"/>
-              <w:ind w:firstLine="0"/>
-              <w:jc w:val="center"/>
-              <w:rPr>
-                <w:color w:val="auto"/>
-              </w:rPr>
-            </w:pPr>
-            <w:r>
-              <w:t>34</w:t>
+              <w:spacing w:before="0" w:after="20" w:line="240" w:lineRule="auto"/>
+              <w:jc w:val="center"/>
+            </w:pPr>
+            <w:r>
+              <w:rPr>
+                <w:rFonts w:ascii="Times New Roman" w:hAnsi="Times New Roman"/>
+                <w:b w:val="0"/>
+                <w:sz w:val="24"/>
+              </w:rPr>
+              <w:t>0</w:t>
+            </w:r>
+          </w:p>
+        </w:tc>
+        <w:tc>
+          <w:tcPr>
+            <w:tcW w:type="dxa" w:w="850"/>
+            <w:vAlign w:val="center"/>
+          </w:tcPr>
+          <w:p>
+            <w:pPr>
+              <w:spacing w:before="0" w:after="20" w:line="240" w:lineRule="auto"/>
+              <w:jc w:val="center"/>
+            </w:pPr>
+            <w:r>
+              <w:rPr>
+                <w:rFonts w:ascii="Times New Roman" w:hAnsi="Times New Roman"/>
+                <w:b w:val="0"/>
+                <w:sz w:val="24"/>
+              </w:rPr>
+              <w:t>0</w:t>
             </w:r>
           </w:p>
         </w:tc>
@@ -4140,354 +3727,325 @@
       <w:tr>
         <w:tc>
           <w:tcPr>
-            <w:tcW w:w="4249" w:type="dxa"/>
+            <w:tcW w:type="dxa" w:w="454"/>
+            <w:vAlign w:val="center"/>
+          </w:tcPr>
+          <w:p>
+            <w:pPr>
+              <w:spacing w:before="0" w:after="20" w:line="240" w:lineRule="auto"/>
+              <w:jc w:val="center"/>
+            </w:pPr>
+            <w:r>
+              <w:rPr>
+                <w:rFonts w:ascii="Times New Roman" w:hAnsi="Times New Roman"/>
+                <w:b w:val="0"/>
+                <w:sz w:val="24"/>
+              </w:rPr>
+              <w:t>1.4</w:t>
+            </w:r>
+          </w:p>
+        </w:tc>
+        <w:tc>
+          <w:tcPr>
+            <w:tcW w:type="dxa" w:w="3175"/>
             <w:gridSpan w:val="2"/>
-            <w:tcBorders>
-              <w:top w:val="single" w:sz="4" w:space="0" w:color="000000"/>
-              <w:left w:val="single" w:sz="4" w:space="0" w:color="000000"/>
-              <w:bottom w:val="single" w:sz="4" w:space="0" w:color="000000"/>
-            </w:tcBorders>
-            <w:tcMar>
-              <w:left w:w="108" w:type="dxa"/>
-              <w:right w:w="108" w:type="dxa"/>
-            </w:tcMar>
-          </w:tcPr>
-          <w:p>
-            <w:pPr>
-              <w:pStyle w:val="Standard"/>
-              <w:ind w:firstLine="0"/>
-              <w:rPr>
-                <w:color w:val="auto"/>
-              </w:rPr>
-            </w:pPr>
-            <w:r>
-              <w:rPr>
-                <w:rFonts w:eastAsia="Calibri"/>
-                <w:color w:val="auto"/>
-              </w:rPr>
-              <w:t>Иные виды занятий</w:t>
-            </w:r>
-          </w:p>
-        </w:tc>
-        <w:tc>
-          <w:tcPr>
-            <w:tcW w:w="884" w:type="dxa"/>
-            <w:tcBorders>
-              <w:top w:val="single" w:sz="4" w:space="0" w:color="000000"/>
-              <w:left w:val="single" w:sz="4" w:space="0" w:color="000000"/>
-              <w:bottom w:val="single" w:sz="4" w:space="0" w:color="000000"/>
-              <w:right w:val="single" w:sz="4" w:space="0" w:color="auto"/>
-            </w:tcBorders>
             <w:vAlign w:val="center"/>
           </w:tcPr>
           <w:p>
             <w:pPr>
-              <w:pStyle w:val="Standard"/>
-              <w:ind w:firstLine="0"/>
-              <w:jc w:val="center"/>
-              <w:rPr>
-                <w:color w:val="auto"/>
-              </w:rPr>
-            </w:pPr>
-            <w:r/>
-          </w:p>
-        </w:tc>
-        <w:tc>
-          <w:tcPr>
-            <w:tcW w:w="1148" w:type="dxa"/>
-            <w:tcBorders>
-              <w:top w:val="single" w:sz="4" w:space="0" w:color="000000"/>
-              <w:left w:val="single" w:sz="4" w:space="0" w:color="auto"/>
-              <w:bottom w:val="single" w:sz="4" w:space="0" w:color="000000"/>
-            </w:tcBorders>
+              <w:spacing w:before="0" w:after="20" w:line="240" w:lineRule="auto"/>
+              <w:jc w:val="left"/>
+            </w:pPr>
+            <w:r>
+              <w:rPr>
+                <w:rFonts w:ascii="Times New Roman" w:hAnsi="Times New Roman"/>
+                <w:b w:val="0"/>
+                <w:sz w:val="24"/>
+              </w:rPr>
+              <w:t>Лабораторные работы (ЛР)</w:t>
+            </w:r>
+          </w:p>
+        </w:tc>
+        <w:tc>
+          <w:tcPr>
+            <w:tcW w:type="dxa" w:w="737"/>
             <w:vAlign w:val="center"/>
           </w:tcPr>
           <w:p>
             <w:pPr>
-              <w:pStyle w:val="Standard"/>
-              <w:ind w:firstLine="0"/>
-              <w:jc w:val="center"/>
-              <w:rPr>
-                <w:color w:val="auto"/>
-              </w:rPr>
-            </w:pPr>
-            <w:r/>
-          </w:p>
-        </w:tc>
-        <w:tc>
-          <w:tcPr>
-            <w:tcW w:w="856" w:type="dxa"/>
-            <w:tcBorders>
-              <w:top w:val="single" w:sz="4" w:space="0" w:color="000000"/>
-              <w:left w:val="single" w:sz="4" w:space="0" w:color="000000"/>
-              <w:bottom w:val="single" w:sz="4" w:space="0" w:color="000000"/>
-            </w:tcBorders>
+              <w:spacing w:before="0" w:after="20" w:line="240" w:lineRule="auto"/>
+              <w:jc w:val="center"/>
+            </w:pPr>
+            <w:r>
+              <w:rPr>
+                <w:rFonts w:ascii="Times New Roman" w:hAnsi="Times New Roman"/>
+                <w:b w:val="0"/>
+                <w:sz w:val="24"/>
+              </w:rPr>
+              <w:t>136</w:t>
+            </w:r>
+          </w:p>
+        </w:tc>
+        <w:tc>
+          <w:tcPr>
+            <w:tcW w:type="dxa" w:w="1587"/>
             <w:vAlign w:val="center"/>
           </w:tcPr>
           <w:p>
             <w:pPr>
-              <w:pStyle w:val="Standard"/>
-              <w:ind w:firstLine="0"/>
-              <w:jc w:val="center"/>
-              <w:rPr>
-                <w:color w:val="auto"/>
-              </w:rPr>
-            </w:pPr>
-            <w:r/>
-          </w:p>
-        </w:tc>
-        <w:tc>
-          <w:tcPr>
-            <w:tcW w:w="860" w:type="dxa"/>
-            <w:tcBorders>
-              <w:top w:val="single" w:sz="4" w:space="0" w:color="000000"/>
-              <w:left w:val="single" w:sz="4" w:space="0" w:color="000000"/>
-              <w:bottom w:val="single" w:sz="4" w:space="0" w:color="000000"/>
-            </w:tcBorders>
+              <w:spacing w:before="0" w:after="20" w:line="240" w:lineRule="auto"/>
+              <w:jc w:val="center"/>
+            </w:pPr>
+            <w:r>
+              <w:rPr>
+                <w:rFonts w:ascii="Times New Roman" w:hAnsi="Times New Roman"/>
+                <w:b w:val="0"/>
+                <w:sz w:val="24"/>
+              </w:rPr>
+              <w:t>30</w:t>
+            </w:r>
+          </w:p>
+        </w:tc>
+        <w:tc>
+          <w:tcPr>
+            <w:tcW w:type="dxa" w:w="850"/>
             <w:vAlign w:val="center"/>
           </w:tcPr>
           <w:p>
             <w:pPr>
-              <w:pStyle w:val="Standard"/>
-              <w:ind w:firstLine="0"/>
-              <w:jc w:val="center"/>
-              <w:rPr>
-                <w:color w:val="auto"/>
-              </w:rPr>
-            </w:pPr>
-            <w:r/>
-          </w:p>
-        </w:tc>
-        <w:tc>
-          <w:tcPr>
-            <w:tcW w:w="853" w:type="dxa"/>
-            <w:tcBorders>
-              <w:top w:val="single" w:sz="4" w:space="0" w:color="000000"/>
-              <w:left w:val="single" w:sz="4" w:space="0" w:color="000000"/>
-              <w:bottom w:val="single" w:sz="4" w:space="0" w:color="000000"/>
-            </w:tcBorders>
+              <w:spacing w:before="0" w:after="20" w:line="240" w:lineRule="auto"/>
+              <w:jc w:val="center"/>
+            </w:pPr>
+            <w:r>
+              <w:rPr>
+                <w:rFonts w:ascii="Times New Roman" w:hAnsi="Times New Roman"/>
+                <w:b w:val="0"/>
+                <w:sz w:val="24"/>
+              </w:rPr>
+              <w:t>34</w:t>
+            </w:r>
+          </w:p>
+        </w:tc>
+        <w:tc>
+          <w:tcPr>
+            <w:tcW w:type="dxa" w:w="850"/>
             <w:vAlign w:val="center"/>
           </w:tcPr>
           <w:p>
             <w:pPr>
-              <w:pStyle w:val="Standard"/>
-              <w:ind w:firstLine="0"/>
-              <w:jc w:val="center"/>
-              <w:rPr>
-                <w:color w:val="auto"/>
-              </w:rPr>
-            </w:pPr>
-            <w:r/>
-          </w:p>
-        </w:tc>
-        <w:tc>
-          <w:tcPr>
-            <w:tcW w:w="804" w:type="dxa"/>
-            <w:tcBorders>
-              <w:top w:val="single" w:sz="4" w:space="0" w:color="000000"/>
-              <w:left w:val="single" w:sz="4" w:space="0" w:color="000000"/>
-              <w:bottom w:val="single" w:sz="4" w:space="0" w:color="000000"/>
-              <w:right w:val="single" w:sz="4" w:space="0" w:color="000000"/>
-            </w:tcBorders>
+              <w:spacing w:before="0" w:after="20" w:line="240" w:lineRule="auto"/>
+              <w:jc w:val="center"/>
+            </w:pPr>
+            <w:r>
+              <w:rPr>
+                <w:rFonts w:ascii="Times New Roman" w:hAnsi="Times New Roman"/>
+                <w:b w:val="0"/>
+                <w:sz w:val="24"/>
+              </w:rPr>
+              <w:t>34</w:t>
+            </w:r>
+          </w:p>
+        </w:tc>
+        <w:tc>
+          <w:tcPr>
+            <w:tcW w:type="dxa" w:w="850"/>
             <w:vAlign w:val="center"/>
           </w:tcPr>
           <w:p>
             <w:pPr>
-              <w:pStyle w:val="Standard"/>
-              <w:ind w:firstLine="0"/>
-              <w:jc w:val="center"/>
-              <w:rPr>
-                <w:color w:val="auto"/>
-              </w:rPr>
-            </w:pPr>
-            <w:r/>
+              <w:spacing w:before="0" w:after="20" w:line="240" w:lineRule="auto"/>
+              <w:jc w:val="center"/>
+            </w:pPr>
+            <w:r>
+              <w:rPr>
+                <w:rFonts w:ascii="Times New Roman" w:hAnsi="Times New Roman"/>
+                <w:b w:val="0"/>
+                <w:sz w:val="24"/>
+              </w:rPr>
+              <w:t>34</w:t>
+            </w:r>
+          </w:p>
+        </w:tc>
+        <w:tc>
+          <w:tcPr>
+            <w:tcW w:type="dxa" w:w="850"/>
+            <w:vAlign w:val="center"/>
+          </w:tcPr>
+          <w:p>
+            <w:pPr>
+              <w:spacing w:before="0" w:after="20" w:line="240" w:lineRule="auto"/>
+              <w:jc w:val="center"/>
+            </w:pPr>
+            <w:r>
+              <w:rPr>
+                <w:rFonts w:ascii="Times New Roman" w:hAnsi="Times New Roman"/>
+                <w:b w:val="0"/>
+                <w:sz w:val="24"/>
+              </w:rPr>
+              <w:t>34</w:t>
+            </w:r>
           </w:p>
         </w:tc>
       </w:tr>
       <w:tr>
         <w:tc>
           <w:tcPr>
-            <w:tcW w:w="4249" w:type="dxa"/>
+            <w:tcW w:type="dxa" w:w="454"/>
+            <w:vAlign w:val="center"/>
+          </w:tcPr>
+          <w:p>
+            <w:pPr>
+              <w:spacing w:before="0" w:after="20" w:line="240" w:lineRule="auto"/>
+              <w:jc w:val="center"/>
+            </w:pPr>
+            <w:r>
+              <w:rPr>
+                <w:rFonts w:ascii="Times New Roman" w:hAnsi="Times New Roman"/>
+                <w:b w:val="0"/>
+                <w:sz w:val="24"/>
+              </w:rPr>
+              <w:t>1.5</w:t>
+            </w:r>
+          </w:p>
+        </w:tc>
+        <w:tc>
+          <w:tcPr>
+            <w:tcW w:type="dxa" w:w="3175"/>
             <w:gridSpan w:val="2"/>
-            <w:tcBorders>
-              <w:top w:val="single" w:sz="4" w:space="0" w:color="000000"/>
-              <w:left w:val="single" w:sz="4" w:space="0" w:color="000000"/>
-              <w:bottom w:val="single" w:sz="4" w:space="0" w:color="000000"/>
-            </w:tcBorders>
-            <w:tcMar>
-              <w:left w:w="108" w:type="dxa"/>
-              <w:right w:w="108" w:type="dxa"/>
-            </w:tcMar>
-          </w:tcPr>
-          <w:p>
-            <w:pPr>
-              <w:pStyle w:val="Standard"/>
-              <w:ind w:firstLine="0"/>
-              <w:rPr>
-                <w:color w:val="auto"/>
-              </w:rPr>
-            </w:pPr>
-            <w:r>
-              <w:rPr>
-                <w:color w:val="auto"/>
-              </w:rPr>
-              <w:t>2.Самостоятельная работа студента (всего)</w:t>
-            </w:r>
-          </w:p>
-        </w:tc>
-        <w:tc>
-          <w:tcPr>
-            <w:tcW w:w="884" w:type="dxa"/>
-            <w:tcBorders>
-              <w:top w:val="single" w:sz="4" w:space="0" w:color="000000"/>
-              <w:left w:val="single" w:sz="4" w:space="0" w:color="000000"/>
-              <w:bottom w:val="single" w:sz="4" w:space="0" w:color="000000"/>
-              <w:right w:val="single" w:sz="4" w:space="0" w:color="auto"/>
-            </w:tcBorders>
             <w:vAlign w:val="center"/>
           </w:tcPr>
           <w:p>
             <w:pPr>
-              <w:pStyle w:val="Standard"/>
-              <w:ind w:firstLine="0"/>
-              <w:jc w:val="center"/>
-              <w:rPr>
-                <w:color w:val="auto"/>
-              </w:rPr>
-            </w:pPr>
-            <w:r>
-              <w:rPr>
-                <w:color w:val="auto"/>
-              </w:rPr>
-              <w:t>124</w:t>
-            </w:r>
-          </w:p>
-        </w:tc>
-        <w:tc>
-          <w:tcPr>
-            <w:tcW w:w="1148" w:type="dxa"/>
-            <w:tcBorders>
-              <w:top w:val="single" w:sz="4" w:space="0" w:color="000000"/>
-              <w:left w:val="single" w:sz="4" w:space="0" w:color="auto"/>
-              <w:bottom w:val="single" w:sz="4" w:space="0" w:color="000000"/>
-            </w:tcBorders>
+              <w:spacing w:before="0" w:after="20" w:line="240" w:lineRule="auto"/>
+              <w:jc w:val="left"/>
+            </w:pPr>
+            <w:r>
+              <w:rPr>
+                <w:rFonts w:ascii="Times New Roman" w:hAnsi="Times New Roman"/>
+                <w:b w:val="0"/>
+                <w:sz w:val="24"/>
+              </w:rPr>
+              <w:t>Иные виды занятий</w:t>
+            </w:r>
+          </w:p>
+        </w:tc>
+        <w:tc>
+          <w:tcPr>
+            <w:tcW w:type="dxa" w:w="737"/>
             <w:vAlign w:val="center"/>
           </w:tcPr>
           <w:p>
             <w:pPr>
-              <w:pStyle w:val="Standard"/>
-              <w:ind w:firstLine="0"/>
-              <w:jc w:val="center"/>
-              <w:rPr>
-                <w:color w:val="auto"/>
-              </w:rPr>
-            </w:pPr>
-            <w:r/>
-          </w:p>
-        </w:tc>
-        <w:tc>
-          <w:tcPr>
-            <w:tcW w:w="856" w:type="dxa"/>
-            <w:tcBorders>
-              <w:top w:val="single" w:sz="4" w:space="0" w:color="000000"/>
-              <w:left w:val="single" w:sz="4" w:space="0" w:color="000000"/>
-              <w:bottom w:val="single" w:sz="4" w:space="0" w:color="000000"/>
-            </w:tcBorders>
+              <w:spacing w:before="0" w:after="20" w:line="240" w:lineRule="auto"/>
+              <w:jc w:val="center"/>
+            </w:pPr>
+            <w:r>
+              <w:rPr>
+                <w:rFonts w:ascii="Times New Roman" w:hAnsi="Times New Roman"/>
+                <w:b w:val="0"/>
+                <w:sz w:val="24"/>
+              </w:rPr>
+              <w:t>0</w:t>
+            </w:r>
+          </w:p>
+        </w:tc>
+        <w:tc>
+          <w:tcPr>
+            <w:tcW w:type="dxa" w:w="1587"/>
             <w:vAlign w:val="center"/>
           </w:tcPr>
           <w:p>
             <w:pPr>
-              <w:pStyle w:val="Standard"/>
-              <w:ind w:firstLine="0"/>
-              <w:jc w:val="center"/>
-              <w:rPr>
-                <w:color w:val="auto"/>
-              </w:rPr>
-            </w:pPr>
-            <w:r>
-              <w:rPr>
-                <w:color w:val="auto"/>
-              </w:rPr>
-              <w:t>4</w:t>
-            </w:r>
-          </w:p>
-        </w:tc>
-        <w:tc>
-          <w:tcPr>
-            <w:tcW w:w="860" w:type="dxa"/>
-            <w:tcBorders>
-              <w:top w:val="single" w:sz="4" w:space="0" w:color="000000"/>
-              <w:left w:val="single" w:sz="4" w:space="0" w:color="000000"/>
-              <w:bottom w:val="single" w:sz="4" w:space="0" w:color="000000"/>
-            </w:tcBorders>
+              <w:spacing w:before="0" w:after="20" w:line="240" w:lineRule="auto"/>
+              <w:jc w:val="center"/>
+            </w:pPr>
+            <w:r>
+              <w:rPr>
+                <w:rFonts w:ascii="Times New Roman" w:hAnsi="Times New Roman"/>
+                <w:b w:val="0"/>
+                <w:sz w:val="24"/>
+              </w:rPr>
+              <w:t>0</w:t>
+            </w:r>
+          </w:p>
+        </w:tc>
+        <w:tc>
+          <w:tcPr>
+            <w:tcW w:type="dxa" w:w="850"/>
             <w:vAlign w:val="center"/>
           </w:tcPr>
           <w:p>
             <w:pPr>
-              <w:pStyle w:val="Standard"/>
-              <w:ind w:firstLine="0"/>
-              <w:jc w:val="center"/>
-              <w:rPr>
-                <w:color w:val="auto"/>
-              </w:rPr>
-            </w:pPr>
-            <w:r>
-              <w:rPr>
-                <w:color w:val="auto"/>
-              </w:rPr>
-              <w:t>40</w:t>
-            </w:r>
-          </w:p>
-        </w:tc>
-        <w:tc>
-          <w:tcPr>
-            <w:tcW w:w="853" w:type="dxa"/>
-            <w:tcBorders>
-              <w:top w:val="single" w:sz="4" w:space="0" w:color="000000"/>
-              <w:left w:val="single" w:sz="4" w:space="0" w:color="000000"/>
-              <w:bottom w:val="single" w:sz="4" w:space="0" w:color="000000"/>
-            </w:tcBorders>
+              <w:spacing w:before="0" w:after="20" w:line="240" w:lineRule="auto"/>
+              <w:jc w:val="center"/>
+            </w:pPr>
+            <w:r>
+              <w:rPr>
+                <w:rFonts w:ascii="Times New Roman" w:hAnsi="Times New Roman"/>
+                <w:b w:val="0"/>
+                <w:sz w:val="24"/>
+              </w:rPr>
+              <w:t>0</w:t>
+            </w:r>
+          </w:p>
+        </w:tc>
+        <w:tc>
+          <w:tcPr>
+            <w:tcW w:type="dxa" w:w="850"/>
             <w:vAlign w:val="center"/>
           </w:tcPr>
           <w:p>
             <w:pPr>
-              <w:pStyle w:val="Standard"/>
-              <w:ind w:firstLine="0"/>
-              <w:jc w:val="center"/>
-              <w:rPr>
-                <w:color w:val="auto"/>
-              </w:rPr>
-            </w:pPr>
-            <w:r>
-              <w:t>40</w:t>
-            </w:r>
-          </w:p>
-        </w:tc>
-        <w:tc>
-          <w:tcPr>
-            <w:tcW w:w="804" w:type="dxa"/>
-            <w:tcBorders>
-              <w:top w:val="single" w:sz="4" w:space="0" w:color="000000"/>
-              <w:left w:val="single" w:sz="4" w:space="0" w:color="000000"/>
-              <w:bottom w:val="single" w:sz="4" w:space="0" w:color="000000"/>
-              <w:right w:val="single" w:sz="4" w:space="0" w:color="000000"/>
-            </w:tcBorders>
+              <w:spacing w:before="0" w:after="20" w:line="240" w:lineRule="auto"/>
+              <w:jc w:val="center"/>
+            </w:pPr>
+            <w:r>
+              <w:rPr>
+                <w:rFonts w:ascii="Times New Roman" w:hAnsi="Times New Roman"/>
+                <w:b w:val="0"/>
+                <w:sz w:val="24"/>
+              </w:rPr>
+              <w:t>0</w:t>
+            </w:r>
+          </w:p>
+        </w:tc>
+        <w:tc>
+          <w:tcPr>
+            <w:tcW w:type="dxa" w:w="850"/>
             <w:vAlign w:val="center"/>
           </w:tcPr>
           <w:p>
             <w:pPr>
-              <w:pStyle w:val="Standard"/>
-              <w:tabs>
-                <w:tab w:val="center" w:pos="409"/>
-              </w:tabs>
-              <w:ind w:firstLine="0"/>
-              <w:jc w:val="center"/>
-              <w:rPr>
-                <w:color w:val="auto"/>
-              </w:rPr>
-            </w:pPr>
-            <w:r>
-              <w:t>40</w:t>
+              <w:spacing w:before="0" w:after="20" w:line="240" w:lineRule="auto"/>
+              <w:jc w:val="center"/>
+            </w:pPr>
+            <w:r>
+              <w:rPr>
+                <w:rFonts w:ascii="Times New Roman" w:hAnsi="Times New Roman"/>
+                <w:b w:val="0"/>
+                <w:sz w:val="24"/>
+              </w:rPr>
+              <w:t>0</w:t>
+            </w:r>
+          </w:p>
+        </w:tc>
+        <w:tc>
+          <w:tcPr>
+            <w:tcW w:type="dxa" w:w="850"/>
+            <w:vAlign w:val="center"/>
+          </w:tcPr>
+          <w:p>
+            <w:pPr>
+              <w:spacing w:before="0" w:after="20" w:line="240" w:lineRule="auto"/>
+              <w:jc w:val="center"/>
+            </w:pPr>
+            <w:r>
+              <w:rPr>
+                <w:rFonts w:ascii="Times New Roman" w:hAnsi="Times New Roman"/>
+                <w:b w:val="0"/>
+                <w:sz w:val="24"/>
+              </w:rPr>
+              <w:t>0</w:t>
             </w:r>
           </w:p>
         </w:tc>
@@ -4495,232 +4053,162 @@
       <w:tr>
         <w:tc>
           <w:tcPr>
-            <w:tcW w:w="2915" w:type="dxa"/>
-            <w:vMerge w:val="restart"/>
-            <w:tcBorders>
-              <w:top w:val="single" w:sz="4" w:space="0" w:color="000000"/>
-              <w:left w:val="single" w:sz="4" w:space="0" w:color="000000"/>
-              <w:bottom w:val="single" w:sz="4" w:space="0" w:color="000000"/>
-            </w:tcBorders>
-            <w:tcMar>
-              <w:left w:w="108" w:type="dxa"/>
-              <w:right w:w="108" w:type="dxa"/>
-            </w:tcMar>
+            <w:tcW w:type="dxa" w:w="454"/>
             <w:vAlign w:val="center"/>
           </w:tcPr>
           <w:p>
             <w:pPr>
-              <w:pStyle w:val="Standard"/>
-              <w:ind w:firstLine="0"/>
+              <w:spacing w:before="0" w:after="20" w:line="240" w:lineRule="auto"/>
+              <w:jc w:val="center"/>
+            </w:pPr>
+            <w:r>
+              <w:rPr>
+                <w:rFonts w:ascii="Times New Roman" w:hAnsi="Times New Roman"/>
+                <w:b w:val="0"/>
+                <w:sz w:val="24"/>
+              </w:rPr>
+              <w:t>2</w:t>
+            </w:r>
+          </w:p>
+        </w:tc>
+        <w:tc>
+          <w:tcPr>
+            <w:tcW w:type="dxa" w:w="3175"/>
+            <w:gridSpan w:val="2"/>
+            <w:vAlign w:val="center"/>
+          </w:tcPr>
+          <w:p>
+            <w:pPr>
+              <w:spacing w:before="0" w:after="20" w:line="240" w:lineRule="auto"/>
               <w:jc w:val="left"/>
-              <w:rPr>
-                <w:color w:val="auto"/>
-              </w:rPr>
-            </w:pPr>
-            <w:r>
-              <w:rPr>
-                <w:color w:val="auto"/>
-              </w:rPr>
-              <w:t>3.</w:t>
-            </w:r>
-            <w:r>
-              <w:rPr>
-                <w:rFonts w:eastAsia="Calibri"/>
-                <w:color w:val="auto"/>
-              </w:rPr>
-              <w:t xml:space="preserve"> Курсовая работа</w:t>
-            </w:r>
-            <w:r>
-              <w:rPr>
-                <w:rFonts w:eastAsia="Calibri"/>
-                <w:color w:val="auto"/>
-              </w:rPr>
-              <w:br/>
-              <w:t xml:space="preserve"> (при нал</w:t>
-            </w:r>
-            <w:r>
-              <w:rPr>
-                <w:rFonts w:eastAsia="Calibri"/>
-                <w:color w:val="auto"/>
-              </w:rPr>
-              <w:t>и</w:t>
-            </w:r>
-            <w:r>
-              <w:rPr>
-                <w:rFonts w:eastAsia="Calibri"/>
-                <w:color w:val="auto"/>
-              </w:rPr>
-              <w:t>чии)</w:t>
-            </w:r>
-          </w:p>
-        </w:tc>
-        <w:tc>
-          <w:tcPr>
-            <w:tcW w:w="1334" w:type="dxa"/>
-            <w:tcBorders>
-              <w:top w:val="single" w:sz="4" w:space="0" w:color="000000"/>
-              <w:left w:val="single" w:sz="4" w:space="0" w:color="000000"/>
-              <w:bottom w:val="single" w:sz="4" w:space="0" w:color="000000"/>
-            </w:tcBorders>
-          </w:tcPr>
-          <w:p>
-            <w:pPr>
-              <w:pStyle w:val="Standard"/>
-              <w:ind w:firstLine="0"/>
-              <w:jc w:val="center"/>
-              <w:rPr>
-                <w:color w:val="auto"/>
-              </w:rPr>
-            </w:pPr>
-            <w:r>
-              <w:rPr>
-                <w:color w:val="auto"/>
-              </w:rPr>
-              <w:t>КП</w:t>
-            </w:r>
-          </w:p>
-        </w:tc>
-        <w:tc>
-          <w:tcPr>
-            <w:tcW w:w="884" w:type="dxa"/>
-            <w:tcBorders>
-              <w:top w:val="single" w:sz="4" w:space="0" w:color="000000"/>
-              <w:left w:val="single" w:sz="4" w:space="0" w:color="000000"/>
-              <w:bottom w:val="single" w:sz="4" w:space="0" w:color="000000"/>
-              <w:right w:val="single" w:sz="4" w:space="0" w:color="auto"/>
-            </w:tcBorders>
-          </w:tcPr>
-          <w:p>
-            <w:pPr>
-              <w:pStyle w:val="Standard"/>
-              <w:ind w:firstLine="0"/>
-              <w:jc w:val="center"/>
-              <w:rPr>
-                <w:color w:val="auto"/>
-              </w:rPr>
-            </w:pPr>
-            <w:r>
-              <w:rPr>
-                <w:color w:val="auto"/>
-              </w:rPr>
-              <w:t>-</w:t>
-            </w:r>
-          </w:p>
-        </w:tc>
-        <w:tc>
-          <w:tcPr>
-            <w:tcW w:w="1148" w:type="dxa"/>
-            <w:tcBorders>
-              <w:top w:val="single" w:sz="4" w:space="0" w:color="000000"/>
-              <w:left w:val="single" w:sz="4" w:space="0" w:color="auto"/>
-              <w:bottom w:val="single" w:sz="4" w:space="0" w:color="000000"/>
-            </w:tcBorders>
-          </w:tcPr>
-          <w:p>
-            <w:pPr>
-              <w:pStyle w:val="Standard"/>
-              <w:ind w:firstLine="0"/>
-              <w:jc w:val="center"/>
-              <w:rPr>
-                <w:color w:val="auto"/>
-              </w:rPr>
-            </w:pPr>
-            <w:r/>
-          </w:p>
-        </w:tc>
-        <w:tc>
-          <w:tcPr>
-            <w:tcW w:w="856" w:type="dxa"/>
-            <w:tcBorders>
-              <w:top w:val="single" w:sz="4" w:space="0" w:color="000000"/>
-              <w:left w:val="single" w:sz="4" w:space="0" w:color="000000"/>
-              <w:bottom w:val="single" w:sz="4" w:space="0" w:color="000000"/>
-            </w:tcBorders>
-          </w:tcPr>
-          <w:p>
-            <w:pPr>
-              <w:pStyle w:val="Standard"/>
-              <w:ind w:firstLine="0"/>
-              <w:jc w:val="center"/>
-              <w:rPr>
-                <w:color w:val="auto"/>
-              </w:rPr>
-            </w:pPr>
-            <w:r>
-              <w:rPr>
-                <w:color w:val="auto"/>
-              </w:rPr>
-              <w:t>-</w:t>
-            </w:r>
-          </w:p>
-        </w:tc>
-        <w:tc>
-          <w:tcPr>
-            <w:tcW w:w="860" w:type="dxa"/>
-            <w:tcBorders>
-              <w:top w:val="single" w:sz="4" w:space="0" w:color="000000"/>
-              <w:left w:val="single" w:sz="4" w:space="0" w:color="000000"/>
-              <w:bottom w:val="single" w:sz="4" w:space="0" w:color="000000"/>
-            </w:tcBorders>
-          </w:tcPr>
-          <w:p>
-            <w:pPr>
-              <w:pStyle w:val="Standard"/>
-              <w:ind w:firstLine="0"/>
-              <w:jc w:val="center"/>
-              <w:rPr>
-                <w:color w:val="auto"/>
-              </w:rPr>
-            </w:pPr>
-            <w:r>
-              <w:t>-</w:t>
-            </w:r>
-          </w:p>
-        </w:tc>
-        <w:tc>
-          <w:tcPr>
-            <w:tcW w:w="853" w:type="dxa"/>
-            <w:tcBorders>
-              <w:top w:val="single" w:sz="4" w:space="0" w:color="000000"/>
-              <w:left w:val="single" w:sz="4" w:space="0" w:color="000000"/>
-              <w:bottom w:val="single" w:sz="4" w:space="0" w:color="000000"/>
-            </w:tcBorders>
-          </w:tcPr>
-          <w:p>
-            <w:pPr>
-              <w:pStyle w:val="Standard"/>
-              <w:ind w:firstLine="0"/>
-              <w:jc w:val="center"/>
-              <w:rPr>
-                <w:color w:val="auto"/>
-              </w:rPr>
-            </w:pPr>
-            <w:r>
-              <w:t>-</w:t>
-            </w:r>
-          </w:p>
-        </w:tc>
-        <w:tc>
-          <w:tcPr>
-            <w:tcW w:w="804" w:type="dxa"/>
-            <w:tcBorders>
-              <w:top w:val="single" w:sz="4" w:space="0" w:color="000000"/>
-              <w:left w:val="single" w:sz="4" w:space="0" w:color="000000"/>
-              <w:bottom w:val="single" w:sz="4" w:space="0" w:color="000000"/>
-              <w:right w:val="single" w:sz="4" w:space="0" w:color="000000"/>
-            </w:tcBorders>
-          </w:tcPr>
-          <w:p>
-            <w:pPr>
-              <w:pStyle w:val="Standard"/>
-              <w:ind w:firstLine="0"/>
-              <w:jc w:val="center"/>
-              <w:rPr>
-                <w:color w:val="auto"/>
-              </w:rPr>
-            </w:pPr>
-            <w:r>
-              <w:t>-</w:t>
+            </w:pPr>
+            <w:r>
+              <w:rPr>
+                <w:rFonts w:ascii="Times New Roman" w:hAnsi="Times New Roman"/>
+                <w:b/>
+                <w:sz w:val="24"/>
+              </w:rPr>
+              <w:t>Самостоятельная работа, всего</w:t>
+            </w:r>
+          </w:p>
+        </w:tc>
+        <w:tc>
+          <w:tcPr>
+            <w:tcW w:type="dxa" w:w="737"/>
+            <w:vAlign w:val="center"/>
+          </w:tcPr>
+          <w:p>
+            <w:pPr>
+              <w:spacing w:before="0" w:after="20" w:line="240" w:lineRule="auto"/>
+              <w:jc w:val="center"/>
+            </w:pPr>
+            <w:r>
+              <w:rPr>
+                <w:rFonts w:ascii="Times New Roman" w:hAnsi="Times New Roman"/>
+                <w:b w:val="0"/>
+                <w:sz w:val="24"/>
+              </w:rPr>
+              <w:t>124</w:t>
+            </w:r>
+          </w:p>
+        </w:tc>
+        <w:tc>
+          <w:tcPr>
+            <w:tcW w:type="dxa" w:w="1587"/>
+            <w:vAlign w:val="center"/>
+          </w:tcPr>
+          <w:p>
+            <w:pPr>
+              <w:spacing w:before="0" w:after="20" w:line="240" w:lineRule="auto"/>
+              <w:jc w:val="center"/>
+            </w:pPr>
+            <w:r>
+              <w:rPr>
+                <w:rFonts w:ascii="Times New Roman" w:hAnsi="Times New Roman"/>
+                <w:b w:val="0"/>
+                <w:sz w:val="24"/>
+              </w:rPr>
+              <w:t>0</w:t>
+            </w:r>
+          </w:p>
+        </w:tc>
+        <w:tc>
+          <w:tcPr>
+            <w:tcW w:type="dxa" w:w="850"/>
+            <w:vAlign w:val="center"/>
+          </w:tcPr>
+          <w:p>
+            <w:pPr>
+              <w:spacing w:before="0" w:after="20" w:line="240" w:lineRule="auto"/>
+              <w:jc w:val="center"/>
+            </w:pPr>
+            <w:r>
+              <w:rPr>
+                <w:rFonts w:ascii="Times New Roman" w:hAnsi="Times New Roman"/>
+                <w:b w:val="0"/>
+                <w:sz w:val="24"/>
+              </w:rPr>
+              <w:t>4</w:t>
+            </w:r>
+          </w:p>
+        </w:tc>
+        <w:tc>
+          <w:tcPr>
+            <w:tcW w:type="dxa" w:w="850"/>
+            <w:vAlign w:val="center"/>
+          </w:tcPr>
+          <w:p>
+            <w:pPr>
+              <w:spacing w:before="0" w:after="20" w:line="240" w:lineRule="auto"/>
+              <w:jc w:val="center"/>
+            </w:pPr>
+            <w:r>
+              <w:rPr>
+                <w:rFonts w:ascii="Times New Roman" w:hAnsi="Times New Roman"/>
+                <w:b w:val="0"/>
+                <w:sz w:val="24"/>
+              </w:rPr>
+              <w:t>40</w:t>
+            </w:r>
+          </w:p>
+        </w:tc>
+        <w:tc>
+          <w:tcPr>
+            <w:tcW w:type="dxa" w:w="850"/>
+            <w:vAlign w:val="center"/>
+          </w:tcPr>
+          <w:p>
+            <w:pPr>
+              <w:spacing w:before="0" w:after="20" w:line="240" w:lineRule="auto"/>
+              <w:jc w:val="center"/>
+            </w:pPr>
+            <w:r>
+              <w:rPr>
+                <w:rFonts w:ascii="Times New Roman" w:hAnsi="Times New Roman"/>
+                <w:b w:val="0"/>
+                <w:sz w:val="24"/>
+              </w:rPr>
+              <w:t>40</w:t>
+            </w:r>
+          </w:p>
+        </w:tc>
+        <w:tc>
+          <w:tcPr>
+            <w:tcW w:type="dxa" w:w="850"/>
+            <w:vAlign w:val="center"/>
+          </w:tcPr>
+          <w:p>
+            <w:pPr>
+              <w:spacing w:before="0" w:after="20" w:line="240" w:lineRule="auto"/>
+              <w:jc w:val="center"/>
+            </w:pPr>
+            <w:r>
+              <w:rPr>
+                <w:rFonts w:ascii="Times New Roman" w:hAnsi="Times New Roman"/>
+                <w:b w:val="0"/>
+                <w:sz w:val="24"/>
+              </w:rPr>
+              <w:t>40</w:t>
             </w:r>
           </w:p>
         </w:tc>
@@ -4728,611 +4216,441 @@
       <w:tr>
         <w:tc>
           <w:tcPr>
-            <w:tcW w:w="2915" w:type="dxa"/>
-            <w:vMerge/>
-            <w:tcBorders>
-              <w:top w:val="single" w:sz="4" w:space="0" w:color="000000"/>
-              <w:left w:val="single" w:sz="4" w:space="0" w:color="000000"/>
-              <w:bottom w:val="single" w:sz="4" w:space="0" w:color="000000"/>
-            </w:tcBorders>
-            <w:tcMar>
-              <w:left w:w="108" w:type="dxa"/>
-              <w:right w:w="108" w:type="dxa"/>
-            </w:tcMar>
+            <w:tcW w:type="dxa" w:w="454"/>
             <w:vAlign w:val="center"/>
           </w:tcPr>
           <w:p>
             <w:pPr>
-              <w:suppressAutoHyphens w:val="0"/>
-              <w:rPr>
-                <w:rStyle w:val="Standard"/>
-                <w:color w:val="auto"/>
-                <w:sz w:val="24"/>
-              </w:rPr>
-            </w:pPr>
-          </w:p>
-        </w:tc>
-        <w:tc>
-          <w:tcPr>
-            <w:tcW w:w="1334" w:type="dxa"/>
-            <w:tcBorders>
-              <w:top w:val="single" w:sz="4" w:space="0" w:color="000000"/>
-              <w:left w:val="single" w:sz="4" w:space="0" w:color="000000"/>
-              <w:bottom w:val="single" w:sz="4" w:space="0" w:color="000000"/>
-            </w:tcBorders>
-          </w:tcPr>
-          <w:p>
-            <w:pPr>
-              <w:pStyle w:val="Standard"/>
-              <w:ind w:firstLine="0"/>
-              <w:jc w:val="center"/>
-              <w:rPr>
-                <w:color w:val="auto"/>
-              </w:rPr>
-            </w:pPr>
-            <w:r>
-              <w:rPr>
-                <w:color w:val="auto"/>
-              </w:rPr>
-              <w:t>КР</w:t>
-            </w:r>
-          </w:p>
-        </w:tc>
-        <w:tc>
-          <w:tcPr>
-            <w:tcW w:w="884" w:type="dxa"/>
-            <w:tcBorders>
-              <w:top w:val="single" w:sz="4" w:space="0" w:color="000000"/>
-              <w:left w:val="single" w:sz="4" w:space="0" w:color="000000"/>
-              <w:bottom w:val="single" w:sz="4" w:space="0" w:color="000000"/>
-              <w:right w:val="single" w:sz="4" w:space="0" w:color="auto"/>
-            </w:tcBorders>
-          </w:tcPr>
-          <w:p>
-            <w:pPr>
-              <w:pStyle w:val="Standard"/>
-              <w:ind w:firstLine="0"/>
-              <w:jc w:val="center"/>
-              <w:rPr>
-                <w:color w:val="auto"/>
-              </w:rPr>
-            </w:pPr>
-            <w:r>
-              <w:rPr>
-                <w:color w:val="auto"/>
-              </w:rPr>
-              <w:t>-</w:t>
-            </w:r>
-          </w:p>
-        </w:tc>
-        <w:tc>
-          <w:tcPr>
-            <w:tcW w:w="1148" w:type="dxa"/>
-            <w:tcBorders>
-              <w:top w:val="single" w:sz="4" w:space="0" w:color="000000"/>
-              <w:left w:val="single" w:sz="4" w:space="0" w:color="auto"/>
-              <w:bottom w:val="single" w:sz="4" w:space="0" w:color="000000"/>
-            </w:tcBorders>
-          </w:tcPr>
-          <w:p>
-            <w:pPr>
-              <w:pStyle w:val="Standard"/>
-              <w:ind w:firstLine="0"/>
-              <w:rPr>
-                <w:color w:val="auto"/>
-              </w:rPr>
-            </w:pPr>
-            <w:r/>
-          </w:p>
-        </w:tc>
-        <w:tc>
-          <w:tcPr>
-            <w:tcW w:w="856" w:type="dxa"/>
-            <w:tcBorders>
-              <w:top w:val="single" w:sz="4" w:space="0" w:color="000000"/>
-              <w:left w:val="single" w:sz="4" w:space="0" w:color="000000"/>
-              <w:bottom w:val="single" w:sz="4" w:space="0" w:color="000000"/>
-            </w:tcBorders>
-          </w:tcPr>
-          <w:p>
-            <w:pPr>
-              <w:pStyle w:val="Standard"/>
-              <w:ind w:firstLine="0"/>
-              <w:jc w:val="center"/>
-              <w:rPr>
-                <w:color w:val="auto"/>
-              </w:rPr>
-            </w:pPr>
-            <w:r>
-              <w:rPr>
-                <w:color w:val="auto"/>
-              </w:rPr>
-              <w:t>-</w:t>
-            </w:r>
-          </w:p>
-        </w:tc>
-        <w:tc>
-          <w:tcPr>
-            <w:tcW w:w="860" w:type="dxa"/>
-            <w:tcBorders>
-              <w:top w:val="single" w:sz="4" w:space="0" w:color="000000"/>
-              <w:left w:val="single" w:sz="4" w:space="0" w:color="000000"/>
-              <w:bottom w:val="single" w:sz="4" w:space="0" w:color="000000"/>
-            </w:tcBorders>
-          </w:tcPr>
-          <w:p>
-            <w:pPr>
-              <w:pStyle w:val="Standard"/>
-              <w:ind w:firstLine="0"/>
-              <w:jc w:val="center"/>
-              <w:rPr>
-                <w:color w:val="auto"/>
-              </w:rPr>
-            </w:pPr>
-            <w:r>
-              <w:t>-</w:t>
-            </w:r>
-          </w:p>
-        </w:tc>
-        <w:tc>
-          <w:tcPr>
-            <w:tcW w:w="853" w:type="dxa"/>
-            <w:tcBorders>
-              <w:top w:val="single" w:sz="4" w:space="0" w:color="000000"/>
-              <w:left w:val="single" w:sz="4" w:space="0" w:color="000000"/>
-              <w:bottom w:val="single" w:sz="4" w:space="0" w:color="000000"/>
-            </w:tcBorders>
-          </w:tcPr>
-          <w:p>
-            <w:pPr>
-              <w:pStyle w:val="Standard"/>
-              <w:ind w:firstLine="0"/>
-              <w:jc w:val="center"/>
-              <w:rPr>
-                <w:color w:val="auto"/>
-              </w:rPr>
-            </w:pPr>
-            <w:r>
-              <w:t>-</w:t>
-            </w:r>
-          </w:p>
-        </w:tc>
-        <w:tc>
-          <w:tcPr>
-            <w:tcW w:w="804" w:type="dxa"/>
-            <w:tcBorders>
-              <w:top w:val="single" w:sz="4" w:space="0" w:color="000000"/>
-              <w:left w:val="single" w:sz="4" w:space="0" w:color="000000"/>
-              <w:bottom w:val="single" w:sz="4" w:space="0" w:color="000000"/>
-              <w:right w:val="single" w:sz="4" w:space="0" w:color="000000"/>
-            </w:tcBorders>
-          </w:tcPr>
-          <w:p>
-            <w:pPr>
-              <w:pStyle w:val="Standard"/>
-              <w:ind w:firstLine="0"/>
-              <w:jc w:val="center"/>
-              <w:rPr>
-                <w:color w:val="auto"/>
-              </w:rPr>
-            </w:pPr>
-            <w:r>
-              <w:t>-</w:t>
-            </w:r>
-          </w:p>
+              <w:spacing w:before="0" w:after="20" w:line="240" w:lineRule="auto"/>
+              <w:jc w:val="center"/>
+            </w:pPr>
+            <w:r>
+              <w:rPr>
+                <w:rFonts w:ascii="Times New Roman" w:hAnsi="Times New Roman"/>
+                <w:b w:val="0"/>
+                <w:sz w:val="24"/>
+              </w:rPr>
+            </w:r>
+          </w:p>
+        </w:tc>
+        <w:tc>
+          <w:tcPr>
+            <w:tcW w:type="dxa" w:w="3175"/>
+            <w:gridSpan w:val="2"/>
+            <w:vAlign w:val="center"/>
+          </w:tcPr>
+          <w:p>
+            <w:pPr>
+              <w:spacing w:before="0" w:after="20" w:line="240" w:lineRule="auto"/>
+              <w:jc w:val="left"/>
+            </w:pPr>
+            <w:r>
+              <w:rPr>
+                <w:rFonts w:ascii="Times New Roman" w:hAnsi="Times New Roman"/>
+                <w:b w:val="0"/>
+                <w:sz w:val="24"/>
+              </w:rPr>
+              <w:t>в том числе:</w:t>
+            </w:r>
+          </w:p>
+        </w:tc>
+        <w:tc>
+          <w:tcPr>
+            <w:tcW w:type="dxa" w:w="737"/>
+          </w:tcPr>
+          <w:p/>
+        </w:tc>
+        <w:tc>
+          <w:tcPr>
+            <w:tcW w:type="dxa" w:w="1587"/>
+          </w:tcPr>
+          <w:p/>
+        </w:tc>
+        <w:tc>
+          <w:tcPr>
+            <w:tcW w:type="dxa" w:w="850"/>
+          </w:tcPr>
+          <w:p/>
+        </w:tc>
+        <w:tc>
+          <w:tcPr>
+            <w:tcW w:type="dxa" w:w="850"/>
+          </w:tcPr>
+          <w:p/>
+        </w:tc>
+        <w:tc>
+          <w:tcPr>
+            <w:tcW w:type="dxa" w:w="850"/>
+          </w:tcPr>
+          <w:p/>
+        </w:tc>
+        <w:tc>
+          <w:tcPr>
+            <w:tcW w:type="dxa" w:w="850"/>
+          </w:tcPr>
+          <w:p/>
         </w:tc>
       </w:tr>
       <w:tr>
         <w:tc>
           <w:tcPr>
-            <w:tcW w:w="2915" w:type="dxa"/>
-            <w:vMerge w:val="restart"/>
-            <w:tcBorders>
-              <w:top w:val="single" w:sz="4" w:space="0" w:color="000000"/>
-              <w:left w:val="single" w:sz="4" w:space="0" w:color="000000"/>
-              <w:bottom w:val="single" w:sz="4" w:space="0" w:color="000000"/>
-            </w:tcBorders>
-            <w:tcMar>
-              <w:left w:w="108" w:type="dxa"/>
-              <w:right w:w="108" w:type="dxa"/>
-            </w:tcMar>
+            <w:tcW w:type="dxa" w:w="454"/>
             <w:vAlign w:val="center"/>
           </w:tcPr>
           <w:p>
             <w:pPr>
-              <w:pStyle w:val="Standard"/>
-              <w:ind w:firstLine="0"/>
-              <w:rPr>
-                <w:color w:val="auto"/>
-              </w:rPr>
-            </w:pPr>
-            <w:r>
-              <w:rPr>
-                <w:color w:val="auto"/>
-              </w:rPr>
-              <w:t>Вид промежуточной</w:t>
-            </w:r>
-          </w:p>
-          <w:p>
-            <w:pPr>
-              <w:pStyle w:val="Standard"/>
-              <w:ind w:firstLine="0"/>
-              <w:rPr>
-                <w:color w:val="auto"/>
-              </w:rPr>
-            </w:pPr>
-            <w:r>
-              <w:rPr>
-                <w:color w:val="auto"/>
-              </w:rPr>
-              <w:t>аттестации</w:t>
-            </w:r>
-          </w:p>
-        </w:tc>
-        <w:tc>
-          <w:tcPr>
-            <w:tcW w:w="1334" w:type="dxa"/>
-            <w:tcBorders>
-              <w:top w:val="single" w:sz="4" w:space="0" w:color="000000"/>
-              <w:left w:val="single" w:sz="4" w:space="0" w:color="000000"/>
-              <w:bottom w:val="single" w:sz="4" w:space="0" w:color="000000"/>
-            </w:tcBorders>
-          </w:tcPr>
-          <w:p>
-            <w:pPr>
-              <w:pStyle w:val="Standard"/>
-              <w:ind w:firstLine="0"/>
-              <w:rPr>
-                <w:color w:val="auto"/>
-              </w:rPr>
-            </w:pPr>
-            <w:r>
-              <w:rPr>
-                <w:color w:val="auto"/>
-              </w:rPr>
-              <w:t>зачет (З)</w:t>
-            </w:r>
-          </w:p>
-        </w:tc>
-        <w:tc>
-          <w:tcPr>
-            <w:tcW w:w="884" w:type="dxa"/>
-            <w:tcBorders>
-              <w:top w:val="single" w:sz="4" w:space="0" w:color="000000"/>
-              <w:left w:val="single" w:sz="4" w:space="0" w:color="000000"/>
-              <w:bottom w:val="single" w:sz="4" w:space="0" w:color="000000"/>
-              <w:right w:val="single" w:sz="4" w:space="0" w:color="auto"/>
-            </w:tcBorders>
+              <w:spacing w:before="0" w:after="20" w:line="240" w:lineRule="auto"/>
+              <w:jc w:val="center"/>
+            </w:pPr>
+            <w:r>
+              <w:rPr>
+                <w:rFonts w:ascii="Times New Roman" w:hAnsi="Times New Roman"/>
+                <w:b w:val="0"/>
+                <w:sz w:val="24"/>
+              </w:rPr>
+              <w:t>2.1</w:t>
+            </w:r>
+          </w:p>
+        </w:tc>
+        <w:tc>
+          <w:tcPr>
+            <w:tcW w:type="dxa" w:w="1814"/>
             <w:vAlign w:val="center"/>
           </w:tcPr>
           <w:p>
             <w:pPr>
-              <w:pStyle w:val="Standard"/>
-              <w:ind w:firstLine="0"/>
-              <w:jc w:val="center"/>
-              <w:rPr>
-                <w:color w:val="auto"/>
-              </w:rPr>
-            </w:pPr>
-            <w:r/>
-          </w:p>
-        </w:tc>
-        <w:tc>
-          <w:tcPr>
-            <w:tcW w:w="1148" w:type="dxa"/>
-            <w:tcBorders>
-              <w:top w:val="single" w:sz="4" w:space="0" w:color="000000"/>
-              <w:left w:val="single" w:sz="4" w:space="0" w:color="auto"/>
-              <w:bottom w:val="single" w:sz="4" w:space="0" w:color="000000"/>
-            </w:tcBorders>
+              <w:spacing w:before="0" w:after="20" w:line="240" w:lineRule="auto"/>
+              <w:jc w:val="left"/>
+            </w:pPr>
+            <w:r>
+              <w:rPr>
+                <w:rFonts w:ascii="Times New Roman" w:hAnsi="Times New Roman"/>
+                <w:b w:val="0"/>
+                <w:sz w:val="24"/>
+              </w:rPr>
+              <w:t>Курсовая работа/проект (при наличии)</w:t>
+            </w:r>
+          </w:p>
+        </w:tc>
+        <w:tc>
+          <w:tcPr>
+            <w:tcW w:type="dxa" w:w="1361"/>
             <w:vAlign w:val="center"/>
           </w:tcPr>
           <w:p>
             <w:pPr>
-              <w:pStyle w:val="Standard"/>
-              <w:ind w:firstLine="0"/>
-              <w:jc w:val="center"/>
-              <w:rPr>
-                <w:color w:val="auto"/>
-              </w:rPr>
-            </w:pPr>
-            <w:r/>
-          </w:p>
-        </w:tc>
-        <w:tc>
-          <w:tcPr>
-            <w:tcW w:w="856" w:type="dxa"/>
-            <w:tcBorders>
-              <w:top w:val="single" w:sz="4" w:space="0" w:color="000000"/>
-              <w:left w:val="single" w:sz="4" w:space="0" w:color="000000"/>
-              <w:bottom w:val="single" w:sz="4" w:space="0" w:color="000000"/>
-            </w:tcBorders>
+              <w:spacing w:before="0" w:after="20" w:line="240" w:lineRule="auto"/>
+              <w:jc w:val="center"/>
+            </w:pPr>
+            <w:r>
+              <w:rPr>
+                <w:rFonts w:ascii="Times New Roman" w:hAnsi="Times New Roman"/>
+                <w:b w:val="0"/>
+                <w:sz w:val="24"/>
+              </w:rPr>
+              <w:t>КР</w:t>
+            </w:r>
+          </w:p>
+        </w:tc>
+        <w:tc>
+          <w:tcPr>
+            <w:tcW w:type="dxa" w:w="737"/>
             <w:vAlign w:val="center"/>
           </w:tcPr>
           <w:p>
             <w:pPr>
-              <w:pStyle w:val="Standard"/>
-              <w:ind w:firstLine="0"/>
-              <w:jc w:val="center"/>
-              <w:rPr>
-                <w:color w:val="auto"/>
-              </w:rPr>
-            </w:pPr>
-            <w:r>
-              <w:rPr>
-                <w:color w:val="auto"/>
-              </w:rPr>
-              <w:t>З</w:t>
-            </w:r>
-          </w:p>
-        </w:tc>
-        <w:tc>
-          <w:tcPr>
-            <w:tcW w:w="860" w:type="dxa"/>
-            <w:tcBorders>
-              <w:top w:val="single" w:sz="4" w:space="0" w:color="000000"/>
-              <w:left w:val="single" w:sz="4" w:space="0" w:color="000000"/>
-              <w:bottom w:val="single" w:sz="4" w:space="0" w:color="000000"/>
-            </w:tcBorders>
+              <w:spacing w:before="0" w:after="20" w:line="240" w:lineRule="auto"/>
+              <w:jc w:val="center"/>
+            </w:pPr>
+            <w:r>
+              <w:rPr>
+                <w:rFonts w:ascii="Times New Roman" w:hAnsi="Times New Roman"/>
+                <w:b w:val="0"/>
+                <w:sz w:val="24"/>
+              </w:rPr>
+              <w:t>—</w:t>
+            </w:r>
+          </w:p>
+        </w:tc>
+        <w:tc>
+          <w:tcPr>
+            <w:tcW w:type="dxa" w:w="1587"/>
             <w:vAlign w:val="center"/>
           </w:tcPr>
           <w:p>
             <w:pPr>
-              <w:pStyle w:val="Standard"/>
-              <w:ind w:firstLine="0"/>
-              <w:jc w:val="center"/>
-              <w:rPr>
-                <w:color w:val="auto"/>
-              </w:rPr>
-            </w:pPr>
-            <w:r/>
-          </w:p>
-        </w:tc>
-        <w:tc>
-          <w:tcPr>
-            <w:tcW w:w="853" w:type="dxa"/>
-            <w:tcBorders>
-              <w:top w:val="single" w:sz="4" w:space="0" w:color="000000"/>
-              <w:left w:val="single" w:sz="4" w:space="0" w:color="000000"/>
-              <w:bottom w:val="single" w:sz="4" w:space="0" w:color="000000"/>
-            </w:tcBorders>
+              <w:spacing w:before="0" w:after="20" w:line="240" w:lineRule="auto"/>
+              <w:jc w:val="center"/>
+            </w:pPr>
+            <w:r>
+              <w:rPr>
+                <w:rFonts w:ascii="Times New Roman" w:hAnsi="Times New Roman"/>
+                <w:b w:val="0"/>
+                <w:sz w:val="24"/>
+              </w:rPr>
+              <w:t>—</w:t>
+            </w:r>
+          </w:p>
+        </w:tc>
+        <w:tc>
+          <w:tcPr>
+            <w:tcW w:type="dxa" w:w="850"/>
             <w:vAlign w:val="center"/>
           </w:tcPr>
           <w:p>
             <w:pPr>
-              <w:pStyle w:val="Standard"/>
-              <w:ind w:firstLine="0"/>
-              <w:jc w:val="center"/>
-              <w:rPr>
-                <w:color w:val="auto"/>
-              </w:rPr>
-            </w:pPr>
-            <w:r>
-              <w:t>З</w:t>
-            </w:r>
-          </w:p>
-        </w:tc>
-        <w:tc>
-          <w:tcPr>
-            <w:tcW w:w="804" w:type="dxa"/>
-            <w:tcBorders>
-              <w:top w:val="single" w:sz="4" w:space="0" w:color="000000"/>
-              <w:left w:val="single" w:sz="4" w:space="0" w:color="000000"/>
-              <w:bottom w:val="single" w:sz="4" w:space="0" w:color="000000"/>
-              <w:right w:val="single" w:sz="4" w:space="0" w:color="000000"/>
-            </w:tcBorders>
+              <w:spacing w:before="0" w:after="20" w:line="240" w:lineRule="auto"/>
+              <w:jc w:val="center"/>
+            </w:pPr>
+            <w:r>
+              <w:rPr>
+                <w:rFonts w:ascii="Times New Roman" w:hAnsi="Times New Roman"/>
+                <w:b w:val="0"/>
+                <w:sz w:val="24"/>
+              </w:rPr>
+              <w:t>—</w:t>
+            </w:r>
+          </w:p>
+        </w:tc>
+        <w:tc>
+          <w:tcPr>
+            <w:tcW w:type="dxa" w:w="850"/>
             <w:vAlign w:val="center"/>
           </w:tcPr>
           <w:p>
             <w:pPr>
-              <w:pStyle w:val="Standard"/>
-              <w:ind w:firstLine="0"/>
-              <w:jc w:val="center"/>
-              <w:rPr>
-                <w:color w:val="auto"/>
-              </w:rPr>
-            </w:pPr>
-            <w:r/>
+              <w:spacing w:before="0" w:after="20" w:line="240" w:lineRule="auto"/>
+              <w:jc w:val="center"/>
+            </w:pPr>
+            <w:r>
+              <w:rPr>
+                <w:rFonts w:ascii="Times New Roman" w:hAnsi="Times New Roman"/>
+                <w:b w:val="0"/>
+                <w:sz w:val="24"/>
+              </w:rPr>
+              <w:t>—</w:t>
+            </w:r>
+          </w:p>
+        </w:tc>
+        <w:tc>
+          <w:tcPr>
+            <w:tcW w:type="dxa" w:w="850"/>
+            <w:vAlign w:val="center"/>
+          </w:tcPr>
+          <w:p>
+            <w:pPr>
+              <w:spacing w:before="0" w:after="20" w:line="240" w:lineRule="auto"/>
+              <w:jc w:val="center"/>
+            </w:pPr>
+            <w:r>
+              <w:rPr>
+                <w:rFonts w:ascii="Times New Roman" w:hAnsi="Times New Roman"/>
+                <w:b w:val="0"/>
+                <w:sz w:val="24"/>
+              </w:rPr>
+              <w:t>—</w:t>
+            </w:r>
+          </w:p>
+        </w:tc>
+        <w:tc>
+          <w:tcPr>
+            <w:tcW w:type="dxa" w:w="850"/>
+            <w:vAlign w:val="center"/>
+          </w:tcPr>
+          <w:p>
+            <w:pPr>
+              <w:spacing w:before="0" w:after="20" w:line="240" w:lineRule="auto"/>
+              <w:jc w:val="center"/>
+            </w:pPr>
+            <w:r>
+              <w:rPr>
+                <w:rFonts w:ascii="Times New Roman" w:hAnsi="Times New Roman"/>
+                <w:b w:val="0"/>
+                <w:sz w:val="24"/>
+              </w:rPr>
+              <w:t>—</w:t>
+            </w:r>
           </w:p>
         </w:tc>
       </w:tr>
       <w:tr>
         <w:tc>
           <w:tcPr>
-            <w:tcW w:w="2915" w:type="dxa"/>
-            <w:vMerge/>
-            <w:tcBorders>
-              <w:top w:val="single" w:sz="4" w:space="0" w:color="000000"/>
-              <w:left w:val="single" w:sz="4" w:space="0" w:color="000000"/>
-              <w:bottom w:val="single" w:sz="4" w:space="0" w:color="000000"/>
-            </w:tcBorders>
-            <w:tcMar>
-              <w:left w:w="108" w:type="dxa"/>
-              <w:right w:w="108" w:type="dxa"/>
-            </w:tcMar>
+            <w:tcW w:type="dxa" w:w="454"/>
             <w:vAlign w:val="center"/>
           </w:tcPr>
           <w:p>
             <w:pPr>
-              <w:suppressAutoHyphens w:val="0"/>
-              <w:rPr>
-                <w:rStyle w:val="Standard"/>
-                <w:color w:val="auto"/>
-                <w:sz w:val="24"/>
-              </w:rPr>
-            </w:pPr>
-          </w:p>
-        </w:tc>
-        <w:tc>
-          <w:tcPr>
-            <w:tcW w:w="1334" w:type="dxa"/>
-            <w:tcBorders>
-              <w:top w:val="single" w:sz="4" w:space="0" w:color="000000"/>
-              <w:left w:val="single" w:sz="4" w:space="0" w:color="000000"/>
-              <w:bottom w:val="single" w:sz="4" w:space="0" w:color="000000"/>
-            </w:tcBorders>
-          </w:tcPr>
-          <w:p>
-            <w:pPr>
-              <w:pStyle w:val="Standard"/>
-              <w:ind w:firstLine="0"/>
-              <w:rPr>
-                <w:color w:val="auto"/>
-              </w:rPr>
-            </w:pPr>
-            <w:r>
-              <w:rPr>
-                <w:color w:val="auto"/>
-              </w:rPr>
-              <w:t>экзамен (Э)</w:t>
-            </w:r>
-          </w:p>
-        </w:tc>
-        <w:tc>
-          <w:tcPr>
-            <w:tcW w:w="884" w:type="dxa"/>
-            <w:tcBorders>
-              <w:top w:val="single" w:sz="4" w:space="0" w:color="000000"/>
-              <w:left w:val="single" w:sz="4" w:space="0" w:color="000000"/>
-              <w:bottom w:val="single" w:sz="4" w:space="0" w:color="000000"/>
-              <w:right w:val="single" w:sz="4" w:space="0" w:color="auto"/>
-            </w:tcBorders>
-          </w:tcPr>
-          <w:p>
-            <w:pPr>
-              <w:pStyle w:val="Standard"/>
-              <w:ind w:firstLine="0"/>
-              <w:jc w:val="center"/>
-              <w:rPr>
-                <w:color w:val="auto"/>
-              </w:rPr>
-            </w:pPr>
-            <w:r>
-              <w:rPr>
-                <w:color w:val="auto"/>
-              </w:rPr>
-              <w:t>72</w:t>
-            </w:r>
-          </w:p>
-        </w:tc>
-        <w:tc>
-          <w:tcPr>
-            <w:tcW w:w="1148" w:type="dxa"/>
-            <w:tcBorders>
-              <w:top w:val="single" w:sz="4" w:space="0" w:color="000000"/>
-              <w:left w:val="single" w:sz="4" w:space="0" w:color="auto"/>
-              <w:bottom w:val="single" w:sz="4" w:space="0" w:color="000000"/>
-            </w:tcBorders>
-          </w:tcPr>
-          <w:p>
-            <w:pPr>
-              <w:pStyle w:val="Standard"/>
-              <w:ind w:firstLine="0"/>
-              <w:jc w:val="center"/>
-              <w:rPr>
-                <w:color w:val="auto"/>
-              </w:rPr>
-            </w:pPr>
-            <w:r/>
-          </w:p>
-        </w:tc>
-        <w:tc>
-          <w:tcPr>
-            <w:tcW w:w="856" w:type="dxa"/>
-            <w:tcBorders>
-              <w:top w:val="single" w:sz="4" w:space="0" w:color="000000"/>
-              <w:left w:val="single" w:sz="4" w:space="0" w:color="000000"/>
-              <w:bottom w:val="single" w:sz="4" w:space="0" w:color="000000"/>
-            </w:tcBorders>
-          </w:tcPr>
-          <w:p>
-            <w:pPr>
-              <w:pStyle w:val="Standard"/>
-              <w:ind w:firstLine="0"/>
-              <w:jc w:val="center"/>
-              <w:rPr>
-                <w:color w:val="auto"/>
-              </w:rPr>
-            </w:pPr>
-            <w:r/>
-          </w:p>
-        </w:tc>
-        <w:tc>
-          <w:tcPr>
-            <w:tcW w:w="860" w:type="dxa"/>
-            <w:tcBorders>
-              <w:top w:val="single" w:sz="4" w:space="0" w:color="000000"/>
-              <w:left w:val="single" w:sz="4" w:space="0" w:color="000000"/>
-              <w:bottom w:val="single" w:sz="4" w:space="0" w:color="000000"/>
-            </w:tcBorders>
-          </w:tcPr>
-          <w:p>
-            <w:pPr>
-              <w:pStyle w:val="Standard"/>
-              <w:tabs>
-                <w:tab w:val="left" w:pos="360"/>
-                <w:tab w:val="center" w:pos="440"/>
-              </w:tabs>
-              <w:ind w:firstLine="0"/>
-              <w:jc w:val="center"/>
-              <w:rPr>
-                <w:color w:val="auto"/>
-              </w:rPr>
-            </w:pPr>
-            <w:r>
-              <w:rPr>
-                <w:color w:val="auto"/>
-              </w:rPr>
-              <w:t>36</w:t>
-            </w:r>
-          </w:p>
-        </w:tc>
-        <w:tc>
-          <w:tcPr>
-            <w:tcW w:w="853" w:type="dxa"/>
-            <w:tcBorders>
-              <w:top w:val="single" w:sz="4" w:space="0" w:color="000000"/>
-              <w:left w:val="single" w:sz="4" w:space="0" w:color="000000"/>
-              <w:bottom w:val="single" w:sz="4" w:space="0" w:color="000000"/>
-            </w:tcBorders>
-          </w:tcPr>
-          <w:p>
-            <w:pPr>
-              <w:pStyle w:val="Standard"/>
-              <w:ind w:firstLine="0"/>
-              <w:jc w:val="center"/>
-              <w:rPr>
-                <w:color w:val="auto"/>
-              </w:rPr>
-            </w:pPr>
-            <w:r/>
-          </w:p>
-        </w:tc>
-        <w:tc>
-          <w:tcPr>
-            <w:tcW w:w="804" w:type="dxa"/>
-            <w:tcBorders>
-              <w:top w:val="single" w:sz="4" w:space="0" w:color="000000"/>
-              <w:left w:val="single" w:sz="4" w:space="0" w:color="000000"/>
-              <w:bottom w:val="single" w:sz="4" w:space="0" w:color="000000"/>
-              <w:right w:val="single" w:sz="4" w:space="0" w:color="000000"/>
-            </w:tcBorders>
-          </w:tcPr>
-          <w:p>
-            <w:pPr>
-              <w:pStyle w:val="Standard"/>
-              <w:tabs>
-                <w:tab w:val="left" w:pos="315"/>
-                <w:tab w:val="center" w:pos="409"/>
-              </w:tabs>
-              <w:ind w:firstLine="0"/>
-              <w:jc w:val="center"/>
-              <w:rPr>
-                <w:color w:val="auto"/>
-              </w:rPr>
-            </w:pPr>
-            <w:r>
-              <w:t>36</w:t>
+              <w:spacing w:before="0" w:after="20" w:line="240" w:lineRule="auto"/>
+              <w:jc w:val="center"/>
+            </w:pPr>
+            <w:r>
+              <w:rPr>
+                <w:rFonts w:ascii="Times New Roman" w:hAnsi="Times New Roman"/>
+                <w:b w:val="0"/>
+                <w:sz w:val="24"/>
+              </w:rPr>
+              <w:t>2.1</w:t>
+            </w:r>
+          </w:p>
+        </w:tc>
+        <w:tc>
+          <w:tcPr>
+            <w:tcW w:type="dxa" w:w="1814"/>
+            <w:vAlign w:val="center"/>
+          </w:tcPr>
+          <w:p>
+            <w:pPr>
+              <w:spacing w:before="0" w:after="20" w:line="240" w:lineRule="auto"/>
+              <w:jc w:val="left"/>
+            </w:pPr>
+            <w:r>
+              <w:rPr>
+                <w:rFonts w:ascii="Times New Roman" w:hAnsi="Times New Roman"/>
+                <w:b w:val="0"/>
+                <w:sz w:val="24"/>
+              </w:rPr>
+              <w:t>Курсовая работа/проект (при наличии)</w:t>
+            </w:r>
+          </w:p>
+        </w:tc>
+        <w:tc>
+          <w:tcPr>
+            <w:tcW w:type="dxa" w:w="1361"/>
+            <w:vAlign w:val="center"/>
+          </w:tcPr>
+          <w:p>
+            <w:pPr>
+              <w:spacing w:before="0" w:after="20" w:line="240" w:lineRule="auto"/>
+              <w:jc w:val="center"/>
+            </w:pPr>
+            <w:r>
+              <w:rPr>
+                <w:rFonts w:ascii="Times New Roman" w:hAnsi="Times New Roman"/>
+                <w:b w:val="0"/>
+                <w:sz w:val="24"/>
+              </w:rPr>
+              <w:t>КП</w:t>
+            </w:r>
+          </w:p>
+        </w:tc>
+        <w:tc>
+          <w:tcPr>
+            <w:tcW w:type="dxa" w:w="737"/>
+            <w:vAlign w:val="center"/>
+          </w:tcPr>
+          <w:p>
+            <w:pPr>
+              <w:spacing w:before="0" w:after="20" w:line="240" w:lineRule="auto"/>
+              <w:jc w:val="center"/>
+            </w:pPr>
+            <w:r>
+              <w:rPr>
+                <w:rFonts w:ascii="Times New Roman" w:hAnsi="Times New Roman"/>
+                <w:b w:val="0"/>
+                <w:sz w:val="24"/>
+              </w:rPr>
+              <w:t>—</w:t>
+            </w:r>
+          </w:p>
+        </w:tc>
+        <w:tc>
+          <w:tcPr>
+            <w:tcW w:type="dxa" w:w="1587"/>
+            <w:vAlign w:val="center"/>
+          </w:tcPr>
+          <w:p>
+            <w:pPr>
+              <w:spacing w:before="0" w:after="20" w:line="240" w:lineRule="auto"/>
+              <w:jc w:val="center"/>
+            </w:pPr>
+            <w:r>
+              <w:rPr>
+                <w:rFonts w:ascii="Times New Roman" w:hAnsi="Times New Roman"/>
+                <w:b w:val="0"/>
+                <w:sz w:val="24"/>
+              </w:rPr>
+              <w:t>—</w:t>
+            </w:r>
+          </w:p>
+        </w:tc>
+        <w:tc>
+          <w:tcPr>
+            <w:tcW w:type="dxa" w:w="850"/>
+            <w:vAlign w:val="center"/>
+          </w:tcPr>
+          <w:p>
+            <w:pPr>
+              <w:spacing w:before="0" w:after="20" w:line="240" w:lineRule="auto"/>
+              <w:jc w:val="center"/>
+            </w:pPr>
+            <w:r>
+              <w:rPr>
+                <w:rFonts w:ascii="Times New Roman" w:hAnsi="Times New Roman"/>
+                <w:b w:val="0"/>
+                <w:sz w:val="24"/>
+              </w:rPr>
+              <w:t>—</w:t>
+            </w:r>
+          </w:p>
+        </w:tc>
+        <w:tc>
+          <w:tcPr>
+            <w:tcW w:type="dxa" w:w="850"/>
+            <w:vAlign w:val="center"/>
+          </w:tcPr>
+          <w:p>
+            <w:pPr>
+              <w:spacing w:before="0" w:after="20" w:line="240" w:lineRule="auto"/>
+              <w:jc w:val="center"/>
+            </w:pPr>
+            <w:r>
+              <w:rPr>
+                <w:rFonts w:ascii="Times New Roman" w:hAnsi="Times New Roman"/>
+                <w:b w:val="0"/>
+                <w:sz w:val="24"/>
+              </w:rPr>
+              <w:t>—</w:t>
+            </w:r>
+          </w:p>
+        </w:tc>
+        <w:tc>
+          <w:tcPr>
+            <w:tcW w:type="dxa" w:w="850"/>
+            <w:vAlign w:val="center"/>
+          </w:tcPr>
+          <w:p>
+            <w:pPr>
+              <w:spacing w:before="0" w:after="20" w:line="240" w:lineRule="auto"/>
+              <w:jc w:val="center"/>
+            </w:pPr>
+            <w:r>
+              <w:rPr>
+                <w:rFonts w:ascii="Times New Roman" w:hAnsi="Times New Roman"/>
+                <w:b w:val="0"/>
+                <w:sz w:val="24"/>
+              </w:rPr>
+              <w:t>—</w:t>
+            </w:r>
+          </w:p>
+        </w:tc>
+        <w:tc>
+          <w:tcPr>
+            <w:tcW w:type="dxa" w:w="850"/>
+            <w:vAlign w:val="center"/>
+          </w:tcPr>
+          <w:p>
+            <w:pPr>
+              <w:spacing w:before="0" w:after="20" w:line="240" w:lineRule="auto"/>
+              <w:jc w:val="center"/>
+            </w:pPr>
+            <w:r>
+              <w:rPr>
+                <w:rFonts w:ascii="Times New Roman" w:hAnsi="Times New Roman"/>
+                <w:b w:val="0"/>
+                <w:sz w:val="24"/>
+              </w:rPr>
+              <w:t>—</w:t>
             </w:r>
           </w:p>
         </w:tc>
@@ -5340,229 +4658,181 @@
       <w:tr>
         <w:tc>
           <w:tcPr>
-            <w:tcW w:w="2915" w:type="dxa"/>
-            <w:vMerge w:val="restart"/>
-            <w:tcBorders>
-              <w:top w:val="single" w:sz="4" w:space="0" w:color="000000"/>
-              <w:left w:val="single" w:sz="4" w:space="0" w:color="000000"/>
-              <w:bottom w:val="single" w:sz="4" w:space="0" w:color="000000"/>
-            </w:tcBorders>
-            <w:tcMar>
-              <w:left w:w="108" w:type="dxa"/>
-              <w:right w:w="108" w:type="dxa"/>
-            </w:tcMar>
+            <w:tcW w:type="dxa" w:w="454"/>
             <w:vAlign w:val="center"/>
           </w:tcPr>
           <w:p>
             <w:pPr>
-              <w:pStyle w:val="Standard"/>
-              <w:ind w:firstLine="0"/>
-              <w:rPr>
-                <w:color w:val="auto"/>
-              </w:rPr>
-            </w:pPr>
-            <w:r>
-              <w:rPr>
-                <w:color w:val="auto"/>
-              </w:rPr>
-              <w:t>ИТОГО: общая трудое</w:t>
-            </w:r>
-            <w:r>
-              <w:rPr>
-                <w:color w:val="auto"/>
-              </w:rPr>
-              <w:t>м</w:t>
-            </w:r>
-            <w:r>
-              <w:rPr>
-                <w:color w:val="auto"/>
-              </w:rPr>
-              <w:t>кость</w:t>
-            </w:r>
-          </w:p>
-        </w:tc>
-        <w:tc>
-          <w:tcPr>
-            <w:tcW w:w="1334" w:type="dxa"/>
-            <w:tcBorders>
-              <w:top w:val="single" w:sz="4" w:space="0" w:color="000000"/>
-              <w:left w:val="single" w:sz="4" w:space="0" w:color="000000"/>
-              <w:bottom w:val="single" w:sz="4" w:space="0" w:color="000000"/>
-            </w:tcBorders>
-          </w:tcPr>
-          <w:p>
-            <w:pPr>
-              <w:pStyle w:val="Standard"/>
-              <w:ind w:firstLine="0"/>
-              <w:jc w:val="center"/>
-              <w:rPr>
-                <w:color w:val="auto"/>
-              </w:rPr>
-            </w:pPr>
-            <w:r>
-              <w:rPr>
-                <w:color w:val="auto"/>
-              </w:rPr>
-              <w:t>часов</w:t>
-            </w:r>
-          </w:p>
-        </w:tc>
-        <w:tc>
-          <w:tcPr>
-            <w:tcW w:w="884" w:type="dxa"/>
-            <w:tcBorders>
-              <w:top w:val="single" w:sz="4" w:space="0" w:color="000000"/>
-              <w:left w:val="single" w:sz="4" w:space="0" w:color="000000"/>
-              <w:bottom w:val="single" w:sz="4" w:space="0" w:color="000000"/>
-              <w:right w:val="single" w:sz="4" w:space="0" w:color="auto"/>
-            </w:tcBorders>
-          </w:tcPr>
-          <w:p>
-            <w:pPr>
-              <w:pStyle w:val="Standard"/>
-              <w:tabs>
-                <w:tab w:val="left" w:pos="270"/>
-                <w:tab w:val="center" w:pos="529"/>
-              </w:tabs>
-              <w:ind w:firstLine="0"/>
-              <w:jc w:val="center"/>
-              <w:rPr>
-                <w:color w:val="auto"/>
-              </w:rPr>
-            </w:pPr>
-            <w:r>
-              <w:rPr>
-                <w:color w:val="auto"/>
-              </w:rPr>
-              <w:t>468</w:t>
-            </w:r>
-          </w:p>
-        </w:tc>
-        <w:tc>
-          <w:tcPr>
-            <w:tcW w:w="1148" w:type="dxa"/>
-            <w:tcBorders>
-              <w:top w:val="single" w:sz="4" w:space="0" w:color="000000"/>
-              <w:left w:val="single" w:sz="4" w:space="0" w:color="auto"/>
-              <w:bottom w:val="single" w:sz="4" w:space="0" w:color="000000"/>
-            </w:tcBorders>
-          </w:tcPr>
-          <w:p>
-            <w:pPr>
-              <w:pStyle w:val="Standard"/>
-              <w:tabs>
-                <w:tab w:val="left" w:pos="270"/>
-                <w:tab w:val="center" w:pos="529"/>
-              </w:tabs>
-              <w:ind w:firstLine="0"/>
-              <w:jc w:val="center"/>
-              <w:rPr>
-                <w:color w:val="auto"/>
-              </w:rPr>
-            </w:pPr>
-            <w:r>
-              <w:rPr>
-                <w:color w:val="auto"/>
-              </w:rPr>
-            </w:r>
-          </w:p>
-        </w:tc>
-        <w:tc>
-          <w:tcPr>
-            <w:tcW w:w="856" w:type="dxa"/>
-            <w:tcBorders>
-              <w:top w:val="single" w:sz="4" w:space="0" w:color="000000"/>
-              <w:left w:val="single" w:sz="4" w:space="0" w:color="000000"/>
-              <w:bottom w:val="single" w:sz="4" w:space="0" w:color="000000"/>
-            </w:tcBorders>
-          </w:tcPr>
-          <w:p>
-            <w:pPr>
-              <w:pStyle w:val="Standard"/>
-              <w:ind w:firstLine="0"/>
-              <w:jc w:val="center"/>
-              <w:rPr>
-                <w:color w:val="auto"/>
-              </w:rPr>
-            </w:pPr>
-            <w:r>
-              <w:rPr>
-                <w:color w:val="auto"/>
-              </w:rPr>
-              <w:t>72</w:t>
-            </w:r>
-          </w:p>
-        </w:tc>
-        <w:tc>
-          <w:tcPr>
-            <w:tcW w:w="860" w:type="dxa"/>
-            <w:tcBorders>
-              <w:top w:val="single" w:sz="4" w:space="0" w:color="000000"/>
-              <w:left w:val="single" w:sz="4" w:space="0" w:color="000000"/>
-              <w:bottom w:val="single" w:sz="4" w:space="0" w:color="000000"/>
-            </w:tcBorders>
-          </w:tcPr>
-          <w:p>
-            <w:pPr>
-              <w:pStyle w:val="Standard"/>
-              <w:ind w:firstLine="0"/>
-              <w:jc w:val="center"/>
-              <w:rPr>
-                <w:color w:val="auto"/>
-              </w:rPr>
-            </w:pPr>
-            <w:r>
-              <w:rPr>
-                <w:color w:val="auto"/>
-              </w:rPr>
-              <w:t>144</w:t>
-            </w:r>
-          </w:p>
-        </w:tc>
-        <w:tc>
-          <w:tcPr>
-            <w:tcW w:w="853" w:type="dxa"/>
-            <w:tcBorders>
-              <w:top w:val="single" w:sz="4" w:space="0" w:color="000000"/>
-              <w:left w:val="single" w:sz="4" w:space="0" w:color="000000"/>
-              <w:bottom w:val="single" w:sz="4" w:space="0" w:color="000000"/>
-            </w:tcBorders>
-          </w:tcPr>
-          <w:p>
-            <w:pPr>
-              <w:pStyle w:val="Standard"/>
-              <w:ind w:firstLine="0"/>
-              <w:jc w:val="center"/>
-              <w:rPr>
-                <w:color w:val="auto"/>
-              </w:rPr>
-            </w:pPr>
-            <w:r>
-              <w:t>108</w:t>
-            </w:r>
-          </w:p>
-        </w:tc>
-        <w:tc>
-          <w:tcPr>
-            <w:tcW w:w="804" w:type="dxa"/>
-            <w:tcBorders>
-              <w:top w:val="single" w:sz="4" w:space="0" w:color="000000"/>
-              <w:left w:val="single" w:sz="4" w:space="0" w:color="000000"/>
-              <w:bottom w:val="single" w:sz="4" w:space="0" w:color="000000"/>
-              <w:right w:val="single" w:sz="4" w:space="0" w:color="000000"/>
-            </w:tcBorders>
-          </w:tcPr>
-          <w:p>
-            <w:pPr>
-              <w:pStyle w:val="Standard"/>
-              <w:ind w:firstLine="0"/>
-              <w:jc w:val="center"/>
-              <w:rPr>
-                <w:color w:val="auto"/>
-              </w:rPr>
-            </w:pPr>
-            <w:r>
-              <w:t>144</w:t>
+              <w:spacing w:before="0" w:after="20" w:line="240" w:lineRule="auto"/>
+              <w:jc w:val="center"/>
+            </w:pPr>
+            <w:r>
+              <w:rPr>
+                <w:rFonts w:ascii="Times New Roman" w:hAnsi="Times New Roman"/>
+                <w:b w:val="0"/>
+                <w:sz w:val="24"/>
+              </w:rPr>
+              <w:t>3</w:t>
+            </w:r>
+          </w:p>
+        </w:tc>
+        <w:tc>
+          <w:tcPr>
+            <w:tcW w:type="dxa" w:w="1814"/>
+            <w:vAlign w:val="center"/>
+          </w:tcPr>
+          <w:p>
+            <w:pPr>
+              <w:spacing w:before="0" w:after="20" w:line="240" w:lineRule="auto"/>
+              <w:jc w:val="left"/>
+            </w:pPr>
+            <w:r>
+              <w:rPr>
+                <w:rFonts w:ascii="Times New Roman" w:hAnsi="Times New Roman"/>
+                <w:b w:val="0"/>
+                <w:sz w:val="24"/>
+              </w:rPr>
+              <w:t>Промежуточная аттестация</w:t>
+            </w:r>
+          </w:p>
+        </w:tc>
+        <w:tc>
+          <w:tcPr>
+            <w:tcW w:type="dxa" w:w="1361"/>
+            <w:vAlign w:val="center"/>
+          </w:tcPr>
+          <w:p>
+            <w:pPr>
+              <w:spacing w:before="0" w:after="20" w:line="240" w:lineRule="auto"/>
+              <w:jc w:val="center"/>
+            </w:pPr>
+            <w:r>
+              <w:rPr>
+                <w:rFonts w:ascii="Times New Roman" w:hAnsi="Times New Roman"/>
+                <w:b w:val="0"/>
+                <w:sz w:val="24"/>
+              </w:rPr>
+              <w:t>зачёт (З)</w:t>
+            </w:r>
+          </w:p>
+        </w:tc>
+        <w:tc>
+          <w:tcPr>
+            <w:tcW w:type="dxa" w:w="737"/>
+            <w:vAlign w:val="center"/>
+          </w:tcPr>
+          <w:p>
+            <w:pPr>
+              <w:spacing w:before="0" w:after="20" w:line="240" w:lineRule="auto"/>
+              <w:jc w:val="center"/>
+            </w:pPr>
+            <w:r>
+              <w:rPr>
+                <w:rFonts w:ascii="Times New Roman" w:hAnsi="Times New Roman"/>
+                <w:b w:val="0"/>
+                <w:sz w:val="24"/>
+              </w:rPr>
+              <w:t>0</w:t>
+            </w:r>
+          </w:p>
+        </w:tc>
+        <w:tc>
+          <w:tcPr>
+            <w:tcW w:type="dxa" w:w="1587"/>
+            <w:vAlign w:val="center"/>
+          </w:tcPr>
+          <w:p>
+            <w:pPr>
+              <w:spacing w:before="0" w:after="20" w:line="240" w:lineRule="auto"/>
+              <w:jc w:val="center"/>
+            </w:pPr>
+            <w:r>
+              <w:rPr>
+                <w:rFonts w:ascii="Times New Roman" w:hAnsi="Times New Roman"/>
+                <w:b w:val="0"/>
+                <w:sz w:val="24"/>
+              </w:rPr>
+              <w:t>0</w:t>
+            </w:r>
+          </w:p>
+        </w:tc>
+        <w:tc>
+          <w:tcPr>
+            <w:tcW w:type="dxa" w:w="850"/>
+            <w:vAlign w:val="center"/>
+          </w:tcPr>
+          <w:p>
+            <w:pPr>
+              <w:spacing w:before="0" w:after="20" w:line="240" w:lineRule="auto"/>
+              <w:jc w:val="center"/>
+            </w:pPr>
+            <w:r>
+              <w:rPr>
+                <w:rFonts w:ascii="Times New Roman" w:hAnsi="Times New Roman"/>
+                <w:b w:val="0"/>
+                <w:sz w:val="24"/>
+              </w:rPr>
+              <w:t>0</w:t>
+            </w:r>
+          </w:p>
+        </w:tc>
+        <w:tc>
+          <w:tcPr>
+            <w:tcW w:type="dxa" w:w="850"/>
+            <w:vAlign w:val="center"/>
+          </w:tcPr>
+          <w:p>
+            <w:pPr>
+              <w:spacing w:before="0" w:after="20" w:line="240" w:lineRule="auto"/>
+              <w:jc w:val="center"/>
+            </w:pPr>
+            <w:r>
+              <w:rPr>
+                <w:rFonts w:ascii="Times New Roman" w:hAnsi="Times New Roman"/>
+                <w:b w:val="0"/>
+                <w:sz w:val="24"/>
+              </w:rPr>
+              <w:t>—</w:t>
+            </w:r>
+          </w:p>
+        </w:tc>
+        <w:tc>
+          <w:tcPr>
+            <w:tcW w:type="dxa" w:w="850"/>
+            <w:vAlign w:val="center"/>
+          </w:tcPr>
+          <w:p>
+            <w:pPr>
+              <w:spacing w:before="0" w:after="20" w:line="240" w:lineRule="auto"/>
+              <w:jc w:val="center"/>
+            </w:pPr>
+            <w:r>
+              <w:rPr>
+                <w:rFonts w:ascii="Times New Roman" w:hAnsi="Times New Roman"/>
+                <w:b w:val="0"/>
+                <w:sz w:val="24"/>
+              </w:rPr>
+              <w:t>0</w:t>
+            </w:r>
+          </w:p>
+        </w:tc>
+        <w:tc>
+          <w:tcPr>
+            <w:tcW w:type="dxa" w:w="850"/>
+            <w:vAlign w:val="center"/>
+          </w:tcPr>
+          <w:p>
+            <w:pPr>
+              <w:spacing w:before="0" w:after="20" w:line="240" w:lineRule="auto"/>
+              <w:jc w:val="center"/>
+            </w:pPr>
+            <w:r>
+              <w:rPr>
+                <w:rFonts w:ascii="Times New Roman" w:hAnsi="Times New Roman"/>
+                <w:b w:val="0"/>
+                <w:sz w:val="24"/>
+              </w:rPr>
+              <w:t>—</w:t>
             </w:r>
           </w:p>
         </w:tc>
@@ -5570,78 +4840,700 @@
       <w:tr>
         <w:tc>
           <w:tcPr>
-            <w:tcW w:w="2915" w:type="dxa"/>
-            <w:vMerge/>
-            <w:tcBorders>
-              <w:top w:val="single" w:sz="4" w:space="0" w:color="000000"/>
-              <w:left w:val="single" w:sz="4" w:space="0" w:color="000000"/>
-              <w:bottom w:val="single" w:sz="4" w:space="0" w:color="000000"/>
-            </w:tcBorders>
-            <w:tcMar>
-              <w:left w:w="108" w:type="dxa"/>
-              <w:right w:w="108" w:type="dxa"/>
-            </w:tcMar>
+            <w:tcW w:type="dxa" w:w="454"/>
             <w:vAlign w:val="center"/>
           </w:tcPr>
           <w:p>
             <w:pPr>
-              <w:suppressAutoHyphens w:val="0"/>
-              <w:rPr>
-                <w:rStyle w:val="Standard"/>
-                <w:color w:val="auto"/>
-                <w:sz w:val="24"/>
-              </w:rPr>
-            </w:pPr>
-          </w:p>
-        </w:tc>
-        <w:tc>
-          <w:tcPr>
-            <w:tcW w:w="1334" w:type="dxa"/>
-            <w:tcBorders>
-              <w:top w:val="single" w:sz="4" w:space="0" w:color="000000"/>
-              <w:left w:val="single" w:sz="4" w:space="0" w:color="000000"/>
-              <w:bottom w:val="single" w:sz="4" w:space="0" w:color="000000"/>
-            </w:tcBorders>
-          </w:tcPr>
-          <w:p>
-            <w:pPr>
-              <w:pStyle w:val="Standard"/>
-              <w:ind w:firstLine="0"/>
-              <w:jc w:val="center"/>
-              <w:rPr>
-                <w:color w:val="auto"/>
-              </w:rPr>
-            </w:pPr>
-            <w:r>
-              <w:rPr>
-                <w:color w:val="auto"/>
-              </w:rPr>
-              <w:t>зач. ед.</w:t>
-            </w:r>
-          </w:p>
-        </w:tc>
-        <w:tc>
-          <w:tcPr>
-            <w:tcW w:w="884" w:type="dxa"/>
-            <w:tcBorders>
-              <w:top w:val="single" w:sz="4" w:space="0" w:color="000000"/>
-              <w:left w:val="single" w:sz="4" w:space="0" w:color="000000"/>
-              <w:bottom w:val="single" w:sz="4" w:space="0" w:color="000000"/>
-              <w:right w:val="single" w:sz="4" w:space="0" w:color="auto"/>
-            </w:tcBorders>
-          </w:tcPr>
-          <w:p>
-            <w:pPr>
-              <w:pStyle w:val="Standard"/>
-              <w:ind w:firstLine="0"/>
-              <w:jc w:val="center"/>
-              <w:rPr>
-                <w:color w:val="auto"/>
-              </w:rPr>
-            </w:pPr>
-            <w:r>
-              <w:rPr>
-                <w:color w:val="auto"/>
+              <w:spacing w:before="0" w:after="20" w:line="240" w:lineRule="auto"/>
+              <w:jc w:val="center"/>
+            </w:pPr>
+            <w:r>
+              <w:rPr>
+                <w:rFonts w:ascii="Times New Roman" w:hAnsi="Times New Roman"/>
+                <w:b w:val="0"/>
+                <w:sz w:val="24"/>
+              </w:rPr>
+              <w:t>3</w:t>
+            </w:r>
+          </w:p>
+        </w:tc>
+        <w:tc>
+          <w:tcPr>
+            <w:tcW w:type="dxa" w:w="1814"/>
+            <w:vAlign w:val="center"/>
+          </w:tcPr>
+          <w:p>
+            <w:pPr>
+              <w:spacing w:before="0" w:after="20" w:line="240" w:lineRule="auto"/>
+              <w:jc w:val="left"/>
+            </w:pPr>
+            <w:r>
+              <w:rPr>
+                <w:rFonts w:ascii="Times New Roman" w:hAnsi="Times New Roman"/>
+                <w:b w:val="0"/>
+                <w:sz w:val="24"/>
+              </w:rPr>
+              <w:t>Промежуточная аттестация</w:t>
+            </w:r>
+          </w:p>
+        </w:tc>
+        <w:tc>
+          <w:tcPr>
+            <w:tcW w:type="dxa" w:w="1361"/>
+            <w:vAlign w:val="center"/>
+          </w:tcPr>
+          <w:p>
+            <w:pPr>
+              <w:spacing w:before="0" w:after="20" w:line="240" w:lineRule="auto"/>
+              <w:jc w:val="center"/>
+            </w:pPr>
+            <w:r>
+              <w:rPr>
+                <w:rFonts w:ascii="Times New Roman" w:hAnsi="Times New Roman"/>
+                <w:b w:val="0"/>
+                <w:sz w:val="24"/>
+              </w:rPr>
+              <w:t>зачёт с оценкой (ЗаО)</w:t>
+            </w:r>
+          </w:p>
+        </w:tc>
+        <w:tc>
+          <w:tcPr>
+            <w:tcW w:type="dxa" w:w="737"/>
+            <w:vAlign w:val="center"/>
+          </w:tcPr>
+          <w:p>
+            <w:pPr>
+              <w:spacing w:before="0" w:after="20" w:line="240" w:lineRule="auto"/>
+              <w:jc w:val="center"/>
+            </w:pPr>
+            <w:r>
+              <w:rPr>
+                <w:rFonts w:ascii="Times New Roman" w:hAnsi="Times New Roman"/>
+                <w:b w:val="0"/>
+                <w:sz w:val="24"/>
+              </w:rPr>
+              <w:t>—</w:t>
+            </w:r>
+          </w:p>
+        </w:tc>
+        <w:tc>
+          <w:tcPr>
+            <w:tcW w:type="dxa" w:w="1587"/>
+            <w:vAlign w:val="center"/>
+          </w:tcPr>
+          <w:p>
+            <w:pPr>
+              <w:spacing w:before="0" w:after="20" w:line="240" w:lineRule="auto"/>
+              <w:jc w:val="center"/>
+            </w:pPr>
+            <w:r>
+              <w:rPr>
+                <w:rFonts w:ascii="Times New Roman" w:hAnsi="Times New Roman"/>
+                <w:b w:val="0"/>
+                <w:sz w:val="24"/>
+              </w:rPr>
+              <w:t>—</w:t>
+            </w:r>
+          </w:p>
+        </w:tc>
+        <w:tc>
+          <w:tcPr>
+            <w:tcW w:type="dxa" w:w="850"/>
+            <w:vAlign w:val="center"/>
+          </w:tcPr>
+          <w:p>
+            <w:pPr>
+              <w:spacing w:before="0" w:after="20" w:line="240" w:lineRule="auto"/>
+              <w:jc w:val="center"/>
+            </w:pPr>
+            <w:r>
+              <w:rPr>
+                <w:rFonts w:ascii="Times New Roman" w:hAnsi="Times New Roman"/>
+                <w:b w:val="0"/>
+                <w:sz w:val="24"/>
+              </w:rPr>
+              <w:t>—</w:t>
+            </w:r>
+          </w:p>
+        </w:tc>
+        <w:tc>
+          <w:tcPr>
+            <w:tcW w:type="dxa" w:w="850"/>
+            <w:vAlign w:val="center"/>
+          </w:tcPr>
+          <w:p>
+            <w:pPr>
+              <w:spacing w:before="0" w:after="20" w:line="240" w:lineRule="auto"/>
+              <w:jc w:val="center"/>
+            </w:pPr>
+            <w:r>
+              <w:rPr>
+                <w:rFonts w:ascii="Times New Roman" w:hAnsi="Times New Roman"/>
+                <w:b w:val="0"/>
+                <w:sz w:val="24"/>
+              </w:rPr>
+              <w:t>—</w:t>
+            </w:r>
+          </w:p>
+        </w:tc>
+        <w:tc>
+          <w:tcPr>
+            <w:tcW w:type="dxa" w:w="850"/>
+            <w:vAlign w:val="center"/>
+          </w:tcPr>
+          <w:p>
+            <w:pPr>
+              <w:spacing w:before="0" w:after="20" w:line="240" w:lineRule="auto"/>
+              <w:jc w:val="center"/>
+            </w:pPr>
+            <w:r>
+              <w:rPr>
+                <w:rFonts w:ascii="Times New Roman" w:hAnsi="Times New Roman"/>
+                <w:b w:val="0"/>
+                <w:sz w:val="24"/>
+              </w:rPr>
+              <w:t>—</w:t>
+            </w:r>
+          </w:p>
+        </w:tc>
+        <w:tc>
+          <w:tcPr>
+            <w:tcW w:type="dxa" w:w="850"/>
+            <w:vAlign w:val="center"/>
+          </w:tcPr>
+          <w:p>
+            <w:pPr>
+              <w:spacing w:before="0" w:after="20" w:line="240" w:lineRule="auto"/>
+              <w:jc w:val="center"/>
+            </w:pPr>
+            <w:r>
+              <w:rPr>
+                <w:rFonts w:ascii="Times New Roman" w:hAnsi="Times New Roman"/>
+                <w:b w:val="0"/>
+                <w:sz w:val="24"/>
+              </w:rPr>
+              <w:t>—</w:t>
+            </w:r>
+          </w:p>
+        </w:tc>
+      </w:tr>
+      <w:tr>
+        <w:tc>
+          <w:tcPr>
+            <w:tcW w:type="dxa" w:w="454"/>
+            <w:vAlign w:val="center"/>
+          </w:tcPr>
+          <w:p>
+            <w:pPr>
+              <w:spacing w:before="0" w:after="20" w:line="240" w:lineRule="auto"/>
+              <w:jc w:val="center"/>
+            </w:pPr>
+            <w:r>
+              <w:rPr>
+                <w:rFonts w:ascii="Times New Roman" w:hAnsi="Times New Roman"/>
+                <w:b w:val="0"/>
+                <w:sz w:val="24"/>
+              </w:rPr>
+              <w:t>3</w:t>
+            </w:r>
+          </w:p>
+        </w:tc>
+        <w:tc>
+          <w:tcPr>
+            <w:tcW w:type="dxa" w:w="1814"/>
+            <w:vAlign w:val="center"/>
+          </w:tcPr>
+          <w:p>
+            <w:pPr>
+              <w:spacing w:before="0" w:after="20" w:line="240" w:lineRule="auto"/>
+              <w:jc w:val="left"/>
+            </w:pPr>
+            <w:r>
+              <w:rPr>
+                <w:rFonts w:ascii="Times New Roman" w:hAnsi="Times New Roman"/>
+                <w:b w:val="0"/>
+                <w:sz w:val="24"/>
+              </w:rPr>
+              <w:t>Промежуточная аттестация</w:t>
+            </w:r>
+          </w:p>
+        </w:tc>
+        <w:tc>
+          <w:tcPr>
+            <w:tcW w:type="dxa" w:w="1361"/>
+            <w:vAlign w:val="center"/>
+          </w:tcPr>
+          <w:p>
+            <w:pPr>
+              <w:spacing w:before="0" w:after="20" w:line="240" w:lineRule="auto"/>
+              <w:jc w:val="center"/>
+            </w:pPr>
+            <w:r>
+              <w:rPr>
+                <w:rFonts w:ascii="Times New Roman" w:hAnsi="Times New Roman"/>
+                <w:b w:val="0"/>
+                <w:sz w:val="24"/>
+              </w:rPr>
+              <w:t>экзамен (Э)</w:t>
+            </w:r>
+          </w:p>
+        </w:tc>
+        <w:tc>
+          <w:tcPr>
+            <w:tcW w:type="dxa" w:w="737"/>
+            <w:vAlign w:val="center"/>
+          </w:tcPr>
+          <w:p>
+            <w:pPr>
+              <w:spacing w:before="0" w:after="20" w:line="240" w:lineRule="auto"/>
+              <w:jc w:val="center"/>
+            </w:pPr>
+            <w:r>
+              <w:rPr>
+                <w:rFonts w:ascii="Times New Roman" w:hAnsi="Times New Roman"/>
+                <w:b w:val="0"/>
+                <w:sz w:val="24"/>
+              </w:rPr>
+              <w:t>72</w:t>
+            </w:r>
+          </w:p>
+        </w:tc>
+        <w:tc>
+          <w:tcPr>
+            <w:tcW w:type="dxa" w:w="1587"/>
+            <w:vAlign w:val="center"/>
+          </w:tcPr>
+          <w:p>
+            <w:pPr>
+              <w:spacing w:before="0" w:after="20" w:line="240" w:lineRule="auto"/>
+              <w:jc w:val="center"/>
+            </w:pPr>
+            <w:r>
+              <w:rPr>
+                <w:rFonts w:ascii="Times New Roman" w:hAnsi="Times New Roman"/>
+                <w:b w:val="0"/>
+                <w:sz w:val="24"/>
+              </w:rPr>
+              <w:t>0</w:t>
+            </w:r>
+          </w:p>
+        </w:tc>
+        <w:tc>
+          <w:tcPr>
+            <w:tcW w:type="dxa" w:w="850"/>
+            <w:vAlign w:val="center"/>
+          </w:tcPr>
+          <w:p>
+            <w:pPr>
+              <w:spacing w:before="0" w:after="20" w:line="240" w:lineRule="auto"/>
+              <w:jc w:val="center"/>
+            </w:pPr>
+            <w:r>
+              <w:rPr>
+                <w:rFonts w:ascii="Times New Roman" w:hAnsi="Times New Roman"/>
+                <w:b w:val="0"/>
+                <w:sz w:val="24"/>
+              </w:rPr>
+              <w:t>—</w:t>
+            </w:r>
+          </w:p>
+        </w:tc>
+        <w:tc>
+          <w:tcPr>
+            <w:tcW w:type="dxa" w:w="850"/>
+            <w:vAlign w:val="center"/>
+          </w:tcPr>
+          <w:p>
+            <w:pPr>
+              <w:spacing w:before="0" w:after="20" w:line="240" w:lineRule="auto"/>
+              <w:jc w:val="center"/>
+            </w:pPr>
+            <w:r>
+              <w:rPr>
+                <w:rFonts w:ascii="Times New Roman" w:hAnsi="Times New Roman"/>
+                <w:b w:val="0"/>
+                <w:sz w:val="24"/>
+              </w:rPr>
+              <w:t>36</w:t>
+            </w:r>
+          </w:p>
+        </w:tc>
+        <w:tc>
+          <w:tcPr>
+            <w:tcW w:type="dxa" w:w="850"/>
+            <w:vAlign w:val="center"/>
+          </w:tcPr>
+          <w:p>
+            <w:pPr>
+              <w:spacing w:before="0" w:after="20" w:line="240" w:lineRule="auto"/>
+              <w:jc w:val="center"/>
+            </w:pPr>
+            <w:r>
+              <w:rPr>
+                <w:rFonts w:ascii="Times New Roman" w:hAnsi="Times New Roman"/>
+                <w:b w:val="0"/>
+                <w:sz w:val="24"/>
+              </w:rPr>
+              <w:t>—</w:t>
+            </w:r>
+          </w:p>
+        </w:tc>
+        <w:tc>
+          <w:tcPr>
+            <w:tcW w:type="dxa" w:w="850"/>
+            <w:vAlign w:val="center"/>
+          </w:tcPr>
+          <w:p>
+            <w:pPr>
+              <w:spacing w:before="0" w:after="20" w:line="240" w:lineRule="auto"/>
+              <w:jc w:val="center"/>
+            </w:pPr>
+            <w:r>
+              <w:rPr>
+                <w:rFonts w:ascii="Times New Roman" w:hAnsi="Times New Roman"/>
+                <w:b w:val="0"/>
+                <w:sz w:val="24"/>
+              </w:rPr>
+              <w:t>36</w:t>
+            </w:r>
+          </w:p>
+        </w:tc>
+      </w:tr>
+      <w:tr>
+        <w:tc>
+          <w:tcPr>
+            <w:tcW w:type="dxa" w:w="454"/>
+            <w:vAlign w:val="center"/>
+          </w:tcPr>
+          <w:p>
+            <w:pPr>
+              <w:spacing w:before="0" w:after="20" w:line="240" w:lineRule="auto"/>
+              <w:jc w:val="center"/>
+            </w:pPr>
+            <w:r>
+              <w:rPr>
+                <w:rFonts w:ascii="Times New Roman" w:hAnsi="Times New Roman"/>
+                <w:b w:val="0"/>
+                <w:sz w:val="24"/>
+              </w:rPr>
+            </w:r>
+          </w:p>
+        </w:tc>
+        <w:tc>
+          <w:tcPr>
+            <w:tcW w:type="dxa" w:w="3175"/>
+            <w:gridSpan w:val="2"/>
+            <w:vAlign w:val="center"/>
+          </w:tcPr>
+          <w:p>
+            <w:pPr>
+              <w:spacing w:before="0" w:after="20" w:line="240" w:lineRule="auto"/>
+              <w:jc w:val="left"/>
+            </w:pPr>
+            <w:r>
+              <w:rPr>
+                <w:rFonts w:ascii="Times New Roman" w:hAnsi="Times New Roman"/>
+                <w:b w:val="0"/>
+                <w:sz w:val="24"/>
+              </w:rPr>
+            </w:r>
+          </w:p>
+        </w:tc>
+        <w:tc>
+          <w:tcPr>
+            <w:tcW w:type="dxa" w:w="737"/>
+          </w:tcPr>
+          <w:p/>
+        </w:tc>
+        <w:tc>
+          <w:tcPr>
+            <w:tcW w:type="dxa" w:w="1587"/>
+          </w:tcPr>
+          <w:p/>
+        </w:tc>
+        <w:tc>
+          <w:tcPr>
+            <w:tcW w:type="dxa" w:w="850"/>
+          </w:tcPr>
+          <w:p/>
+        </w:tc>
+        <w:tc>
+          <w:tcPr>
+            <w:tcW w:type="dxa" w:w="850"/>
+          </w:tcPr>
+          <w:p/>
+        </w:tc>
+        <w:tc>
+          <w:tcPr>
+            <w:tcW w:type="dxa" w:w="850"/>
+          </w:tcPr>
+          <w:p/>
+        </w:tc>
+        <w:tc>
+          <w:tcPr>
+            <w:tcW w:type="dxa" w:w="850"/>
+          </w:tcPr>
+          <w:p/>
+        </w:tc>
+      </w:tr>
+      <w:tr>
+        <w:tc>
+          <w:tcPr>
+            <w:tcW w:type="dxa" w:w="454"/>
+            <w:vAlign w:val="center"/>
+          </w:tcPr>
+          <w:p>
+            <w:pPr>
+              <w:spacing w:before="0" w:after="20" w:line="240" w:lineRule="auto"/>
+              <w:jc w:val="center"/>
+            </w:pPr>
+            <w:r>
+              <w:rPr>
+                <w:rFonts w:ascii="Times New Roman" w:hAnsi="Times New Roman"/>
+                <w:b w:val="0"/>
+                <w:sz w:val="24"/>
+              </w:rPr>
+            </w:r>
+          </w:p>
+        </w:tc>
+        <w:tc>
+          <w:tcPr>
+            <w:tcW w:type="dxa" w:w="1814"/>
+            <w:vAlign w:val="center"/>
+          </w:tcPr>
+          <w:p>
+            <w:pPr>
+              <w:spacing w:before="0" w:after="20" w:line="240" w:lineRule="auto"/>
+              <w:jc w:val="left"/>
+            </w:pPr>
+            <w:r>
+              <w:rPr>
+                <w:rFonts w:ascii="Times New Roman" w:hAnsi="Times New Roman"/>
+                <w:b/>
+                <w:sz w:val="24"/>
+              </w:rPr>
+              <w:t>ИТОГО: общая трудоёмкость</w:t>
+            </w:r>
+          </w:p>
+        </w:tc>
+        <w:tc>
+          <w:tcPr>
+            <w:tcW w:type="dxa" w:w="1361"/>
+            <w:vAlign w:val="center"/>
+          </w:tcPr>
+          <w:p>
+            <w:pPr>
+              <w:spacing w:before="0" w:after="20" w:line="240" w:lineRule="auto"/>
+              <w:jc w:val="center"/>
+            </w:pPr>
+            <w:r>
+              <w:rPr>
+                <w:rFonts w:ascii="Times New Roman" w:hAnsi="Times New Roman"/>
+                <w:b w:val="0"/>
+                <w:sz w:val="24"/>
+              </w:rPr>
+              <w:t>часов</w:t>
+            </w:r>
+          </w:p>
+        </w:tc>
+        <w:tc>
+          <w:tcPr>
+            <w:tcW w:type="dxa" w:w="737"/>
+            <w:vAlign w:val="center"/>
+          </w:tcPr>
+          <w:p>
+            <w:pPr>
+              <w:spacing w:before="0" w:after="20" w:line="240" w:lineRule="auto"/>
+              <w:jc w:val="center"/>
+            </w:pPr>
+            <w:r>
+              <w:rPr>
+                <w:rFonts w:ascii="Times New Roman" w:hAnsi="Times New Roman"/>
+                <w:b/>
+                <w:sz w:val="24"/>
+              </w:rPr>
+              <w:t>468</w:t>
+            </w:r>
+          </w:p>
+        </w:tc>
+        <w:tc>
+          <w:tcPr>
+            <w:tcW w:type="dxa" w:w="1587"/>
+            <w:vAlign w:val="center"/>
+          </w:tcPr>
+          <w:p>
+            <w:pPr>
+              <w:spacing w:before="0" w:after="20" w:line="240" w:lineRule="auto"/>
+              <w:jc w:val="center"/>
+            </w:pPr>
+            <w:r>
+              <w:rPr>
+                <w:rFonts w:ascii="Times New Roman" w:hAnsi="Times New Roman"/>
+                <w:b w:val="0"/>
+                <w:sz w:val="24"/>
+              </w:rPr>
+              <w:t>30</w:t>
+            </w:r>
+          </w:p>
+        </w:tc>
+        <w:tc>
+          <w:tcPr>
+            <w:tcW w:type="dxa" w:w="850"/>
+            <w:vAlign w:val="center"/>
+          </w:tcPr>
+          <w:p>
+            <w:pPr>
+              <w:spacing w:before="0" w:after="20" w:line="240" w:lineRule="auto"/>
+              <w:jc w:val="center"/>
+            </w:pPr>
+            <w:r>
+              <w:rPr>
+                <w:rFonts w:ascii="Times New Roman" w:hAnsi="Times New Roman"/>
+                <w:b/>
+                <w:sz w:val="24"/>
+              </w:rPr>
+              <w:t>72</w:t>
+            </w:r>
+          </w:p>
+        </w:tc>
+        <w:tc>
+          <w:tcPr>
+            <w:tcW w:type="dxa" w:w="850"/>
+            <w:vAlign w:val="center"/>
+          </w:tcPr>
+          <w:p>
+            <w:pPr>
+              <w:spacing w:before="0" w:after="20" w:line="240" w:lineRule="auto"/>
+              <w:jc w:val="center"/>
+            </w:pPr>
+            <w:r>
+              <w:rPr>
+                <w:rFonts w:ascii="Times New Roman" w:hAnsi="Times New Roman"/>
+                <w:b/>
+                <w:sz w:val="24"/>
+              </w:rPr>
+              <w:t>144</w:t>
+            </w:r>
+          </w:p>
+        </w:tc>
+        <w:tc>
+          <w:tcPr>
+            <w:tcW w:type="dxa" w:w="850"/>
+            <w:vAlign w:val="center"/>
+          </w:tcPr>
+          <w:p>
+            <w:pPr>
+              <w:spacing w:before="0" w:after="20" w:line="240" w:lineRule="auto"/>
+              <w:jc w:val="center"/>
+            </w:pPr>
+            <w:r>
+              <w:rPr>
+                <w:rFonts w:ascii="Times New Roman" w:hAnsi="Times New Roman"/>
+                <w:b/>
+                <w:sz w:val="24"/>
+              </w:rPr>
+              <w:t>108</w:t>
+            </w:r>
+          </w:p>
+        </w:tc>
+        <w:tc>
+          <w:tcPr>
+            <w:tcW w:type="dxa" w:w="850"/>
+            <w:vAlign w:val="center"/>
+          </w:tcPr>
+          <w:p>
+            <w:pPr>
+              <w:spacing w:before="0" w:after="20" w:line="240" w:lineRule="auto"/>
+              <w:jc w:val="center"/>
+            </w:pPr>
+            <w:r>
+              <w:rPr>
+                <w:rFonts w:ascii="Times New Roman" w:hAnsi="Times New Roman"/>
+                <w:b/>
+                <w:sz w:val="24"/>
+              </w:rPr>
+              <w:t>144</w:t>
+            </w:r>
+          </w:p>
+        </w:tc>
+      </w:tr>
+      <w:tr>
+        <w:tc>
+          <w:tcPr>
+            <w:tcW w:type="dxa" w:w="454"/>
+            <w:vAlign w:val="center"/>
+          </w:tcPr>
+          <w:p>
+            <w:pPr>
+              <w:spacing w:before="0" w:after="20" w:line="240" w:lineRule="auto"/>
+              <w:jc w:val="center"/>
+            </w:pPr>
+            <w:r>
+              <w:rPr>
+                <w:rFonts w:ascii="Times New Roman" w:hAnsi="Times New Roman"/>
+                <w:b w:val="0"/>
+                <w:sz w:val="24"/>
+              </w:rPr>
+            </w:r>
+          </w:p>
+        </w:tc>
+        <w:tc>
+          <w:tcPr>
+            <w:tcW w:type="dxa" w:w="1814"/>
+            <w:vAlign w:val="center"/>
+          </w:tcPr>
+          <w:p>
+            <w:pPr>
+              <w:spacing w:before="0" w:after="20" w:line="240" w:lineRule="auto"/>
+              <w:jc w:val="left"/>
+            </w:pPr>
+            <w:r>
+              <w:rPr>
+                <w:rFonts w:ascii="Times New Roman" w:hAnsi="Times New Roman"/>
+                <w:b/>
+                <w:sz w:val="24"/>
+              </w:rPr>
+              <w:t>ИТОГО: общая трудоёмкость</w:t>
+            </w:r>
+          </w:p>
+        </w:tc>
+        <w:tc>
+          <w:tcPr>
+            <w:tcW w:type="dxa" w:w="1361"/>
+            <w:vAlign w:val="center"/>
+          </w:tcPr>
+          <w:p>
+            <w:pPr>
+              <w:spacing w:before="0" w:after="20" w:line="240" w:lineRule="auto"/>
+              <w:jc w:val="center"/>
+            </w:pPr>
+            <w:r>
+              <w:rPr>
+                <w:rFonts w:ascii="Times New Roman" w:hAnsi="Times New Roman"/>
+                <w:b w:val="0"/>
+                <w:sz w:val="24"/>
+              </w:rPr>
+              <w:t>з.е.</w:t>
+            </w:r>
+          </w:p>
+        </w:tc>
+        <w:tc>
+          <w:tcPr>
+            <w:tcW w:type="dxa" w:w="737"/>
+            <w:vAlign w:val="center"/>
+          </w:tcPr>
+          <w:p>
+            <w:pPr>
+              <w:spacing w:before="0" w:after="20" w:line="240" w:lineRule="auto"/>
+              <w:jc w:val="center"/>
+            </w:pPr>
+            <w:r>
+              <w:rPr>
+                <w:rFonts w:ascii="Times New Roman" w:hAnsi="Times New Roman"/>
+                <w:b/>
+                <w:sz w:val="24"/>
               </w:rPr>
               <w:t>13</w:t>
             </w:r>
@@ -5649,46 +5541,39 @@
         </w:tc>
         <w:tc>
           <w:tcPr>
-            <w:tcW w:w="1148" w:type="dxa"/>
-            <w:tcBorders>
-              <w:top w:val="single" w:sz="4" w:space="0" w:color="000000"/>
-              <w:left w:val="single" w:sz="4" w:space="0" w:color="auto"/>
-              <w:bottom w:val="single" w:sz="4" w:space="0" w:color="000000"/>
-            </w:tcBorders>
-          </w:tcPr>
-          <w:p>
-            <w:pPr>
-              <w:pStyle w:val="Standard"/>
-              <w:ind w:firstLine="0"/>
-              <w:jc w:val="center"/>
-              <w:rPr>
-                <w:color w:val="auto"/>
-              </w:rPr>
-            </w:pPr>
-            <w:r/>
-          </w:p>
-        </w:tc>
-        <w:tc>
-          <w:tcPr>
-            <w:tcW w:w="856" w:type="dxa"/>
-            <w:tcBorders>
-              <w:top w:val="single" w:sz="4" w:space="0" w:color="000000"/>
-              <w:left w:val="single" w:sz="4" w:space="0" w:color="000000"/>
-              <w:bottom w:val="single" w:sz="4" w:space="0" w:color="000000"/>
-            </w:tcBorders>
-          </w:tcPr>
-          <w:p>
-            <w:pPr>
-              <w:pStyle w:val="Standard"/>
-              <w:ind w:firstLine="0"/>
-              <w:jc w:val="center"/>
-              <w:rPr>
-                <w:color w:val="auto"/>
-              </w:rPr>
-            </w:pPr>
-            <w:r>
-              <w:rPr>
-                <w:color w:val="auto"/>
+            <w:tcW w:type="dxa" w:w="1587"/>
+            <w:vAlign w:val="center"/>
+          </w:tcPr>
+          <w:p>
+            <w:pPr>
+              <w:spacing w:before="0" w:after="20" w:line="240" w:lineRule="auto"/>
+              <w:jc w:val="center"/>
+            </w:pPr>
+            <w:r>
+              <w:rPr>
+                <w:rFonts w:ascii="Times New Roman" w:hAnsi="Times New Roman"/>
+                <w:b w:val="0"/>
+                <w:sz w:val="24"/>
+              </w:rPr>
+              <w:t>—</w:t>
+            </w:r>
+          </w:p>
+        </w:tc>
+        <w:tc>
+          <w:tcPr>
+            <w:tcW w:type="dxa" w:w="850"/>
+            <w:vAlign w:val="center"/>
+          </w:tcPr>
+          <w:p>
+            <w:pPr>
+              <w:spacing w:before="0" w:after="20" w:line="240" w:lineRule="auto"/>
+              <w:jc w:val="center"/>
+            </w:pPr>
+            <w:r>
+              <w:rPr>
+                <w:rFonts w:ascii="Times New Roman" w:hAnsi="Times New Roman"/>
+                <w:b/>
+                <w:sz w:val="24"/>
               </w:rPr>
               <w:t>2</w:t>
             </w:r>
@@ -5696,25 +5581,19 @@
         </w:tc>
         <w:tc>
           <w:tcPr>
-            <w:tcW w:w="860" w:type="dxa"/>
-            <w:tcBorders>
-              <w:top w:val="single" w:sz="4" w:space="0" w:color="000000"/>
-              <w:left w:val="single" w:sz="4" w:space="0" w:color="000000"/>
-              <w:bottom w:val="single" w:sz="4" w:space="0" w:color="000000"/>
-            </w:tcBorders>
-          </w:tcPr>
-          <w:p>
-            <w:pPr>
-              <w:pStyle w:val="Standard"/>
-              <w:ind w:firstLine="0"/>
-              <w:jc w:val="center"/>
-              <w:rPr>
-                <w:color w:val="auto"/>
-              </w:rPr>
-            </w:pPr>
-            <w:r>
-              <w:rPr>
-                <w:color w:val="auto"/>
+            <w:tcW w:type="dxa" w:w="850"/>
+            <w:vAlign w:val="center"/>
+          </w:tcPr>
+          <w:p>
+            <w:pPr>
+              <w:spacing w:before="0" w:after="20" w:line="240" w:lineRule="auto"/>
+              <w:jc w:val="center"/>
+            </w:pPr>
+            <w:r>
+              <w:rPr>
+                <w:rFonts w:ascii="Times New Roman" w:hAnsi="Times New Roman"/>
+                <w:b/>
+                <w:sz w:val="24"/>
               </w:rPr>
               <w:t>4</w:t>
             </w:r>
@@ -5722,47 +5601,40 @@
         </w:tc>
         <w:tc>
           <w:tcPr>
-            <w:tcW w:w="853" w:type="dxa"/>
-            <w:tcBorders>
-              <w:top w:val="single" w:sz="4" w:space="0" w:color="000000"/>
-              <w:left w:val="single" w:sz="4" w:space="0" w:color="000000"/>
-              <w:bottom w:val="single" w:sz="4" w:space="0" w:color="000000"/>
-            </w:tcBorders>
-          </w:tcPr>
-          <w:p>
-            <w:pPr>
-              <w:pStyle w:val="Standard"/>
-              <w:ind w:firstLine="0"/>
-              <w:jc w:val="center"/>
-              <w:rPr>
-                <w:color w:val="auto"/>
-              </w:rPr>
-            </w:pPr>
-            <w:r>
+            <w:tcW w:type="dxa" w:w="850"/>
+            <w:vAlign w:val="center"/>
+          </w:tcPr>
+          <w:p>
+            <w:pPr>
+              <w:spacing w:before="0" w:after="20" w:line="240" w:lineRule="auto"/>
+              <w:jc w:val="center"/>
+            </w:pPr>
+            <w:r>
+              <w:rPr>
+                <w:rFonts w:ascii="Times New Roman" w:hAnsi="Times New Roman"/>
+                <w:b/>
+                <w:sz w:val="24"/>
+              </w:rPr>
               <w:t>3</w:t>
             </w:r>
           </w:p>
         </w:tc>
         <w:tc>
           <w:tcPr>
-            <w:tcW w:w="804" w:type="dxa"/>
-            <w:tcBorders>
-              <w:top w:val="single" w:sz="4" w:space="0" w:color="000000"/>
-              <w:left w:val="single" w:sz="4" w:space="0" w:color="000000"/>
-              <w:bottom w:val="single" w:sz="4" w:space="0" w:color="000000"/>
-              <w:right w:val="single" w:sz="4" w:space="0" w:color="000000"/>
-            </w:tcBorders>
-          </w:tcPr>
-          <w:p>
-            <w:pPr>
-              <w:pStyle w:val="Standard"/>
-              <w:ind w:firstLine="0"/>
-              <w:jc w:val="center"/>
-              <w:rPr>
-                <w:color w:val="auto"/>
-              </w:rPr>
-            </w:pPr>
-            <w:r>
+            <w:tcW w:type="dxa" w:w="850"/>
+            <w:vAlign w:val="center"/>
+          </w:tcPr>
+          <w:p>
+            <w:pPr>
+              <w:spacing w:before="0" w:after="20" w:line="240" w:lineRule="auto"/>
+              <w:jc w:val="center"/>
+            </w:pPr>
+            <w:r>
+              <w:rPr>
+                <w:rFonts w:ascii="Times New Roman" w:hAnsi="Times New Roman"/>
+                <w:b/>
+                <w:sz w:val="24"/>
+              </w:rPr>
               <w:t>4</w:t>
             </w:r>
           </w:p>
@@ -5816,20 +5688,13 @@
       </w:pPr>
       <w:r>
         <w:rPr>
-          <w:color w:val="auto"/>
-          <w:sz w:val="28"/>
-          <w:szCs w:val="28"/>
-        </w:rPr>
-        <w:br w:type="page"/>
-      </w:r>
-      <w:r>
-        <w:rPr>
-          <w:color w:val="auto"/>
-          <w:sz w:val="28"/>
-          <w:szCs w:val="28"/>
-        </w:rPr>
-        <w:lastRenderedPageBreak/>
-        <w:t xml:space="preserve">2. СОДЕРЖАНИЕ УЧЕБНОЙ ДИСЦИПЛИНЫ </w:t>
+          <w:rFonts w:ascii="Times New Roman" w:hAnsi="Times New Roman"/>
+          <w:b/>
+          <w:color w:val="000000"/>
+          <w:sz w:val="28"/>
+          <w:szCs w:val="28"/>
+        </w:rPr>
+        <w:t xml:space="preserve">2. СОДЕРЖАНИЕ ДИСЦИПЛИНЫ (МОДУЛЯ)</w:t>
       </w:r>
     </w:p>
     <w:p>
@@ -5858,11 +5723,13 @@
       </w:pPr>
       <w:r>
         <w:rPr>
-          <w:color w:val="auto"/>
-          <w:sz w:val="28"/>
-          <w:szCs w:val="28"/>
-        </w:rPr>
-        <w:t>2.1. Содержание разделов учебной дисциплины</w:t>
+          <w:rFonts w:ascii="Times New Roman" w:hAnsi="Times New Roman"/>
+          <w:b/>
+          <w:color w:val="000000"/>
+          <w:sz w:val="28"/>
+          <w:szCs w:val="28"/>
+        </w:rPr>
+        <w:t xml:space="preserve">2.1. Содержание разделов дисциплины (модуля)</w:t>
       </w:r>
     </w:p>
     <w:p>
@@ -5874,6 +5741,7 @@
           <w:sz w:val="28"/>
           <w:szCs w:val="28"/>
         </w:rPr>
+        <w:keepNext/>
       </w:pPr>
       <w:r>
         <w:rPr>
@@ -5911,23 +5779,20 @@
           <w:tcPr>
             <w:tcW w:w="0" w:type="auto"/>
             <w:shd w:val="clear" w:color="auto" w:fill="auto"/>
-          </w:tcPr>
-          <w:p>
-            <w:pPr>
-              <w:keepNext/>
-              <w:jc w:val="center"/>
-              <w:rPr>
-                <w:szCs w:val="22"/>
-              </w:rPr>
+            <w:vAlign w:val="center"/>
+          </w:tcPr>
+          <w:p>
+            <w:pPr>
+              <w:spacing w:before="0" w:after="20" w:line="240" w:lineRule="auto"/>
+              <w:jc w:val="center"/>
             </w:pPr>
             <w:r>
               <w:rPr>
                 <w:rFonts w:ascii="Times New Roman" w:hAnsi="Times New Roman"/>
                 <w:b/>
                 <w:sz w:val="24"/>
-                <w:szCs w:val="22"/>
-              </w:rPr>
-              <w:t>№ семестра</w:t>
+              </w:rPr>
+              <w:t>№ семестра/курса</w:t>
             </w:r>
           </w:p>
         </w:tc>
@@ -7028,2272 +6893,6 @@
     </w:p>
     <w:p>
       <w:pPr>
-        <w:keepNext/>
-        <w:keepLines/>
-        <w:widowControl/>
-        <w:numPr>
-          <w:ilvl w:val="1"/>
-          <w:numId w:val="17"/>
-        </w:numPr>
-        <w:suppressAutoHyphens w:val="0"/>
-        <w:autoSpaceDE w:val="0"/>
-        <w:autoSpaceDN w:val="0"/>
-        <w:jc w:val="both"/>
-        <w:rPr>
-          <w:rFonts w:ascii="Times New Roman" w:eastAsia="Times New Roman" w:hAnsi="Times New Roman" w:cs="Times New Roman"/>
-          <w:color w:val="auto"/>
-          <w:sz w:val="28"/>
-          <w:szCs w:val="28"/>
-          <w:lang w:eastAsia="en-US" w:bidi="ar-SA"/>
-        </w:rPr>
-      </w:pPr>
-      <w:r>
-        <w:rPr>
-          <w:rFonts w:ascii="Times New Roman" w:eastAsia="Times New Roman" w:hAnsi="Times New Roman" w:cs="Times New Roman"/>
-          <w:color w:val="auto"/>
-          <w:sz w:val="28"/>
-          <w:szCs w:val="28"/>
-          <w:lang w:eastAsia="en-US" w:bidi="ar-SA"/>
-        </w:rPr>
-        <w:t>Перечень лабораторных работ (при наличии)</w:t>
-      </w:r>
-    </w:p>
-    <w:p>
-      <w:pPr>
-        <w:keepNext/>
-        <w:widowControl/>
-        <w:suppressAutoHyphens w:val="0"/>
-        <w:autoSpaceDE w:val="0"/>
-        <w:autoSpaceDN w:val="0"/>
-        <w:jc w:val="both"/>
-        <w:rPr>
-          <w:rFonts w:ascii="Times New Roman" w:eastAsia="Times New Roman" w:hAnsi="Times New Roman" w:cs="Times New Roman"/>
-          <w:color w:val="auto"/>
-          <w:sz w:val="28"/>
-          <w:szCs w:val="28"/>
-          <w:lang w:eastAsia="en-US" w:bidi="ar-SA"/>
-        </w:rPr>
-      </w:pPr>
-    </w:p>
-    <w:tbl>
-      <w:tblPr>
-        <w:tblW w:w="0" w:type="auto"/>
-        <w:tblBorders>
-          <w:top w:val="single" w:sz="4" w:space="0" w:color="auto"/>
-          <w:left w:val="single" w:sz="4" w:space="0" w:color="auto"/>
-          <w:bottom w:val="single" w:sz="4" w:space="0" w:color="auto"/>
-          <w:right w:val="single" w:sz="4" w:space="0" w:color="auto"/>
-          <w:insideH w:val="single" w:sz="4" w:space="0" w:color="auto"/>
-          <w:insideV w:val="single" w:sz="4" w:space="0" w:color="auto"/>
-        </w:tblBorders>
-        <w:tblLook w:val="04A0" w:firstRow="1" w:lastRow="0" w:firstColumn="1" w:lastColumn="0" w:noHBand="0" w:noVBand="1"/>
-      </w:tblPr>
-      <w:tblGrid>
-        <w:gridCol w:w="1218"/>
-        <w:gridCol w:w="1091"/>
-        <w:gridCol w:w="2654"/>
-        <w:gridCol w:w="4607"/>
-      </w:tblGrid>
-      <w:tr>
-        <w:trPr>
-          <w:tblHeader/>
-        </w:trPr>
-        <w:tc>
-          <w:tcPr>
-            <w:tcW w:w="0" w:type="auto"/>
-            <w:shd w:val="clear" w:color="auto" w:fill="auto"/>
-          </w:tcPr>
-          <w:p>
-            <w:pPr>
-              <w:keepNext/>
-              <w:jc w:val="center"/>
-              <w:rPr>
-                <w:szCs w:val="22"/>
-              </w:rPr>
-            </w:pPr>
-            <w:r>
-              <w:rPr>
-                <w:rFonts w:ascii="Times New Roman" w:hAnsi="Times New Roman"/>
-                <w:b/>
-                <w:sz w:val="24"/>
-                <w:szCs w:val="22"/>
-              </w:rPr>
-              <w:t>№ семестра</w:t>
-            </w:r>
-          </w:p>
-        </w:tc>
-        <w:tc>
-          <w:tcPr>
-            <w:tcW w:w="0" w:type="auto"/>
-            <w:shd w:val="clear" w:color="auto" w:fill="auto"/>
-          </w:tcPr>
-          <w:p>
-            <w:pPr>
-              <w:keepNext/>
-              <w:jc w:val="center"/>
-              <w:rPr>
-                <w:szCs w:val="22"/>
-              </w:rPr>
-            </w:pPr>
-            <w:r>
-              <w:rPr>
-                <w:rFonts w:ascii="Times New Roman" w:hAnsi="Times New Roman"/>
-                <w:b/>
-                <w:sz w:val="24"/>
-                <w:szCs w:val="22"/>
-              </w:rPr>
-              <w:t>№ раздела</w:t>
-            </w:r>
-          </w:p>
-        </w:tc>
-        <w:tc>
-          <w:tcPr>
-            <w:tcW w:w="0" w:type="auto"/>
-            <w:shd w:val="clear" w:color="auto" w:fill="auto"/>
-          </w:tcPr>
-          <w:p>
-            <w:pPr>
-              <w:keepNext/>
-              <w:jc w:val="center"/>
-              <w:rPr>
-                <w:szCs w:val="22"/>
-              </w:rPr>
-            </w:pPr>
-            <w:r>
-              <w:rPr>
-                <w:rFonts w:ascii="Times New Roman" w:hAnsi="Times New Roman"/>
-                <w:b/>
-                <w:sz w:val="24"/>
-                <w:szCs w:val="22"/>
-              </w:rPr>
-              <w:t>Наименование раздела учебной дисциплины</w:t>
-            </w:r>
-          </w:p>
-        </w:tc>
-        <w:tc>
-          <w:tcPr>
-            <w:tcW w:w="0" w:type="auto"/>
-            <w:shd w:val="clear" w:color="auto" w:fill="auto"/>
-          </w:tcPr>
-          <w:p>
-            <w:pPr>
-              <w:keepNext/>
-              <w:jc w:val="center"/>
-              <w:rPr>
-                <w:szCs w:val="22"/>
-              </w:rPr>
-            </w:pPr>
-            <w:r>
-              <w:rPr>
-                <w:rFonts w:ascii="Times New Roman" w:hAnsi="Times New Roman"/>
-                <w:b/>
-                <w:sz w:val="24"/>
-                <w:szCs w:val="22"/>
-              </w:rPr>
-              <w:t>Название лабораторной работы</w:t>
-            </w:r>
-          </w:p>
-        </w:tc>
-      </w:tr>
-      <w:tr>
-        <w:trPr>
-          <w:cantSplit/>
-        </w:trPr>
-        <w:tc>
-          <w:tcPr>
-            <w:tcW w:w="0" w:type="auto"/>
-            <w:vMerge w:val="restart"/>
-            <w:shd w:val="clear" w:color="auto" w:fill="auto"/>
-          </w:tcPr>
-          <w:p>
-            <w:pPr>
-              <w:keepNext/>
-              <w:jc w:val="center"/>
-              <w:rPr>
-                <w:szCs w:val="22"/>
-              </w:rPr>
-            </w:pPr>
-            <w:r>
-              <w:rPr>
-                <w:rFonts w:ascii="Times New Roman" w:hAnsi="Times New Roman"/>
-                <w:sz w:val="24"/>
-                <w:szCs w:val="22"/>
-              </w:rPr>
-              <w:t>1</w:t>
-            </w:r>
-          </w:p>
-        </w:tc>
-        <w:tc>
-          <w:tcPr>
-            <w:tcW w:w="0" w:type="auto"/>
-            <w:vMerge w:val="restart"/>
-            <w:shd w:val="clear" w:color="auto" w:fill="auto"/>
-          </w:tcPr>
-          <w:p>
-            <w:pPr>
-              <w:keepNext/>
-              <w:jc w:val="center"/>
-              <w:rPr>
-                <w:szCs w:val="22"/>
-              </w:rPr>
-            </w:pPr>
-            <w:r>
-              <w:rPr>
-                <w:rFonts w:ascii="Times New Roman" w:hAnsi="Times New Roman"/>
-                <w:sz w:val="24"/>
-                <w:szCs w:val="22"/>
-              </w:rPr>
-              <w:t>1</w:t>
-            </w:r>
-          </w:p>
-        </w:tc>
-        <w:tc>
-          <w:tcPr>
-            <w:tcW w:w="0" w:type="auto"/>
-            <w:vMerge w:val="restart"/>
-            <w:shd w:val="clear" w:color="auto" w:fill="auto"/>
-          </w:tcPr>
-          <w:p>
-            <w:pPr>
-              <w:keepNext/>
-              <w:jc w:val="center"/>
-              <w:rPr>
-                <w:szCs w:val="22"/>
-              </w:rPr>
-            </w:pPr>
-            <w:r>
-              <w:rPr>
-                <w:rFonts w:ascii="Times New Roman" w:hAnsi="Times New Roman"/>
-                <w:sz w:val="24"/>
-                <w:szCs w:val="22"/>
-              </w:rPr>
-              <w:t>Основы программирования</w:t>
-            </w:r>
-          </w:p>
-        </w:tc>
-        <w:tc>
-          <w:tcPr>
-            <w:tcW w:w="0" w:type="auto"/>
-            <w:shd w:val="clear" w:color="auto" w:fill="auto"/>
-          </w:tcPr>
-          <w:p>
-            <w:pPr>
-              <w:keepNext/>
-              <w:rPr>
-                <w:szCs w:val="22"/>
-              </w:rPr>
-            </w:pPr>
-            <w:r>
-              <w:rPr>
-                <w:rFonts w:ascii="Times New Roman" w:hAnsi="Times New Roman"/>
-                <w:sz w:val="24"/>
-                <w:szCs w:val="22"/>
-              </w:rPr>
-              <w:t>Лабораторная работа №1. Разработка расчета ступенчатого тарифа с проверкой диапазонов и всех граничных значений</w:t>
-            </w:r>
-          </w:p>
-        </w:tc>
-      </w:tr>
-      <w:tr>
-        <w:trPr>
-          <w:cantSplit/>
-        </w:trPr>
-        <w:tc>
-          <w:tcPr>
-            <w:tcW w:w="0" w:type="auto"/>
-            <w:vMerge/>
-            <w:shd w:val="clear" w:color="auto" w:fill="auto"/>
-          </w:tcPr>
-          <w:p/>
-        </w:tc>
-        <w:tc>
-          <w:tcPr>
-            <w:tcW w:w="0" w:type="auto"/>
-            <w:vMerge/>
-            <w:shd w:val="clear" w:color="auto" w:fill="auto"/>
-          </w:tcPr>
-          <w:p/>
-        </w:tc>
-        <w:tc>
-          <w:tcPr>
-            <w:tcW w:w="0" w:type="auto"/>
-            <w:vMerge/>
-            <w:shd w:val="clear" w:color="auto" w:fill="auto"/>
-          </w:tcPr>
-          <w:p/>
-        </w:tc>
-        <w:tc>
-          <w:tcPr>
-            <w:tcW w:w="0" w:type="auto"/>
-            <w:shd w:val="clear" w:color="auto" w:fill="auto"/>
-          </w:tcPr>
-          <w:p>
-            <w:pPr>
-              <w:keepNext/>
-              <w:rPr>
-                <w:szCs w:val="22"/>
-              </w:rPr>
-            </w:pPr>
-            <w:r>
-              <w:rPr>
-                <w:rFonts w:ascii="Times New Roman" w:hAnsi="Times New Roman"/>
-                <w:sz w:val="24"/>
-                <w:szCs w:val="22"/>
-              </w:rPr>
-              <w:t>Лабораторная работа №2. Обнаружение и исправление ошибок расчета стоимости при неверном типе и недопустимом входном значении</w:t>
-            </w:r>
-          </w:p>
-        </w:tc>
-      </w:tr>
-      <w:tr>
-        <w:trPr>
-          <w:cantSplit/>
-        </w:trPr>
-        <w:tc>
-          <w:tcPr>
-            <w:tcW w:w="0" w:type="auto"/>
-            <w:vMerge/>
-            <w:shd w:val="clear" w:color="auto" w:fill="auto"/>
-          </w:tcPr>
-          <w:p/>
-        </w:tc>
-        <w:tc>
-          <w:tcPr>
-            <w:tcW w:w="0" w:type="auto"/>
-            <w:vMerge/>
-            <w:shd w:val="clear" w:color="auto" w:fill="auto"/>
-          </w:tcPr>
-          <w:p/>
-        </w:tc>
-        <w:tc>
-          <w:tcPr>
-            <w:tcW w:w="0" w:type="auto"/>
-            <w:vMerge/>
-            <w:shd w:val="clear" w:color="auto" w:fill="auto"/>
-          </w:tcPr>
-          <w:p/>
-        </w:tc>
-        <w:tc>
-          <w:tcPr>
-            <w:tcW w:w="0" w:type="auto"/>
-            <w:shd w:val="clear" w:color="auto" w:fill="auto"/>
-          </w:tcPr>
-          <w:p>
-            <w:pPr>
-              <w:keepNext/>
-              <w:rPr>
-                <w:szCs w:val="22"/>
-              </w:rPr>
-            </w:pPr>
-            <w:r>
-              <w:rPr>
-                <w:rFonts w:ascii="Times New Roman" w:hAnsi="Times New Roman"/>
-                <w:sz w:val="24"/>
-                <w:szCs w:val="22"/>
-              </w:rPr>
-              <w:t>Лабораторная работа №3. Расчет рекуррентной последовательности с ограничением числа шагов и диагностикой причины остановки</w:t>
-            </w:r>
-          </w:p>
-        </w:tc>
-      </w:tr>
-      <w:tr>
-        <w:trPr>
-          <w:cantSplit/>
-        </w:trPr>
-        <w:tc>
-          <w:tcPr>
-            <w:tcW w:w="0" w:type="auto"/>
-            <w:vMerge/>
-            <w:shd w:val="clear" w:color="auto" w:fill="auto"/>
-          </w:tcPr>
-          <w:p/>
-        </w:tc>
-        <w:tc>
-          <w:tcPr>
-            <w:tcW w:w="0" w:type="auto"/>
-            <w:vMerge w:val="restart"/>
-            <w:shd w:val="clear" w:color="auto" w:fill="auto"/>
-          </w:tcPr>
-          <w:p>
-            <w:pPr>
-              <w:keepNext/>
-              <w:jc w:val="center"/>
-              <w:rPr>
-                <w:szCs w:val="22"/>
-              </w:rPr>
-            </w:pPr>
-            <w:r>
-              <w:rPr>
-                <w:rFonts w:ascii="Times New Roman" w:hAnsi="Times New Roman"/>
-                <w:sz w:val="24"/>
-                <w:szCs w:val="22"/>
-              </w:rPr>
-              <w:t>2</w:t>
-            </w:r>
-          </w:p>
-        </w:tc>
-        <w:tc>
-          <w:tcPr>
-            <w:tcW w:w="0" w:type="auto"/>
-            <w:vMerge w:val="restart"/>
-            <w:shd w:val="clear" w:color="auto" w:fill="auto"/>
-          </w:tcPr>
-          <w:p>
-            <w:pPr>
-              <w:keepNext/>
-              <w:jc w:val="center"/>
-              <w:rPr>
-                <w:szCs w:val="22"/>
-              </w:rPr>
-            </w:pPr>
-            <w:r>
-              <w:rPr>
-                <w:rFonts w:ascii="Times New Roman" w:hAnsi="Times New Roman"/>
-                <w:sz w:val="24"/>
-                <w:szCs w:val="22"/>
-              </w:rPr>
-              <w:t>Функции и структуры данных</w:t>
-            </w:r>
-          </w:p>
-        </w:tc>
-        <w:tc>
-          <w:tcPr>
-            <w:tcW w:w="0" w:type="auto"/>
-            <w:shd w:val="clear" w:color="auto" w:fill="auto"/>
-          </w:tcPr>
-          <w:p>
-            <w:pPr>
-              <w:keepNext/>
-              <w:rPr>
-                <w:szCs w:val="22"/>
-              </w:rPr>
-            </w:pPr>
-            <w:r>
-              <w:rPr>
-                <w:rFonts w:ascii="Times New Roman" w:hAnsi="Times New Roman"/>
-                <w:sz w:val="24"/>
-                <w:szCs w:val="22"/>
-              </w:rPr>
-              <w:t>Лабораторная работа №4. Разработка функций преобразования таблицы измерений между единицами с проверкой обратного преобразования</w:t>
-            </w:r>
-          </w:p>
-        </w:tc>
-      </w:tr>
-      <w:tr>
-        <w:trPr>
-          <w:cantSplit/>
-        </w:trPr>
-        <w:tc>
-          <w:tcPr>
-            <w:tcW w:w="0" w:type="auto"/>
-            <w:vMerge/>
-            <w:shd w:val="clear" w:color="auto" w:fill="auto"/>
-          </w:tcPr>
-          <w:p/>
-        </w:tc>
-        <w:tc>
-          <w:tcPr>
-            <w:tcW w:w="0" w:type="auto"/>
-            <w:vMerge/>
-            <w:shd w:val="clear" w:color="auto" w:fill="auto"/>
-          </w:tcPr>
-          <w:p/>
-        </w:tc>
-        <w:tc>
-          <w:tcPr>
-            <w:tcW w:w="0" w:type="auto"/>
-            <w:vMerge/>
-            <w:shd w:val="clear" w:color="auto" w:fill="auto"/>
-          </w:tcPr>
-          <w:p/>
-        </w:tc>
-        <w:tc>
-          <w:tcPr>
-            <w:tcW w:w="0" w:type="auto"/>
-            <w:shd w:val="clear" w:color="auto" w:fill="auto"/>
-          </w:tcPr>
-          <w:p>
-            <w:pPr>
-              <w:keepNext/>
-              <w:rPr>
-                <w:szCs w:val="22"/>
-              </w:rPr>
-            </w:pPr>
-            <w:r>
-              <w:rPr>
-                <w:rFonts w:ascii="Times New Roman" w:hAnsi="Times New Roman"/>
-                <w:sz w:val="24"/>
-                <w:szCs w:val="22"/>
-              </w:rPr>
-              <w:t>Лабораторная работа №5. Обработка серии измерений с фильтрацией диапазона, сортировкой и учетом удаленных наблюдений</w:t>
-            </w:r>
-          </w:p>
-        </w:tc>
-      </w:tr>
-      <w:tr>
-        <w:trPr>
-          <w:cantSplit/>
-        </w:trPr>
-        <w:tc>
-          <w:tcPr>
-            <w:tcW w:w="0" w:type="auto"/>
-            <w:vMerge/>
-            <w:shd w:val="clear" w:color="auto" w:fill="auto"/>
-          </w:tcPr>
-          <w:p/>
-        </w:tc>
-        <w:tc>
-          <w:tcPr>
-            <w:tcW w:w="0" w:type="auto"/>
-            <w:vMerge/>
-            <w:shd w:val="clear" w:color="auto" w:fill="auto"/>
-          </w:tcPr>
-          <w:p/>
-        </w:tc>
-        <w:tc>
-          <w:tcPr>
-            <w:tcW w:w="0" w:type="auto"/>
-            <w:vMerge/>
-            <w:shd w:val="clear" w:color="auto" w:fill="auto"/>
-          </w:tcPr>
-          <w:p/>
-        </w:tc>
-        <w:tc>
-          <w:tcPr>
-            <w:tcW w:w="0" w:type="auto"/>
-            <w:shd w:val="clear" w:color="auto" w:fill="auto"/>
-          </w:tcPr>
-          <w:p>
-            <w:pPr>
-              <w:keepNext/>
-              <w:rPr>
-                <w:szCs w:val="22"/>
-              </w:rPr>
-            </w:pPr>
-            <w:r>
-              <w:rPr>
-                <w:rFonts w:ascii="Times New Roman" w:hAnsi="Times New Roman"/>
-                <w:sz w:val="24"/>
-                <w:szCs w:val="22"/>
-              </w:rPr>
-              <w:t>Лабораторная работа №6. Формирование сводки нескольких серий измерений с проверкой повторяющихся и отсутствующих идентификаторов</w:t>
-            </w:r>
-          </w:p>
-        </w:tc>
-      </w:tr>
-      <w:tr>
-        <w:trPr>
-          <w:cantSplit/>
-        </w:trPr>
-        <w:tc>
-          <w:tcPr>
-            <w:tcW w:w="0" w:type="auto"/>
-            <w:vMerge/>
-            <w:shd w:val="clear" w:color="auto" w:fill="auto"/>
-          </w:tcPr>
-          <w:p/>
-        </w:tc>
-        <w:tc>
-          <w:tcPr>
-            <w:tcW w:w="0" w:type="auto"/>
-            <w:vMerge w:val="restart"/>
-            <w:shd w:val="clear" w:color="auto" w:fill="auto"/>
-          </w:tcPr>
-          <w:p>
-            <w:pPr>
-              <w:keepNext/>
-              <w:jc w:val="center"/>
-              <w:rPr>
-                <w:szCs w:val="22"/>
-              </w:rPr>
-            </w:pPr>
-            <w:r>
-              <w:rPr>
-                <w:rFonts w:ascii="Times New Roman" w:hAnsi="Times New Roman"/>
-                <w:sz w:val="24"/>
-                <w:szCs w:val="22"/>
-              </w:rPr>
-              <w:t>3</w:t>
-            </w:r>
-          </w:p>
-        </w:tc>
-        <w:tc>
-          <w:tcPr>
-            <w:tcW w:w="0" w:type="auto"/>
-            <w:vMerge w:val="restart"/>
-            <w:shd w:val="clear" w:color="auto" w:fill="auto"/>
-          </w:tcPr>
-          <w:p>
-            <w:pPr>
-              <w:keepNext/>
-              <w:jc w:val="center"/>
-              <w:rPr>
-                <w:szCs w:val="22"/>
-              </w:rPr>
-            </w:pPr>
-            <w:r>
-              <w:rPr>
-                <w:rFonts w:ascii="Times New Roman" w:hAnsi="Times New Roman"/>
-                <w:sz w:val="24"/>
-                <w:szCs w:val="22"/>
-              </w:rPr>
-              <w:t>Файлы и воспроизводимость</w:t>
-            </w:r>
-          </w:p>
-        </w:tc>
-        <w:tc>
-          <w:tcPr>
-            <w:tcW w:w="0" w:type="auto"/>
-            <w:shd w:val="clear" w:color="auto" w:fill="auto"/>
-          </w:tcPr>
-          <w:p>
-            <w:pPr>
-              <w:keepNext/>
-              <w:rPr>
-                <w:szCs w:val="22"/>
-              </w:rPr>
-            </w:pPr>
-            <w:r>
-              <w:rPr>
-                <w:rFonts w:ascii="Times New Roman" w:hAnsi="Times New Roman"/>
-                <w:sz w:val="24"/>
-                <w:szCs w:val="22"/>
-              </w:rPr>
-              <w:t>Лабораторная работа №7. Разработка загрузчика таблицы измерений и расчета итоговой сводки с проверкой сохранения числа записей</w:t>
-            </w:r>
-          </w:p>
-        </w:tc>
-      </w:tr>
-      <w:tr>
-        <w:trPr>
-          <w:cantSplit/>
-        </w:trPr>
-        <w:tc>
-          <w:tcPr>
-            <w:tcW w:w="0" w:type="auto"/>
-            <w:vMerge/>
-            <w:shd w:val="clear" w:color="auto" w:fill="auto"/>
-          </w:tcPr>
-          <w:p/>
-        </w:tc>
-        <w:tc>
-          <w:tcPr>
-            <w:tcW w:w="0" w:type="auto"/>
-            <w:vMerge/>
-            <w:shd w:val="clear" w:color="auto" w:fill="auto"/>
-          </w:tcPr>
-          <w:p/>
-        </w:tc>
-        <w:tc>
-          <w:tcPr>
-            <w:tcW w:w="0" w:type="auto"/>
-            <w:vMerge/>
-            <w:shd w:val="clear" w:color="auto" w:fill="auto"/>
-          </w:tcPr>
-          <w:p/>
-        </w:tc>
-        <w:tc>
-          <w:tcPr>
-            <w:tcW w:w="0" w:type="auto"/>
-            <w:shd w:val="clear" w:color="auto" w:fill="auto"/>
-          </w:tcPr>
-          <w:p>
-            <w:pPr>
-              <w:keepNext/>
-              <w:rPr>
-                <w:szCs w:val="22"/>
-              </w:rPr>
-            </w:pPr>
-            <w:r>
-              <w:rPr>
-                <w:rFonts w:ascii="Times New Roman" w:hAnsi="Times New Roman"/>
-                <w:sz w:val="24"/>
-                <w:szCs w:val="22"/>
-              </w:rPr>
-              <w:t>Лабораторная работа №8. Разработка устойчивого импорта поврежденной таблицы с журналом ошибок и восстановлением допустимых записей</w:t>
-            </w:r>
-          </w:p>
-        </w:tc>
-      </w:tr>
-      <w:tr>
-        <w:trPr>
-          <w:cantSplit/>
-        </w:trPr>
-        <w:tc>
-          <w:tcPr>
-            <w:tcW w:w="0" w:type="auto"/>
-            <w:vMerge w:val="restart"/>
-            <w:shd w:val="clear" w:color="auto" w:fill="auto"/>
-          </w:tcPr>
-          <w:p>
-            <w:pPr>
-              <w:keepNext/>
-              <w:jc w:val="center"/>
-              <w:rPr>
-                <w:szCs w:val="22"/>
-              </w:rPr>
-            </w:pPr>
-            <w:r>
-              <w:rPr>
-                <w:rFonts w:ascii="Times New Roman" w:hAnsi="Times New Roman"/>
-                <w:sz w:val="24"/>
-                <w:szCs w:val="22"/>
-              </w:rPr>
-              <w:t>2</w:t>
-            </w:r>
-          </w:p>
-        </w:tc>
-        <w:tc>
-          <w:tcPr>
-            <w:tcW w:w="0" w:type="auto"/>
-            <w:vMerge w:val="restart"/>
-            <w:shd w:val="clear" w:color="auto" w:fill="auto"/>
-          </w:tcPr>
-          <w:p>
-            <w:pPr>
-              <w:keepNext/>
-              <w:jc w:val="center"/>
-              <w:rPr>
-                <w:szCs w:val="22"/>
-              </w:rPr>
-            </w:pPr>
-            <w:r>
-              <w:rPr>
-                <w:rFonts w:ascii="Times New Roman" w:hAnsi="Times New Roman"/>
-                <w:sz w:val="24"/>
-                <w:szCs w:val="22"/>
-              </w:rPr>
-              <w:t>1</w:t>
-            </w:r>
-          </w:p>
-        </w:tc>
-        <w:tc>
-          <w:tcPr>
-            <w:tcW w:w="0" w:type="auto"/>
-            <w:vMerge w:val="restart"/>
-            <w:shd w:val="clear" w:color="auto" w:fill="auto"/>
-          </w:tcPr>
-          <w:p>
-            <w:pPr>
-              <w:keepNext/>
-              <w:jc w:val="center"/>
-              <w:rPr>
-                <w:szCs w:val="22"/>
-              </w:rPr>
-            </w:pPr>
-            <w:r>
-              <w:rPr>
-                <w:rFonts w:ascii="Times New Roman" w:hAnsi="Times New Roman"/>
-                <w:sz w:val="24"/>
-                <w:szCs w:val="22"/>
-              </w:rPr>
-              <w:t>Массивы и вычисления</w:t>
-            </w:r>
-          </w:p>
-        </w:tc>
-        <w:tc>
-          <w:tcPr>
-            <w:tcW w:w="0" w:type="auto"/>
-            <w:shd w:val="clear" w:color="auto" w:fill="auto"/>
-          </w:tcPr>
-          <w:p>
-            <w:pPr>
-              <w:keepNext/>
-              <w:rPr>
-                <w:szCs w:val="22"/>
-              </w:rPr>
-            </w:pPr>
-            <w:r>
-              <w:rPr>
-                <w:rFonts w:ascii="Times New Roman" w:hAnsi="Times New Roman"/>
-                <w:sz w:val="24"/>
-                <w:szCs w:val="22"/>
-              </w:rPr>
-              <w:t>Лабораторная работа №9. Преобразование массива многоканальных измерений с масками пропусков и проверкой соответствия каналов</w:t>
-            </w:r>
-          </w:p>
-        </w:tc>
-      </w:tr>
-      <w:tr>
-        <w:trPr>
-          <w:cantSplit/>
-        </w:trPr>
-        <w:tc>
-          <w:tcPr>
-            <w:tcW w:w="0" w:type="auto"/>
-            <w:vMerge/>
-            <w:shd w:val="clear" w:color="auto" w:fill="auto"/>
-          </w:tcPr>
-          <w:p/>
-        </w:tc>
-        <w:tc>
-          <w:tcPr>
-            <w:tcW w:w="0" w:type="auto"/>
-            <w:vMerge/>
-            <w:shd w:val="clear" w:color="auto" w:fill="auto"/>
-          </w:tcPr>
-          <w:p/>
-        </w:tc>
-        <w:tc>
-          <w:tcPr>
-            <w:tcW w:w="0" w:type="auto"/>
-            <w:vMerge/>
-            <w:shd w:val="clear" w:color="auto" w:fill="auto"/>
-          </w:tcPr>
-          <w:p/>
-        </w:tc>
-        <w:tc>
-          <w:tcPr>
-            <w:tcW w:w="0" w:type="auto"/>
-            <w:shd w:val="clear" w:color="auto" w:fill="auto"/>
-          </w:tcPr>
-          <w:p>
-            <w:pPr>
-              <w:keepNext/>
-              <w:rPr>
-                <w:szCs w:val="22"/>
-              </w:rPr>
-            </w:pPr>
-            <w:r>
-              <w:rPr>
-                <w:rFonts w:ascii="Times New Roman" w:hAnsi="Times New Roman"/>
-                <w:sz w:val="24"/>
-                <w:szCs w:val="22"/>
-              </w:rPr>
-              <w:t>Лабораторная работа №10. Векторизация расчета по многоканальной таблице с проверкой трансляции размеров и совпадения результатов</w:t>
-            </w:r>
-          </w:p>
-        </w:tc>
-      </w:tr>
-      <w:tr>
-        <w:trPr>
-          <w:cantSplit/>
-        </w:trPr>
-        <w:tc>
-          <w:tcPr>
-            <w:tcW w:w="0" w:type="auto"/>
-            <w:vMerge/>
-            <w:shd w:val="clear" w:color="auto" w:fill="auto"/>
-          </w:tcPr>
-          <w:p/>
-        </w:tc>
-        <w:tc>
-          <w:tcPr>
-            <w:tcW w:w="0" w:type="auto"/>
-            <w:vMerge/>
-            <w:shd w:val="clear" w:color="auto" w:fill="auto"/>
-          </w:tcPr>
-          <w:p/>
-        </w:tc>
-        <w:tc>
-          <w:tcPr>
-            <w:tcW w:w="0" w:type="auto"/>
-            <w:vMerge/>
-            <w:shd w:val="clear" w:color="auto" w:fill="auto"/>
-          </w:tcPr>
-          <w:p/>
-        </w:tc>
-        <w:tc>
-          <w:tcPr>
-            <w:tcW w:w="0" w:type="auto"/>
-            <w:shd w:val="clear" w:color="auto" w:fill="auto"/>
-          </w:tcPr>
-          <w:p>
-            <w:pPr>
-              <w:keepNext/>
-              <w:rPr>
-                <w:szCs w:val="22"/>
-              </w:rPr>
-            </w:pPr>
-            <w:r>
-              <w:rPr>
-                <w:rFonts w:ascii="Times New Roman" w:hAnsi="Times New Roman"/>
-                <w:sz w:val="24"/>
-                <w:szCs w:val="22"/>
-              </w:rPr>
-              <w:t>Лабораторная работа №11. Расчет баланса нескольких потоков средствами NumPy с проверкой размерностей и совместности данных</w:t>
-            </w:r>
-          </w:p>
-        </w:tc>
-      </w:tr>
-      <w:tr>
-        <w:trPr>
-          <w:cantSplit/>
-        </w:trPr>
-        <w:tc>
-          <w:tcPr>
-            <w:tcW w:w="0" w:type="auto"/>
-            <w:vMerge/>
-            <w:shd w:val="clear" w:color="auto" w:fill="auto"/>
-          </w:tcPr>
-          <w:p/>
-        </w:tc>
-        <w:tc>
-          <w:tcPr>
-            <w:tcW w:w="0" w:type="auto"/>
-            <w:vMerge w:val="restart"/>
-            <w:shd w:val="clear" w:color="auto" w:fill="auto"/>
-          </w:tcPr>
-          <w:p>
-            <w:pPr>
-              <w:keepNext/>
-              <w:jc w:val="center"/>
-              <w:rPr>
-                <w:szCs w:val="22"/>
-              </w:rPr>
-            </w:pPr>
-            <w:r>
-              <w:rPr>
-                <w:rFonts w:ascii="Times New Roman" w:hAnsi="Times New Roman"/>
-                <w:sz w:val="24"/>
-                <w:szCs w:val="22"/>
-              </w:rPr>
-              <w:t>2</w:t>
-            </w:r>
-          </w:p>
-        </w:tc>
-        <w:tc>
-          <w:tcPr>
-            <w:tcW w:w="0" w:type="auto"/>
-            <w:vMerge w:val="restart"/>
-            <w:shd w:val="clear" w:color="auto" w:fill="auto"/>
-          </w:tcPr>
-          <w:p>
-            <w:pPr>
-              <w:keepNext/>
-              <w:jc w:val="center"/>
-              <w:rPr>
-                <w:szCs w:val="22"/>
-              </w:rPr>
-            </w:pPr>
-            <w:r>
-              <w:rPr>
-                <w:rFonts w:ascii="Times New Roman" w:hAnsi="Times New Roman"/>
-                <w:sz w:val="24"/>
-                <w:szCs w:val="22"/>
-              </w:rPr>
-              <w:t>Визуализация результатов</w:t>
-            </w:r>
-          </w:p>
-        </w:tc>
-        <w:tc>
-          <w:tcPr>
-            <w:tcW w:w="0" w:type="auto"/>
-            <w:shd w:val="clear" w:color="auto" w:fill="auto"/>
-          </w:tcPr>
-          <w:p>
-            <w:pPr>
-              <w:keepNext/>
-              <w:rPr>
-                <w:szCs w:val="22"/>
-              </w:rPr>
-            </w:pPr>
-            <w:r>
-              <w:rPr>
-                <w:rFonts w:ascii="Times New Roman" w:hAnsi="Times New Roman"/>
-                <w:sz w:val="24"/>
-                <w:szCs w:val="22"/>
-              </w:rPr>
-              <w:t>Лабораторная работа №12. Построение графиков кусочной расчетной функции с разрывами и выбором корректного масштаба осей</w:t>
-            </w:r>
-          </w:p>
-        </w:tc>
-      </w:tr>
-      <w:tr>
-        <w:trPr>
-          <w:cantSplit/>
-        </w:trPr>
-        <w:tc>
-          <w:tcPr>
-            <w:tcW w:w="0" w:type="auto"/>
-            <w:vMerge/>
-            <w:shd w:val="clear" w:color="auto" w:fill="auto"/>
-          </w:tcPr>
-          <w:p/>
-        </w:tc>
-        <w:tc>
-          <w:tcPr>
-            <w:tcW w:w="0" w:type="auto"/>
-            <w:vMerge/>
-            <w:shd w:val="clear" w:color="auto" w:fill="auto"/>
-          </w:tcPr>
-          <w:p/>
-        </w:tc>
-        <w:tc>
-          <w:tcPr>
-            <w:tcW w:w="0" w:type="auto"/>
-            <w:vMerge/>
-            <w:shd w:val="clear" w:color="auto" w:fill="auto"/>
-          </w:tcPr>
-          <w:p/>
-        </w:tc>
-        <w:tc>
-          <w:tcPr>
-            <w:tcW w:w="0" w:type="auto"/>
-            <w:shd w:val="clear" w:color="auto" w:fill="auto"/>
-          </w:tcPr>
-          <w:p>
-            <w:pPr>
-              <w:keepNext/>
-              <w:rPr>
-                <w:szCs w:val="22"/>
-              </w:rPr>
-            </w:pPr>
-            <w:r>
-              <w:rPr>
-                <w:rFonts w:ascii="Times New Roman" w:hAnsi="Times New Roman"/>
-                <w:sz w:val="24"/>
-                <w:szCs w:val="22"/>
-              </w:rPr>
-              <w:t>Лабораторная работа №13. Разработка многопанельной визуализации серий измерений с пропусками, единицами и заданными погрешностями</w:t>
-            </w:r>
-          </w:p>
-        </w:tc>
-      </w:tr>
-      <w:tr>
-        <w:trPr>
-          <w:cantSplit/>
-        </w:trPr>
-        <w:tc>
-          <w:tcPr>
-            <w:tcW w:w="0" w:type="auto"/>
-            <w:vMerge/>
-            <w:shd w:val="clear" w:color="auto" w:fill="auto"/>
-          </w:tcPr>
-          <w:p/>
-        </w:tc>
-        <w:tc>
-          <w:tcPr>
-            <w:tcW w:w="0" w:type="auto"/>
-            <w:vMerge w:val="restart"/>
-            <w:shd w:val="clear" w:color="auto" w:fill="auto"/>
-          </w:tcPr>
-          <w:p>
-            <w:pPr>
-              <w:keepNext/>
-              <w:jc w:val="center"/>
-              <w:rPr>
-                <w:szCs w:val="22"/>
-              </w:rPr>
-            </w:pPr>
-            <w:r>
-              <w:rPr>
-                <w:rFonts w:ascii="Times New Roman" w:hAnsi="Times New Roman"/>
-                <w:sz w:val="24"/>
-                <w:szCs w:val="22"/>
-              </w:rPr>
-              <w:t>3</w:t>
-            </w:r>
-          </w:p>
-        </w:tc>
-        <w:tc>
-          <w:tcPr>
-            <w:tcW w:w="0" w:type="auto"/>
-            <w:vMerge w:val="restart"/>
-            <w:shd w:val="clear" w:color="auto" w:fill="auto"/>
-          </w:tcPr>
-          <w:p>
-            <w:pPr>
-              <w:keepNext/>
-              <w:jc w:val="center"/>
-              <w:rPr>
-                <w:szCs w:val="22"/>
-              </w:rPr>
-            </w:pPr>
-            <w:r>
-              <w:rPr>
-                <w:rFonts w:ascii="Times New Roman" w:hAnsi="Times New Roman"/>
-                <w:sz w:val="24"/>
-                <w:szCs w:val="22"/>
-              </w:rPr>
-              <w:t>Символьные вычисления</w:t>
-            </w:r>
-          </w:p>
-        </w:tc>
-        <w:tc>
-          <w:tcPr>
-            <w:tcW w:w="0" w:type="auto"/>
-            <w:shd w:val="clear" w:color="auto" w:fill="auto"/>
-          </w:tcPr>
-          <w:p>
-            <w:pPr>
-              <w:keepNext/>
-              <w:rPr>
-                <w:szCs w:val="22"/>
-              </w:rPr>
-            </w:pPr>
-            <w:r>
-              <w:rPr>
-                <w:rFonts w:ascii="Times New Roman" w:hAnsi="Times New Roman"/>
-                <w:sz w:val="24"/>
-                <w:szCs w:val="22"/>
-              </w:rPr>
-              <w:t>Лабораторная работа №14. Символьное преобразование параметрического выражения с выделением недопустимых значений и проверкой эквивалентности</w:t>
-            </w:r>
-          </w:p>
-        </w:tc>
-      </w:tr>
-      <w:tr>
-        <w:trPr>
-          <w:cantSplit/>
-        </w:trPr>
-        <w:tc>
-          <w:tcPr>
-            <w:tcW w:w="0" w:type="auto"/>
-            <w:vMerge/>
-            <w:shd w:val="clear" w:color="auto" w:fill="auto"/>
-          </w:tcPr>
-          <w:p/>
-        </w:tc>
-        <w:tc>
-          <w:tcPr>
-            <w:tcW w:w="0" w:type="auto"/>
-            <w:vMerge/>
-            <w:shd w:val="clear" w:color="auto" w:fill="auto"/>
-          </w:tcPr>
-          <w:p/>
-        </w:tc>
-        <w:tc>
-          <w:tcPr>
-            <w:tcW w:w="0" w:type="auto"/>
-            <w:vMerge/>
-            <w:shd w:val="clear" w:color="auto" w:fill="auto"/>
-          </w:tcPr>
-          <w:p/>
-        </w:tc>
-        <w:tc>
-          <w:tcPr>
-            <w:tcW w:w="0" w:type="auto"/>
-            <w:shd w:val="clear" w:color="auto" w:fill="auto"/>
-          </w:tcPr>
-          <w:p>
-            <w:pPr>
-              <w:keepNext/>
-              <w:rPr>
-                <w:szCs w:val="22"/>
-              </w:rPr>
-            </w:pPr>
-            <w:r>
-              <w:rPr>
-                <w:rFonts w:ascii="Times New Roman" w:hAnsi="Times New Roman"/>
-                <w:sz w:val="24"/>
-                <w:szCs w:val="22"/>
-              </w:rPr>
-              <w:t>Лабораторная работа №15. Символьный расчет накопленного расхода и скорости изменения с проверкой результатов двумя способами</w:t>
-            </w:r>
-          </w:p>
-        </w:tc>
-      </w:tr>
-      <w:tr>
-        <w:trPr>
-          <w:cantSplit/>
-        </w:trPr>
-        <w:tc>
-          <w:tcPr>
-            <w:tcW w:w="0" w:type="auto"/>
-            <w:vMerge/>
-            <w:shd w:val="clear" w:color="auto" w:fill="auto"/>
-          </w:tcPr>
-          <w:p/>
-        </w:tc>
-        <w:tc>
-          <w:tcPr>
-            <w:tcW w:w="0" w:type="auto"/>
-            <w:vMerge/>
-            <w:shd w:val="clear" w:color="auto" w:fill="auto"/>
-          </w:tcPr>
-          <w:p/>
-        </w:tc>
-        <w:tc>
-          <w:tcPr>
-            <w:tcW w:w="0" w:type="auto"/>
-            <w:vMerge/>
-            <w:shd w:val="clear" w:color="auto" w:fill="auto"/>
-          </w:tcPr>
-          <w:p/>
-        </w:tc>
-        <w:tc>
-          <w:tcPr>
-            <w:tcW w:w="0" w:type="auto"/>
-            <w:shd w:val="clear" w:color="auto" w:fill="auto"/>
-          </w:tcPr>
-          <w:p>
-            <w:pPr>
-              <w:keepNext/>
-              <w:rPr>
-                <w:szCs w:val="22"/>
-              </w:rPr>
-            </w:pPr>
-            <w:r>
-              <w:rPr>
-                <w:rFonts w:ascii="Times New Roman" w:hAnsi="Times New Roman"/>
-                <w:sz w:val="24"/>
-                <w:szCs w:val="22"/>
-              </w:rPr>
-              <w:t>Лабораторная работа №16. Получение всех ветвей решения параметрического уравнения с отбором допустимых корней и численной проверкой</w:t>
-            </w:r>
-          </w:p>
-        </w:tc>
-      </w:tr>
-      <w:tr>
-        <w:trPr>
-          <w:cantSplit/>
-        </w:trPr>
-        <w:tc>
-          <w:tcPr>
-            <w:tcW w:w="0" w:type="auto"/>
-            <w:vMerge w:val="restart"/>
-            <w:shd w:val="clear" w:color="auto" w:fill="auto"/>
-          </w:tcPr>
-          <w:p>
-            <w:pPr>
-              <w:keepNext/>
-              <w:jc w:val="center"/>
-              <w:rPr>
-                <w:szCs w:val="22"/>
-              </w:rPr>
-            </w:pPr>
-            <w:r>
-              <w:rPr>
-                <w:rFonts w:ascii="Times New Roman" w:hAnsi="Times New Roman"/>
-                <w:sz w:val="24"/>
-                <w:szCs w:val="22"/>
-              </w:rPr>
-              <w:t>3</w:t>
-            </w:r>
-          </w:p>
-        </w:tc>
-        <w:tc>
-          <w:tcPr>
-            <w:tcW w:w="0" w:type="auto"/>
-            <w:vMerge w:val="restart"/>
-            <w:shd w:val="clear" w:color="auto" w:fill="auto"/>
-          </w:tcPr>
-          <w:p>
-            <w:pPr>
-              <w:keepNext/>
-              <w:jc w:val="center"/>
-              <w:rPr>
-                <w:szCs w:val="22"/>
-              </w:rPr>
-            </w:pPr>
-            <w:r>
-              <w:rPr>
-                <w:rFonts w:ascii="Times New Roman" w:hAnsi="Times New Roman"/>
-                <w:sz w:val="24"/>
-                <w:szCs w:val="22"/>
-              </w:rPr>
-              <w:t>1</w:t>
-            </w:r>
-          </w:p>
-        </w:tc>
-        <w:tc>
-          <w:tcPr>
-            <w:tcW w:w="0" w:type="auto"/>
-            <w:vMerge w:val="restart"/>
-            <w:shd w:val="clear" w:color="auto" w:fill="auto"/>
-          </w:tcPr>
-          <w:p>
-            <w:pPr>
-              <w:keepNext/>
-              <w:jc w:val="center"/>
-              <w:rPr>
-                <w:szCs w:val="22"/>
-              </w:rPr>
-            </w:pPr>
-            <w:r>
-              <w:rPr>
-                <w:rFonts w:ascii="Times New Roman" w:hAnsi="Times New Roman"/>
-                <w:sz w:val="24"/>
-                <w:szCs w:val="22"/>
-              </w:rPr>
-              <w:t>Программные модули</w:t>
-            </w:r>
-          </w:p>
-        </w:tc>
-        <w:tc>
-          <w:tcPr>
-            <w:tcW w:w="0" w:type="auto"/>
-            <w:shd w:val="clear" w:color="auto" w:fill="auto"/>
-          </w:tcPr>
-          <w:p>
-            <w:pPr>
-              <w:keepNext/>
-              <w:rPr>
-                <w:szCs w:val="22"/>
-              </w:rPr>
-            </w:pPr>
-            <w:r>
-              <w:rPr>
-                <w:rFonts w:ascii="Times New Roman" w:hAnsi="Times New Roman"/>
-                <w:sz w:val="24"/>
-                <w:szCs w:val="22"/>
-              </w:rPr>
-              <w:t>Лабораторная работа №17. Разработка Python-модуля преобразования измерений в признаки по фиксированным правилам с контрактами, диагностикой входа и проверкой неизменности параметров</w:t>
-            </w:r>
-          </w:p>
-        </w:tc>
-      </w:tr>
-      <w:tr>
-        <w:trPr>
-          <w:cantSplit/>
-        </w:trPr>
-        <w:tc>
-          <w:tcPr>
-            <w:tcW w:w="0" w:type="auto"/>
-            <w:vMerge/>
-            <w:shd w:val="clear" w:color="auto" w:fill="auto"/>
-          </w:tcPr>
-          <w:p/>
-        </w:tc>
-        <w:tc>
-          <w:tcPr>
-            <w:tcW w:w="0" w:type="auto"/>
-            <w:vMerge/>
-            <w:shd w:val="clear" w:color="auto" w:fill="auto"/>
-          </w:tcPr>
-          <w:p/>
-        </w:tc>
-        <w:tc>
-          <w:tcPr>
-            <w:tcW w:w="0" w:type="auto"/>
-            <w:vMerge/>
-            <w:shd w:val="clear" w:color="auto" w:fill="auto"/>
-          </w:tcPr>
-          <w:p/>
-        </w:tc>
-        <w:tc>
-          <w:tcPr>
-            <w:tcW w:w="0" w:type="auto"/>
-            <w:shd w:val="clear" w:color="auto" w:fill="auto"/>
-          </w:tcPr>
-          <w:p>
-            <w:pPr>
-              <w:keepNext/>
-              <w:rPr>
-                <w:szCs w:val="22"/>
-              </w:rPr>
-            </w:pPr>
-            <w:r>
-              <w:rPr>
-                <w:rFonts w:ascii="Times New Roman" w:hAnsi="Times New Roman"/>
-                <w:sz w:val="24"/>
-                <w:szCs w:val="22"/>
-              </w:rPr>
-              <w:t>Лабораторная работа №18. Реализация класса полинома с арифметикой, вычислением значений и проверкой согласованности операций</w:t>
-            </w:r>
-          </w:p>
-        </w:tc>
-      </w:tr>
-      <w:tr>
-        <w:trPr>
-          <w:cantSplit/>
-        </w:trPr>
-        <w:tc>
-          <w:tcPr>
-            <w:tcW w:w="0" w:type="auto"/>
-            <w:vMerge/>
-            <w:shd w:val="clear" w:color="auto" w:fill="auto"/>
-          </w:tcPr>
-          <w:p/>
-        </w:tc>
-        <w:tc>
-          <w:tcPr>
-            <w:tcW w:w="0" w:type="auto"/>
-            <w:vMerge/>
-            <w:shd w:val="clear" w:color="auto" w:fill="auto"/>
-          </w:tcPr>
-          <w:p/>
-        </w:tc>
-        <w:tc>
-          <w:tcPr>
-            <w:tcW w:w="0" w:type="auto"/>
-            <w:vMerge/>
-            <w:shd w:val="clear" w:color="auto" w:fill="auto"/>
-          </w:tcPr>
-          <w:p/>
-        </w:tc>
-        <w:tc>
-          <w:tcPr>
-            <w:tcW w:w="0" w:type="auto"/>
-            <w:shd w:val="clear" w:color="auto" w:fill="auto"/>
-          </w:tcPr>
-          <w:p>
-            <w:pPr>
-              <w:keepNext/>
-              <w:rPr>
-                <w:szCs w:val="22"/>
-              </w:rPr>
-            </w:pPr>
-            <w:r>
-              <w:rPr>
-                <w:rFonts w:ascii="Times New Roman" w:hAnsi="Times New Roman"/>
-                <w:sz w:val="24"/>
-                <w:szCs w:val="22"/>
-              </w:rPr>
-              <w:t>Лабораторная работа №19. Разработка обработки отказов расчетного модуля с сохранением исходных данных и диагностикой ошибочного канала</w:t>
-            </w:r>
-          </w:p>
-        </w:tc>
-      </w:tr>
-      <w:tr>
-        <w:trPr>
-          <w:cantSplit/>
-        </w:trPr>
-        <w:tc>
-          <w:tcPr>
-            <w:tcW w:w="0" w:type="auto"/>
-            <w:vMerge/>
-            <w:shd w:val="clear" w:color="auto" w:fill="auto"/>
-          </w:tcPr>
-          <w:p/>
-        </w:tc>
-        <w:tc>
-          <w:tcPr>
-            <w:tcW w:w="0" w:type="auto"/>
-            <w:vMerge w:val="restart"/>
-            <w:shd w:val="clear" w:color="auto" w:fill="auto"/>
-          </w:tcPr>
-          <w:p>
-            <w:pPr>
-              <w:keepNext/>
-              <w:jc w:val="center"/>
-              <w:rPr>
-                <w:szCs w:val="22"/>
-              </w:rPr>
-            </w:pPr>
-            <w:r>
-              <w:rPr>
-                <w:rFonts w:ascii="Times New Roman" w:hAnsi="Times New Roman"/>
-                <w:sz w:val="24"/>
-                <w:szCs w:val="22"/>
-              </w:rPr>
-              <w:t>2</w:t>
-            </w:r>
-          </w:p>
-        </w:tc>
-        <w:tc>
-          <w:tcPr>
-            <w:tcW w:w="0" w:type="auto"/>
-            <w:vMerge w:val="restart"/>
-            <w:shd w:val="clear" w:color="auto" w:fill="auto"/>
-          </w:tcPr>
-          <w:p>
-            <w:pPr>
-              <w:keepNext/>
-              <w:jc w:val="center"/>
-              <w:rPr>
-                <w:szCs w:val="22"/>
-              </w:rPr>
-            </w:pPr>
-            <w:r>
-              <w:rPr>
-                <w:rFonts w:ascii="Times New Roman" w:hAnsi="Times New Roman"/>
-                <w:sz w:val="24"/>
-                <w:szCs w:val="22"/>
-              </w:rPr>
-              <w:t>Работа с экспериментальными данными</w:t>
-            </w:r>
-          </w:p>
-        </w:tc>
-        <w:tc>
-          <w:tcPr>
-            <w:tcW w:w="0" w:type="auto"/>
-            <w:shd w:val="clear" w:color="auto" w:fill="auto"/>
-          </w:tcPr>
-          <w:p>
-            <w:pPr>
-              <w:keepNext/>
-              <w:rPr>
-                <w:szCs w:val="22"/>
-              </w:rPr>
-            </w:pPr>
-            <w:r>
-              <w:rPr>
-                <w:rFonts w:ascii="Times New Roman" w:hAnsi="Times New Roman"/>
-                <w:sz w:val="24"/>
-                <w:szCs w:val="22"/>
-              </w:rPr>
-              <w:t>Лабораторная работа №20. Объединение экспериментальных таблиц с несовпадающими ключами и проверкой корректности групповых сводок</w:t>
-            </w:r>
-          </w:p>
-        </w:tc>
-      </w:tr>
-      <w:tr>
-        <w:trPr>
-          <w:cantSplit/>
-        </w:trPr>
-        <w:tc>
-          <w:tcPr>
-            <w:tcW w:w="0" w:type="auto"/>
-            <w:vMerge/>
-            <w:shd w:val="clear" w:color="auto" w:fill="auto"/>
-          </w:tcPr>
-          <w:p/>
-        </w:tc>
-        <w:tc>
-          <w:tcPr>
-            <w:tcW w:w="0" w:type="auto"/>
-            <w:vMerge/>
-            <w:shd w:val="clear" w:color="auto" w:fill="auto"/>
-          </w:tcPr>
-          <w:p/>
-        </w:tc>
-        <w:tc>
-          <w:tcPr>
-            <w:tcW w:w="0" w:type="auto"/>
-            <w:vMerge/>
-            <w:shd w:val="clear" w:color="auto" w:fill="auto"/>
-          </w:tcPr>
-          <w:p/>
-        </w:tc>
-        <w:tc>
-          <w:tcPr>
-            <w:tcW w:w="0" w:type="auto"/>
-            <w:shd w:val="clear" w:color="auto" w:fill="auto"/>
-          </w:tcPr>
-          <w:p>
-            <w:pPr>
-              <w:keepNext/>
-              <w:rPr>
-                <w:szCs w:val="22"/>
-              </w:rPr>
-            </w:pPr>
-            <w:r>
-              <w:rPr>
-                <w:rFonts w:ascii="Times New Roman" w:hAnsi="Times New Roman"/>
-                <w:sz w:val="24"/>
-                <w:szCs w:val="22"/>
-              </w:rPr>
-              <w:t>Лабораторная работа №21. Разработка генератора тестовых таблиц с пропусками и дубликатами для проверки конвейера обработки измерений</w:t>
-            </w:r>
-          </w:p>
-        </w:tc>
-      </w:tr>
-      <w:tr>
-        <w:trPr>
-          <w:cantSplit/>
-        </w:trPr>
-        <w:tc>
-          <w:tcPr>
-            <w:tcW w:w="0" w:type="auto"/>
-            <w:vMerge/>
-            <w:shd w:val="clear" w:color="auto" w:fill="auto"/>
-          </w:tcPr>
-          <w:p/>
-        </w:tc>
-        <w:tc>
-          <w:tcPr>
-            <w:tcW w:w="0" w:type="auto"/>
-            <w:vMerge w:val="restart"/>
-            <w:shd w:val="clear" w:color="auto" w:fill="auto"/>
-          </w:tcPr>
-          <w:p>
-            <w:pPr>
-              <w:keepNext/>
-              <w:jc w:val="center"/>
-              <w:rPr>
-                <w:szCs w:val="22"/>
-              </w:rPr>
-            </w:pPr>
-            <w:r>
-              <w:rPr>
-                <w:rFonts w:ascii="Times New Roman" w:hAnsi="Times New Roman"/>
-                <w:sz w:val="24"/>
-                <w:szCs w:val="22"/>
-              </w:rPr>
-              <w:t>3</w:t>
-            </w:r>
-          </w:p>
-        </w:tc>
-        <w:tc>
-          <w:tcPr>
-            <w:tcW w:w="0" w:type="auto"/>
-            <w:vMerge w:val="restart"/>
-            <w:shd w:val="clear" w:color="auto" w:fill="auto"/>
-          </w:tcPr>
-          <w:p>
-            <w:pPr>
-              <w:keepNext/>
-              <w:jc w:val="center"/>
-              <w:rPr>
-                <w:szCs w:val="22"/>
-              </w:rPr>
-            </w:pPr>
-            <w:r>
-              <w:rPr>
-                <w:rFonts w:ascii="Times New Roman" w:hAnsi="Times New Roman"/>
-                <w:sz w:val="24"/>
-                <w:szCs w:val="22"/>
-              </w:rPr>
-              <w:t>Качество вычислительной программы</w:t>
-            </w:r>
-          </w:p>
-        </w:tc>
-        <w:tc>
-          <w:tcPr>
-            <w:tcW w:w="0" w:type="auto"/>
-            <w:shd w:val="clear" w:color="auto" w:fill="auto"/>
-          </w:tcPr>
-          <w:p>
-            <w:pPr>
-              <w:keepNext/>
-              <w:rPr>
-                <w:szCs w:val="22"/>
-              </w:rPr>
-            </w:pPr>
-            <w:r>
-              <w:rPr>
-                <w:rFonts w:ascii="Times New Roman" w:hAnsi="Times New Roman"/>
-                <w:sz w:val="24"/>
-                <w:szCs w:val="22"/>
-              </w:rPr>
-              <w:t>Лабораторная работа №22. Построение набора модульных проверок расчетной функции и исправление обнаруженных ошибок на граничных входах</w:t>
-            </w:r>
-          </w:p>
-        </w:tc>
-      </w:tr>
-      <w:tr>
-        <w:trPr>
-          <w:cantSplit/>
-        </w:trPr>
-        <w:tc>
-          <w:tcPr>
-            <w:tcW w:w="0" w:type="auto"/>
-            <w:vMerge/>
-            <w:shd w:val="clear" w:color="auto" w:fill="auto"/>
-          </w:tcPr>
-          <w:p/>
-        </w:tc>
-        <w:tc>
-          <w:tcPr>
-            <w:tcW w:w="0" w:type="auto"/>
-            <w:vMerge/>
-            <w:shd w:val="clear" w:color="auto" w:fill="auto"/>
-          </w:tcPr>
-          <w:p/>
-        </w:tc>
-        <w:tc>
-          <w:tcPr>
-            <w:tcW w:w="0" w:type="auto"/>
-            <w:vMerge/>
-            <w:shd w:val="clear" w:color="auto" w:fill="auto"/>
-          </w:tcPr>
-          <w:p/>
-        </w:tc>
-        <w:tc>
-          <w:tcPr>
-            <w:tcW w:w="0" w:type="auto"/>
-            <w:shd w:val="clear" w:color="auto" w:fill="auto"/>
-          </w:tcPr>
-          <w:p>
-            <w:pPr>
-              <w:keepNext/>
-              <w:rPr>
-                <w:szCs w:val="22"/>
-              </w:rPr>
-            </w:pPr>
-            <w:r>
-              <w:rPr>
-                <w:rFonts w:ascii="Times New Roman" w:hAnsi="Times New Roman"/>
-                <w:sz w:val="24"/>
-                <w:szCs w:val="22"/>
-              </w:rPr>
-              <w:t>Лабораторная работа №23. Проверка арифметических свойств класса полинома и локализация нарушений при нулевых коэффициентах</w:t>
-            </w:r>
-          </w:p>
-        </w:tc>
-      </w:tr>
-      <w:tr>
-        <w:trPr>
-          <w:cantSplit/>
-        </w:trPr>
-        <w:tc>
-          <w:tcPr>
-            <w:tcW w:w="0" w:type="auto"/>
-            <w:vMerge/>
-            <w:shd w:val="clear" w:color="auto" w:fill="auto"/>
-          </w:tcPr>
-          <w:p/>
-        </w:tc>
-        <w:tc>
-          <w:tcPr>
-            <w:tcW w:w="0" w:type="auto"/>
-            <w:vMerge/>
-            <w:shd w:val="clear" w:color="auto" w:fill="auto"/>
-          </w:tcPr>
-          <w:p/>
-        </w:tc>
-        <w:tc>
-          <w:tcPr>
-            <w:tcW w:w="0" w:type="auto"/>
-            <w:vMerge/>
-            <w:shd w:val="clear" w:color="auto" w:fill="auto"/>
-          </w:tcPr>
-          <w:p/>
-        </w:tc>
-        <w:tc>
-          <w:tcPr>
-            <w:tcW w:w="0" w:type="auto"/>
-            <w:shd w:val="clear" w:color="auto" w:fill="auto"/>
-          </w:tcPr>
-          <w:p>
-            <w:pPr>
-              <w:keepNext/>
-              <w:rPr>
-                <w:szCs w:val="22"/>
-              </w:rPr>
-            </w:pPr>
-            <w:r>
-              <w:rPr>
-                <w:rFonts w:ascii="Times New Roman" w:hAnsi="Times New Roman"/>
-                <w:sz w:val="24"/>
-                <w:szCs w:val="22"/>
-              </w:rPr>
-              <w:t>Лабораторная работа №24. Проверка библиотечного расчета по нескольким аналитическим эталонам с обоснованием числовых допусков</w:t>
-            </w:r>
-          </w:p>
-        </w:tc>
-      </w:tr>
-      <w:tr>
-        <w:trPr>
-          <w:cantSplit/>
-        </w:trPr>
-        <w:tc>
-          <w:tcPr>
-            <w:tcW w:w="0" w:type="auto"/>
-            <w:vMerge w:val="restart"/>
-            <w:shd w:val="clear" w:color="auto" w:fill="auto"/>
-          </w:tcPr>
-          <w:p>
-            <w:pPr>
-              <w:keepNext/>
-              <w:jc w:val="center"/>
-              <w:rPr>
-                <w:szCs w:val="22"/>
-              </w:rPr>
-            </w:pPr>
-            <w:r>
-              <w:rPr>
-                <w:rFonts w:ascii="Times New Roman" w:hAnsi="Times New Roman"/>
-                <w:sz w:val="24"/>
-                <w:szCs w:val="22"/>
-              </w:rPr>
-              <w:t>4</w:t>
-            </w:r>
-          </w:p>
-        </w:tc>
-        <w:tc>
-          <w:tcPr>
-            <w:tcW w:w="0" w:type="auto"/>
-            <w:vMerge w:val="restart"/>
-            <w:shd w:val="clear" w:color="auto" w:fill="auto"/>
-          </w:tcPr>
-          <w:p>
-            <w:pPr>
-              <w:keepNext/>
-              <w:jc w:val="center"/>
-              <w:rPr>
-                <w:szCs w:val="22"/>
-              </w:rPr>
-            </w:pPr>
-            <w:r>
-              <w:rPr>
-                <w:rFonts w:ascii="Times New Roman" w:hAnsi="Times New Roman"/>
-                <w:sz w:val="24"/>
-                <w:szCs w:val="22"/>
-              </w:rPr>
-              <w:t>1</w:t>
-            </w:r>
-          </w:p>
-        </w:tc>
-        <w:tc>
-          <w:tcPr>
-            <w:tcW w:w="0" w:type="auto"/>
-            <w:vMerge w:val="restart"/>
-            <w:shd w:val="clear" w:color="auto" w:fill="auto"/>
-          </w:tcPr>
-          <w:p>
-            <w:pPr>
-              <w:keepNext/>
-              <w:jc w:val="center"/>
-              <w:rPr>
-                <w:szCs w:val="22"/>
-              </w:rPr>
-            </w:pPr>
-            <w:r>
-              <w:rPr>
-                <w:rFonts w:ascii="Times New Roman" w:hAnsi="Times New Roman"/>
-                <w:sz w:val="24"/>
-                <w:szCs w:val="22"/>
-              </w:rPr>
-              <w:t>Математические вычислительные библиотеки</w:t>
-            </w:r>
-          </w:p>
-        </w:tc>
-        <w:tc>
-          <w:tcPr>
-            <w:tcW w:w="0" w:type="auto"/>
-            <w:shd w:val="clear" w:color="auto" w:fill="auto"/>
-          </w:tcPr>
-          <w:p>
-            <w:pPr>
-              <w:keepNext/>
-              <w:rPr>
-                <w:szCs w:val="22"/>
-              </w:rPr>
-            </w:pPr>
-            <w:r>
-              <w:rPr>
-                <w:rFonts w:ascii="Times New Roman" w:hAnsi="Times New Roman"/>
-                <w:sz w:val="24"/>
-                <w:szCs w:val="22"/>
-              </w:rPr>
-              <w:t>Лабораторная работа №25. Разработка пакетного расчета линейных систем с проверкой совместности входов и обработкой отказов решателя</w:t>
-            </w:r>
-          </w:p>
-        </w:tc>
-      </w:tr>
-      <w:tr>
-        <w:trPr>
-          <w:cantSplit/>
-        </w:trPr>
-        <w:tc>
-          <w:tcPr>
-            <w:tcW w:w="0" w:type="auto"/>
-            <w:vMerge/>
-            <w:shd w:val="clear" w:color="auto" w:fill="auto"/>
-          </w:tcPr>
-          <w:p/>
-        </w:tc>
-        <w:tc>
-          <w:tcPr>
-            <w:tcW w:w="0" w:type="auto"/>
-            <w:vMerge/>
-            <w:shd w:val="clear" w:color="auto" w:fill="auto"/>
-          </w:tcPr>
-          <w:p/>
-        </w:tc>
-        <w:tc>
-          <w:tcPr>
-            <w:tcW w:w="0" w:type="auto"/>
-            <w:vMerge/>
-            <w:shd w:val="clear" w:color="auto" w:fill="auto"/>
-          </w:tcPr>
-          <w:p/>
-        </w:tc>
-        <w:tc>
-          <w:tcPr>
-            <w:tcW w:w="0" w:type="auto"/>
-            <w:shd w:val="clear" w:color="auto" w:fill="auto"/>
-          </w:tcPr>
-          <w:p>
-            <w:pPr>
-              <w:keepNext/>
-              <w:rPr>
-                <w:szCs w:val="22"/>
-              </w:rPr>
-            </w:pPr>
-            <w:r>
-              <w:rPr>
-                <w:rFonts w:ascii="Times New Roman" w:hAnsi="Times New Roman"/>
-                <w:sz w:val="24"/>
-                <w:szCs w:val="22"/>
-              </w:rPr>
-              <w:t>Лабораторная работа №26. Разработка пакетного поиска корней через SciPy с контролем области определения и статусов решателя</w:t>
-            </w:r>
-          </w:p>
-        </w:tc>
-      </w:tr>
-      <w:tr>
-        <w:trPr>
-          <w:cantSplit/>
-        </w:trPr>
-        <w:tc>
-          <w:tcPr>
-            <w:tcW w:w="0" w:type="auto"/>
-            <w:vMerge/>
-            <w:shd w:val="clear" w:color="auto" w:fill="auto"/>
-          </w:tcPr>
-          <w:p/>
-        </w:tc>
-        <w:tc>
-          <w:tcPr>
-            <w:tcW w:w="0" w:type="auto"/>
-            <w:vMerge/>
-            <w:shd w:val="clear" w:color="auto" w:fill="auto"/>
-          </w:tcPr>
-          <w:p/>
-        </w:tc>
-        <w:tc>
-          <w:tcPr>
-            <w:tcW w:w="0" w:type="auto"/>
-            <w:vMerge/>
-            <w:shd w:val="clear" w:color="auto" w:fill="auto"/>
-          </w:tcPr>
-          <w:p/>
-        </w:tc>
-        <w:tc>
-          <w:tcPr>
-            <w:tcW w:w="0" w:type="auto"/>
-            <w:shd w:val="clear" w:color="auto" w:fill="auto"/>
-          </w:tcPr>
-          <w:p>
-            <w:pPr>
-              <w:keepNext/>
-              <w:rPr>
-                <w:szCs w:val="22"/>
-              </w:rPr>
-            </w:pPr>
-            <w:r>
-              <w:rPr>
-                <w:rFonts w:ascii="Times New Roman" w:hAnsi="Times New Roman"/>
-                <w:sz w:val="24"/>
-                <w:szCs w:val="22"/>
-              </w:rPr>
-              <w:t>Лабораторная работа №27. Расчет интегральной характеристики функции с параметром через SciPy и SymPy с согласованием результатов</w:t>
-            </w:r>
-          </w:p>
-        </w:tc>
-      </w:tr>
-      <w:tr>
-        <w:trPr>
-          <w:cantSplit/>
-        </w:trPr>
-        <w:tc>
-          <w:tcPr>
-            <w:tcW w:w="0" w:type="auto"/>
-            <w:vMerge/>
-            <w:shd w:val="clear" w:color="auto" w:fill="auto"/>
-          </w:tcPr>
-          <w:p/>
-        </w:tc>
-        <w:tc>
-          <w:tcPr>
-            <w:tcW w:w="0" w:type="auto"/>
-            <w:vMerge w:val="restart"/>
-            <w:shd w:val="clear" w:color="auto" w:fill="auto"/>
-          </w:tcPr>
-          <w:p>
-            <w:pPr>
-              <w:keepNext/>
-              <w:jc w:val="center"/>
-              <w:rPr>
-                <w:szCs w:val="22"/>
-              </w:rPr>
-            </w:pPr>
-            <w:r>
-              <w:rPr>
-                <w:rFonts w:ascii="Times New Roman" w:hAnsi="Times New Roman"/>
-                <w:sz w:val="24"/>
-                <w:szCs w:val="22"/>
-              </w:rPr>
-              <w:t>2</w:t>
-            </w:r>
-          </w:p>
-        </w:tc>
-        <w:tc>
-          <w:tcPr>
-            <w:tcW w:w="0" w:type="auto"/>
-            <w:vMerge w:val="restart"/>
-            <w:shd w:val="clear" w:color="auto" w:fill="auto"/>
-          </w:tcPr>
-          <w:p>
-            <w:pPr>
-              <w:keepNext/>
-              <w:jc w:val="center"/>
-              <w:rPr>
-                <w:szCs w:val="22"/>
-              </w:rPr>
-            </w:pPr>
-            <w:r>
-              <w:rPr>
-                <w:rFonts w:ascii="Times New Roman" w:hAnsi="Times New Roman"/>
-                <w:sz w:val="24"/>
-                <w:szCs w:val="22"/>
-              </w:rPr>
-              <w:t>Параметрические исследования</w:t>
-            </w:r>
-          </w:p>
-        </w:tc>
-        <w:tc>
-          <w:tcPr>
-            <w:tcW w:w="0" w:type="auto"/>
-            <w:shd w:val="clear" w:color="auto" w:fill="auto"/>
-          </w:tcPr>
-          <w:p>
-            <w:pPr>
-              <w:keepNext/>
-              <w:rPr>
-                <w:szCs w:val="22"/>
-              </w:rPr>
-            </w:pPr>
-            <w:r>
-              <w:rPr>
-                <w:rFonts w:ascii="Times New Roman" w:hAnsi="Times New Roman"/>
-                <w:sz w:val="24"/>
-                <w:szCs w:val="22"/>
-              </w:rPr>
-              <w:t>Лабораторная работа №28. Автоматизация расчета по сетке параметров с фиксацией статуса задач и проверкой полноты выходной таблицы</w:t>
-            </w:r>
-          </w:p>
-        </w:tc>
-      </w:tr>
-      <w:tr>
-        <w:trPr>
-          <w:cantSplit/>
-        </w:trPr>
-        <w:tc>
-          <w:tcPr>
-            <w:tcW w:w="0" w:type="auto"/>
-            <w:vMerge/>
-            <w:shd w:val="clear" w:color="auto" w:fill="auto"/>
-          </w:tcPr>
-          <w:p/>
-        </w:tc>
-        <w:tc>
-          <w:tcPr>
-            <w:tcW w:w="0" w:type="auto"/>
-            <w:vMerge/>
-            <w:shd w:val="clear" w:color="auto" w:fill="auto"/>
-          </w:tcPr>
-          <w:p/>
-        </w:tc>
-        <w:tc>
-          <w:tcPr>
-            <w:tcW w:w="0" w:type="auto"/>
-            <w:vMerge/>
-            <w:shd w:val="clear" w:color="auto" w:fill="auto"/>
-          </w:tcPr>
-          <w:p/>
-        </w:tc>
-        <w:tc>
-          <w:tcPr>
-            <w:tcW w:w="0" w:type="auto"/>
-            <w:shd w:val="clear" w:color="auto" w:fill="auto"/>
-          </w:tcPr>
-          <w:p>
-            <w:pPr>
-              <w:keepNext/>
-              <w:rPr>
-                <w:szCs w:val="22"/>
-              </w:rPr>
-            </w:pPr>
-            <w:r>
-              <w:rPr>
-                <w:rFonts w:ascii="Times New Roman" w:hAnsi="Times New Roman"/>
-                <w:sz w:val="24"/>
-                <w:szCs w:val="22"/>
-              </w:rPr>
-              <w:t>Лабораторная работа №29. Профилирование пакетного расчета и векторизация затратного участка с проверкой неизменности результата</w:t>
-            </w:r>
-          </w:p>
-        </w:tc>
-      </w:tr>
-      <w:tr>
-        <w:trPr>
-          <w:cantSplit/>
-        </w:trPr>
-        <w:tc>
-          <w:tcPr>
-            <w:tcW w:w="0" w:type="auto"/>
-            <w:vMerge/>
-            <w:shd w:val="clear" w:color="auto" w:fill="auto"/>
-          </w:tcPr>
-          <w:p/>
-        </w:tc>
-        <w:tc>
-          <w:tcPr>
-            <w:tcW w:w="0" w:type="auto"/>
-            <w:vMerge w:val="restart"/>
-            <w:shd w:val="clear" w:color="auto" w:fill="auto"/>
-          </w:tcPr>
-          <w:p>
-            <w:pPr>
-              <w:keepNext/>
-              <w:jc w:val="center"/>
-              <w:rPr>
-                <w:szCs w:val="22"/>
-              </w:rPr>
-            </w:pPr>
-            <w:r>
-              <w:rPr>
-                <w:rFonts w:ascii="Times New Roman" w:hAnsi="Times New Roman"/>
-                <w:sz w:val="24"/>
-                <w:szCs w:val="22"/>
-              </w:rPr>
-              <w:t>3</w:t>
-            </w:r>
-          </w:p>
-        </w:tc>
-        <w:tc>
-          <w:tcPr>
-            <w:tcW w:w="0" w:type="auto"/>
-            <w:vMerge w:val="restart"/>
-            <w:shd w:val="clear" w:color="auto" w:fill="auto"/>
-          </w:tcPr>
-          <w:p>
-            <w:pPr>
-              <w:keepNext/>
-              <w:jc w:val="center"/>
-              <w:rPr>
-                <w:szCs w:val="22"/>
-              </w:rPr>
-            </w:pPr>
-            <w:r>
-              <w:rPr>
-                <w:rFonts w:ascii="Times New Roman" w:hAnsi="Times New Roman"/>
-                <w:sz w:val="24"/>
-                <w:szCs w:val="22"/>
-              </w:rPr>
-              <w:t>Организация вычислительных библиотек</w:t>
-            </w:r>
-          </w:p>
-        </w:tc>
-        <w:tc>
-          <w:tcPr>
-            <w:tcW w:w="0" w:type="auto"/>
-            <w:shd w:val="clear" w:color="auto" w:fill="auto"/>
-          </w:tcPr>
-          <w:p>
-            <w:pPr>
-              <w:keepNext/>
-              <w:rPr>
-                <w:szCs w:val="22"/>
-              </w:rPr>
-            </w:pPr>
-            <w:r>
-              <w:rPr>
-                <w:rFonts w:ascii="Times New Roman" w:hAnsi="Times New Roman"/>
-                <w:sz w:val="24"/>
-                <w:szCs w:val="22"/>
-              </w:rPr>
-              <w:t>Лабораторная работа №30. Воспроизведение пакетного расчета в чистом окружении и устранение несовместимости версий зависимостей</w:t>
-            </w:r>
-          </w:p>
-        </w:tc>
-      </w:tr>
-      <w:tr>
-        <w:trPr>
-          <w:cantSplit/>
-        </w:trPr>
-        <w:tc>
-          <w:tcPr>
-            <w:tcW w:w="0" w:type="auto"/>
-            <w:vMerge/>
-            <w:shd w:val="clear" w:color="auto" w:fill="auto"/>
-          </w:tcPr>
-          <w:p/>
-        </w:tc>
-        <w:tc>
-          <w:tcPr>
-            <w:tcW w:w="0" w:type="auto"/>
-            <w:vMerge/>
-            <w:shd w:val="clear" w:color="auto" w:fill="auto"/>
-          </w:tcPr>
-          <w:p/>
-        </w:tc>
-        <w:tc>
-          <w:tcPr>
-            <w:tcW w:w="0" w:type="auto"/>
-            <w:vMerge/>
-            <w:shd w:val="clear" w:color="auto" w:fill="auto"/>
-          </w:tcPr>
-          <w:p/>
-        </w:tc>
-        <w:tc>
-          <w:tcPr>
-            <w:tcW w:w="0" w:type="auto"/>
-            <w:shd w:val="clear" w:color="auto" w:fill="auto"/>
-          </w:tcPr>
-          <w:p>
-            <w:pPr>
-              <w:keepNext/>
-              <w:rPr>
-                <w:szCs w:val="22"/>
-              </w:rPr>
-            </w:pPr>
-            <w:r>
-              <w:rPr>
-                <w:rFonts w:ascii="Times New Roman" w:hAnsi="Times New Roman"/>
-                <w:sz w:val="24"/>
-                <w:szCs w:val="22"/>
-              </w:rPr>
-              <w:t>Лабораторная работа №31. Восстановление предыдущего расчета по версии кода и входных данных с диагностикой расхождения результатов</w:t>
-            </w:r>
-          </w:p>
-        </w:tc>
-      </w:tr>
-      <w:tr>
-        <w:trPr>
-          <w:cantSplit/>
-        </w:trPr>
-        <w:tc>
-          <w:tcPr>
-            <w:tcW w:w="0" w:type="auto"/>
-            <w:vMerge/>
-            <w:shd w:val="clear" w:color="auto" w:fill="auto"/>
-          </w:tcPr>
-          <w:p/>
-        </w:tc>
-        <w:tc>
-          <w:tcPr>
-            <w:tcW w:w="0" w:type="auto"/>
-            <w:vMerge/>
-            <w:shd w:val="clear" w:color="auto" w:fill="auto"/>
-          </w:tcPr>
-          <w:p/>
-        </w:tc>
-        <w:tc>
-          <w:tcPr>
-            <w:tcW w:w="0" w:type="auto"/>
-            <w:vMerge/>
-            <w:shd w:val="clear" w:color="auto" w:fill="auto"/>
-          </w:tcPr>
-          <w:p/>
-        </w:tc>
-        <w:tc>
-          <w:tcPr>
-            <w:tcW w:w="0" w:type="auto"/>
-            <w:shd w:val="clear" w:color="auto" w:fill="auto"/>
-          </w:tcPr>
-          <w:p>
-            <w:pPr>
-              <w:keepNext/>
-              <w:rPr>
-                <w:szCs w:val="22"/>
-              </w:rPr>
-            </w:pPr>
-            <w:r>
-              <w:rPr>
-                <w:rFonts w:ascii="Times New Roman" w:hAnsi="Times New Roman"/>
-                <w:sz w:val="24"/>
-                <w:szCs w:val="22"/>
-              </w:rPr>
-              <w:t>Лабораторная работа №32. Сборка вычислительного пакета с командным интерфейсом и проверкой установки и полного расчета в чистом окружении</w:t>
-            </w:r>
-          </w:p>
-        </w:tc>
-      </w:tr>
-    </w:tbl>
-    <w:p>
-      <w:pPr>
-        <w:pStyle w:val="Standard"/>
-        <w:keepNext/>
-        <w:tabs>
-          <w:tab w:val="left" w:pos="1140"/>
-        </w:tabs>
-        <w:ind w:firstLine="0"/>
-        <w:rPr>
-          <w:b/>
-          <w:color w:val="auto"/>
-          <w:sz w:val="28"/>
-          <w:szCs w:val="28"/>
-        </w:rPr>
-      </w:pPr>
-    </w:p>
-    <w:p>
-      <w:pPr>
         <w:pStyle w:val="Standard"/>
         <w:keepNext/>
         <w:keepLines/>
@@ -9306,11 +6905,13 @@
       </w:pPr>
       <w:r>
         <w:rPr>
-          <w:color w:val="auto"/>
-          <w:sz w:val="28"/>
-          <w:szCs w:val="28"/>
-        </w:rPr>
-        <w:t>3. САМОСТОЯТЕЛЬНАЯ РАБОТА СТУДЕНТА</w:t>
+          <w:rFonts w:ascii="Times New Roman" w:hAnsi="Times New Roman"/>
+          <w:b/>
+          <w:color w:val="000000"/>
+          <w:sz w:val="28"/>
+          <w:szCs w:val="28"/>
+        </w:rPr>
+        <w:t xml:space="preserve">3. САМОСТОЯТЕЛЬНАЯ РАБОТА ОБУЧАЮЩЕГОСЯ</w:t>
       </w:r>
     </w:p>
     <w:p>
@@ -9443,11 +7044,11 @@
       <w:r>
         <w:rPr>
           <w:rFonts w:ascii="Times New Roman" w:hAnsi="Times New Roman" w:cs="Times New Roman"/>
-          <w:color w:val="auto"/>
-          <w:sz w:val="28"/>
-          <w:szCs w:val="28"/>
-        </w:rPr>
-        <w:t>Видами СРС являются:</w:t>
+          <w:color w:val="000000"/>
+          <w:sz w:val="28"/>
+          <w:szCs w:val="28"/>
+        </w:rPr>
+        <w:t xml:space="preserve">Видами самостоятельной работы обучающегося являются:</w:t>
       </w:r>
     </w:p>
     <w:p>
@@ -9544,305 +7145,68 @@
     </w:p>
     <w:p>
       <w:pPr>
-        <w:pStyle w:val="Standard"/>
         <w:keepNext/>
-        <w:keepLines/>
-        <w:ind w:firstLine="0"/>
-        <w:jc w:val="center"/>
-        <w:rPr>
-          <w:color w:val="auto"/>
-        </w:rPr>
-      </w:pPr>
-      <w:r>
-        <w:rPr>
-          <w:color w:val="auto"/>
-          <w:sz w:val="28"/>
-          <w:szCs w:val="28"/>
-        </w:rPr>
-        <w:t xml:space="preserve">4. </w:t>
-      </w:r>
-      <w:r>
-        <w:rPr>
-          <w:color w:val="auto"/>
-          <w:sz w:val="28"/>
-          <w:szCs w:val="28"/>
-        </w:rPr>
-        <w:t>ОЦЕНОЧНЫЕ СРЕДСТВА ДЛЯ ТЕКУЩЕГО КОНТРОЛЯ УСПЕВАЕМОСТИ И ПРОМЕЖУТОЧНОЙ АТТЕСТАЦИИ</w:t>
+        <w:spacing w:after="160"/>
+      </w:pPr>
+      <w:r>
+        <w:rPr>
+          <w:rFonts w:ascii="Times New Roman" w:hAnsi="Times New Roman"/>
+          <w:b/>
+          <w:sz w:val="28"/>
+        </w:rPr>
+        <w:t>4. ОЦЕНОЧНЫЕ СРЕДСТВА ДЛЯ ТЕКУЩЕГО КОНТРОЛЯ УСПЕВАЕМОСТИ И ПРОМЕЖУТОЧНОЙ АТТЕСТАЦИИ</w:t>
       </w:r>
     </w:p>
     <w:p>
       <w:pPr>
-        <w:pStyle w:val="Standard"/>
-        <w:keepNext/>
-        <w:ind w:firstLine="709"/>
-        <w:rPr>
-          <w:color w:val="auto"/>
-          <w:sz w:val="28"/>
-          <w:szCs w:val="28"/>
-        </w:rPr>
-      </w:pPr>
-      <w:r>
-        <w:rPr>
-          <w:color w:val="auto"/>
-          <w:sz w:val="28"/>
-          <w:szCs w:val="28"/>
-        </w:rPr>
-        <w:t xml:space="preserve"> </w:t>
-      </w:r>
-      <w:r>
-        <w:rPr>
-          <w:color w:val="auto"/>
-          <w:sz w:val="28"/>
-          <w:szCs w:val="28"/>
-        </w:rPr>
-        <w:t>(</w:t>
-      </w:r>
-      <w:r>
-        <w:rPr>
-          <w:i/>
-          <w:color w:val="auto"/>
-          <w:sz w:val="28"/>
-          <w:szCs w:val="28"/>
-        </w:rPr>
-        <w:t>см</w:t>
-      </w:r>
-      <w:r>
-        <w:rPr>
-          <w:color w:val="auto"/>
-          <w:sz w:val="28"/>
-          <w:szCs w:val="28"/>
-        </w:rPr>
-        <w:t xml:space="preserve">. </w:t>
-      </w:r>
-      <w:r>
-        <w:rPr>
-          <w:i/>
-          <w:color w:val="auto"/>
-          <w:sz w:val="28"/>
-          <w:szCs w:val="28"/>
-        </w:rPr>
-        <w:t>Фонд оценочных средств</w:t>
-      </w:r>
-      <w:r>
-        <w:rPr>
-          <w:color w:val="auto"/>
-          <w:sz w:val="28"/>
-          <w:szCs w:val="28"/>
-        </w:rPr>
-        <w:t>)</w:t>
+        <w:spacing w:after="160"/>
+      </w:pPr>
+      <w:r>
+        <w:rPr>
+          <w:rFonts w:ascii="Times New Roman" w:hAnsi="Times New Roman"/>
+          <w:b w:val="0"/>
+          <w:sz w:val="28"/>
+        </w:rPr>
+        <w:t>4.1. Формы текущего контроля успеваемости указаны в Оценочных средствах.</w:t>
       </w:r>
     </w:p>
     <w:p>
       <w:pPr>
-        <w:keepNext/>
-        <w:rPr>
-          <w:color w:val="auto"/>
-          <w:sz w:val="16"/>
-          <w:szCs w:val="16"/>
-        </w:rPr>
-      </w:pPr>
+        <w:spacing w:after="160"/>
+      </w:pPr>
+      <w:r>
+        <w:rPr>
+          <w:rFonts w:ascii="Times New Roman" w:hAnsi="Times New Roman"/>
+          <w:b w:val="0"/>
+          <w:sz w:val="28"/>
+        </w:rPr>
+        <w:t>4.2. Рейтинговая система оценки знаний обучающихся по дисциплине (модулю): нет.</w:t>
+      </w:r>
     </w:p>
     <w:p>
       <w:pPr>
-        <w:pStyle w:val="ad"/>
-        <w:keepNext/>
-        <w:keepLines/>
-        <w:numPr>
-          <w:ilvl w:val="1"/>
-          <w:numId w:val="8"/>
-        </w:numPr>
-        <w:suppressAutoHyphens w:val="0"/>
-        <w:autoSpaceDE w:val="0"/>
-        <w:autoSpaceDN w:val="0"/>
-        <w:ind w:right="-2"/>
-        <w:jc w:val="both"/>
-        <w:rPr>
-          <w:rFonts w:ascii="Times New Roman" w:hAnsi="Times New Roman" w:cs="Times New Roman"/>
-          <w:i/>
-          <w:color w:val="auto"/>
-          <w:sz w:val="28"/>
-        </w:rPr>
-      </w:pPr>
-      <w:r>
-        <w:rPr>
-          <w:rFonts w:ascii="Times New Roman" w:hAnsi="Times New Roman" w:cs="Times New Roman"/>
-          <w:color w:val="auto"/>
-          <w:sz w:val="28"/>
-        </w:rPr>
-        <w:t>Рейтинговая система оценки знаний обучающихся по дисциплине (м</w:t>
-      </w:r>
-      <w:r>
-        <w:rPr>
-          <w:rFonts w:ascii="Times New Roman" w:hAnsi="Times New Roman" w:cs="Times New Roman"/>
-          <w:color w:val="auto"/>
-          <w:sz w:val="28"/>
-        </w:rPr>
-        <w:t>о</w:t>
-      </w:r>
-      <w:r>
-        <w:rPr>
-          <w:rFonts w:ascii="Times New Roman" w:hAnsi="Times New Roman" w:cs="Times New Roman"/>
-          <w:color w:val="auto"/>
-          <w:sz w:val="28"/>
-        </w:rPr>
-        <w:t>дулю</w:t>
-      </w:r>
-      <w:r>
-        <w:rPr>
-          <w:rFonts w:ascii="Times New Roman" w:hAnsi="Times New Roman" w:cs="Times New Roman"/>
-          <w:i/>
-          <w:color w:val="auto"/>
-          <w:sz w:val="28"/>
-        </w:rPr>
-        <w:t>) (при необходимости).</w:t>
+        <w:spacing w:after="160"/>
+      </w:pPr>
+      <w:r>
+        <w:rPr>
+          <w:rFonts w:ascii="Times New Roman" w:hAnsi="Times New Roman"/>
+          <w:b w:val="0"/>
+          <w:sz w:val="28"/>
+        </w:rPr>
+        <w:t>4.3. Лабораторные работы: да (см. Оценочные средства).</w:t>
       </w:r>
     </w:p>
     <w:p>
       <w:pPr>
-        <w:pStyle w:val="ad"/>
-        <w:keepNext w:val="0"/>
-        <w:keepLines/>
-        <w:suppressAutoHyphens w:val="0"/>
-        <w:autoSpaceDE w:val="0"/>
-        <w:autoSpaceDN w:val="0"/>
-        <w:ind w:right="-2"/>
-        <w:jc w:val="both"/>
-        <w:rPr>
-          <w:rFonts w:ascii="Times New Roman" w:hAnsi="Times New Roman" w:cs="Times New Roman"/>
-          <w:i/>
-          <w:color w:val="auto"/>
-          <w:sz w:val="28"/>
-        </w:rPr>
-      </w:pPr>
-      <w:r>
-        <w:rPr>
-          <w:rFonts w:ascii="Times New Roman" w:hAnsi="Times New Roman" w:cs="Times New Roman"/>
-          <w:i/>
-          <w:color w:val="auto"/>
-          <w:sz w:val="28"/>
-        </w:rPr>
-        <w:t>Рейтинговая система не используется</w:t>
-      </w:r>
-    </w:p>
-    <w:p>
-      <w:pPr>
-        <w:pStyle w:val="ad"/>
-        <w:keepNext/>
-        <w:suppressAutoHyphens w:val="0"/>
-        <w:autoSpaceDE w:val="0"/>
-        <w:autoSpaceDN w:val="0"/>
-        <w:ind w:right="-2"/>
-        <w:jc w:val="both"/>
-        <w:rPr>
-          <w:rFonts w:ascii="Times New Roman" w:hAnsi="Times New Roman" w:cs="Times New Roman"/>
-          <w:i/>
-          <w:color w:val="auto"/>
-          <w:sz w:val="28"/>
-        </w:rPr>
-      </w:pPr>
-    </w:p>
-    <w:p>
-      <w:pPr>
-        <w:pStyle w:val="Standard"/>
-        <w:keepNext/>
-        <w:keepLines/>
-        <w:ind w:firstLine="0"/>
-        <w:rPr>
-          <w:sz w:val="28"/>
-          <w:szCs w:val="28"/>
-        </w:rPr>
-      </w:pPr>
-      <w:r>
-        <w:rPr>
-          <w:sz w:val="28"/>
-        </w:rPr>
-        <w:t xml:space="preserve">4.2. </w:t>
-      </w:r>
-      <w:r>
-        <w:rPr>
-          <w:sz w:val="28"/>
-        </w:rPr>
-        <w:t>Формы текущего контроля успеваемости по дисциплине</w:t>
-      </w:r>
-    </w:p>
-    <w:p>
-      <w:pPr>
-        <w:widowControl/>
-        <w:numPr>
-          <w:ilvl w:val="0"/>
-          <w:numId w:val="7"/>
-        </w:numPr>
-        <w:tabs>
-          <w:tab w:val="left" w:pos="709"/>
-        </w:tabs>
-        <w:suppressAutoHyphens w:val="0"/>
-        <w:spacing w:line="0" w:lineRule="atLeast"/>
-        <w:ind w:left="709" w:hanging="709"/>
-        <w:rPr>
-          <w:rFonts w:ascii="Times New Roman" w:hAnsi="Times New Roman" w:cs="Times New Roman"/>
-          <w:color w:val="auto"/>
-          <w:sz w:val="28"/>
-          <w:szCs w:val="28"/>
-        </w:rPr>
-      </w:pPr>
-      <w:r>
-        <w:rPr>
-          <w:rFonts w:ascii="Times New Roman" w:hAnsi="Times New Roman" w:cs="Times New Roman"/>
-          <w:color w:val="auto"/>
-          <w:sz w:val="28"/>
-          <w:szCs w:val="28"/>
-        </w:rPr>
-        <w:t>Защита лабораторных работ;</w:t>
-      </w:r>
-    </w:p>
-    <w:p>
-      <w:pPr>
-        <w:keepNext/>
-        <w:widowControl/>
-        <w:tabs>
-          <w:tab w:val="left" w:pos="709"/>
-        </w:tabs>
-        <w:suppressAutoHyphens w:val="0"/>
-        <w:spacing w:line="0" w:lineRule="atLeast"/>
-        <w:ind w:left="709"/>
-        <w:rPr>
-          <w:rFonts w:ascii="Times New Roman" w:hAnsi="Times New Roman" w:cs="Times New Roman"/>
-          <w:color w:val="auto"/>
-          <w:sz w:val="28"/>
-          <w:szCs w:val="28"/>
-        </w:rPr>
-      </w:pPr>
-    </w:p>
-    <w:p>
-      <w:pPr>
-        <w:keepNext w:val="0"/>
-        <w:keepLines/>
-        <w:widowControl/>
-        <w:numPr>
-          <w:ilvl w:val="0"/>
-          <w:numId w:val="7"/>
-        </w:numPr>
-        <w:tabs>
-          <w:tab w:val="left" w:pos="709"/>
-        </w:tabs>
-        <w:suppressAutoHyphens w:val="0"/>
-        <w:spacing w:line="0" w:lineRule="atLeast"/>
-        <w:ind w:left="709" w:hanging="709"/>
-        <w:rPr>
-          <w:rFonts w:ascii="Times New Roman" w:hAnsi="Times New Roman" w:cs="Times New Roman"/>
-          <w:color w:val="auto"/>
-          <w:sz w:val="28"/>
-          <w:szCs w:val="28"/>
-        </w:rPr>
-      </w:pPr>
-      <w:r>
-        <w:rPr>
-          <w:rFonts w:ascii="Times New Roman" w:hAnsi="Times New Roman" w:cs="Times New Roman"/>
-          <w:color w:val="auto"/>
-          <w:sz w:val="28"/>
-          <w:szCs w:val="28"/>
-        </w:rPr>
-        <w:t>При защите работы по программным модулям для ОПК-3.3 проверяются контракт таблицы признаков, контроль единиц и пропусков, эталонные тесты преобразования и неизменность заданных параметров на новых входах. Обучение модели в этой работе не требуется.</w:t>
+        <w:spacing w:after="160"/>
+      </w:pPr>
+      <w:r>
+        <w:rPr>
+          <w:rFonts w:ascii="Times New Roman" w:hAnsi="Times New Roman"/>
+          <w:b w:val="0"/>
+          <w:sz w:val="28"/>
+        </w:rPr>
+        <w:t>4.4. Курсовая работа/курсовой проект: нет.</w:t>
       </w:r>
     </w:p>
     <w:p>
@@ -10007,58 +7371,6 @@
       </w:tr>
       <w:tr>
         <w:trPr>
-          <w:trHeight w:val="276"/>
-          <w:tblHeader/>
-        </w:trPr>
-        <w:tc>
-          <w:tcPr>
-            <w:tcW w:w="625" w:type="dxa"/>
-            <w:vMerge/>
-            <w:shd w:val="clear" w:color="auto" w:fill="auto"/>
-            <w:vAlign w:val="center"/>
-          </w:tcPr>
-          <w:p>
-            <w:pPr>
-              <w:keepNext/>
-              <w:tabs>
-                <w:tab w:val="left" w:pos="0"/>
-              </w:tabs>
-              <w:snapToGrid w:val="0"/>
-              <w:jc w:val="center"/>
-              <w:rPr>
-                <w:rFonts w:ascii="Times New Roman" w:hAnsi="Times New Roman" w:cs="Times New Roman"/>
-                <w:color w:val="auto"/>
-                <w:sz w:val="24"/>
-              </w:rPr>
-            </w:pPr>
-          </w:p>
-        </w:tc>
-        <w:tc>
-          <w:tcPr>
-            <w:tcW w:w="8764" w:type="dxa"/>
-            <w:vMerge/>
-            <w:shd w:val="clear" w:color="auto" w:fill="auto"/>
-            <w:vAlign w:val="center"/>
-          </w:tcPr>
-          <w:p>
-            <w:pPr>
-              <w:keepNext/>
-              <w:tabs>
-                <w:tab w:val="left" w:pos="0"/>
-              </w:tabs>
-              <w:snapToGrid w:val="0"/>
-              <w:jc w:val="center"/>
-              <w:rPr>
-                <w:rFonts w:ascii="Times New Roman" w:hAnsi="Times New Roman" w:cs="Times New Roman"/>
-                <w:color w:val="auto"/>
-                <w:sz w:val="24"/>
-              </w:rPr>
-            </w:pPr>
-          </w:p>
-        </w:tc>
-      </w:tr>
-      <w:tr>
-        <w:trPr>
           <w:trHeight w:val="919"/>
           <w:cantSplit/>
         </w:trPr>
@@ -10070,25 +7382,16 @@
           </w:tcPr>
           <w:p>
             <w:pPr>
-              <w:tabs>
-                <w:tab w:val="left" w:pos="0"/>
-              </w:tabs>
-              <w:snapToGrid w:val="0"/>
-              <w:jc w:val="center"/>
-              <w:rPr>
-                <w:rFonts w:ascii="Times New Roman" w:hAnsi="Times New Roman" w:cs="Times New Roman"/>
-                <w:color w:val="auto"/>
-                <w:sz w:val="24"/>
-              </w:rPr>
-            </w:pPr>
-            <w:r>
-              <w:rPr>
-                <w:rFonts w:ascii="Times New Roman" w:hAnsi="Times New Roman" w:cs="Times New Roman"/>
-                <w:color w:val="auto"/>
-                <w:sz w:val="24"/>
-                <w:lang w:val="en-US"/>
-              </w:rPr>
-              <w:t>1.</w:t>
+              <w:spacing w:before="0" w:after="20" w:line="240" w:lineRule="auto"/>
+              <w:jc w:val="center"/>
+            </w:pPr>
+            <w:r>
+              <w:rPr>
+                <w:rFonts w:ascii="Times New Roman" w:hAnsi="Times New Roman"/>
+                <w:b w:val="0"/>
+                <w:sz w:val="24"/>
+              </w:rPr>
+              <w:t>1</w:t>
             </w:r>
           </w:p>
         </w:tc>
@@ -10252,58 +7555,6 @@
       </w:tr>
       <w:tr>
         <w:trPr>
-          <w:trHeight w:val="276"/>
-          <w:tblHeader/>
-        </w:trPr>
-        <w:tc>
-          <w:tcPr>
-            <w:tcW w:w="459" w:type="dxa"/>
-            <w:vMerge/>
-            <w:shd w:val="clear" w:color="auto" w:fill="auto"/>
-            <w:vAlign w:val="center"/>
-          </w:tcPr>
-          <w:p>
-            <w:pPr>
-              <w:keepNext/>
-              <w:tabs>
-                <w:tab w:val="left" w:pos="0"/>
-              </w:tabs>
-              <w:snapToGrid w:val="0"/>
-              <w:jc w:val="center"/>
-              <w:rPr>
-                <w:rFonts w:ascii="Times New Roman" w:hAnsi="Times New Roman" w:cs="Times New Roman"/>
-                <w:color w:val="auto"/>
-                <w:sz w:val="24"/>
-              </w:rPr>
-            </w:pPr>
-          </w:p>
-        </w:tc>
-        <w:tc>
-          <w:tcPr>
-            <w:tcW w:w="8930" w:type="dxa"/>
-            <w:vMerge/>
-            <w:shd w:val="clear" w:color="auto" w:fill="auto"/>
-            <w:vAlign w:val="center"/>
-          </w:tcPr>
-          <w:p>
-            <w:pPr>
-              <w:keepNext/>
-              <w:tabs>
-                <w:tab w:val="left" w:pos="0"/>
-              </w:tabs>
-              <w:snapToGrid w:val="0"/>
-              <w:jc w:val="center"/>
-              <w:rPr>
-                <w:rFonts w:ascii="Times New Roman" w:hAnsi="Times New Roman" w:cs="Times New Roman"/>
-                <w:color w:val="auto"/>
-                <w:sz w:val="24"/>
-              </w:rPr>
-            </w:pPr>
-          </w:p>
-        </w:tc>
-      </w:tr>
-      <w:tr>
-        <w:trPr>
           <w:trHeight w:val="556"/>
           <w:cantSplit/>
         </w:trPr>
@@ -10315,24 +7566,16 @@
           </w:tcPr>
           <w:p>
             <w:pPr>
-              <w:tabs>
-                <w:tab w:val="left" w:pos="0"/>
-              </w:tabs>
-              <w:snapToGrid w:val="0"/>
-              <w:jc w:val="center"/>
-              <w:rPr>
-                <w:rFonts w:ascii="Times New Roman" w:hAnsi="Times New Roman" w:cs="Times New Roman"/>
-                <w:color w:val="auto"/>
-                <w:sz w:val="24"/>
-              </w:rPr>
-            </w:pPr>
-            <w:r>
-              <w:rPr>
-                <w:rFonts w:ascii="Times New Roman" w:hAnsi="Times New Roman" w:cs="Times New Roman"/>
-                <w:color w:val="auto"/>
-                <w:sz w:val="24"/>
-              </w:rPr>
-              <w:t>1.</w:t>
+              <w:spacing w:before="0" w:after="20" w:line="240" w:lineRule="auto"/>
+              <w:jc w:val="center"/>
+            </w:pPr>
+            <w:r>
+              <w:rPr>
+                <w:rFonts w:ascii="Times New Roman" w:hAnsi="Times New Roman"/>
+                <w:b w:val="0"/>
+                <w:sz w:val="24"/>
+              </w:rPr>
+              <w:t>1</w:t>
             </w:r>
           </w:p>
         </w:tc>
@@ -10592,70 +7835,11 @@
         <w:rPr>
           <w:rFonts w:ascii="Times New Roman" w:eastAsia="Times New Roman" w:hAnsi="Times New Roman" w:cs="Times New Roman"/>
           <w:bCs/>
-          <w:sz w:val="28"/>
-          <w:szCs w:val="28"/>
-        </w:rPr>
-        <w:t xml:space="preserve">3. Научная библиотека РГУ имени С. А. Есенина: сайт. – URL: </w:t>
-      </w:r>
-      <w:hyperlink r:id="rId13" w:history="1">
-        <w:r>
-          <w:rPr>
-            <w:rStyle w:val="ab"/>
-            <w:rFonts w:ascii="Times New Roman" w:eastAsia="Times New Roman" w:hAnsi="Times New Roman" w:cs="Times New Roman"/>
-            <w:bCs/>
-            <w:sz w:val="28"/>
-            <w:szCs w:val="28"/>
-          </w:rPr>
-          <w:t>https://library.rsu.edu.ru/</w:t>
-        </w:r>
-      </w:hyperlink>
-      <w:r>
-        <w:rPr>
-          <w:rFonts w:ascii="Times New Roman" w:eastAsia="Times New Roman" w:hAnsi="Times New Roman" w:cs="Times New Roman"/>
-          <w:bCs/>
-          <w:sz w:val="28"/>
-          <w:szCs w:val="28"/>
-          <w:u w:val="single"/>
-        </w:rPr>
-        <w:t xml:space="preserve"> </w:t>
-      </w:r>
-      <w:r>
-        <w:rPr>
-          <w:rFonts w:ascii="Times New Roman" w:eastAsia="Times New Roman" w:hAnsi="Times New Roman" w:cs="Times New Roman"/>
-          <w:bCs/>
-          <w:sz w:val="28"/>
-          <w:szCs w:val="28"/>
-        </w:rPr>
-        <w:t xml:space="preserve">(дата обращения: </w:t>
-      </w:r>
-      <w:bookmarkStart w:id="4" w:name="_Hlk171706115"/>
-      <w:r>
-        <w:rPr>
-          <w:rFonts w:ascii="Times New Roman" w:eastAsia="Times New Roman" w:hAnsi="Times New Roman" w:cs="Times New Roman"/>
-          <w:bCs/>
-          <w:sz w:val="28"/>
-          <w:szCs w:val="28"/>
-        </w:rPr>
-        <w:t>21.02.202</w:t>
-      </w:r>
-      <w:bookmarkEnd w:id="4"/>
-      <w:r>
-        <w:rPr>
-          <w:rFonts w:ascii="Times New Roman" w:eastAsia="Times New Roman" w:hAnsi="Times New Roman" w:cs="Times New Roman"/>
-          <w:bCs/>
-          <w:sz w:val="28"/>
-          <w:szCs w:val="28"/>
-        </w:rPr>
-        <w:t>5</w:t>
-      </w:r>
-      <w:r>
-        <w:rPr>
-          <w:rFonts w:ascii="Times New Roman" w:eastAsia="Times New Roman" w:hAnsi="Times New Roman" w:cs="Times New Roman"/>
-          <w:bCs/>
-          <w:sz w:val="28"/>
-          <w:szCs w:val="28"/>
-        </w:rPr>
-        <w:t xml:space="preserve">). – Режим доступа: свободный. – Текст: электронный. </w:t>
+          <w:color w:val="000000"/>
+          <w:sz w:val="28"/>
+          <w:szCs w:val="28"/>
+        </w:rPr>
+        <w:t xml:space="preserve">3. Научная библиотека РГУ имени С. А. Есенина: сайт. – URL: https://library.rsu-rzn.ru/marc/Default.asp (дата обращения: 21.02.2025). – Режим доступа: свободный. – Текст: электронный. </w:t>
       </w:r>
     </w:p>
     <w:p>
@@ -10942,87 +8126,11 @@
         <w:rPr>
           <w:rFonts w:ascii="Times New Roman" w:eastAsia="Times New Roman" w:hAnsi="Times New Roman" w:cs="Times New Roman"/>
           <w:bCs/>
-          <w:sz w:val="28"/>
-          <w:szCs w:val="28"/>
-        </w:rPr>
-        <w:t xml:space="preserve">6 ЮРАЙТ: образовательная  платформа : сайт. – Москва, 2013. – </w:t>
-      </w:r>
-      <w:r>
-        <w:rPr>
-          <w:rFonts w:ascii="Times New Roman" w:eastAsia="Times New Roman" w:hAnsi="Times New Roman" w:cs="Times New Roman"/>
-          <w:bCs/>
-          <w:sz w:val="28"/>
-          <w:szCs w:val="28"/>
-          <w:lang w:val="en-US"/>
-        </w:rPr>
-        <w:t>URL</w:t>
-      </w:r>
-      <w:r>
-        <w:rPr>
-          <w:rFonts w:ascii="Times New Roman" w:eastAsia="Times New Roman" w:hAnsi="Times New Roman" w:cs="Times New Roman"/>
-          <w:bCs/>
-          <w:sz w:val="28"/>
-          <w:szCs w:val="28"/>
-        </w:rPr>
-        <w:t xml:space="preserve">: </w:t>
-      </w:r>
-      <w:hyperlink r:id="rId16" w:history="1">
-        <w:r>
-          <w:rPr>
-            <w:rStyle w:val="ab"/>
-            <w:rFonts w:ascii="Times New Roman" w:eastAsia="Times New Roman" w:hAnsi="Times New Roman" w:cs="Times New Roman"/>
-            <w:bCs/>
-            <w:sz w:val="28"/>
-            <w:szCs w:val="28"/>
-          </w:rPr>
-          <w:t>https://www.biblio-online.ru</w:t>
-        </w:r>
-      </w:hyperlink>
-      <w:r>
-        <w:rPr>
-          <w:rFonts w:ascii="Times New Roman" w:eastAsia="Times New Roman" w:hAnsi="Times New Roman" w:cs="Times New Roman"/>
-          <w:bCs/>
-          <w:sz w:val="28"/>
-          <w:szCs w:val="28"/>
-          <w:u w:val="single"/>
-        </w:rPr>
-        <w:t xml:space="preserve"> </w:t>
-      </w:r>
-      <w:r>
-        <w:rPr>
-          <w:rFonts w:ascii="Times New Roman" w:eastAsia="Times New Roman" w:hAnsi="Times New Roman" w:cs="Times New Roman"/>
-          <w:bCs/>
-          <w:sz w:val="28"/>
-          <w:szCs w:val="28"/>
-        </w:rPr>
-        <w:t xml:space="preserve">(дата обращения: </w:t>
-      </w:r>
-      <w:r>
-        <w:rPr>
-          <w:rFonts w:ascii="Times New Roman" w:eastAsia="Times New Roman" w:hAnsi="Times New Roman" w:cs="Times New Roman"/>
-          <w:bCs/>
-          <w:sz w:val="28"/>
-          <w:szCs w:val="28"/>
-        </w:rPr>
-        <w:t>21.02.</w:t>
-      </w:r>
-      <w:r>
-        <w:rPr>
-          <w:rFonts w:ascii="Times New Roman" w:eastAsia="Times New Roman" w:hAnsi="Times New Roman" w:cs="Times New Roman"/>
-          <w:bCs/>
-          <w:sz w:val="28"/>
-          <w:szCs w:val="28"/>
-        </w:rPr>
-        <w:t>2025</w:t>
-      </w:r>
-      <w:r>
-        <w:rPr>
-          <w:rFonts w:ascii="Times New Roman" w:eastAsia="Times New Roman" w:hAnsi="Times New Roman" w:cs="Times New Roman"/>
-          <w:bCs/>
-          <w:sz w:val="28"/>
-          <w:szCs w:val="28"/>
-        </w:rPr>
-        <w:t xml:space="preserve">). – Режим доступа: для зарегистрированных пользователей. – Текст : электронный. </w:t>
+          <w:color w:val="000000"/>
+          <w:sz w:val="28"/>
+          <w:szCs w:val="28"/>
+        </w:rPr>
+        <w:t xml:space="preserve">6 ЮРАЙТ: образовательная  платформа : сайт. – Москва, 2013. – URL: https://urait.ru/ (дата обращения: 21.02.2025). – Режим доступа: для зарегистрированных пользователей. – Текст : электронный. </w:t>
       </w:r>
     </w:p>
     <w:p>
@@ -13047,6 +10155,51 @@
         <w:gridCol w:w="4394"/>
       </w:tblGrid>
       <w:tr>
+        <w:trPr>
+          <w:tblHeader/>
+        </w:trPr>
+        <w:tc>
+          <w:tcPr>
+            <w:tcW w:type="dxa" w:w="4957"/>
+            <w:vAlign w:val="center"/>
+          </w:tcPr>
+          <w:p>
+            <w:pPr>
+              <w:spacing w:before="0" w:after="20" w:line="240" w:lineRule="auto"/>
+              <w:jc w:val="center"/>
+            </w:pPr>
+            <w:r>
+              <w:rPr>
+                <w:rFonts w:ascii="Times New Roman" w:hAnsi="Times New Roman"/>
+                <w:b/>
+                <w:sz w:val="24"/>
+              </w:rPr>
+              <w:t>Название ПО</w:t>
+            </w:r>
+          </w:p>
+        </w:tc>
+        <w:tc>
+          <w:tcPr>
+            <w:tcW w:type="dxa" w:w="4394"/>
+            <w:vAlign w:val="center"/>
+          </w:tcPr>
+          <w:p>
+            <w:pPr>
+              <w:spacing w:before="0" w:after="20" w:line="240" w:lineRule="auto"/>
+              <w:jc w:val="center"/>
+            </w:pPr>
+            <w:r>
+              <w:rPr>
+                <w:rFonts w:ascii="Times New Roman" w:hAnsi="Times New Roman"/>
+                <w:b/>
+                <w:sz w:val="24"/>
+              </w:rPr>
+              <w:t>Основание</w:t>
+            </w:r>
+          </w:p>
+        </w:tc>
+      </w:tr>
+      <w:tr>
         <w:tc>
           <w:tcPr>
             <w:tcW w:w="4957" w:type="dxa"/>
@@ -13759,7 +10912,7 @@
       <w:headerReference w:type="default" r:id="rId25"/>
       <w:footerReference w:type="default" r:id="rId26"/>
       <w:pgSz w:w="11906" w:h="16838"/>
-      <w:pgMar w:top="1134" w:right="851" w:bottom="1134" w:left="1701" w:header="720" w:footer="720" w:gutter="0"/>
+      <w:pgMar w:top="1134" w:right="851" w:bottom="1134" w:left="1701" w:header="709" w:footer="709" w:gutter="0"/>
       <w:cols w:space="720"/>
     </w:sectPr>
   </w:body>

--- a/МатМодиИИ/rpd__doc_docx/Б1.О.04.17_Программирование и прикладная математика.docx
+++ b/МатМодиИИ/rpd__doc_docx/Б1.О.04.17_Программирование и прикладная математика.docx
@@ -4296,6 +4296,7 @@
           <w:tcPr>
             <w:tcW w:type="dxa" w:w="454"/>
             <w:vAlign w:val="center"/>
+            <w:vMerge w:val="restart"/>
           </w:tcPr>
           <w:p>
             <w:pPr>
@@ -4316,6 +4317,7 @@
           <w:tcPr>
             <w:tcW w:type="dxa" w:w="1814"/>
             <w:vAlign w:val="center"/>
+            <w:vMerge w:val="restart"/>
           </w:tcPr>
           <w:p>
             <w:pPr>
@@ -4478,6 +4480,22 @@
           <w:tcPr>
             <w:tcW w:type="dxa" w:w="454"/>
             <w:vAlign w:val="center"/>
+            <w:vMerge w:val="continue"/>
+          </w:tcPr>
+          <w:p/>
+        </w:tc>
+        <w:tc>
+          <w:tcPr>
+            <w:tcW w:type="dxa" w:w="1814"/>
+            <w:vAlign w:val="center"/>
+            <w:vMerge w:val="continue"/>
+          </w:tcPr>
+          <w:p/>
+        </w:tc>
+        <w:tc>
+          <w:tcPr>
+            <w:tcW w:type="dxa" w:w="1361"/>
+            <w:vAlign w:val="center"/>
           </w:tcPr>
           <w:p>
             <w:pPr>
@@ -4490,7 +4508,150 @@
                 <w:b w:val="0"/>
                 <w:sz w:val="24"/>
               </w:rPr>
-              <w:t>2.1</w:t>
+              <w:t>КП</w:t>
+            </w:r>
+          </w:p>
+        </w:tc>
+        <w:tc>
+          <w:tcPr>
+            <w:tcW w:type="dxa" w:w="737"/>
+            <w:vAlign w:val="center"/>
+          </w:tcPr>
+          <w:p>
+            <w:pPr>
+              <w:spacing w:before="0" w:after="20" w:line="240" w:lineRule="auto"/>
+              <w:jc w:val="center"/>
+            </w:pPr>
+            <w:r>
+              <w:rPr>
+                <w:rFonts w:ascii="Times New Roman" w:hAnsi="Times New Roman"/>
+                <w:b w:val="0"/>
+                <w:sz w:val="24"/>
+              </w:rPr>
+              <w:t>—</w:t>
+            </w:r>
+          </w:p>
+        </w:tc>
+        <w:tc>
+          <w:tcPr>
+            <w:tcW w:type="dxa" w:w="1587"/>
+            <w:vAlign w:val="center"/>
+          </w:tcPr>
+          <w:p>
+            <w:pPr>
+              <w:spacing w:before="0" w:after="20" w:line="240" w:lineRule="auto"/>
+              <w:jc w:val="center"/>
+            </w:pPr>
+            <w:r>
+              <w:rPr>
+                <w:rFonts w:ascii="Times New Roman" w:hAnsi="Times New Roman"/>
+                <w:b w:val="0"/>
+                <w:sz w:val="24"/>
+              </w:rPr>
+              <w:t>—</w:t>
+            </w:r>
+          </w:p>
+        </w:tc>
+        <w:tc>
+          <w:tcPr>
+            <w:tcW w:type="dxa" w:w="850"/>
+            <w:vAlign w:val="center"/>
+          </w:tcPr>
+          <w:p>
+            <w:pPr>
+              <w:spacing w:before="0" w:after="20" w:line="240" w:lineRule="auto"/>
+              <w:jc w:val="center"/>
+            </w:pPr>
+            <w:r>
+              <w:rPr>
+                <w:rFonts w:ascii="Times New Roman" w:hAnsi="Times New Roman"/>
+                <w:b w:val="0"/>
+                <w:sz w:val="24"/>
+              </w:rPr>
+              <w:t>—</w:t>
+            </w:r>
+          </w:p>
+        </w:tc>
+        <w:tc>
+          <w:tcPr>
+            <w:tcW w:type="dxa" w:w="850"/>
+            <w:vAlign w:val="center"/>
+          </w:tcPr>
+          <w:p>
+            <w:pPr>
+              <w:spacing w:before="0" w:after="20" w:line="240" w:lineRule="auto"/>
+              <w:jc w:val="center"/>
+            </w:pPr>
+            <w:r>
+              <w:rPr>
+                <w:rFonts w:ascii="Times New Roman" w:hAnsi="Times New Roman"/>
+                <w:b w:val="0"/>
+                <w:sz w:val="24"/>
+              </w:rPr>
+              <w:t>—</w:t>
+            </w:r>
+          </w:p>
+        </w:tc>
+        <w:tc>
+          <w:tcPr>
+            <w:tcW w:type="dxa" w:w="850"/>
+            <w:vAlign w:val="center"/>
+          </w:tcPr>
+          <w:p>
+            <w:pPr>
+              <w:spacing w:before="0" w:after="20" w:line="240" w:lineRule="auto"/>
+              <w:jc w:val="center"/>
+            </w:pPr>
+            <w:r>
+              <w:rPr>
+                <w:rFonts w:ascii="Times New Roman" w:hAnsi="Times New Roman"/>
+                <w:b w:val="0"/>
+                <w:sz w:val="24"/>
+              </w:rPr>
+              <w:t>—</w:t>
+            </w:r>
+          </w:p>
+        </w:tc>
+        <w:tc>
+          <w:tcPr>
+            <w:tcW w:type="dxa" w:w="850"/>
+            <w:vAlign w:val="center"/>
+          </w:tcPr>
+          <w:p>
+            <w:pPr>
+              <w:spacing w:before="0" w:after="20" w:line="240" w:lineRule="auto"/>
+              <w:jc w:val="center"/>
+            </w:pPr>
+            <w:r>
+              <w:rPr>
+                <w:rFonts w:ascii="Times New Roman" w:hAnsi="Times New Roman"/>
+                <w:b w:val="0"/>
+                <w:sz w:val="24"/>
+              </w:rPr>
+              <w:t>—</w:t>
+            </w:r>
+          </w:p>
+        </w:tc>
+      </w:tr>
+      <w:tr>
+        <w:tc>
+          <w:tcPr>
+            <w:tcW w:type="dxa" w:w="454"/>
+            <w:vAlign w:val="center"/>
+            <w:vMerge w:val="restart"/>
+          </w:tcPr>
+          <w:p>
+            <w:pPr>
+              <w:spacing w:before="0" w:after="20" w:line="240" w:lineRule="auto"/>
+              <w:jc w:val="center"/>
+            </w:pPr>
+            <w:r>
+              <w:rPr>
+                <w:rFonts w:ascii="Times New Roman" w:hAnsi="Times New Roman"/>
+                <w:b w:val="0"/>
+                <w:sz w:val="24"/>
+              </w:rPr>
+              <w:t>3</w:t>
             </w:r>
           </w:p>
         </w:tc>
@@ -4498,6 +4659,7 @@
           <w:tcPr>
             <w:tcW w:type="dxa" w:w="1814"/>
             <w:vAlign w:val="center"/>
+            <w:vMerge w:val="restart"/>
           </w:tcPr>
           <w:p>
             <w:pPr>
@@ -4510,7 +4672,7 @@
                 <w:b w:val="0"/>
                 <w:sz w:val="24"/>
               </w:rPr>
-              <w:t>Курсовая работа/проект (при наличии)</w:t>
+              <w:t>Промежуточная аттестация</w:t>
             </w:r>
           </w:p>
         </w:tc>
@@ -4530,7 +4692,7 @@
                 <w:b w:val="0"/>
                 <w:sz w:val="24"/>
               </w:rPr>
-              <w:t>КП</w:t>
+              <w:t>зачёт (З)</w:t>
             </w:r>
           </w:p>
         </w:tc>
@@ -4550,7 +4712,7 @@
                 <w:b w:val="0"/>
                 <w:sz w:val="24"/>
               </w:rPr>
-              <w:t>—</w:t>
+              <w:t>0</w:t>
             </w:r>
           </w:p>
         </w:tc>
@@ -4570,7 +4732,7 @@
                 <w:b w:val="0"/>
                 <w:sz w:val="24"/>
               </w:rPr>
-              <w:t>—</w:t>
+              <w:t>0</w:t>
             </w:r>
           </w:p>
         </w:tc>
@@ -4590,7 +4752,7 @@
                 <w:b w:val="0"/>
                 <w:sz w:val="24"/>
               </w:rPr>
-              <w:t>—</w:t>
+              <w:t>0</w:t>
             </w:r>
           </w:p>
         </w:tc>
@@ -4630,7 +4792,7 @@
                 <w:b w:val="0"/>
                 <w:sz w:val="24"/>
               </w:rPr>
-              <w:t>—</w:t>
+              <w:t>0</w:t>
             </w:r>
           </w:p>
         </w:tc>
@@ -4660,6 +4822,22 @@
           <w:tcPr>
             <w:tcW w:type="dxa" w:w="454"/>
             <w:vAlign w:val="center"/>
+            <w:vMerge w:val="continue"/>
+          </w:tcPr>
+          <w:p/>
+        </w:tc>
+        <w:tc>
+          <w:tcPr>
+            <w:tcW w:type="dxa" w:w="1814"/>
+            <w:vAlign w:val="center"/>
+            <w:vMerge w:val="continue"/>
+          </w:tcPr>
+          <w:p/>
+        </w:tc>
+        <w:tc>
+          <w:tcPr>
+            <w:tcW w:type="dxa" w:w="1361"/>
+            <w:vAlign w:val="center"/>
           </w:tcPr>
           <w:p>
             <w:pPr>
@@ -4672,393 +4850,147 @@
                 <w:b w:val="0"/>
                 <w:sz w:val="24"/>
               </w:rPr>
-              <w:t>3</w:t>
-            </w:r>
-          </w:p>
+              <w:t>зачёт с оценкой (ЗаО)</w:t>
+            </w:r>
+          </w:p>
+        </w:tc>
+        <w:tc>
+          <w:tcPr>
+            <w:tcW w:type="dxa" w:w="737"/>
+            <w:vAlign w:val="center"/>
+          </w:tcPr>
+          <w:p>
+            <w:pPr>
+              <w:spacing w:before="0" w:after="20" w:line="240" w:lineRule="auto"/>
+              <w:jc w:val="center"/>
+            </w:pPr>
+            <w:r>
+              <w:rPr>
+                <w:rFonts w:ascii="Times New Roman" w:hAnsi="Times New Roman"/>
+                <w:b w:val="0"/>
+                <w:sz w:val="24"/>
+              </w:rPr>
+              <w:t>—</w:t>
+            </w:r>
+          </w:p>
+        </w:tc>
+        <w:tc>
+          <w:tcPr>
+            <w:tcW w:type="dxa" w:w="1587"/>
+            <w:vAlign w:val="center"/>
+          </w:tcPr>
+          <w:p>
+            <w:pPr>
+              <w:spacing w:before="0" w:after="20" w:line="240" w:lineRule="auto"/>
+              <w:jc w:val="center"/>
+            </w:pPr>
+            <w:r>
+              <w:rPr>
+                <w:rFonts w:ascii="Times New Roman" w:hAnsi="Times New Roman"/>
+                <w:b w:val="0"/>
+                <w:sz w:val="24"/>
+              </w:rPr>
+              <w:t>—</w:t>
+            </w:r>
+          </w:p>
+        </w:tc>
+        <w:tc>
+          <w:tcPr>
+            <w:tcW w:type="dxa" w:w="850"/>
+            <w:vAlign w:val="center"/>
+          </w:tcPr>
+          <w:p>
+            <w:pPr>
+              <w:spacing w:before="0" w:after="20" w:line="240" w:lineRule="auto"/>
+              <w:jc w:val="center"/>
+            </w:pPr>
+            <w:r>
+              <w:rPr>
+                <w:rFonts w:ascii="Times New Roman" w:hAnsi="Times New Roman"/>
+                <w:b w:val="0"/>
+                <w:sz w:val="24"/>
+              </w:rPr>
+              <w:t>—</w:t>
+            </w:r>
+          </w:p>
+        </w:tc>
+        <w:tc>
+          <w:tcPr>
+            <w:tcW w:type="dxa" w:w="850"/>
+            <w:vAlign w:val="center"/>
+          </w:tcPr>
+          <w:p>
+            <w:pPr>
+              <w:spacing w:before="0" w:after="20" w:line="240" w:lineRule="auto"/>
+              <w:jc w:val="center"/>
+            </w:pPr>
+            <w:r>
+              <w:rPr>
+                <w:rFonts w:ascii="Times New Roman" w:hAnsi="Times New Roman"/>
+                <w:b w:val="0"/>
+                <w:sz w:val="24"/>
+              </w:rPr>
+              <w:t>—</w:t>
+            </w:r>
+          </w:p>
+        </w:tc>
+        <w:tc>
+          <w:tcPr>
+            <w:tcW w:type="dxa" w:w="850"/>
+            <w:vAlign w:val="center"/>
+          </w:tcPr>
+          <w:p>
+            <w:pPr>
+              <w:spacing w:before="0" w:after="20" w:line="240" w:lineRule="auto"/>
+              <w:jc w:val="center"/>
+            </w:pPr>
+            <w:r>
+              <w:rPr>
+                <w:rFonts w:ascii="Times New Roman" w:hAnsi="Times New Roman"/>
+                <w:b w:val="0"/>
+                <w:sz w:val="24"/>
+              </w:rPr>
+              <w:t>—</w:t>
+            </w:r>
+          </w:p>
+        </w:tc>
+        <w:tc>
+          <w:tcPr>
+            <w:tcW w:type="dxa" w:w="850"/>
+            <w:vAlign w:val="center"/>
+          </w:tcPr>
+          <w:p>
+            <w:pPr>
+              <w:spacing w:before="0" w:after="20" w:line="240" w:lineRule="auto"/>
+              <w:jc w:val="center"/>
+            </w:pPr>
+            <w:r>
+              <w:rPr>
+                <w:rFonts w:ascii="Times New Roman" w:hAnsi="Times New Roman"/>
+                <w:b w:val="0"/>
+                <w:sz w:val="24"/>
+              </w:rPr>
+              <w:t>—</w:t>
+            </w:r>
+          </w:p>
+        </w:tc>
+      </w:tr>
+      <w:tr>
+        <w:tc>
+          <w:tcPr>
+            <w:tcW w:type="dxa" w:w="454"/>
+            <w:vAlign w:val="center"/>
+            <w:vMerge w:val="continue"/>
+          </w:tcPr>
+          <w:p/>
         </w:tc>
         <w:tc>
           <w:tcPr>
             <w:tcW w:type="dxa" w:w="1814"/>
             <w:vAlign w:val="center"/>
-          </w:tcPr>
-          <w:p>
-            <w:pPr>
-              <w:spacing w:before="0" w:after="20" w:line="240" w:lineRule="auto"/>
-              <w:jc w:val="left"/>
-            </w:pPr>
-            <w:r>
-              <w:rPr>
-                <w:rFonts w:ascii="Times New Roman" w:hAnsi="Times New Roman"/>
-                <w:b w:val="0"/>
-                <w:sz w:val="24"/>
-              </w:rPr>
-              <w:t>Промежуточная аттестация</w:t>
-            </w:r>
-          </w:p>
-        </w:tc>
-        <w:tc>
-          <w:tcPr>
-            <w:tcW w:type="dxa" w:w="1361"/>
-            <w:vAlign w:val="center"/>
-          </w:tcPr>
-          <w:p>
-            <w:pPr>
-              <w:spacing w:before="0" w:after="20" w:line="240" w:lineRule="auto"/>
-              <w:jc w:val="center"/>
-            </w:pPr>
-            <w:r>
-              <w:rPr>
-                <w:rFonts w:ascii="Times New Roman" w:hAnsi="Times New Roman"/>
-                <w:b w:val="0"/>
-                <w:sz w:val="24"/>
-              </w:rPr>
-              <w:t>зачёт (З)</w:t>
-            </w:r>
-          </w:p>
-        </w:tc>
-        <w:tc>
-          <w:tcPr>
-            <w:tcW w:type="dxa" w:w="737"/>
-            <w:vAlign w:val="center"/>
-          </w:tcPr>
-          <w:p>
-            <w:pPr>
-              <w:spacing w:before="0" w:after="20" w:line="240" w:lineRule="auto"/>
-              <w:jc w:val="center"/>
-            </w:pPr>
-            <w:r>
-              <w:rPr>
-                <w:rFonts w:ascii="Times New Roman" w:hAnsi="Times New Roman"/>
-                <w:b w:val="0"/>
-                <w:sz w:val="24"/>
-              </w:rPr>
-              <w:t>0</w:t>
-            </w:r>
-          </w:p>
-        </w:tc>
-        <w:tc>
-          <w:tcPr>
-            <w:tcW w:type="dxa" w:w="1587"/>
-            <w:vAlign w:val="center"/>
-          </w:tcPr>
-          <w:p>
-            <w:pPr>
-              <w:spacing w:before="0" w:after="20" w:line="240" w:lineRule="auto"/>
-              <w:jc w:val="center"/>
-            </w:pPr>
-            <w:r>
-              <w:rPr>
-                <w:rFonts w:ascii="Times New Roman" w:hAnsi="Times New Roman"/>
-                <w:b w:val="0"/>
-                <w:sz w:val="24"/>
-              </w:rPr>
-              <w:t>0</w:t>
-            </w:r>
-          </w:p>
-        </w:tc>
-        <w:tc>
-          <w:tcPr>
-            <w:tcW w:type="dxa" w:w="850"/>
-            <w:vAlign w:val="center"/>
-          </w:tcPr>
-          <w:p>
-            <w:pPr>
-              <w:spacing w:before="0" w:after="20" w:line="240" w:lineRule="auto"/>
-              <w:jc w:val="center"/>
-            </w:pPr>
-            <w:r>
-              <w:rPr>
-                <w:rFonts w:ascii="Times New Roman" w:hAnsi="Times New Roman"/>
-                <w:b w:val="0"/>
-                <w:sz w:val="24"/>
-              </w:rPr>
-              <w:t>0</w:t>
-            </w:r>
-          </w:p>
-        </w:tc>
-        <w:tc>
-          <w:tcPr>
-            <w:tcW w:type="dxa" w:w="850"/>
-            <w:vAlign w:val="center"/>
-          </w:tcPr>
-          <w:p>
-            <w:pPr>
-              <w:spacing w:before="0" w:after="20" w:line="240" w:lineRule="auto"/>
-              <w:jc w:val="center"/>
-            </w:pPr>
-            <w:r>
-              <w:rPr>
-                <w:rFonts w:ascii="Times New Roman" w:hAnsi="Times New Roman"/>
-                <w:b w:val="0"/>
-                <w:sz w:val="24"/>
-              </w:rPr>
-              <w:t>—</w:t>
-            </w:r>
-          </w:p>
-        </w:tc>
-        <w:tc>
-          <w:tcPr>
-            <w:tcW w:type="dxa" w:w="850"/>
-            <w:vAlign w:val="center"/>
-          </w:tcPr>
-          <w:p>
-            <w:pPr>
-              <w:spacing w:before="0" w:after="20" w:line="240" w:lineRule="auto"/>
-              <w:jc w:val="center"/>
-            </w:pPr>
-            <w:r>
-              <w:rPr>
-                <w:rFonts w:ascii="Times New Roman" w:hAnsi="Times New Roman"/>
-                <w:b w:val="0"/>
-                <w:sz w:val="24"/>
-              </w:rPr>
-              <w:t>0</w:t>
-            </w:r>
-          </w:p>
-        </w:tc>
-        <w:tc>
-          <w:tcPr>
-            <w:tcW w:type="dxa" w:w="850"/>
-            <w:vAlign w:val="center"/>
-          </w:tcPr>
-          <w:p>
-            <w:pPr>
-              <w:spacing w:before="0" w:after="20" w:line="240" w:lineRule="auto"/>
-              <w:jc w:val="center"/>
-            </w:pPr>
-            <w:r>
-              <w:rPr>
-                <w:rFonts w:ascii="Times New Roman" w:hAnsi="Times New Roman"/>
-                <w:b w:val="0"/>
-                <w:sz w:val="24"/>
-              </w:rPr>
-              <w:t>—</w:t>
-            </w:r>
-          </w:p>
-        </w:tc>
-      </w:tr>
-      <w:tr>
-        <w:tc>
-          <w:tcPr>
-            <w:tcW w:type="dxa" w:w="454"/>
-            <w:vAlign w:val="center"/>
-          </w:tcPr>
-          <w:p>
-            <w:pPr>
-              <w:spacing w:before="0" w:after="20" w:line="240" w:lineRule="auto"/>
-              <w:jc w:val="center"/>
-            </w:pPr>
-            <w:r>
-              <w:rPr>
-                <w:rFonts w:ascii="Times New Roman" w:hAnsi="Times New Roman"/>
-                <w:b w:val="0"/>
-                <w:sz w:val="24"/>
-              </w:rPr>
-              <w:t>3</w:t>
-            </w:r>
-          </w:p>
-        </w:tc>
-        <w:tc>
-          <w:tcPr>
-            <w:tcW w:type="dxa" w:w="1814"/>
-            <w:vAlign w:val="center"/>
-          </w:tcPr>
-          <w:p>
-            <w:pPr>
-              <w:spacing w:before="0" w:after="20" w:line="240" w:lineRule="auto"/>
-              <w:jc w:val="left"/>
-            </w:pPr>
-            <w:r>
-              <w:rPr>
-                <w:rFonts w:ascii="Times New Roman" w:hAnsi="Times New Roman"/>
-                <w:b w:val="0"/>
-                <w:sz w:val="24"/>
-              </w:rPr>
-              <w:t>Промежуточная аттестация</w:t>
-            </w:r>
-          </w:p>
-        </w:tc>
-        <w:tc>
-          <w:tcPr>
-            <w:tcW w:type="dxa" w:w="1361"/>
-            <w:vAlign w:val="center"/>
-          </w:tcPr>
-          <w:p>
-            <w:pPr>
-              <w:spacing w:before="0" w:after="20" w:line="240" w:lineRule="auto"/>
-              <w:jc w:val="center"/>
-            </w:pPr>
-            <w:r>
-              <w:rPr>
-                <w:rFonts w:ascii="Times New Roman" w:hAnsi="Times New Roman"/>
-                <w:b w:val="0"/>
-                <w:sz w:val="24"/>
-              </w:rPr>
-              <w:t>зачёт с оценкой (ЗаО)</w:t>
-            </w:r>
-          </w:p>
-        </w:tc>
-        <w:tc>
-          <w:tcPr>
-            <w:tcW w:type="dxa" w:w="737"/>
-            <w:vAlign w:val="center"/>
-          </w:tcPr>
-          <w:p>
-            <w:pPr>
-              <w:spacing w:before="0" w:after="20" w:line="240" w:lineRule="auto"/>
-              <w:jc w:val="center"/>
-            </w:pPr>
-            <w:r>
-              <w:rPr>
-                <w:rFonts w:ascii="Times New Roman" w:hAnsi="Times New Roman"/>
-                <w:b w:val="0"/>
-                <w:sz w:val="24"/>
-              </w:rPr>
-              <w:t>—</w:t>
-            </w:r>
-          </w:p>
-        </w:tc>
-        <w:tc>
-          <w:tcPr>
-            <w:tcW w:type="dxa" w:w="1587"/>
-            <w:vAlign w:val="center"/>
-          </w:tcPr>
-          <w:p>
-            <w:pPr>
-              <w:spacing w:before="0" w:after="20" w:line="240" w:lineRule="auto"/>
-              <w:jc w:val="center"/>
-            </w:pPr>
-            <w:r>
-              <w:rPr>
-                <w:rFonts w:ascii="Times New Roman" w:hAnsi="Times New Roman"/>
-                <w:b w:val="0"/>
-                <w:sz w:val="24"/>
-              </w:rPr>
-              <w:t>—</w:t>
-            </w:r>
-          </w:p>
-        </w:tc>
-        <w:tc>
-          <w:tcPr>
-            <w:tcW w:type="dxa" w:w="850"/>
-            <w:vAlign w:val="center"/>
-          </w:tcPr>
-          <w:p>
-            <w:pPr>
-              <w:spacing w:before="0" w:after="20" w:line="240" w:lineRule="auto"/>
-              <w:jc w:val="center"/>
-            </w:pPr>
-            <w:r>
-              <w:rPr>
-                <w:rFonts w:ascii="Times New Roman" w:hAnsi="Times New Roman"/>
-                <w:b w:val="0"/>
-                <w:sz w:val="24"/>
-              </w:rPr>
-              <w:t>—</w:t>
-            </w:r>
-          </w:p>
-        </w:tc>
-        <w:tc>
-          <w:tcPr>
-            <w:tcW w:type="dxa" w:w="850"/>
-            <w:vAlign w:val="center"/>
-          </w:tcPr>
-          <w:p>
-            <w:pPr>
-              <w:spacing w:before="0" w:after="20" w:line="240" w:lineRule="auto"/>
-              <w:jc w:val="center"/>
-            </w:pPr>
-            <w:r>
-              <w:rPr>
-                <w:rFonts w:ascii="Times New Roman" w:hAnsi="Times New Roman"/>
-                <w:b w:val="0"/>
-                <w:sz w:val="24"/>
-              </w:rPr>
-              <w:t>—</w:t>
-            </w:r>
-          </w:p>
-        </w:tc>
-        <w:tc>
-          <w:tcPr>
-            <w:tcW w:type="dxa" w:w="850"/>
-            <w:vAlign w:val="center"/>
-          </w:tcPr>
-          <w:p>
-            <w:pPr>
-              <w:spacing w:before="0" w:after="20" w:line="240" w:lineRule="auto"/>
-              <w:jc w:val="center"/>
-            </w:pPr>
-            <w:r>
-              <w:rPr>
-                <w:rFonts w:ascii="Times New Roman" w:hAnsi="Times New Roman"/>
-                <w:b w:val="0"/>
-                <w:sz w:val="24"/>
-              </w:rPr>
-              <w:t>—</w:t>
-            </w:r>
-          </w:p>
-        </w:tc>
-        <w:tc>
-          <w:tcPr>
-            <w:tcW w:type="dxa" w:w="850"/>
-            <w:vAlign w:val="center"/>
-          </w:tcPr>
-          <w:p>
-            <w:pPr>
-              <w:spacing w:before="0" w:after="20" w:line="240" w:lineRule="auto"/>
-              <w:jc w:val="center"/>
-            </w:pPr>
-            <w:r>
-              <w:rPr>
-                <w:rFonts w:ascii="Times New Roman" w:hAnsi="Times New Roman"/>
-                <w:b w:val="0"/>
-                <w:sz w:val="24"/>
-              </w:rPr>
-              <w:t>—</w:t>
-            </w:r>
-          </w:p>
-        </w:tc>
-      </w:tr>
-      <w:tr>
-        <w:tc>
-          <w:tcPr>
-            <w:tcW w:type="dxa" w:w="454"/>
-            <w:vAlign w:val="center"/>
-          </w:tcPr>
-          <w:p>
-            <w:pPr>
-              <w:spacing w:before="0" w:after="20" w:line="240" w:lineRule="auto"/>
-              <w:jc w:val="center"/>
-            </w:pPr>
-            <w:r>
-              <w:rPr>
-                <w:rFonts w:ascii="Times New Roman" w:hAnsi="Times New Roman"/>
-                <w:b w:val="0"/>
-                <w:sz w:val="24"/>
-              </w:rPr>
-              <w:t>3</w:t>
-            </w:r>
-          </w:p>
-        </w:tc>
-        <w:tc>
-          <w:tcPr>
-            <w:tcW w:type="dxa" w:w="1814"/>
-            <w:vAlign w:val="center"/>
-          </w:tcPr>
-          <w:p>
-            <w:pPr>
-              <w:spacing w:before="0" w:after="20" w:line="240" w:lineRule="auto"/>
-              <w:jc w:val="left"/>
-            </w:pPr>
-            <w:r>
-              <w:rPr>
-                <w:rFonts w:ascii="Times New Roman" w:hAnsi="Times New Roman"/>
-                <w:b w:val="0"/>
-                <w:sz w:val="24"/>
-              </w:rPr>
-              <w:t>Промежуточная аттестация</w:t>
-            </w:r>
-          </w:p>
+            <w:vMerge w:val="continue"/>
+          </w:tcPr>
+          <w:p/>
         </w:tc>
         <w:tc>
           <w:tcPr>

--- a/МатМодиИИ/rpd__doc_docx/Б1.О.04.17_Программирование и прикладная математика.docx
+++ b/МатМодиИИ/rpd__doc_docx/Б1.О.04.17_Программирование и прикладная математика.docx
@@ -6397,6 +6397,24 @@
               <w:t>Модули, пакеты, пространства имен и управление зависимостями Python. Интерфейсы и контракты вычислительных функций. Классы математических объектов, методы и перегрузка операций. Исключения и сохранение согласованного состояния объекта. Повторное использование кода и документирование публичного интерфейса. Организация проекта и проверка взаимодействия его модулей. Программный компонент подготовки признаков для последующей разработки методов ИИ: преобразование измерительных каналов по явно заданным правилам, порядок признаков и контракт входа и выхода. Фиксированные параметры преобразования, контроль единиц и пропусков. Отделение преобразования данных от обучения модели; проверка неизменности параметров при обработке новой таблицы.</w:t>
             </w:r>
           </w:p>
+          <w:p>
+            <w:pPr>
+              <w:jc w:val="both"/>
+              <w:rPr>
+                <w:rFonts w:ascii="Times New Roman" w:hAnsi="Times New Roman" w:eastAsia="Times New Roman" w:cs="Times New Roman"/>
+                <w:szCs w:val="24"/>
+                <w:sz w:val="24"/>
+              </w:rPr>
+            </w:pPr>
+            <w:r>
+              <w:rPr>
+                <w:rFonts w:ascii="Times New Roman" w:hAnsi="Times New Roman" w:eastAsia="Times New Roman" w:cs="Times New Roman"/>
+                <w:szCs w:val="24"/>
+                <w:sz w:val="24"/>
+              </w:rPr>
+              <w:t>Второй язык программирования C#: структура консольной программы и работа в среде Microsoft .NET. Статическая типизация, типы int, double, bool и string, вывод типа var, явные преобразования и nullable-типы для отсутствующих значений. Выражения, условия, циклы, статические методы, параметры и возвращаемые значения. Одномерные и двумерные массивы, строки, консольный ввод и вывод. Реализация уже изученных преобразований измерений на C# с теми же контрактами и контрольными примерами.</w:t>
+            </w:r>
+          </w:p>
         </w:tc>
       </w:tr>
       <w:tr>
@@ -6476,6 +6494,24 @@
               <w:t>Загрузка и объединение таблиц экспериментальных серий с проверкой ключей, кодировок и единиц измерения. Контроль типов, диапазонов, пропусков и дубликатов по заданным правилам. Создание повторяемого генератора тестовых таблиц с известной структурой и внесенными повреждениями. Групповые сводки, проверка сохранения числа наблюдений и экспорт метаданных. Разделение преобразования данных и предметного вывода по результатам измерений.</w:t>
             </w:r>
           </w:p>
+          <w:p>
+            <w:pPr>
+              <w:jc w:val="both"/>
+              <w:rPr>
+                <w:rFonts w:ascii="Times New Roman" w:hAnsi="Times New Roman" w:eastAsia="Times New Roman" w:cs="Times New Roman"/>
+                <w:szCs w:val="24"/>
+                <w:sz w:val="24"/>
+              </w:rPr>
+            </w:pPr>
+            <w:r>
+              <w:rPr>
+                <w:rFonts w:ascii="Times New Roman" w:hAnsi="Times New Roman" w:eastAsia="Times New Roman" w:cs="Times New Roman"/>
+                <w:szCs w:val="24"/>
+                <w:sz w:val="24"/>
+              </w:rPr>
+              <w:t>Дополнение по C#: представление экспериментальных записей в типизированных массивах, разбор строк и проверка числового ввода методом TryParse. Согласование десятичного разделителя и формата вывода, явное представление пропусков. Объединение небольших наборов данных циклами и проверка баланса записей. Сопоставление результатов обработки одних и тех же данных реализациями Python и C#.</w:t>
+            </w:r>
+          </w:p>
         </w:tc>
       </w:tr>
       <w:tr>
@@ -6555,6 +6591,24 @@
               <w:t>Отладка отдельной вычислительной функции и локализация неверного результата. Модульные проверки нулевых, пустых и граничных входов. Проверка арифметических свойств класса математического объекта на наборах примеров. Сравнение результата с аналитическим эталоном с абсолютным и относительным допусками. Организация повторяемого запуска тестов модуля. Профилирование функции и выявление затратных операций без изменения ее контракта.</w:t>
             </w:r>
           </w:p>
+          <w:p>
+            <w:pPr>
+              <w:jc w:val="both"/>
+              <w:rPr>
+                <w:rFonts w:ascii="Times New Roman" w:hAnsi="Times New Roman" w:eastAsia="Times New Roman" w:cs="Times New Roman"/>
+                <w:szCs w:val="24"/>
+                <w:sz w:val="24"/>
+              </w:rPr>
+            </w:pPr>
+            <w:r>
+              <w:rPr>
+                <w:rFonts w:ascii="Times New Roman" w:hAnsi="Times New Roman" w:eastAsia="Times New Roman" w:cs="Times New Roman"/>
+                <w:szCs w:val="24"/>
+                <w:sz w:val="24"/>
+              </w:rPr>
+              <w:t>Дополнение по C#: отладка методов и проверка программ на нулевых, пустых и граничных входах. Проверка преобразований типов, границ массивов и неизменности исходных данных. Повторное использование существующих контрольных примеров для реализации C#; сравнение вещественных результатов с Python по абсолютному и относительному допускам. Организация повторяемого запуска проверок средствами консольной программы.</w:t>
+            </w:r>
+          </w:p>
         </w:tc>
       </w:tr>
       <w:tr>
@@ -6649,6 +6703,24 @@
               <w:t>Интерфейсы NumPy, SciPy и SymPy для матричных расчетов, поиска корней и интегрирования функций. Параметры библиотечного вызова, формы аргументов, статусы завершения и обработка исключений. Преобразование символьного выражения в вычислимую функцию. Проверка результата подстановкой и сравнением с известным аналитическим значением. Документирование входов и выходов без самостоятельного вывода численных схем.</w:t>
             </w:r>
           </w:p>
+          <w:p>
+            <w:pPr>
+              <w:jc w:val="both"/>
+              <w:rPr>
+                <w:rFonts w:ascii="Times New Roman" w:hAnsi="Times New Roman" w:eastAsia="Times New Roman" w:cs="Times New Roman"/>
+                <w:szCs w:val="24"/>
+                <w:sz w:val="24"/>
+              </w:rPr>
+            </w:pPr>
+            <w:r>
+              <w:rPr>
+                <w:rFonts w:ascii="Times New Roman" w:hAnsi="Times New Roman" w:eastAsia="Times New Roman" w:cs="Times New Roman"/>
+                <w:szCs w:val="24"/>
+                <w:sz w:val="24"/>
+              </w:rPr>
+              <w:t>Дополнение по C#: объектно-ориентированное представление входных данных и результатов математического расчета. Классы, конструкторы, свойства, инкапсуляция, композиция, интерфейсы и полиморфизм вычислительных компонентов. Стандартные математические функции System.Math. Разработка компонента проверки готового расчетного результата на C#: контроль размерностей, статусов и невязки по исходным данным, сопоставление с результатами существующих вычислений Python.</w:t>
+            </w:r>
+          </w:p>
         </w:tc>
       </w:tr>
       <w:tr>
@@ -6728,6 +6800,24 @@
               <w:t>Организация серий вычислений по заданной сетке параметров. Контроль допустимых аргументов, статусов задач и полноты выходной таблицы. Сохранение результатов и сравнение расчетных серий. Профилирование времени и памяти пакетной обработки. Векторизация затратного участка и проверка неизменности результата. Выбор размера вычислительного блока и отделение затрат расчета от ввода и вывода.</w:t>
             </w:r>
           </w:p>
+          <w:p>
+            <w:pPr>
+              <w:jc w:val="both"/>
+              <w:rPr>
+                <w:rFonts w:ascii="Times New Roman" w:hAnsi="Times New Roman" w:eastAsia="Times New Roman" w:cs="Times New Roman"/>
+                <w:szCs w:val="24"/>
+                <w:sz w:val="24"/>
+              </w:rPr>
+            </w:pPr>
+            <w:r>
+              <w:rPr>
+                <w:rFonts w:ascii="Times New Roman" w:hAnsi="Times New Roman" w:eastAsia="Times New Roman" w:cs="Times New Roman"/>
+                <w:szCs w:val="24"/>
+                <w:sz w:val="24"/>
+              </w:rPr>
+              <w:t>Дополнение по C#: обобщенные типы и методы, коллекции List&lt;T&gt; и Dictionary&lt;TKey, TValue&gt;, интерфейс IEnumerable&lt;T&gt;. Построение, фильтрация, упорядочение и группировка параметрических серий средствами LINQ; отложенное выполнение и повторный обход последовательности. Обработка исключений с сохранением статуса отдельной задачи. Контроль полноты расчетной серии и сравнение результатов и затрат Python и C# на одинаковых входах.</w:t>
+            </w:r>
+          </w:p>
         </w:tc>
       </w:tr>
       <w:tr>
@@ -6805,6 +6895,24 @@
                 <w:szCs w:val="22"/>
               </w:rPr>
               <w:t>Подготовка вычислительного пакета к повторному запуску в чистом окружении. Фиксация зависимостей, входных данных и конфигурации расчета; проверка совместимости интерфейса после обновления библиотеки. Командный запуск пакетной обработки и протоколирование статуса каждой задачи. Версионирование кода, восстановление прежнего расчета и сравнение выходных файлов. Сборка, установка и проверка публичных функций пакета по документации.</w:t>
+            </w:r>
+          </w:p>
+          <w:p>
+            <w:pPr>
+              <w:jc w:val="both"/>
+              <w:rPr>
+                <w:rFonts w:ascii="Times New Roman" w:hAnsi="Times New Roman" w:eastAsia="Times New Roman" w:cs="Times New Roman"/>
+                <w:szCs w:val="24"/>
+                <w:sz w:val="24"/>
+              </w:rPr>
+            </w:pPr>
+            <w:r>
+              <w:rPr>
+                <w:rFonts w:ascii="Times New Roman" w:hAnsi="Times New Roman" w:eastAsia="Times New Roman" w:cs="Times New Roman"/>
+                <w:szCs w:val="24"/>
+                <w:sz w:val="24"/>
+              </w:rPr>
+              <w:t>Дополнение по C#: организация небольшого консольного вычислительного приложения и библиотеки с явным публичным интерфейсом. Чтение и запись текстовых файлов, освобождение файловых ресурсов, обработка исключений и диагностические сообщения. Параметры командного запуска, коды завершения, фиксация конфигурации и проверка воспроизводимости. Сборка и запуск средствами Microsoft .NET, редактирование в VSCodium; сопоставление выходных данных приложения C# и существующего пакета Python.</w:t>
             </w:r>
           </w:p>
         </w:tc>
@@ -7589,665 +7697,219 @@
       <w:bookmarkStart w:id="3" w:name="_Hlk102382579"/>
       <w:r>
         <w:rPr>
+          <w:rFonts w:ascii="Times New Roman" w:hAnsi="Times New Roman"/>
+          <w:sz w:val="24"/>
+          <w:color w:val="000000"/>
+        </w:rPr>
+        <w:t xml:space="preserve">1. BOOK.ru : электронная библиотека : сайт. – URL: </w:t>
+      </w:r>
+      <w:hyperlink r:id="rIdResource1">
+        <w:r>
+          <w:rPr>
+            <w:rFonts w:ascii="Times New Roman" w:hAnsi="Times New Roman"/>
+            <w:sz w:val="24"/>
+            <w:color w:val="000000"/>
+          </w:rPr>
+          <w:t xml:space="preserve">https://book.ru/</w:t>
+        </w:r>
+      </w:hyperlink>
+      <w:r>
+        <w:rPr>
+          <w:rFonts w:ascii="Times New Roman" w:hAnsi="Times New Roman"/>
+          <w:sz w:val="24"/>
+          <w:color w:val="000000"/>
+        </w:rPr>
+        <w:t xml:space="preserve"> (дата обращения: 01.10.2026). – Режим доступа: для зарегистрированных пользователей. – Текст электронный. </w:t>
+      </w:r>
+    </w:p>
+    <w:p>
+      <w:pPr>
+        <w:ind w:firstLine="357"/>
+        <w:jc w:val="both"/>
+        <w:rPr>
           <w:rFonts w:ascii="Times New Roman" w:eastAsia="Times New Roman" w:hAnsi="Times New Roman" w:cs="Times New Roman"/>
           <w:bCs/>
           <w:sz w:val="28"/>
           <w:szCs w:val="28"/>
         </w:rPr>
-        <w:t xml:space="preserve">1. BOOK.ru : электронная библиотека : сайт. – </w:t>
-      </w:r>
-      <w:r>
+      </w:pPr>
+      <w:r>
+        <w:rPr>
+          <w:rFonts w:ascii="Times New Roman" w:hAnsi="Times New Roman"/>
+          <w:sz w:val="24"/>
+          <w:color w:val="000000"/>
+        </w:rPr>
+        <w:t xml:space="preserve">2. Научная библиотека РГУ имени С. А. Есенина: сайт. – URL: </w:t>
+      </w:r>
+      <w:hyperlink r:id="rIdResource2">
+        <w:r>
+          <w:rPr>
+            <w:rFonts w:ascii="Times New Roman" w:hAnsi="Times New Roman"/>
+            <w:sz w:val="24"/>
+            <w:color w:val="000000"/>
+          </w:rPr>
+          <w:t xml:space="preserve">https://library.rsu-rzn.ru/</w:t>
+        </w:r>
+      </w:hyperlink>
+      <w:r>
+        <w:rPr>
+          <w:rFonts w:ascii="Times New Roman" w:hAnsi="Times New Roman"/>
+          <w:sz w:val="24"/>
+          <w:color w:val="000000"/>
+        </w:rPr>
+        <w:t xml:space="preserve"> (дата обращения: 27.10.2026). – Режим доступа: свободный. – Текст: электронный. </w:t>
+      </w:r>
+    </w:p>
+    <w:p>
+      <w:pPr>
+        <w:ind w:firstLine="357"/>
+        <w:jc w:val="both"/>
         <w:rPr>
           <w:rFonts w:ascii="Times New Roman" w:eastAsia="Times New Roman" w:hAnsi="Times New Roman" w:cs="Times New Roman"/>
           <w:bCs/>
           <w:sz w:val="28"/>
           <w:szCs w:val="28"/>
-          <w:lang w:val="en-US"/>
-        </w:rPr>
-        <w:t>URL</w:t>
-      </w:r>
-      <w:r>
+        </w:rPr>
+      </w:pPr>
+      <w:r>
+        <w:rPr>
+          <w:rFonts w:ascii="Times New Roman" w:hAnsi="Times New Roman"/>
+          <w:sz w:val="24"/>
+          <w:color w:val="000000"/>
+        </w:rPr>
+        <w:t xml:space="preserve">3. ИВИС (EastView) : универсальная база электронных периодических изданий : сайт. – URL: </w:t>
+      </w:r>
+      <w:hyperlink r:id="rIdResource3">
+        <w:r>
+          <w:rPr>
+            <w:rFonts w:ascii="Times New Roman" w:hAnsi="Times New Roman"/>
+            <w:sz w:val="24"/>
+            <w:color w:val="000000"/>
+          </w:rPr>
+          <w:t xml:space="preserve">https://eivis.ru/</w:t>
+        </w:r>
+      </w:hyperlink>
+      <w:r>
+        <w:rPr>
+          <w:rFonts w:ascii="Times New Roman" w:hAnsi="Times New Roman"/>
+          <w:sz w:val="24"/>
+          <w:color w:val="000000"/>
+        </w:rPr>
+        <w:t xml:space="preserve"> (дата обращения: 27.10.2026). – Режим доступа: по подписке университета; в сети университета и удалённо после авторизации. – Текст: электронный.</w:t>
+      </w:r>
+    </w:p>
+    <w:p>
+      <w:pPr>
+        <w:ind w:firstLine="357"/>
+        <w:jc w:val="both"/>
         <w:rPr>
           <w:rFonts w:ascii="Times New Roman" w:eastAsia="Times New Roman" w:hAnsi="Times New Roman" w:cs="Times New Roman"/>
           <w:bCs/>
           <w:sz w:val="28"/>
           <w:szCs w:val="28"/>
         </w:rPr>
-        <w:t xml:space="preserve">: </w:t>
-      </w:r>
-      <w:hyperlink r:id="rId11" w:history="1">
+      </w:pPr>
+      <w:r>
+        <w:rPr>
+          <w:rFonts w:ascii="Times New Roman" w:hAnsi="Times New Roman"/>
+          <w:sz w:val="24"/>
+          <w:color w:val="000000"/>
+        </w:rPr>
+        <w:t xml:space="preserve">4. Университетская библиотека ONLINE: электронная библиотека. – URL: </w:t>
+      </w:r>
+      <w:hyperlink r:id="rId15">
         <w:r>
           <w:rPr>
-            <w:rStyle w:val="ab"/>
-            <w:rFonts w:ascii="Times New Roman" w:eastAsia="Times New Roman" w:hAnsi="Times New Roman" w:cs="Times New Roman"/>
-            <w:bCs/>
-            <w:sz w:val="28"/>
-            <w:szCs w:val="28"/>
+            <w:rFonts w:ascii="Times New Roman" w:hAnsi="Times New Roman"/>
+            <w:sz w:val="24"/>
+            <w:color w:val="000000"/>
           </w:rPr>
-          <w:t>http://www.book.ru</w:t>
+          <w:t xml:space="preserve">http://biblioclub.ru/index.php?page=main_ub_red</w:t>
         </w:r>
       </w:hyperlink>
       <w:r>
         <w:rPr>
+          <w:rFonts w:ascii="Times New Roman" w:hAnsi="Times New Roman"/>
+          <w:sz w:val="24"/>
+          <w:color w:val="000000"/>
+        </w:rPr>
+        <w:t xml:space="preserve"> (дата обращения: 21.02.2025). – Москва, 2006. – Режим доступа: для зарегистрированных пользователей. – Текст : электронный. </w:t>
+      </w:r>
+    </w:p>
+    <w:p>
+      <w:pPr>
+        <w:ind w:firstLine="357"/>
+        <w:jc w:val="both"/>
+        <w:rPr>
           <w:rFonts w:ascii="Times New Roman" w:eastAsia="Times New Roman" w:hAnsi="Times New Roman" w:cs="Times New Roman"/>
           <w:bCs/>
           <w:sz w:val="28"/>
           <w:szCs w:val="28"/>
         </w:rPr>
-        <w:t xml:space="preserve"> (дата обращения: </w:t>
-      </w:r>
-      <w:r>
+      </w:pPr>
+      <w:r>
+        <w:rPr>
+          <w:rFonts w:ascii="Times New Roman" w:hAnsi="Times New Roman"/>
+          <w:sz w:val="24"/>
+          <w:color w:val="000000"/>
+        </w:rPr>
+        <w:t xml:space="preserve">5. ЮРАЙТ: образовательная  платформа : сайт. – Москва, 2013. – URL: </w:t>
+      </w:r>
+      <w:hyperlink r:id="rIdResource4">
+        <w:r>
+          <w:rPr>
+            <w:rFonts w:ascii="Times New Roman" w:hAnsi="Times New Roman"/>
+            <w:sz w:val="24"/>
+            <w:color w:val="000000"/>
+          </w:rPr>
+          <w:t xml:space="preserve">https://urait.ru/</w:t>
+        </w:r>
+      </w:hyperlink>
+      <w:r>
+        <w:rPr>
+          <w:rFonts w:ascii="Times New Roman" w:hAnsi="Times New Roman"/>
+          <w:sz w:val="24"/>
+          <w:color w:val="000000"/>
+        </w:rPr>
+        <w:t xml:space="preserve"> (дата обращения: 21.02.2025). – Режим доступа: для зарегистрированных пользователей. – Текст : электронный. </w:t>
+      </w:r>
+    </w:p>
+    <w:p>
+      <w:pPr>
+        <w:ind w:firstLine="357"/>
+        <w:jc w:val="both"/>
         <w:rPr>
           <w:rFonts w:ascii="Times New Roman" w:eastAsia="Times New Roman" w:hAnsi="Times New Roman" w:cs="Times New Roman"/>
           <w:bCs/>
           <w:sz w:val="28"/>
           <w:szCs w:val="28"/>
         </w:rPr>
-        <w:t>21.02.202</w:t>
-      </w:r>
-      <w:r>
-        <w:rPr>
-          <w:rFonts w:ascii="Times New Roman" w:eastAsia="Times New Roman" w:hAnsi="Times New Roman" w:cs="Times New Roman"/>
-          <w:bCs/>
-          <w:sz w:val="28"/>
-          <w:szCs w:val="28"/>
-        </w:rPr>
-        <w:t>5</w:t>
-      </w:r>
-      <w:r>
-        <w:rPr>
-          <w:rFonts w:ascii="Times New Roman" w:eastAsia="Times New Roman" w:hAnsi="Times New Roman" w:cs="Times New Roman"/>
-          <w:bCs/>
-          <w:sz w:val="28"/>
-          <w:szCs w:val="28"/>
-        </w:rPr>
-        <w:t xml:space="preserve">). – Режим доступа: для зарегистрированных пользователей. – Текст электронный. </w:t>
-      </w:r>
-    </w:p>
-    <w:p>
-      <w:pPr>
-        <w:ind w:firstLine="357"/>
-        <w:jc w:val="both"/>
-        <w:rPr>
-          <w:rFonts w:ascii="Times New Roman" w:eastAsia="Times New Roman" w:hAnsi="Times New Roman" w:cs="Times New Roman"/>
-          <w:bCs/>
-          <w:sz w:val="28"/>
-          <w:szCs w:val="28"/>
-        </w:rPr>
-      </w:pPr>
-      <w:r>
-        <w:rPr>
-          <w:rFonts w:ascii="Times New Roman" w:eastAsia="Times New Roman" w:hAnsi="Times New Roman" w:cs="Times New Roman"/>
-          <w:bCs/>
-          <w:sz w:val="28"/>
-          <w:szCs w:val="28"/>
-        </w:rPr>
-        <w:t xml:space="preserve">2. Znanium.com : электронная библиотека : сайт.  – </w:t>
-      </w:r>
-      <w:r>
-        <w:rPr>
-          <w:rFonts w:ascii="Times New Roman" w:eastAsia="Times New Roman" w:hAnsi="Times New Roman" w:cs="Times New Roman"/>
-          <w:bCs/>
-          <w:sz w:val="28"/>
-          <w:szCs w:val="28"/>
-          <w:lang w:val="en-US"/>
-        </w:rPr>
-        <w:t>URL</w:t>
-      </w:r>
-      <w:r>
-        <w:rPr>
-          <w:rFonts w:ascii="Times New Roman" w:eastAsia="Times New Roman" w:hAnsi="Times New Roman" w:cs="Times New Roman"/>
-          <w:bCs/>
-          <w:sz w:val="28"/>
-          <w:szCs w:val="28"/>
-        </w:rPr>
-        <w:t xml:space="preserve">: </w:t>
-      </w:r>
-      <w:hyperlink r:id="rId12" w:history="1">
+      </w:pPr>
+      <w:r>
+        <w:rPr>
+          <w:rFonts w:ascii="Times New Roman" w:hAnsi="Times New Roman"/>
+          <w:sz w:val="24"/>
+          <w:color w:val="000000"/>
+        </w:rPr>
+        <w:t xml:space="preserve">6. Лань: электронная библиотека: сайт. – URL: </w:t>
+      </w:r>
+      <w:hyperlink r:id="rId17">
         <w:r>
           <w:rPr>
-            <w:rStyle w:val="ab"/>
-            <w:rFonts w:ascii="Times New Roman" w:eastAsia="Times New Roman" w:hAnsi="Times New Roman" w:cs="Times New Roman"/>
-            <w:bCs/>
-            <w:sz w:val="28"/>
-            <w:szCs w:val="28"/>
+            <w:rFonts w:ascii="Times New Roman" w:hAnsi="Times New Roman"/>
+            <w:sz w:val="24"/>
+            <w:color w:val="000000"/>
           </w:rPr>
-          <w:t>http://znanium.com</w:t>
+          <w:t xml:space="preserve">https://e.lanbook.com/</w:t>
         </w:r>
       </w:hyperlink>
       <w:r>
         <w:rPr>
-          <w:rFonts w:ascii="Times New Roman" w:eastAsia="Times New Roman" w:hAnsi="Times New Roman" w:cs="Times New Roman"/>
-          <w:bCs/>
-          <w:sz w:val="28"/>
-          <w:szCs w:val="28"/>
-        </w:rPr>
-        <w:t xml:space="preserve"> (дата обращения: </w:t>
-      </w:r>
-      <w:r>
-        <w:rPr>
-          <w:rFonts w:ascii="Times New Roman" w:eastAsia="Times New Roman" w:hAnsi="Times New Roman" w:cs="Times New Roman"/>
-          <w:bCs/>
-          <w:sz w:val="28"/>
-          <w:szCs w:val="28"/>
-        </w:rPr>
-        <w:t>21.02.202</w:t>
-      </w:r>
-      <w:r>
-        <w:rPr>
-          <w:rFonts w:ascii="Times New Roman" w:eastAsia="Times New Roman" w:hAnsi="Times New Roman" w:cs="Times New Roman"/>
-          <w:bCs/>
-          <w:sz w:val="28"/>
-          <w:szCs w:val="28"/>
-        </w:rPr>
-        <w:t>5</w:t>
-      </w:r>
-      <w:r>
-        <w:rPr>
-          <w:rFonts w:ascii="Times New Roman" w:eastAsia="Times New Roman" w:hAnsi="Times New Roman" w:cs="Times New Roman"/>
-          <w:bCs/>
-          <w:sz w:val="28"/>
-          <w:szCs w:val="28"/>
-        </w:rPr>
-        <w:t xml:space="preserve">). – Режим доступа: для зарегистрированных пользователей. – Текст: электронный. </w:t>
-      </w:r>
-    </w:p>
-    <w:p>
-      <w:pPr>
-        <w:ind w:firstLine="357"/>
-        <w:jc w:val="both"/>
-        <w:rPr>
-          <w:rFonts w:ascii="Times New Roman" w:eastAsia="Times New Roman" w:hAnsi="Times New Roman" w:cs="Times New Roman"/>
-          <w:bCs/>
-          <w:sz w:val="28"/>
-          <w:szCs w:val="28"/>
-        </w:rPr>
-      </w:pPr>
-      <w:r>
-        <w:rPr>
-          <w:rFonts w:ascii="Times New Roman" w:eastAsia="Times New Roman" w:hAnsi="Times New Roman" w:cs="Times New Roman"/>
-          <w:bCs/>
+          <w:rFonts w:ascii="Times New Roman" w:hAnsi="Times New Roman"/>
+          <w:sz w:val="24"/>
           <w:color w:val="000000"/>
-          <w:sz w:val="28"/>
-          <w:szCs w:val="28"/>
-        </w:rPr>
-        <w:t xml:space="preserve">3. Научная библиотека РГУ имени С. А. Есенина: сайт. – URL: https://library.rsu-rzn.ru/marc/Default.asp (дата обращения: 21.02.2025). – Режим доступа: свободный. – Текст: электронный. </w:t>
-      </w:r>
-    </w:p>
-    <w:p>
-      <w:pPr>
-        <w:ind w:firstLine="357"/>
-        <w:jc w:val="both"/>
-        <w:rPr>
-          <w:rFonts w:ascii="Times New Roman" w:eastAsia="Times New Roman" w:hAnsi="Times New Roman" w:cs="Times New Roman"/>
-          <w:bCs/>
-          <w:sz w:val="28"/>
-          <w:szCs w:val="28"/>
-        </w:rPr>
-      </w:pPr>
-      <w:r>
-        <w:rPr>
-          <w:rFonts w:ascii="Times New Roman" w:eastAsia="Times New Roman" w:hAnsi="Times New Roman" w:cs="Times New Roman"/>
-          <w:bCs/>
-          <w:sz w:val="28"/>
-          <w:szCs w:val="28"/>
-        </w:rPr>
-        <w:t xml:space="preserve">4. Универсальная база данных </w:t>
-      </w:r>
-      <w:r>
-        <w:rPr>
-          <w:rFonts w:ascii="Times New Roman" w:eastAsia="Times New Roman" w:hAnsi="Times New Roman" w:cs="Times New Roman"/>
-          <w:bCs/>
-          <w:sz w:val="28"/>
-          <w:szCs w:val="28"/>
-          <w:lang w:val="en-US"/>
-        </w:rPr>
-        <w:t>EastView</w:t>
-      </w:r>
-      <w:r>
-        <w:rPr>
-          <w:rFonts w:ascii="Times New Roman" w:eastAsia="Times New Roman" w:hAnsi="Times New Roman" w:cs="Times New Roman"/>
-          <w:bCs/>
-          <w:sz w:val="28"/>
-          <w:szCs w:val="28"/>
-        </w:rPr>
-        <w:t xml:space="preserve"> : электронная библиотека : сайт.  – </w:t>
-      </w:r>
-      <w:r>
-        <w:rPr>
-          <w:rFonts w:ascii="Times New Roman" w:eastAsia="Times New Roman" w:hAnsi="Times New Roman" w:cs="Times New Roman"/>
-          <w:bCs/>
-          <w:sz w:val="28"/>
-          <w:szCs w:val="28"/>
-          <w:lang w:val="en-US"/>
-        </w:rPr>
-        <w:t>URL</w:t>
-      </w:r>
-      <w:r>
-        <w:rPr>
-          <w:rFonts w:ascii="Times New Roman" w:eastAsia="Times New Roman" w:hAnsi="Times New Roman" w:cs="Times New Roman"/>
-          <w:bCs/>
-          <w:sz w:val="28"/>
-          <w:szCs w:val="28"/>
-        </w:rPr>
-        <w:t xml:space="preserve">: </w:t>
-      </w:r>
-      <w:hyperlink r:id="rId14" w:history="1">
-        <w:r>
-          <w:rPr>
-            <w:rStyle w:val="ab"/>
-            <w:rFonts w:ascii="Times New Roman" w:eastAsia="Times New Roman" w:hAnsi="Times New Roman" w:cs="Times New Roman"/>
-            <w:bCs/>
-            <w:sz w:val="28"/>
-            <w:szCs w:val="28"/>
-            <w:lang w:val="en-US"/>
-          </w:rPr>
-          <w:t>https</w:t>
-        </w:r>
-        <w:r>
-          <w:rPr>
-            <w:rStyle w:val="ab"/>
-            <w:rFonts w:ascii="Times New Roman" w:eastAsia="Times New Roman" w:hAnsi="Times New Roman" w:cs="Times New Roman"/>
-            <w:bCs/>
-            <w:sz w:val="28"/>
-            <w:szCs w:val="28"/>
-          </w:rPr>
-          <w:t>://</w:t>
-        </w:r>
-        <w:r>
-          <w:rPr>
-            <w:rStyle w:val="ab"/>
-            <w:rFonts w:ascii="Times New Roman" w:eastAsia="Times New Roman" w:hAnsi="Times New Roman" w:cs="Times New Roman"/>
-            <w:bCs/>
-            <w:sz w:val="28"/>
-            <w:szCs w:val="28"/>
-            <w:lang w:val="en-US"/>
-          </w:rPr>
-          <w:t>dlib</w:t>
-        </w:r>
-        <w:r>
-          <w:rPr>
-            <w:rStyle w:val="ab"/>
-            <w:rFonts w:ascii="Times New Roman" w:eastAsia="Times New Roman" w:hAnsi="Times New Roman" w:cs="Times New Roman"/>
-            <w:bCs/>
-            <w:sz w:val="28"/>
-            <w:szCs w:val="28"/>
-          </w:rPr>
-          <w:t>.</w:t>
-        </w:r>
-        <w:r>
-          <w:rPr>
-            <w:rStyle w:val="ab"/>
-            <w:rFonts w:ascii="Times New Roman" w:eastAsia="Times New Roman" w:hAnsi="Times New Roman" w:cs="Times New Roman"/>
-            <w:bCs/>
-            <w:sz w:val="28"/>
-            <w:szCs w:val="28"/>
-            <w:lang w:val="en-US"/>
-          </w:rPr>
-          <w:t>eastview</w:t>
-        </w:r>
-        <w:r>
-          <w:rPr>
-            <w:rStyle w:val="ab"/>
-            <w:rFonts w:ascii="Times New Roman" w:eastAsia="Times New Roman" w:hAnsi="Times New Roman" w:cs="Times New Roman"/>
-            <w:bCs/>
-            <w:sz w:val="28"/>
-            <w:szCs w:val="28"/>
-          </w:rPr>
-          <w:t>.</w:t>
-        </w:r>
-        <w:r>
-          <w:rPr>
-            <w:rStyle w:val="ab"/>
-            <w:rFonts w:ascii="Times New Roman" w:eastAsia="Times New Roman" w:hAnsi="Times New Roman" w:cs="Times New Roman"/>
-            <w:bCs/>
-            <w:sz w:val="28"/>
-            <w:szCs w:val="28"/>
-            <w:lang w:val="en-US"/>
-          </w:rPr>
-          <w:t>com</w:t>
-        </w:r>
-      </w:hyperlink>
-      <w:r>
-        <w:rPr>
-          <w:rFonts w:ascii="Times New Roman" w:eastAsia="Times New Roman" w:hAnsi="Times New Roman" w:cs="Times New Roman"/>
-          <w:bCs/>
-          <w:sz w:val="28"/>
-          <w:szCs w:val="28"/>
-          <w:u w:val="single"/>
-        </w:rPr>
-        <w:t xml:space="preserve"> </w:t>
-      </w:r>
-      <w:r>
-        <w:rPr>
-          <w:rFonts w:ascii="Times New Roman" w:eastAsia="Times New Roman" w:hAnsi="Times New Roman" w:cs="Times New Roman"/>
-          <w:bCs/>
-          <w:sz w:val="28"/>
-          <w:szCs w:val="28"/>
-        </w:rPr>
-        <w:t xml:space="preserve">(дата обращения: </w:t>
-      </w:r>
-      <w:r>
-        <w:rPr>
-          <w:rFonts w:ascii="Times New Roman" w:eastAsia="Times New Roman" w:hAnsi="Times New Roman" w:cs="Times New Roman"/>
-          <w:bCs/>
-          <w:sz w:val="28"/>
-          <w:szCs w:val="28"/>
-        </w:rPr>
-        <w:t>21.02.202</w:t>
-      </w:r>
-      <w:r>
-        <w:rPr>
-          <w:rFonts w:ascii="Times New Roman" w:eastAsia="Times New Roman" w:hAnsi="Times New Roman" w:cs="Times New Roman"/>
-          <w:bCs/>
-          <w:sz w:val="28"/>
-          <w:szCs w:val="28"/>
-        </w:rPr>
-        <w:t>5</w:t>
-      </w:r>
-      <w:r>
-        <w:rPr>
-          <w:rFonts w:ascii="Times New Roman" w:eastAsia="Times New Roman" w:hAnsi="Times New Roman" w:cs="Times New Roman"/>
-          <w:bCs/>
-          <w:sz w:val="28"/>
-          <w:szCs w:val="28"/>
-        </w:rPr>
-        <w:t xml:space="preserve">).  – Режим доступа: в сети университета. – Текст: электронный. </w:t>
-      </w:r>
-    </w:p>
-    <w:p>
-      <w:pPr>
-        <w:ind w:firstLine="357"/>
-        <w:jc w:val="both"/>
-        <w:rPr>
-          <w:rFonts w:ascii="Times New Roman" w:eastAsia="Times New Roman" w:hAnsi="Times New Roman" w:cs="Times New Roman"/>
-          <w:bCs/>
-          <w:sz w:val="28"/>
-          <w:szCs w:val="28"/>
-        </w:rPr>
-      </w:pPr>
-      <w:r>
-        <w:rPr>
-          <w:rFonts w:ascii="Times New Roman" w:eastAsia="Times New Roman" w:hAnsi="Times New Roman" w:cs="Times New Roman"/>
-          <w:bCs/>
-          <w:sz w:val="28"/>
-          <w:szCs w:val="28"/>
-        </w:rPr>
-        <w:t xml:space="preserve">5. Университетская библиотека ONLINE: электронная библиотека. – </w:t>
-      </w:r>
-      <w:r>
-        <w:rPr>
-          <w:rFonts w:ascii="Times New Roman" w:eastAsia="Times New Roman" w:hAnsi="Times New Roman" w:cs="Times New Roman"/>
-          <w:bCs/>
-          <w:sz w:val="28"/>
-          <w:szCs w:val="28"/>
-          <w:lang w:val="en-US"/>
-        </w:rPr>
-        <w:t>URL</w:t>
-      </w:r>
-      <w:r>
-        <w:rPr>
-          <w:rFonts w:ascii="Times New Roman" w:eastAsia="Times New Roman" w:hAnsi="Times New Roman" w:cs="Times New Roman"/>
-          <w:bCs/>
-          <w:sz w:val="28"/>
-          <w:szCs w:val="28"/>
-        </w:rPr>
-        <w:t xml:space="preserve">: </w:t>
-      </w:r>
-      <w:hyperlink r:id="rId15" w:history="1">
-        <w:r>
-          <w:rPr>
-            <w:rStyle w:val="ab"/>
-            <w:rFonts w:ascii="Times New Roman" w:eastAsia="Times New Roman" w:hAnsi="Times New Roman" w:cs="Times New Roman"/>
-            <w:bCs/>
-            <w:sz w:val="28"/>
-            <w:szCs w:val="28"/>
-          </w:rPr>
-          <w:t>http://biblioclub.ru/index.php?page=main_ub_red</w:t>
-        </w:r>
-      </w:hyperlink>
-      <w:r>
-        <w:rPr>
-          <w:rFonts w:ascii="Times New Roman" w:eastAsia="Times New Roman" w:hAnsi="Times New Roman" w:cs="Times New Roman"/>
-          <w:bCs/>
-          <w:sz w:val="28"/>
-          <w:szCs w:val="28"/>
-        </w:rPr>
-        <w:t xml:space="preserve"> (дата обращения: </w:t>
-      </w:r>
-      <w:r>
-        <w:rPr>
-          <w:rFonts w:ascii="Times New Roman" w:eastAsia="Times New Roman" w:hAnsi="Times New Roman" w:cs="Times New Roman"/>
-          <w:bCs/>
-          <w:sz w:val="28"/>
-          <w:szCs w:val="28"/>
-        </w:rPr>
-        <w:t>21.02.202</w:t>
-      </w:r>
-      <w:r>
-        <w:rPr>
-          <w:rFonts w:ascii="Times New Roman" w:eastAsia="Times New Roman" w:hAnsi="Times New Roman" w:cs="Times New Roman"/>
-          <w:bCs/>
-          <w:sz w:val="28"/>
-          <w:szCs w:val="28"/>
-        </w:rPr>
-        <w:t>5</w:t>
-      </w:r>
-      <w:r>
-        <w:rPr>
-          <w:rFonts w:ascii="Times New Roman" w:eastAsia="Times New Roman" w:hAnsi="Times New Roman" w:cs="Times New Roman"/>
-          <w:bCs/>
-          <w:sz w:val="28"/>
-          <w:szCs w:val="28"/>
-        </w:rPr>
-        <w:t xml:space="preserve">). – Москва, 2006. – Режим доступа: для зарегистрированных пользователей. – Текст : электронный. </w:t>
-      </w:r>
-    </w:p>
-    <w:p>
-      <w:pPr>
-        <w:ind w:firstLine="357"/>
-        <w:jc w:val="both"/>
-        <w:rPr>
-          <w:rFonts w:ascii="Times New Roman" w:eastAsia="Times New Roman" w:hAnsi="Times New Roman" w:cs="Times New Roman"/>
-          <w:bCs/>
-          <w:sz w:val="28"/>
-          <w:szCs w:val="28"/>
-        </w:rPr>
-      </w:pPr>
-      <w:r>
-        <w:rPr>
-          <w:rFonts w:ascii="Times New Roman" w:eastAsia="Times New Roman" w:hAnsi="Times New Roman" w:cs="Times New Roman"/>
-          <w:bCs/>
-          <w:color w:val="000000"/>
-          <w:sz w:val="28"/>
-          <w:szCs w:val="28"/>
-        </w:rPr>
-        <w:t xml:space="preserve">6 ЮРАЙТ: образовательная  платформа : сайт. – Москва, 2013. – URL: https://urait.ru/ (дата обращения: 21.02.2025). – Режим доступа: для зарегистрированных пользователей. – Текст : электронный. </w:t>
-      </w:r>
-    </w:p>
-    <w:p>
-      <w:pPr>
-        <w:ind w:firstLine="357"/>
-        <w:jc w:val="both"/>
-        <w:rPr>
-          <w:rFonts w:ascii="Times New Roman" w:eastAsia="Times New Roman" w:hAnsi="Times New Roman" w:cs="Times New Roman"/>
-          <w:bCs/>
-          <w:sz w:val="28"/>
-          <w:szCs w:val="28"/>
-        </w:rPr>
-      </w:pPr>
-      <w:r>
-        <w:rPr>
-          <w:rFonts w:ascii="Times New Roman" w:eastAsia="Times New Roman" w:hAnsi="Times New Roman" w:cs="Times New Roman"/>
-          <w:bCs/>
-          <w:sz w:val="28"/>
-          <w:szCs w:val="28"/>
-        </w:rPr>
-        <w:t xml:space="preserve">7. </w:t>
-      </w:r>
-      <w:r>
-        <w:rPr>
-          <w:rFonts w:ascii="Times New Roman" w:eastAsia="Times New Roman" w:hAnsi="Times New Roman" w:cs="Times New Roman"/>
-          <w:sz w:val="28"/>
-          <w:szCs w:val="28"/>
-        </w:rPr>
-        <w:t xml:space="preserve">Лань: электронная библиотека: сайт. – </w:t>
-      </w:r>
-      <w:r>
-        <w:rPr>
-          <w:rFonts w:ascii="Times New Roman" w:eastAsia="Times New Roman" w:hAnsi="Times New Roman" w:cs="Times New Roman"/>
-          <w:sz w:val="28"/>
-          <w:szCs w:val="28"/>
-          <w:lang w:val="en-US"/>
-        </w:rPr>
-        <w:t>URL</w:t>
-      </w:r>
-      <w:r>
-        <w:rPr>
-          <w:rFonts w:ascii="Times New Roman" w:eastAsia="Times New Roman" w:hAnsi="Times New Roman" w:cs="Times New Roman"/>
-          <w:sz w:val="28"/>
-          <w:szCs w:val="28"/>
-        </w:rPr>
-        <w:t xml:space="preserve">: </w:t>
-      </w:r>
-      <w:hyperlink r:id="rId17" w:history="1">
-        <w:r>
-          <w:rPr>
-            <w:rStyle w:val="ab"/>
-            <w:rFonts w:ascii="Times New Roman" w:eastAsia="Times New Roman" w:hAnsi="Times New Roman" w:cs="Times New Roman"/>
-            <w:sz w:val="28"/>
-            <w:szCs w:val="28"/>
-            <w:lang w:val="en-US"/>
-          </w:rPr>
-          <w:t>https</w:t>
-        </w:r>
-        <w:r>
-          <w:rPr>
-            <w:rStyle w:val="ab"/>
-            <w:rFonts w:ascii="Times New Roman" w:eastAsia="Times New Roman" w:hAnsi="Times New Roman" w:cs="Times New Roman"/>
-            <w:sz w:val="28"/>
-            <w:szCs w:val="28"/>
-          </w:rPr>
-          <w:t>://</w:t>
-        </w:r>
-        <w:r>
-          <w:rPr>
-            <w:rStyle w:val="ab"/>
-            <w:rFonts w:ascii="Times New Roman" w:eastAsia="Times New Roman" w:hAnsi="Times New Roman" w:cs="Times New Roman"/>
-            <w:sz w:val="28"/>
-            <w:szCs w:val="28"/>
-            <w:lang w:val="en-US"/>
-          </w:rPr>
-          <w:t>e</w:t>
-        </w:r>
-        <w:r>
-          <w:rPr>
-            <w:rStyle w:val="ab"/>
-            <w:rFonts w:ascii="Times New Roman" w:eastAsia="Times New Roman" w:hAnsi="Times New Roman" w:cs="Times New Roman"/>
-            <w:sz w:val="28"/>
-            <w:szCs w:val="28"/>
-          </w:rPr>
-          <w:t>.</w:t>
-        </w:r>
-        <w:r>
-          <w:rPr>
-            <w:rStyle w:val="ab"/>
-            <w:rFonts w:ascii="Times New Roman" w:eastAsia="Times New Roman" w:hAnsi="Times New Roman" w:cs="Times New Roman"/>
-            <w:sz w:val="28"/>
-            <w:szCs w:val="28"/>
-            <w:lang w:val="en-US"/>
-          </w:rPr>
-          <w:t>lanbook</w:t>
-        </w:r>
-        <w:r>
-          <w:rPr>
-            <w:rStyle w:val="ab"/>
-            <w:rFonts w:ascii="Times New Roman" w:eastAsia="Times New Roman" w:hAnsi="Times New Roman" w:cs="Times New Roman"/>
-            <w:sz w:val="28"/>
-            <w:szCs w:val="28"/>
-          </w:rPr>
-          <w:t>.</w:t>
-        </w:r>
-        <w:r>
-          <w:rPr>
-            <w:rStyle w:val="ab"/>
-            <w:rFonts w:ascii="Times New Roman" w:eastAsia="Times New Roman" w:hAnsi="Times New Roman" w:cs="Times New Roman"/>
-            <w:sz w:val="28"/>
-            <w:szCs w:val="28"/>
-            <w:lang w:val="en-US"/>
-          </w:rPr>
-          <w:t>com</w:t>
-        </w:r>
-        <w:r>
-          <w:rPr>
-            <w:rStyle w:val="ab"/>
-            <w:rFonts w:ascii="Times New Roman" w:eastAsia="Times New Roman" w:hAnsi="Times New Roman" w:cs="Times New Roman"/>
-            <w:sz w:val="28"/>
-            <w:szCs w:val="28"/>
-          </w:rPr>
-          <w:t>/</w:t>
-        </w:r>
-      </w:hyperlink>
-      <w:r>
-        <w:rPr>
-          <w:rFonts w:ascii="Times New Roman" w:eastAsia="Times New Roman" w:hAnsi="Times New Roman" w:cs="Times New Roman"/>
-          <w:sz w:val="28"/>
-          <w:szCs w:val="28"/>
-        </w:rPr>
-        <w:t xml:space="preserve">. – </w:t>
-      </w:r>
-      <w:r>
-        <w:rPr>
-          <w:rFonts w:ascii="Times New Roman" w:eastAsia="Times New Roman" w:hAnsi="Times New Roman" w:cs="Times New Roman"/>
-          <w:bCs/>
-          <w:sz w:val="28"/>
-          <w:szCs w:val="28"/>
-        </w:rPr>
-        <w:t xml:space="preserve">(дата обращения: </w:t>
-      </w:r>
-      <w:r>
-        <w:rPr>
-          <w:rFonts w:ascii="Times New Roman" w:eastAsia="Times New Roman" w:hAnsi="Times New Roman" w:cs="Times New Roman"/>
-          <w:bCs/>
-          <w:sz w:val="28"/>
-          <w:szCs w:val="28"/>
-        </w:rPr>
-        <w:t>21.02.</w:t>
-      </w:r>
-      <w:r>
-        <w:rPr>
-          <w:rFonts w:ascii="Times New Roman" w:eastAsia="Times New Roman" w:hAnsi="Times New Roman" w:cs="Times New Roman"/>
-          <w:bCs/>
-          <w:sz w:val="28"/>
-          <w:szCs w:val="28"/>
-        </w:rPr>
-        <w:t>2025</w:t>
-      </w:r>
-      <w:r>
-        <w:rPr>
-          <w:rFonts w:ascii="Times New Roman" w:eastAsia="Times New Roman" w:hAnsi="Times New Roman" w:cs="Times New Roman"/>
-          <w:bCs/>
-          <w:sz w:val="28"/>
-          <w:szCs w:val="28"/>
-        </w:rPr>
-        <w:t xml:space="preserve">). – </w:t>
-      </w:r>
-      <w:r>
-        <w:rPr>
-          <w:rFonts w:ascii="Times New Roman" w:eastAsia="Times New Roman" w:hAnsi="Times New Roman" w:cs="Times New Roman"/>
-          <w:sz w:val="28"/>
-          <w:szCs w:val="28"/>
-        </w:rPr>
-        <w:t xml:space="preserve">Режим доступа: для зарегистрированных пользователей. </w:t>
-      </w:r>
-      <w:r>
-        <w:rPr>
-          <w:rFonts w:ascii="Times New Roman" w:eastAsia="Times New Roman" w:hAnsi="Times New Roman" w:cs="Times New Roman"/>
-          <w:bCs/>
-          <w:sz w:val="28"/>
-          <w:szCs w:val="28"/>
-        </w:rPr>
-        <w:t>– Текст : электронный.</w:t>
+        </w:rPr>
+        <w:t xml:space="preserve">. – (дата обращения: 21.02.2025). – Режим доступа: для зарегистрированных пользователей. – Текст : электронный.</w:t>
       </w:r>
     </w:p>
     <w:bookmarkEnd w:id="1"/>
@@ -8794,218 +8456,29 @@
       </w:pPr>
       <w:r>
         <w:rPr>
-          <w:rFonts w:ascii="Times New Roman" w:eastAsia="Lucida Sans Unicode" w:hAnsi="Times New Roman" w:cs="Times New Roman"/>
-          <w:bCs/>
-          <w:kern w:val="1"/>
-          <w:sz w:val="28"/>
-          <w:szCs w:val="28"/>
-          <w:lang w:val="en-US" w:eastAsia="ar-SA"/>
-        </w:rPr>
-        <w:t>EqWorld</w:t>
-      </w:r>
-      <w:r>
-        <w:rPr>
-          <w:rFonts w:ascii="Times New Roman" w:eastAsia="Lucida Sans Unicode" w:hAnsi="Times New Roman" w:cs="Times New Roman"/>
-          <w:bCs/>
-          <w:kern w:val="1"/>
-          <w:sz w:val="28"/>
-          <w:szCs w:val="28"/>
-          <w:lang w:eastAsia="ar-SA"/>
-        </w:rPr>
-        <w:t xml:space="preserve">. </w:t>
-      </w:r>
-      <w:r>
-        <w:rPr>
-          <w:rFonts w:ascii="Times New Roman" w:eastAsia="Lucida Sans Unicode" w:hAnsi="Times New Roman" w:cs="Times New Roman"/>
-          <w:bCs/>
-          <w:kern w:val="1"/>
-          <w:sz w:val="28"/>
-          <w:szCs w:val="28"/>
-          <w:lang w:val="en-US" w:eastAsia="ar-SA"/>
-        </w:rPr>
-        <w:t>The</w:t>
-      </w:r>
-      <w:r>
-        <w:rPr>
-          <w:rFonts w:ascii="Times New Roman" w:eastAsia="Lucida Sans Unicode" w:hAnsi="Times New Roman" w:cs="Times New Roman"/>
-          <w:bCs/>
-          <w:kern w:val="1"/>
-          <w:sz w:val="28"/>
-          <w:szCs w:val="28"/>
-          <w:lang w:eastAsia="ar-SA"/>
-        </w:rPr>
-        <w:t xml:space="preserve"> </w:t>
-      </w:r>
-      <w:r>
-        <w:rPr>
-          <w:rFonts w:ascii="Times New Roman" w:eastAsia="Lucida Sans Unicode" w:hAnsi="Times New Roman" w:cs="Times New Roman"/>
-          <w:bCs/>
-          <w:kern w:val="1"/>
-          <w:sz w:val="28"/>
-          <w:szCs w:val="28"/>
-          <w:lang w:val="en-US" w:eastAsia="ar-SA"/>
-        </w:rPr>
-        <w:t>World</w:t>
-      </w:r>
-      <w:r>
-        <w:rPr>
-          <w:rFonts w:ascii="Times New Roman" w:eastAsia="Lucida Sans Unicode" w:hAnsi="Times New Roman" w:cs="Times New Roman"/>
-          <w:bCs/>
-          <w:kern w:val="1"/>
-          <w:sz w:val="28"/>
-          <w:szCs w:val="28"/>
-          <w:lang w:eastAsia="ar-SA"/>
-        </w:rPr>
-        <w:t xml:space="preserve"> </w:t>
-      </w:r>
-      <w:r>
-        <w:rPr>
-          <w:rFonts w:ascii="Times New Roman" w:eastAsia="Lucida Sans Unicode" w:hAnsi="Times New Roman" w:cs="Times New Roman"/>
-          <w:bCs/>
-          <w:kern w:val="1"/>
-          <w:sz w:val="28"/>
-          <w:szCs w:val="28"/>
-          <w:lang w:val="en-US" w:eastAsia="ar-SA"/>
-        </w:rPr>
-        <w:t>of</w:t>
-      </w:r>
-      <w:r>
-        <w:rPr>
-          <w:rFonts w:ascii="Times New Roman" w:eastAsia="Lucida Sans Unicode" w:hAnsi="Times New Roman" w:cs="Times New Roman"/>
-          <w:bCs/>
-          <w:kern w:val="1"/>
-          <w:sz w:val="28"/>
-          <w:szCs w:val="28"/>
-          <w:lang w:eastAsia="ar-SA"/>
-        </w:rPr>
-        <w:t xml:space="preserve"> </w:t>
-      </w:r>
-      <w:r>
-        <w:rPr>
-          <w:rFonts w:ascii="Times New Roman" w:eastAsia="Lucida Sans Unicode" w:hAnsi="Times New Roman" w:cs="Times New Roman"/>
-          <w:bCs/>
-          <w:kern w:val="1"/>
-          <w:sz w:val="28"/>
-          <w:szCs w:val="28"/>
-          <w:lang w:val="en-US" w:eastAsia="ar-SA"/>
-        </w:rPr>
-        <w:t>Mathematical</w:t>
-      </w:r>
-      <w:r>
-        <w:rPr>
-          <w:rFonts w:ascii="Times New Roman" w:eastAsia="Lucida Sans Unicode" w:hAnsi="Times New Roman" w:cs="Times New Roman"/>
-          <w:bCs/>
-          <w:kern w:val="1"/>
-          <w:sz w:val="28"/>
-          <w:szCs w:val="28"/>
-          <w:lang w:eastAsia="ar-SA"/>
-        </w:rPr>
-        <w:t xml:space="preserve"> </w:t>
-      </w:r>
-      <w:r>
-        <w:rPr>
-          <w:rFonts w:ascii="Times New Roman" w:eastAsia="Lucida Sans Unicode" w:hAnsi="Times New Roman" w:cs="Times New Roman"/>
-          <w:bCs/>
-          <w:kern w:val="1"/>
-          <w:sz w:val="28"/>
-          <w:szCs w:val="28"/>
-          <w:lang w:val="en-US" w:eastAsia="ar-SA"/>
-        </w:rPr>
-        <w:t>Equations</w:t>
-      </w:r>
-      <w:r>
-        <w:rPr>
-          <w:rFonts w:ascii="Times New Roman" w:eastAsia="Lucida Sans Unicode" w:hAnsi="Times New Roman" w:cs="Times New Roman"/>
-          <w:bCs/>
-          <w:kern w:val="1"/>
-          <w:sz w:val="28"/>
-          <w:szCs w:val="28"/>
-          <w:lang w:eastAsia="ar-SA"/>
-        </w:rPr>
-        <w:t xml:space="preserve"> </w:t>
-      </w:r>
-      <w:r>
-        <w:rPr>
-          <w:rFonts w:ascii="Times New Roman" w:eastAsia="Lucida Sans Unicode" w:hAnsi="Times New Roman" w:cs="Times New Roman"/>
-          <w:kern w:val="1"/>
-          <w:sz w:val="28"/>
-          <w:lang w:eastAsia="ar-SA"/>
-        </w:rPr>
-        <w:t>[Электронный ресурс</w:t>
-      </w:r>
-      <w:r>
-        <w:rPr>
-          <w:rFonts w:ascii="Times New Roman" w:eastAsia="Lucida Sans Unicode" w:hAnsi="Times New Roman" w:cs="Times New Roman"/>
-          <w:kern w:val="1"/>
-          <w:sz w:val="28"/>
-          <w:szCs w:val="28"/>
-          <w:lang w:eastAsia="ar-SA"/>
-        </w:rPr>
-        <w:t xml:space="preserve">] : Международный научно-образовательный сайт. </w:t>
-      </w:r>
-      <w:r>
-        <w:rPr>
-          <w:rFonts w:ascii="Times New Roman" w:eastAsia="Lucida Sans Unicode" w:hAnsi="Times New Roman" w:cs="Times New Roman"/>
-          <w:kern w:val="1"/>
-          <w:sz w:val="28"/>
-          <w:lang w:eastAsia="ar-SA"/>
-        </w:rPr>
-        <w:t xml:space="preserve">– Режим доступа: </w:t>
-      </w:r>
-      <w:hyperlink r:id="rId21" w:history="1">
+          <w:rFonts w:ascii="Times New Roman" w:hAnsi="Times New Roman"/>
+          <w:sz w:val="24"/>
+          <w:color w:val="000000"/>
+        </w:rPr>
+        <w:t xml:space="preserve">EqWorld. The World of Mathematical Equations [Электронный ресурс] : Международный научно-образовательный сайт. – Режим доступа: </w:t>
+      </w:r>
+      <w:hyperlink r:id="rIdResource5">
         <w:r>
           <w:rPr>
-            <w:rFonts w:ascii="Times New Roman" w:eastAsia="Lucida Sans Unicode" w:hAnsi="Times New Roman" w:cs="Times New Roman"/>
-            <w:color w:val="0000FF"/>
-            <w:kern w:val="1"/>
-            <w:sz w:val="28"/>
-            <w:u w:val="single"/>
-            <w:lang w:eastAsia="ar-SA"/>
+            <w:rFonts w:ascii="Times New Roman" w:hAnsi="Times New Roman"/>
+            <w:sz w:val="24"/>
+            <w:color w:val="000000"/>
           </w:rPr>
-          <w:t>http://eqworld.ipmnet.ru/indexr.htm</w:t>
+          <w:t xml:space="preserve">https://eqworld.ipmnet.ru/indexr.htm</w:t>
         </w:r>
       </w:hyperlink>
       <w:r>
         <w:rPr>
-          <w:rFonts w:ascii="Times New Roman" w:eastAsia="Lucida Sans Unicode" w:hAnsi="Times New Roman" w:cs="Times New Roman"/>
-          <w:kern w:val="1"/>
-          <w:sz w:val="28"/>
-          <w:szCs w:val="28"/>
-          <w:lang w:eastAsia="ar-SA"/>
-        </w:rPr>
-        <w:t xml:space="preserve">, свободный (дата обращения: </w:t>
-      </w:r>
-      <w:r>
-        <w:rPr>
-          <w:rFonts w:ascii="Times New Roman" w:eastAsia="Lucida Sans Unicode" w:hAnsi="Times New Roman" w:cs="Times New Roman"/>
-          <w:kern w:val="1"/>
-          <w:sz w:val="28"/>
-          <w:szCs w:val="28"/>
-          <w:shd w:val="clear" w:color="auto" w:fill="FFFFFF"/>
-          <w:lang w:eastAsia="ar-SA"/>
-        </w:rPr>
-        <w:t>21.02.</w:t>
-      </w:r>
-      <w:r>
-        <w:rPr>
-          <w:rFonts w:ascii="Times New Roman" w:eastAsia="Lucida Sans Unicode" w:hAnsi="Times New Roman" w:cs="Times New Roman"/>
-          <w:kern w:val="1"/>
-          <w:sz w:val="28"/>
-          <w:szCs w:val="28"/>
-          <w:shd w:val="clear" w:color="auto" w:fill="FFFFFF"/>
-          <w:lang w:eastAsia="ar-SA"/>
-        </w:rPr>
-        <w:t>2025</w:t>
-      </w:r>
-      <w:r>
-        <w:rPr>
-          <w:rFonts w:ascii="Times New Roman" w:eastAsia="Lucida Sans Unicode" w:hAnsi="Times New Roman" w:cs="Times New Roman"/>
-          <w:kern w:val="1"/>
-          <w:sz w:val="28"/>
-          <w:szCs w:val="28"/>
-          <w:lang w:eastAsia="ar-SA"/>
-        </w:rPr>
-        <w:t>).</w:t>
+          <w:rFonts w:ascii="Times New Roman" w:hAnsi="Times New Roman"/>
+          <w:sz w:val="24"/>
+          <w:color w:val="000000"/>
+        </w:rPr>
+        <w:t xml:space="preserve">, свободный (дата обращения: 27.10.2026).</w:t>
       </w:r>
     </w:p>
     <w:p>
@@ -9031,171 +8504,29 @@
       </w:pPr>
       <w:r>
         <w:rPr>
-          <w:rFonts w:ascii="Times New Roman" w:eastAsia="Times New Roman" w:hAnsi="Times New Roman" w:cs="Times New Roman"/>
-          <w:bCs/>
-          <w:sz w:val="28"/>
-          <w:szCs w:val="28"/>
-          <w:lang w:val="en-US" w:eastAsia="ru-RU"/>
-        </w:rPr>
-        <w:t>EXPonenta</w:t>
-      </w:r>
-      <w:r>
-        <w:rPr>
-          <w:rFonts w:ascii="Times New Roman" w:eastAsia="Times New Roman" w:hAnsi="Times New Roman" w:cs="Times New Roman"/>
-          <w:bCs/>
-          <w:sz w:val="28"/>
-          <w:szCs w:val="28"/>
-          <w:lang w:eastAsia="ru-RU"/>
-        </w:rPr>
-        <w:t>.</w:t>
-      </w:r>
-      <w:r>
-        <w:rPr>
-          <w:rFonts w:ascii="Times New Roman" w:eastAsia="Times New Roman" w:hAnsi="Times New Roman" w:cs="Times New Roman"/>
-          <w:bCs/>
-          <w:sz w:val="28"/>
-          <w:szCs w:val="28"/>
-          <w:lang w:val="en-US" w:eastAsia="ru-RU"/>
-        </w:rPr>
-        <w:t>ru</w:t>
-      </w:r>
-      <w:r>
-        <w:rPr>
-          <w:rFonts w:ascii="Times New Roman" w:eastAsia="Times New Roman" w:hAnsi="Times New Roman" w:cs="Times New Roman"/>
-          <w:bCs/>
-          <w:sz w:val="28"/>
-          <w:szCs w:val="28"/>
-          <w:lang w:eastAsia="ru-RU"/>
-        </w:rPr>
-        <w:t xml:space="preserve"> </w:t>
-      </w:r>
-      <w:r>
-        <w:rPr>
-          <w:rFonts w:ascii="Times New Roman" w:eastAsia="Times New Roman" w:hAnsi="Times New Roman" w:cs="Times New Roman"/>
-          <w:sz w:val="28"/>
-          <w:lang w:eastAsia="ru-RU"/>
-        </w:rPr>
-        <w:t>[Электронный ресурс</w:t>
-      </w:r>
-      <w:r>
-        <w:rPr>
-          <w:rFonts w:ascii="Times New Roman" w:eastAsia="Times New Roman" w:hAnsi="Times New Roman" w:cs="Times New Roman"/>
-          <w:sz w:val="28"/>
-          <w:szCs w:val="28"/>
-          <w:lang w:eastAsia="ar-SA"/>
-        </w:rPr>
-        <w:t xml:space="preserve">] : </w:t>
-      </w:r>
-      <w:r>
-        <w:rPr>
-          <w:rFonts w:ascii="Times New Roman" w:eastAsia="Times New Roman" w:hAnsi="Times New Roman" w:cs="Times New Roman"/>
-          <w:sz w:val="28"/>
-          <w:szCs w:val="28"/>
-          <w:lang w:eastAsia="ru-RU"/>
-        </w:rPr>
-        <w:t>о</w:t>
-      </w:r>
-      <w:r>
-        <w:rPr>
-          <w:rFonts w:ascii="Times New Roman" w:eastAsia="Times New Roman" w:hAnsi="Times New Roman" w:cs="Times New Roman"/>
-          <w:bCs/>
-          <w:sz w:val="28"/>
-          <w:szCs w:val="28"/>
-          <w:lang w:eastAsia="ru-RU"/>
-        </w:rPr>
-        <w:t xml:space="preserve">бразовательный математический сайт. </w:t>
-      </w:r>
-      <w:r>
-        <w:rPr>
-          <w:rFonts w:ascii="Times New Roman" w:eastAsia="Times New Roman" w:hAnsi="Times New Roman" w:cs="Times New Roman"/>
-          <w:sz w:val="28"/>
-          <w:lang w:eastAsia="ru-RU"/>
-        </w:rPr>
-        <w:t>– Режим доступа</w:t>
-      </w:r>
-      <w:r>
-        <w:rPr>
-          <w:rFonts w:ascii="Times New Roman" w:eastAsia="Times New Roman" w:hAnsi="Times New Roman" w:cs="Times New Roman"/>
-          <w:sz w:val="28"/>
-        </w:rPr>
-        <w:t>:</w:t>
-      </w:r>
-      <w:r>
-        <w:rPr>
-          <w:rFonts w:ascii="Times New Roman" w:eastAsia="Times New Roman" w:hAnsi="Times New Roman" w:cs="Times New Roman"/>
-          <w:sz w:val="28"/>
-          <w:szCs w:val="28"/>
-          <w:lang w:eastAsia="ru-RU"/>
-        </w:rPr>
-        <w:t xml:space="preserve"> </w:t>
-      </w:r>
-      <w:hyperlink r:id="rId22" w:history="1">
+          <w:rFonts w:ascii="Times New Roman" w:hAnsi="Times New Roman"/>
+          <w:sz w:val="24"/>
+          <w:color w:val="000000"/>
+        </w:rPr>
+        <w:t xml:space="preserve">Сообщество «Экспонента» : научно-образовательный сайт. – URL: </w:t>
+      </w:r>
+      <w:hyperlink r:id="rIdResource6">
         <w:r>
           <w:rPr>
-            <w:rFonts w:ascii="Times New Roman" w:eastAsia="Symbol" w:hAnsi="Times New Roman" w:cs="Times New Roman"/>
-            <w:color w:val="0000FF"/>
-            <w:sz w:val="28"/>
-            <w:u w:val="single"/>
-            <w:lang w:eastAsia="ru-RU"/>
+            <w:rFonts w:ascii="Times New Roman" w:hAnsi="Times New Roman"/>
+            <w:sz w:val="24"/>
+            <w:color w:val="000000"/>
           </w:rPr>
-          <w:t>http://old.exponenta.ru</w:t>
+          <w:t xml:space="preserve">https://hub.exponenta.ru/</w:t>
         </w:r>
       </w:hyperlink>
       <w:r>
         <w:rPr>
-          <w:rFonts w:ascii="Times New Roman" w:eastAsia="Times New Roman" w:hAnsi="Times New Roman" w:cs="Times New Roman"/>
-          <w:sz w:val="28"/>
-          <w:szCs w:val="28"/>
-          <w:lang w:eastAsia="ru-RU"/>
-        </w:rPr>
-        <w:t>, свободный (дата обращ</w:t>
-      </w:r>
-      <w:r>
-        <w:rPr>
-          <w:rFonts w:ascii="Times New Roman" w:eastAsia="Times New Roman" w:hAnsi="Times New Roman" w:cs="Times New Roman"/>
-          <w:sz w:val="28"/>
-          <w:szCs w:val="28"/>
-          <w:lang w:eastAsia="ru-RU"/>
-        </w:rPr>
-        <w:t>е</w:t>
-      </w:r>
-      <w:r>
-        <w:rPr>
-          <w:rFonts w:ascii="Times New Roman" w:eastAsia="Times New Roman" w:hAnsi="Times New Roman" w:cs="Times New Roman"/>
-          <w:sz w:val="28"/>
-          <w:szCs w:val="28"/>
-          <w:lang w:eastAsia="ru-RU"/>
-        </w:rPr>
-        <w:t xml:space="preserve">ния: </w:t>
-      </w:r>
-      <w:r>
-        <w:rPr>
-          <w:rFonts w:ascii="Times New Roman" w:eastAsia="Times New Roman" w:hAnsi="Times New Roman" w:cs="Times New Roman"/>
-          <w:sz w:val="28"/>
-          <w:szCs w:val="28"/>
-          <w:shd w:val="clear" w:color="auto" w:fill="FFFFFF"/>
-          <w:lang w:eastAsia="ru-RU"/>
-        </w:rPr>
-        <w:t>21.02.</w:t>
-      </w:r>
-      <w:r>
-        <w:rPr>
-          <w:rFonts w:ascii="Times New Roman" w:eastAsia="Times New Roman" w:hAnsi="Times New Roman" w:cs="Times New Roman"/>
-          <w:sz w:val="28"/>
-          <w:szCs w:val="28"/>
-          <w:shd w:val="clear" w:color="auto" w:fill="FFFFFF"/>
-          <w:lang w:eastAsia="ru-RU"/>
-        </w:rPr>
-        <w:t>2025</w:t>
-      </w:r>
-      <w:r>
-        <w:rPr>
-          <w:rFonts w:ascii="Times New Roman" w:eastAsia="Times New Roman" w:hAnsi="Times New Roman" w:cs="Times New Roman"/>
-          <w:sz w:val="28"/>
-          <w:szCs w:val="28"/>
-          <w:lang w:eastAsia="ru-RU"/>
-        </w:rPr>
-        <w:t>).</w:t>
+          <w:rFonts w:ascii="Times New Roman" w:hAnsi="Times New Roman"/>
+          <w:sz w:val="24"/>
+          <w:color w:val="000000"/>
+        </w:rPr>
+        <w:t xml:space="preserve"> (дата обращения: 27.10.2026). – Режим доступа: свободный для чтения. – Текст: электронный.</w:t>
       </w:r>
     </w:p>
     <w:p>
@@ -10044,7 +9375,8 @@
         <w:t>УЧЕБНОГО ПРОЦЕССА:</w:t>
       </w:r>
     </w:p>
-    <w:p>
+    <w:bookmarkStart xmlns:w="http://schemas.openxmlformats.org/wordprocessingml/2006/main" xmlns:wpc="http://schemas.microsoft.com/office/word/2010/wordprocessingCanvas" xmlns:cx="http://schemas.microsoft.com/office/drawing/2014/chartex" xmlns:cx1="http://schemas.microsoft.com/office/drawing/2015/9/8/chartex" xmlns:cx2="http://schemas.microsoft.com/office/drawing/2015/10/21/chartex" xmlns:cx3="http://schemas.microsoft.com/office/drawing/2016/5/9/chartex" xmlns:cx4="http://schemas.microsoft.com/office/drawing/2016/5/10/chartex" xmlns:cx5="http://schemas.microsoft.com/office/drawing/2016/5/11/chartex" xmlns:cx6="http://schemas.microsoft.com/office/drawing/2016/5/12/chartex" xmlns:cx7="http://schemas.microsoft.com/office/drawing/2016/5/13/chartex" xmlns:cx8="http://schemas.microsoft.com/office/drawing/2016/5/14/chartex" xmlns:mc="http://schemas.openxmlformats.org/markup-compatibility/2006" xmlns:aink="http://schemas.microsoft.com/office/drawing/2016/ink" xmlns:am3d="http://schemas.microsoft.com/office/drawing/2017/model3d" xmlns:o="urn:schemas-microsoft-com:office:office" xmlns:oel="http://schemas.microsoft.com/office/2019/extlst" xmlns:r="http://schemas.openxmlformats.org/officeDocument/2006/relationships" xmlns:m="http://schemas.openxmlformats.org/officeDocument/2006/math" xmlns:v="urn:schemas-microsoft-com:vml" xmlns:wp14="http://schemas.microsoft.com/office/word/2010/wordprocessingDrawing" xmlns:wp="http://schemas.openxmlformats.org/drawingml/2006/wordprocessingDrawing" xmlns:w10="urn:schemas-microsoft-com:office:word" xmlns:w14="http://schemas.microsoft.com/office/word/2010/wordml" xmlns:w15="http://schemas.microsoft.com/office/word/2012/wordml" xmlns:w16cex="http://schemas.microsoft.com/office/word/2018/wordml/cex" xmlns:w16cid="http://schemas.microsoft.com/office/word/2016/wordml/cid" xmlns:w16="http://schemas.microsoft.com/office/word/2018/wordml" xmlns:w16sdtdh="http://schemas.microsoft.com/office/word/2020/wordml/sdtdatahash" xmlns:w16se="http://schemas.microsoft.com/office/word/2015/wordml/symex" xmlns:wpg="http://schemas.microsoft.com/office/word/2010/wordprocessingGroup" xmlns:wpi="http://schemas.microsoft.com/office/word/2010/wordprocessingInk" xmlns:wne="http://schemas.microsoft.com/office/word/2006/wordml" xmlns:wps="http://schemas.microsoft.com/office/word/2010/wordprocessingShape" w:id="6" w:name="_Hlk171681250"/>
+    <w:p xmlns:w="http://schemas.openxmlformats.org/wordprocessingml/2006/main" xmlns:w14="http://schemas.microsoft.com/office/word/2010/wordml">
       <w:pPr>
         <w:keepNext/>
         <w:keepLines/>
@@ -10057,7 +9389,6 @@
           <w:szCs w:val="28"/>
         </w:rPr>
       </w:pPr>
-      <w:bookmarkStart w:id="6" w:name="_Hlk171681250"/>
       <w:r>
         <w:rPr>
           <w:rFonts w:ascii="Times New Roman" w:hAnsi="Times New Roman" w:cs="Times New Roman"/>
@@ -10065,10 +9396,10 @@
           <w:sz w:val="28"/>
           <w:szCs w:val="28"/>
         </w:rPr>
-        <w:t>Стандартный набор ПО:</w:t>
+        <w:t xml:space="preserve">Стандартный набор ПО:</w:t>
       </w:r>
     </w:p>
-    <w:tbl>
+    <w:tbl xmlns:w="http://schemas.openxmlformats.org/wordprocessingml/2006/main" xmlns:w14="http://schemas.microsoft.com/office/word/2010/wordml">
       <w:tblPr>
         <w:tblW w:w="9351" w:type="dxa"/>
         <w:tblBorders>
@@ -10106,7 +9437,7 @@
                 <w:b/>
                 <w:sz w:val="24"/>
               </w:rPr>
-              <w:t>Название ПО</w:t>
+              <w:t xml:space="preserve">Название ПО</w:t>
             </w:r>
           </w:p>
         </w:tc>
@@ -10126,7 +9457,7 @@
                 <w:b/>
                 <w:sz w:val="24"/>
               </w:rPr>
-              <w:t>Основание</w:t>
+              <w:t xml:space="preserve">Основание</w:t>
             </w:r>
           </w:p>
         </w:tc>
@@ -10150,9 +9481,9 @@
                 <w:rFonts w:ascii="Times New Roman" w:hAnsi="Times New Roman" w:cs="Times New Roman"/>
                 <w:sz w:val="24"/>
               </w:rPr>
-              <w:t>Операционная система</w:t>
+              <w:t xml:space="preserve">Операционная система </w:t>
               <w:br/>
-              <w:t>Debian GNU/Linux</w:t>
+              <w:t xml:space="preserve">РЕД ОС 8.0 «Рабочая станция»</w:t>
             </w:r>
           </w:p>
         </w:tc>
@@ -10175,7 +9506,7 @@
                 <w:rFonts w:ascii="Times New Roman" w:hAnsi="Times New Roman" w:cs="Times New Roman"/>
                 <w:sz w:val="24"/>
               </w:rPr>
-              <w:t>Свободно распространяемое ПО</w:t>
+              <w:t xml:space="preserve">Соглашение №93/03-22У от 11.03.2022</w:t>
             </w:r>
           </w:p>
         </w:tc>
@@ -10199,59 +9530,7 @@
                 <w:rFonts w:ascii="Times New Roman" w:hAnsi="Times New Roman" w:cs="Times New Roman"/>
                 <w:sz w:val="24"/>
               </w:rPr>
-              <w:t xml:space="preserve">Архиватор </w:t>
-            </w:r>
-            <w:r>
-              <w:rPr>
-                <w:rFonts w:ascii="Times New Roman" w:hAnsi="Times New Roman" w:cs="Times New Roman"/>
-                <w:sz w:val="24"/>
-              </w:rPr>
-              <w:br/>
-            </w:r>
-            <w:r>
-              <w:rPr>
-                <w:rFonts w:ascii="Times New Roman" w:hAnsi="Times New Roman" w:cs="Times New Roman"/>
-                <w:sz w:val="24"/>
-                <w:lang w:val="en-US"/>
-              </w:rPr>
-              <w:t>Engrampa</w:t>
-            </w:r>
-            <w:r>
-              <w:rPr>
-                <w:rFonts w:ascii="Times New Roman" w:hAnsi="Times New Roman" w:cs="Times New Roman"/>
-                <w:sz w:val="24"/>
-              </w:rPr>
-              <w:t xml:space="preserve"> – </w:t>
-            </w:r>
-            <w:r>
-              <w:rPr>
-                <w:rFonts w:ascii="Times New Roman" w:hAnsi="Times New Roman" w:cs="Times New Roman"/>
-                <w:sz w:val="24"/>
-                <w:lang w:val="en-US"/>
-              </w:rPr>
-              <w:t>Archive</w:t>
-            </w:r>
-            <w:r>
-              <w:rPr>
-                <w:rFonts w:ascii="Times New Roman" w:hAnsi="Times New Roman" w:cs="Times New Roman"/>
-                <w:sz w:val="24"/>
-              </w:rPr>
-              <w:t xml:space="preserve"> </w:t>
-            </w:r>
-            <w:r>
-              <w:rPr>
-                <w:rFonts w:ascii="Times New Roman" w:hAnsi="Times New Roman" w:cs="Times New Roman"/>
-                <w:sz w:val="24"/>
-                <w:lang w:val="en-US"/>
-              </w:rPr>
-              <w:t>Manager</w:t>
-            </w:r>
-            <w:r>
-              <w:rPr>
-                <w:rFonts w:ascii="Times New Roman" w:hAnsi="Times New Roman" w:cs="Times New Roman"/>
-                <w:sz w:val="24"/>
-              </w:rPr>
-              <w:t xml:space="preserve"> </w:t>
+              <w:t xml:space="preserve">Офисный пакет Р7-Офис</w:t>
             </w:r>
           </w:p>
         </w:tc>
@@ -10265,6 +9544,7 @@
               <w:keepNext/>
               <w:rPr>
                 <w:rFonts w:ascii="Times New Roman" w:hAnsi="Times New Roman" w:cs="Times New Roman"/>
+                <w:b/>
                 <w:sz w:val="24"/>
               </w:rPr>
             </w:pPr>
@@ -10273,7 +9553,7 @@
                 <w:rFonts w:ascii="Times New Roman" w:hAnsi="Times New Roman" w:cs="Times New Roman"/>
                 <w:sz w:val="24"/>
               </w:rPr>
-              <w:t>Свободно распространяемое ПО</w:t>
+              <w:t xml:space="preserve">Соглашение б/н от 19.01.2026</w:t>
             </w:r>
           </w:p>
         </w:tc>
@@ -10290,7 +9570,6 @@
               <w:rPr>
                 <w:rFonts w:ascii="Times New Roman" w:hAnsi="Times New Roman" w:cs="Times New Roman"/>
                 <w:sz w:val="24"/>
-                <w:lang w:val="en-US"/>
               </w:rPr>
             </w:pPr>
             <w:r>
@@ -10298,66 +9577,7 @@
                 <w:rFonts w:ascii="Times New Roman" w:hAnsi="Times New Roman" w:cs="Times New Roman"/>
                 <w:sz w:val="24"/>
               </w:rPr>
-              <w:t>Файловые</w:t>
-            </w:r>
-            <w:r>
-              <w:rPr>
-                <w:rFonts w:ascii="Times New Roman" w:hAnsi="Times New Roman" w:cs="Times New Roman"/>
-                <w:sz w:val="24"/>
-                <w:lang w:val="en-US"/>
-              </w:rPr>
-              <w:t xml:space="preserve"> </w:t>
-            </w:r>
-            <w:r>
-              <w:rPr>
-                <w:rFonts w:ascii="Times New Roman" w:hAnsi="Times New Roman" w:cs="Times New Roman"/>
-                <w:sz w:val="24"/>
-              </w:rPr>
-              <w:t>менеджеры</w:t>
-            </w:r>
-            <w:r>
-              <w:rPr>
-                <w:rFonts w:ascii="Times New Roman" w:hAnsi="Times New Roman" w:cs="Times New Roman"/>
-                <w:sz w:val="24"/>
-                <w:lang w:val="en-US"/>
-              </w:rPr>
-              <w:t>:</w:t>
-            </w:r>
-          </w:p>
-          <w:p>
-            <w:pPr>
-              <w:keepNext/>
-              <w:rPr>
-                <w:rFonts w:ascii="Times New Roman" w:hAnsi="Times New Roman" w:cs="Times New Roman"/>
-                <w:sz w:val="24"/>
-                <w:lang w:val="en-US"/>
-              </w:rPr>
-            </w:pPr>
-            <w:r>
-              <w:rPr>
-                <w:rFonts w:ascii="Times New Roman" w:hAnsi="Times New Roman" w:cs="Times New Roman"/>
-                <w:sz w:val="24"/>
-                <w:lang w:val="en-US"/>
-              </w:rPr>
-              <w:t>Midnight Commander</w:t>
-            </w:r>
-          </w:p>
-          <w:p>
-            <w:pPr>
-              <w:keepNext/>
-              <w:rPr>
-                <w:rFonts w:ascii="Times New Roman" w:hAnsi="Times New Roman" w:cs="Times New Roman"/>
-                <w:sz w:val="24"/>
-                <w:lang w:val="en-US"/>
-              </w:rPr>
-            </w:pPr>
-            <w:r>
-              <w:rPr>
-                <w:rFonts w:ascii="Times New Roman" w:hAnsi="Times New Roman" w:cs="Times New Roman"/>
-                <w:sz w:val="24"/>
-                <w:lang w:val="en-US"/>
-              </w:rPr>
-              <w:t>Double Commander</w:t>
+              <w:t xml:space="preserve">Офисный пакет Libre Office </w:t>
             </w:r>
           </w:p>
         </w:tc>
@@ -10371,6 +9591,7 @@
               <w:keepNext/>
               <w:rPr>
                 <w:rFonts w:ascii="Times New Roman" w:hAnsi="Times New Roman" w:cs="Times New Roman"/>
+                <w:b/>
                 <w:sz w:val="24"/>
               </w:rPr>
             </w:pPr>
@@ -10379,7 +9600,7 @@
                 <w:rFonts w:ascii="Times New Roman" w:hAnsi="Times New Roman" w:cs="Times New Roman"/>
                 <w:sz w:val="24"/>
               </w:rPr>
-              <w:t>Свободно распространяемое ПО</w:t>
+              <w:t xml:space="preserve">Свободно распространяемое ПО</w:t>
             </w:r>
           </w:p>
         </w:tc>
@@ -10403,39 +9624,9 @@
                 <w:rFonts w:ascii="Times New Roman" w:hAnsi="Times New Roman" w:cs="Times New Roman"/>
                 <w:sz w:val="24"/>
               </w:rPr>
-              <w:t>Интернет-браузеры:</w:t>
-            </w:r>
-            <w:r>
-              <w:rPr>
-                <w:rFonts w:ascii="Times New Roman" w:hAnsi="Times New Roman" w:cs="Times New Roman"/>
-                <w:sz w:val="24"/>
-              </w:rPr>
+              <w:t xml:space="preserve">Архиватор: </w:t>
               <w:br/>
-            </w:r>
-            <w:r>
-              <w:rPr>
-                <w:rFonts w:ascii="Times New Roman" w:hAnsi="Times New Roman" w:cs="Times New Roman"/>
-                <w:sz w:val="24"/>
-                <w:lang w:val="en-US"/>
-              </w:rPr>
-              <w:t>Chromium</w:t>
-            </w:r>
-          </w:p>
-          <w:p>
-            <w:pPr>
-              <w:keepNext/>
-              <w:rPr>
-                <w:rFonts w:ascii="Times New Roman" w:hAnsi="Times New Roman" w:cs="Times New Roman"/>
-                <w:sz w:val="24"/>
-              </w:rPr>
-            </w:pPr>
-            <w:r>
-              <w:rPr>
-                <w:rFonts w:ascii="Times New Roman" w:hAnsi="Times New Roman" w:cs="Times New Roman"/>
-                <w:sz w:val="24"/>
-                <w:lang w:val="en-US"/>
-              </w:rPr>
-              <w:t>Firefox</w:t>
+              <w:t xml:space="preserve">Engrampa – Archive Manager </w:t>
             </w:r>
           </w:p>
         </w:tc>
@@ -10449,6 +9640,7 @@
               <w:keepNext/>
               <w:rPr>
                 <w:rFonts w:ascii="Times New Roman" w:hAnsi="Times New Roman" w:cs="Times New Roman"/>
+                <w:b/>
                 <w:sz w:val="24"/>
               </w:rPr>
             </w:pPr>
@@ -10457,15 +9649,12 @@
                 <w:rFonts w:ascii="Times New Roman" w:hAnsi="Times New Roman" w:cs="Times New Roman"/>
                 <w:sz w:val="24"/>
               </w:rPr>
-              <w:t>Свободно распространяемое ПО</w:t>
+              <w:t xml:space="preserve">Свободно распространяемое ПО</w:t>
             </w:r>
           </w:p>
         </w:tc>
       </w:tr>
       <w:tr>
-        <w:trPr>
-          <w:trHeight w:val="599"/>
-        </w:trPr>
         <w:tc>
           <w:tcPr>
             <w:tcW w:w="4957" w:type="dxa"/>
@@ -10484,15 +9673,9 @@
                 <w:rFonts w:ascii="Times New Roman" w:hAnsi="Times New Roman" w:cs="Times New Roman"/>
                 <w:sz w:val="24"/>
               </w:rPr>
-              <w:t xml:space="preserve">Программа для просмотра и редактирования графических файлов </w:t>
-            </w:r>
-            <w:r>
-              <w:rPr>
-                <w:rFonts w:ascii="Times New Roman" w:hAnsi="Times New Roman" w:cs="Times New Roman"/>
-                <w:sz w:val="24"/>
-                <w:lang w:val="en-US"/>
-              </w:rPr>
-              <w:t>Pix</w:t>
+              <w:t xml:space="preserve">Файловые менеджеры:</w:t>
+              <w:br/>
+              <w:t xml:space="preserve">Midnight Commander, Double Commander</w:t>
             </w:r>
           </w:p>
         </w:tc>
@@ -10506,6 +9689,7 @@
               <w:keepNext/>
               <w:rPr>
                 <w:rFonts w:ascii="Times New Roman" w:hAnsi="Times New Roman" w:cs="Times New Roman"/>
+                <w:b/>
                 <w:sz w:val="24"/>
               </w:rPr>
             </w:pPr>
@@ -10514,15 +9698,12 @@
                 <w:rFonts w:ascii="Times New Roman" w:hAnsi="Times New Roman" w:cs="Times New Roman"/>
                 <w:sz w:val="24"/>
               </w:rPr>
-              <w:t>Свободно распространяемое ПО</w:t>
+              <w:t xml:space="preserve">Свободно распространяемое ПО</w:t>
             </w:r>
           </w:p>
         </w:tc>
       </w:tr>
       <w:tr>
-        <w:trPr>
-          <w:trHeight w:val="581"/>
-        </w:trPr>
         <w:tc>
           <w:tcPr>
             <w:tcW w:w="4957" w:type="dxa"/>
@@ -10541,52 +9722,9 @@
                 <w:rFonts w:ascii="Times New Roman" w:hAnsi="Times New Roman" w:cs="Times New Roman"/>
                 <w:sz w:val="24"/>
               </w:rPr>
-              <w:t xml:space="preserve">Программа для просмотра и редактирования </w:t>
-            </w:r>
-            <w:r>
-              <w:rPr>
-                <w:rFonts w:ascii="Times New Roman" w:hAnsi="Times New Roman" w:cs="Times New Roman"/>
-                <w:sz w:val="24"/>
-              </w:rPr>
+              <w:t xml:space="preserve">Интернет-браузеры:</w:t>
               <w:br/>
-            </w:r>
-            <w:r>
-              <w:rPr>
-                <w:rFonts w:ascii="Times New Roman" w:hAnsi="Times New Roman" w:cs="Times New Roman"/>
-                <w:sz w:val="24"/>
-                <w:lang w:val="en-US"/>
-              </w:rPr>
-              <w:t>Atril</w:t>
-            </w:r>
-            <w:r>
-              <w:rPr>
-                <w:rFonts w:ascii="Times New Roman" w:hAnsi="Times New Roman" w:cs="Times New Roman"/>
-                <w:sz w:val="24"/>
-              </w:rPr>
-              <w:t xml:space="preserve"> – </w:t>
-            </w:r>
-            <w:r>
-              <w:rPr>
-                <w:rFonts w:ascii="Times New Roman" w:hAnsi="Times New Roman" w:cs="Times New Roman"/>
-                <w:sz w:val="24"/>
-                <w:lang w:val="en-US"/>
-              </w:rPr>
-              <w:t>Document</w:t>
-            </w:r>
-            <w:r>
-              <w:rPr>
-                <w:rFonts w:ascii="Times New Roman" w:hAnsi="Times New Roman" w:cs="Times New Roman"/>
-                <w:sz w:val="24"/>
-              </w:rPr>
-              <w:t xml:space="preserve"> </w:t>
-            </w:r>
-            <w:r>
-              <w:rPr>
-                <w:rFonts w:ascii="Times New Roman" w:hAnsi="Times New Roman" w:cs="Times New Roman"/>
-                <w:sz w:val="24"/>
-                <w:lang w:val="en-US"/>
-              </w:rPr>
-              <w:t>Viewer</w:t>
+              <w:t xml:space="preserve">Chromium, Firefox</w:t>
             </w:r>
           </w:p>
         </w:tc>
@@ -10600,6 +9738,7 @@
               <w:keepNext/>
               <w:rPr>
                 <w:rFonts w:ascii="Times New Roman" w:hAnsi="Times New Roman" w:cs="Times New Roman"/>
+                <w:b/>
                 <w:sz w:val="24"/>
               </w:rPr>
             </w:pPr>
@@ -10608,15 +9747,12 @@
                 <w:rFonts w:ascii="Times New Roman" w:hAnsi="Times New Roman" w:cs="Times New Roman"/>
                 <w:sz w:val="24"/>
               </w:rPr>
-              <w:t>Свободно распространяемое ПО</w:t>
+              <w:t xml:space="preserve">Свободно распространяемое ПО</w:t>
             </w:r>
           </w:p>
         </w:tc>
       </w:tr>
       <w:tr>
-        <w:trPr>
-          <w:trHeight w:val="357"/>
-        </w:trPr>
         <w:tc>
           <w:tcPr>
             <w:tcW w:w="4957" w:type="dxa"/>
@@ -10628,7 +9764,6 @@
               <w:rPr>
                 <w:rFonts w:ascii="Times New Roman" w:hAnsi="Times New Roman" w:cs="Times New Roman"/>
                 <w:sz w:val="24"/>
-                <w:lang w:val="en-US"/>
               </w:rPr>
             </w:pPr>
             <w:r>
@@ -10636,30 +9771,7 @@
                 <w:rFonts w:ascii="Times New Roman" w:hAnsi="Times New Roman" w:cs="Times New Roman"/>
                 <w:sz w:val="24"/>
               </w:rPr>
-              <w:t>Медиа</w:t>
-            </w:r>
-            <w:r>
-              <w:rPr>
-                <w:rFonts w:ascii="Times New Roman" w:hAnsi="Times New Roman" w:cs="Times New Roman"/>
-                <w:sz w:val="24"/>
-                <w:lang w:val="en-US"/>
-              </w:rPr>
-              <w:t>-</w:t>
-            </w:r>
-            <w:r>
-              <w:rPr>
-                <w:rFonts w:ascii="Times New Roman" w:hAnsi="Times New Roman" w:cs="Times New Roman"/>
-                <w:sz w:val="24"/>
-              </w:rPr>
-              <w:t>плеер</w:t>
-            </w:r>
-            <w:r>
-              <w:rPr>
-                <w:rFonts w:ascii="Times New Roman" w:hAnsi="Times New Roman" w:cs="Times New Roman"/>
-                <w:sz w:val="24"/>
-                <w:lang w:val="en-US"/>
-              </w:rPr>
-              <w:t xml:space="preserve"> VLC media player </w:t>
+              <w:t xml:space="preserve">Программа для просмотра и редактирования графических файлов Pix</w:t>
             </w:r>
           </w:p>
         </w:tc>
@@ -10673,6 +9785,7 @@
               <w:keepNext/>
               <w:rPr>
                 <w:rFonts w:ascii="Times New Roman" w:hAnsi="Times New Roman" w:cs="Times New Roman"/>
+                <w:b/>
                 <w:sz w:val="24"/>
               </w:rPr>
             </w:pPr>
@@ -10681,15 +9794,12 @@
                 <w:rFonts w:ascii="Times New Roman" w:hAnsi="Times New Roman" w:cs="Times New Roman"/>
                 <w:sz w:val="24"/>
               </w:rPr>
-              <w:t>Свободно распространяемое ПО</w:t>
+              <w:t xml:space="preserve">Свободно распространяемое ПО</w:t>
             </w:r>
           </w:p>
         </w:tc>
       </w:tr>
       <w:tr>
-        <w:trPr>
-          <w:trHeight w:val="357"/>
-        </w:trPr>
         <w:tc>
           <w:tcPr>
             <w:tcW w:w="4957" w:type="dxa"/>
@@ -10708,7 +9818,9 @@
                 <w:rFonts w:ascii="Times New Roman" w:hAnsi="Times New Roman" w:cs="Times New Roman"/>
                 <w:sz w:val="24"/>
               </w:rPr>
-              <w:t xml:space="preserve">Офисный пакет Libre Office </w:t>
+              <w:t xml:space="preserve">Программа для просмотра и редактирования </w:t>
+              <w:br/>
+              <w:t xml:space="preserve">Atril – Document Viewer</w:t>
             </w:r>
           </w:p>
         </w:tc>
@@ -10731,15 +9843,12 @@
                 <w:rFonts w:ascii="Times New Roman" w:hAnsi="Times New Roman" w:cs="Times New Roman"/>
                 <w:sz w:val="24"/>
               </w:rPr>
-              <w:t>Свободно распространяемое ПО</w:t>
+              <w:t xml:space="preserve">Свободно распространяемое ПО</w:t>
             </w:r>
           </w:p>
         </w:tc>
       </w:tr>
       <w:tr>
-        <w:trPr>
-          <w:trHeight w:val="402"/>
-        </w:trPr>
         <w:tc>
           <w:tcPr>
             <w:tcW w:w="4957" w:type="dxa"/>
@@ -10758,7 +9867,7 @@
                 <w:rFonts w:ascii="Times New Roman" w:hAnsi="Times New Roman" w:cs="Times New Roman"/>
                 <w:sz w:val="24"/>
               </w:rPr>
-              <w:t>Система электронного обучения Moodle⃰</w:t>
+              <w:t xml:space="preserve">Медиа-плеер VLC media player </w:t>
             </w:r>
           </w:p>
         </w:tc>
@@ -10772,6 +9881,7 @@
               <w:keepNext/>
               <w:rPr>
                 <w:rFonts w:ascii="Times New Roman" w:hAnsi="Times New Roman" w:cs="Times New Roman"/>
+                <w:b/>
                 <w:sz w:val="24"/>
               </w:rPr>
             </w:pPr>
@@ -10780,64 +9890,261 @@
                 <w:rFonts w:ascii="Times New Roman" w:hAnsi="Times New Roman" w:cs="Times New Roman"/>
                 <w:sz w:val="24"/>
               </w:rPr>
-              <w:t>Свободно распространяемое ПО</w:t>
+              <w:t xml:space="preserve">Свободно распространяемое ПО</w:t>
             </w:r>
           </w:p>
         </w:tc>
       </w:tr>
     </w:tbl>
-    <w:p>
+    <w:p xmlns:w="http://schemas.openxmlformats.org/wordprocessingml/2006/main" xmlns:w14="http://schemas.microsoft.com/office/word/2010/wordml">
       <w:pPr>
         <w:keepNext/>
+        <w:keepLines/>
         <w:ind w:left="360"/>
+        <w:jc w:val="both"/>
         <w:rPr>
           <w:rFonts w:ascii="Times New Roman" w:hAnsi="Times New Roman" w:cs="Times New Roman"/>
-          <w:sz w:val="24"/>
+          <w:b/>
+          <w:sz w:val="28"/>
+          <w:szCs w:val="28"/>
         </w:rPr>
       </w:pPr>
       <w:r>
         <w:rPr>
           <w:rFonts w:ascii="Times New Roman" w:hAnsi="Times New Roman" w:cs="Times New Roman"/>
-          <w:i/>
-          <w:sz w:val="24"/>
-        </w:rPr>
-        <w:t xml:space="preserve">⃰ </w:t>
-      </w:r>
-      <w:r>
+          <w:b/>
+          <w:sz w:val="28"/>
+          <w:szCs w:val="28"/>
+        </w:rPr>
+        <w:t xml:space="preserve">Специализированный набор ПО:</w:t>
+      </w:r>
+    </w:p>
+    <w:tbl xmlns:w="http://schemas.openxmlformats.org/wordprocessingml/2006/main" xmlns:w14="http://schemas.microsoft.com/office/word/2010/wordml">
+      <w:tblPr>
+        <w:tblW w:w="9351" w:type="dxa"/>
+        <w:tblBorders>
+          <w:top w:val="single" w:sz="4" w:space="0" w:color="auto"/>
+          <w:left w:val="single" w:sz="4" w:space="0" w:color="auto"/>
+          <w:bottom w:val="single" w:sz="4" w:space="0" w:color="auto"/>
+          <w:right w:val="single" w:sz="4" w:space="0" w:color="auto"/>
+          <w:insideH w:val="single" w:sz="4" w:space="0" w:color="auto"/>
+          <w:insideV w:val="single" w:sz="4" w:space="0" w:color="auto"/>
+        </w:tblBorders>
+        <w:tblLayout w:type="fixed"/>
+        <w:tblLook w:val="04A0" w:firstRow="1" w:lastRow="0" w:firstColumn="1" w:lastColumn="0" w:noHBand="0" w:noVBand="1"/>
+      </w:tblPr>
+      <w:tblGrid>
+        <w:gridCol w:w="4957"/>
+        <w:gridCol w:w="4394"/>
+      </w:tblGrid>
+      <w:tr>
+        <w:trPr>
+          <w:tblHeader/>
+        </w:trPr>
+        <w:tc>
+          <w:tcPr>
+            <w:tcW w:type="dxa" w:w="4957"/>
+            <w:vAlign w:val="center"/>
+          </w:tcPr>
+          <w:p>
+            <w:pPr>
+              <w:spacing w:before="0" w:after="20" w:line="240" w:lineRule="auto"/>
+              <w:jc w:val="center"/>
+            </w:pPr>
+            <w:r>
+              <w:rPr>
+                <w:rFonts w:ascii="Times New Roman" w:hAnsi="Times New Roman"/>
+                <w:b/>
+                <w:sz w:val="24"/>
+              </w:rPr>
+              <w:t xml:space="preserve">Название ПО</w:t>
+            </w:r>
+          </w:p>
+        </w:tc>
+        <w:tc>
+          <w:tcPr>
+            <w:tcW w:type="dxa" w:w="4394"/>
+            <w:vAlign w:val="center"/>
+          </w:tcPr>
+          <w:p>
+            <w:pPr>
+              <w:spacing w:before="0" w:after="20" w:line="240" w:lineRule="auto"/>
+              <w:jc w:val="center"/>
+            </w:pPr>
+            <w:r>
+              <w:rPr>
+                <w:rFonts w:ascii="Times New Roman" w:hAnsi="Times New Roman"/>
+                <w:b/>
+                <w:sz w:val="24"/>
+              </w:rPr>
+              <w:t xml:space="preserve">Основание</w:t>
+            </w:r>
+          </w:p>
+        </w:tc>
+      </w:tr>
+      <w:tr>
+        <w:tc>
+          <w:tcPr>
+            <w:tcW w:w="4957" w:type="dxa"/>
+            <w:shd w:val="clear" w:color="auto" w:fill="auto"/>
+          </w:tcPr>
+          <w:p>
+            <w:pPr>
+              <w:keepNext/>
+              <w:rPr>
+                <w:rFonts w:ascii="Times New Roman" w:hAnsi="Times New Roman" w:cs="Times New Roman"/>
+                <w:sz w:val="24"/>
+              </w:rPr>
+            </w:pPr>
+            <w:r>
+              <w:rPr>
+                <w:rFonts w:ascii="Times New Roman" w:hAnsi="Times New Roman" w:cs="Times New Roman"/>
+                <w:sz w:val="24"/>
+              </w:rPr>
+              <w:t xml:space="preserve">Python</w:t>
+            </w:r>
+          </w:p>
+        </w:tc>
+        <w:tc>
+          <w:tcPr>
+            <w:tcW w:w="4394" w:type="dxa"/>
+            <w:shd w:val="clear" w:color="auto" w:fill="auto"/>
+          </w:tcPr>
+          <w:p>
+            <w:pPr>
+              <w:keepNext/>
+              <w:rPr>
+                <w:rFonts w:ascii="Times New Roman" w:hAnsi="Times New Roman" w:cs="Times New Roman"/>
+                <w:b/>
+                <w:sz w:val="24"/>
+              </w:rPr>
+            </w:pPr>
+            <w:r>
+              <w:rPr>
+                <w:rFonts w:ascii="Times New Roman" w:hAnsi="Times New Roman" w:cs="Times New Roman"/>
+                <w:sz w:val="24"/>
+              </w:rPr>
+              <w:t xml:space="preserve">Указано в перечне дополнительного ПО (категория «Языки программирования, библиотеки и среды разработки, робототехника»).</w:t>
+            </w:r>
+          </w:p>
+        </w:tc>
+      </w:tr>
+      <w:tr>
+        <w:tc>
+          <w:tcPr>
+            <w:tcW w:w="4957" w:type="dxa"/>
+            <w:shd w:val="clear" w:color="auto" w:fill="auto"/>
+          </w:tcPr>
+          <w:p>
+            <w:pPr>
+              <w:keepNext/>
+              <w:rPr>
+                <w:rFonts w:ascii="Times New Roman" w:hAnsi="Times New Roman" w:cs="Times New Roman"/>
+                <w:sz w:val="24"/>
+              </w:rPr>
+            </w:pPr>
+            <w:r>
+              <w:rPr>
+                <w:rFonts w:ascii="Times New Roman" w:hAnsi="Times New Roman" w:cs="Times New Roman"/>
+                <w:sz w:val="24"/>
+              </w:rPr>
+              <w:t xml:space="preserve">Microsoft .NET</w:t>
+            </w:r>
+          </w:p>
+        </w:tc>
+        <w:tc>
+          <w:tcPr>
+            <w:tcW w:w="4394" w:type="dxa"/>
+            <w:shd w:val="clear" w:color="auto" w:fill="auto"/>
+          </w:tcPr>
+          <w:p>
+            <w:pPr>
+              <w:keepNext/>
+              <w:rPr>
+                <w:rFonts w:ascii="Times New Roman" w:hAnsi="Times New Roman" w:cs="Times New Roman"/>
+                <w:b/>
+                <w:sz w:val="24"/>
+              </w:rPr>
+            </w:pPr>
+            <w:r>
+              <w:rPr>
+                <w:rFonts w:ascii="Times New Roman" w:hAnsi="Times New Roman" w:cs="Times New Roman"/>
+                <w:sz w:val="24"/>
+              </w:rPr>
+              <w:t xml:space="preserve">Указано в перечне дополнительного ПО (категория «Языки программирования, библиотеки и среды разработки, робототехника»).</w:t>
+            </w:r>
+          </w:p>
+        </w:tc>
+      </w:tr>
+      <w:tr>
+        <w:tc>
+          <w:tcPr>
+            <w:tcW w:w="4957" w:type="dxa"/>
+            <w:shd w:val="clear" w:color="auto" w:fill="auto"/>
+          </w:tcPr>
+          <w:p>
+            <w:pPr>
+              <w:keepNext/>
+              <w:rPr>
+                <w:rFonts w:ascii="Times New Roman" w:hAnsi="Times New Roman" w:cs="Times New Roman"/>
+                <w:sz w:val="24"/>
+              </w:rPr>
+            </w:pPr>
+            <w:r>
+              <w:rPr>
+                <w:rFonts w:ascii="Times New Roman" w:hAnsi="Times New Roman" w:cs="Times New Roman"/>
+                <w:sz w:val="24"/>
+              </w:rPr>
+              <w:t xml:space="preserve">VSCodium</w:t>
+            </w:r>
+          </w:p>
+        </w:tc>
+        <w:tc>
+          <w:tcPr>
+            <w:tcW w:w="4394" w:type="dxa"/>
+            <w:shd w:val="clear" w:color="auto" w:fill="auto"/>
+          </w:tcPr>
+          <w:p>
+            <w:pPr>
+              <w:keepNext/>
+              <w:rPr>
+                <w:rFonts w:ascii="Times New Roman" w:hAnsi="Times New Roman" w:cs="Times New Roman"/>
+                <w:b/>
+                <w:sz w:val="24"/>
+              </w:rPr>
+            </w:pPr>
+            <w:r>
+              <w:rPr>
+                <w:rFonts w:ascii="Times New Roman" w:hAnsi="Times New Roman" w:cs="Times New Roman"/>
+                <w:sz w:val="24"/>
+              </w:rPr>
+              <w:t xml:space="preserve">Указано в перечне дополнительного ПО (категория «Языки программирования, библиотеки и среды разработки, робототехника»).</w:t>
+            </w:r>
+          </w:p>
+        </w:tc>
+      </w:tr>
+    </w:tbl>
+    <w:p xmlns:w="http://schemas.openxmlformats.org/wordprocessingml/2006/main" xmlns:w14="http://schemas.microsoft.com/office/word/2010/wordml">
+      <w:pPr>
+        <w:keepLines/>
+        <w:ind w:left="360"/>
+        <w:jc w:val="both"/>
         <w:rPr>
           <w:rFonts w:ascii="Times New Roman" w:hAnsi="Times New Roman" w:cs="Times New Roman"/>
-          <w:sz w:val="24"/>
-        </w:rPr>
-        <w:t>При реализации дисциплины с частичным применением дистанционных образовательных технологий</w:t>
-      </w:r>
-    </w:p>
-    <w:p>
-      <w:pPr>
-        <w:keepNext/>
-        <w:ind w:left="360"/>
+          <w:b/>
+          <w:sz w:val="28"/>
+          <w:szCs w:val="28"/>
+        </w:rPr>
+        <w:spacing w:before="0" w:after="0" w:line="20" w:lineRule="exact"/>
+      </w:pPr>
+      <w:r>
         <w:rPr>
           <w:rFonts w:ascii="Times New Roman" w:hAnsi="Times New Roman" w:cs="Times New Roman"/>
-          <w:sz w:val="24"/>
-        </w:rPr>
-      </w:pPr>
-    </w:p>
-    <w:p>
-      <w:pPr>
-        <w:ind w:left="360"/>
-        <w:rPr>
-          <w:bCs/>
-          <w:i/>
-          <w:sz w:val="28"/>
-          <w:szCs w:val="28"/>
-        </w:rPr>
-      </w:pPr>
-      <w:r>
-        <w:rPr>
-          <w:rFonts w:ascii="Times New Roman" w:hAnsi="Times New Roman" w:cs="Times New Roman"/>
-          <w:sz w:val="28"/>
-          <w:szCs w:val="28"/>
-        </w:rPr>
-        <w:t>Специализированное ПО: Python, NumPy, SciPy, SymPy, Matplotlib, JupyterLab, Git.</w:t>
+          <w:b/>
+          <w:sz w:val="28"/>
+          <w:szCs w:val="28"/>
+        </w:rPr>
+        <w:t xml:space="preserve"/>
       </w:r>
     </w:p>
     <w:sectPr>

--- a/МатМодиИИ/rpd__doc_docx/Б1.О.04.17_Программирование и прикладная математика.docx
+++ b/МатМодиИИ/rpd__doc_docx/Б1.О.04.17_Программирование и прикладная математика.docx
@@ -6145,6 +6145,23 @@
               <w:t>Создание массивов NumPy с заданными типом и формой. Индексация, срезы, представления и копии массива. Векторизация и правила трансляции размеров, проверка совместимости аргументов. Вызов матричных операций и библиотечного решателя линейной системы. Работа с NaN, масками и агрегированием по осям. Проверка формы и типа результата, сравнение циклического и векторного кода на одинаковых входных данных.</w:t>
             </w:r>
           </w:p>
+          <w:p xmlns:w="http://schemas.openxmlformats.org/wordprocessingml/2006/main">
+            <w:pPr>
+              <w:rPr>
+                <w:rFonts w:ascii="Times New Roman" w:hAnsi="Times New Roman" w:eastAsia="Times New Roman" w:cs="Times New Roman"/>
+                <w:sz w:val="24"/>
+                <w:szCs w:val="24"/>
+              </w:rPr>
+            </w:pPr>
+            <w:r>
+              <w:rPr>
+                <w:rFonts w:ascii="Times New Roman" w:hAnsi="Times New Roman" w:eastAsia="Times New Roman" w:cs="Times New Roman"/>
+                <w:sz w:val="24"/>
+                <w:szCs w:val="24"/>
+              </w:rPr>
+              <w:t>Второй язык C# вводится со 2 семестра параллельно с Python. Структура консольной программы Microsoft .NET, переменные и типы int, double, bool и string, арифметические выражения, условия, циклы и статические методы. Одномерные массивы, индексация и проверка границ. На существующих данных Python реализуется небольшой контрольный расчет на C#; результаты сопоставляются с учетом пропусков и числового допуска.</w:t>
+            </w:r>
+          </w:p>
         </w:tc>
       </w:tr>
       <w:tr>
@@ -6224,6 +6241,23 @@
               <w:t>Двумерные графики математических функций и экспериментальных данных. Многопанельные представления, подписи и единицы измерения. Линейный и логарифмический масштабы, уровни и цветовые карты. Отображение пропусков и заданных погрешностей. Проверка соответствия графика исходной таблице и визуальная диагностика ошибки расчета. Сохранение изображений в переносимых форматах.</w:t>
             </w:r>
           </w:p>
+          <w:p xmlns:w="http://schemas.openxmlformats.org/wordprocessingml/2006/main">
+            <w:pPr>
+              <w:rPr>
+                <w:rFonts w:ascii="Times New Roman" w:hAnsi="Times New Roman" w:eastAsia="Times New Roman" w:cs="Times New Roman"/>
+                <w:sz w:val="24"/>
+                <w:szCs w:val="24"/>
+              </w:rPr>
+            </w:pPr>
+            <w:r>
+              <w:rPr>
+                <w:rFonts w:ascii="Times New Roman" w:hAnsi="Times New Roman" w:eastAsia="Times New Roman" w:cs="Times New Roman"/>
+                <w:sz w:val="24"/>
+                <w:szCs w:val="24"/>
+              </w:rPr>
+              <w:t>Дополнение по C#: консольный ввод и вывод, чтение и запись простой текстовой таблицы средствами System.IO; разбор чисел с явно заданной культурой. Подготовка контрольной таблицы значений функции для существующего построения графика в Python. Проверка числа строк, единиц и совпадения значений; визуализация сохраняется средствами Python.</w:t>
+            </w:r>
+          </w:p>
         </w:tc>
       </w:tr>
       <w:tr>
@@ -6301,6 +6335,23 @@
                 <w:szCs w:val="22"/>
               </w:rPr>
               <w:t>Создание символьных переменных SymPy и задание предположений об их области значений. Построение выражений, подстановка, раскрытие скобок и упрощение. Библиотечное вычисление пределов, производных и интегралов функций изученных классов. Символьное решение уравнений и отбор корней по области определения. Проверка результата подстановкой или дифференцированием. Преобразование символьного выражения в функцию для численного расчета.</w:t>
+            </w:r>
+          </w:p>
+          <w:p xmlns:w="http://schemas.openxmlformats.org/wordprocessingml/2006/main">
+            <w:pPr>
+              <w:rPr>
+                <w:rFonts w:ascii="Times New Roman" w:hAnsi="Times New Roman" w:eastAsia="Times New Roman" w:cs="Times New Roman"/>
+                <w:sz w:val="24"/>
+                <w:szCs w:val="24"/>
+              </w:rPr>
+            </w:pPr>
+            <w:r>
+              <w:rPr>
+                <w:rFonts w:ascii="Times New Roman" w:hAnsi="Times New Roman" w:eastAsia="Times New Roman" w:cs="Times New Roman"/>
+                <w:sz w:val="24"/>
+                <w:szCs w:val="24"/>
+              </w:rPr>
+              <w:t>Дополнение по C#: запись вычисляемой формулы как статического метода с использованием System.Math, проверка области определения и граничных значений. Сопоставление числовых значений с результатом существующего символьного расчета SymPy на контрольных точках; символьные преобразования выполняются в Python. В 3 семестре эти основы используются при изучении модулей и отладки, в 4 — при работе с объектами и коллекциями.</w:t>
             </w:r>
           </w:p>
         </w:tc>

--- a/МатМодиИИ/rpd__doc_docx/Б1.О.04.17_Программирование и прикладная математика.docx
+++ b/МатМодиИИ/rpd__doc_docx/Б1.О.04.17_Программирование и прикладная математика.docx
@@ -6109,18 +6109,21 @@
           </w:tcPr>
           <w:p>
             <w:pPr>
-              <w:jc w:val="center"/>
-              <w:rPr>
-                <w:szCs w:val="22"/>
-              </w:rPr>
-            </w:pPr>
-            <w:r>
-              <w:rPr>
-                <w:rFonts w:ascii="Times New Roman" w:hAnsi="Times New Roman"/>
-                <w:sz w:val="24"/>
-                <w:szCs w:val="22"/>
-              </w:rPr>
-              <w:t>Массивы и вычисления</w:t>
+              <w:spacing w:before="0" w:after="0" w:line="276" w:lineRule="auto"/>
+              <w:jc w:val="center"/>
+              <w:rPr>
+                <w:rFonts w:ascii="Times New Roman" w:hAnsi="Times New Roman" w:eastAsia="Times New Roman" w:cs="Times New Roman"/>
+                <w:sz w:val="24"/>
+                <w:szCs w:val="24"/>
+              </w:rPr>
+            </w:pPr>
+            <w:r>
+              <w:rPr>
+                <w:rFonts w:ascii="Times New Roman" w:hAnsi="Times New Roman" w:eastAsia="Times New Roman" w:cs="Times New Roman"/>
+                <w:sz w:val="24"/>
+                <w:szCs w:val="24"/>
+              </w:rPr>
+              <w:t>Типы данных и массивы</w:t>
             </w:r>
           </w:p>
         </w:tc>
@@ -6131,23 +6134,9 @@
           </w:tcPr>
           <w:p>
             <w:pPr>
+              <w:spacing w:before="0" w:after="0" w:line="276" w:lineRule="auto"/>
               <w:jc w:val="both"/>
               <w:rPr>
-                <w:szCs w:val="22"/>
-              </w:rPr>
-            </w:pPr>
-            <w:r>
-              <w:rPr>
-                <w:rFonts w:ascii="Times New Roman" w:hAnsi="Times New Roman"/>
-                <w:sz w:val="24"/>
-                <w:szCs w:val="22"/>
-              </w:rPr>
-              <w:t>Создание массивов NumPy с заданными типом и формой. Индексация, срезы, представления и копии массива. Векторизация и правила трансляции размеров, проверка совместимости аргументов. Вызов матричных операций и библиотечного решателя линейной системы. Работа с NaN, масками и агрегированием по осям. Проверка формы и типа результата, сравнение циклического и векторного кода на одинаковых входных данных.</w:t>
-            </w:r>
-          </w:p>
-          <w:p xmlns:w="http://schemas.openxmlformats.org/wordprocessingml/2006/main">
-            <w:pPr>
-              <w:rPr>
                 <w:rFonts w:ascii="Times New Roman" w:hAnsi="Times New Roman" w:eastAsia="Times New Roman" w:cs="Times New Roman"/>
                 <w:sz w:val="24"/>
                 <w:szCs w:val="24"/>
@@ -6159,7 +6148,7 @@
                 <w:sz w:val="24"/>
                 <w:szCs w:val="24"/>
               </w:rPr>
-              <w:t>Второй язык C# вводится со 2 семестра параллельно с Python. Структура консольной программы Microsoft .NET, переменные и типы int, double, bool и string, арифметические выражения, условия, циклы и статические методы. Одномерные массивы, индексация и проверка границ. На существующих данных Python реализуется небольшой контрольный расчет на C#; результаты сопоставляются с учетом пропусков и числового допуска.</w:t>
+              <w:t>Среда выполнения Microsoft .NET и структура консольной программы C#. Динамическая типизация Python и статическая типизация C#: типы int, double, decimal, bool и string, вывод статического типа переменной через var и его отличие от dynamic, явные преобразования типов, целочисленное деление и переполнение. Арифметические и логические выражения, операторы ветвления и циклов в C#; короткое замыкание, проверка истинности объектов в Python и требование булева условия в C#. Статические методы, параметры и возвращаемые значения, строки, консольный ввод и вывод. Одномерные и двумерные массивы C# и массивы NumPy с заданными типом и формой. Индексация, проверка границ, срезы, представления и копии массива. None и nullable-значения для представления отсутствующих данных, NaN как специальное вещественное значение; маски и агрегирование по осям в NumPy. Векторизация и правила трансляции размеров, проверка совместимости аргументов. Матричные операции и библиотечный решатель линейной системы NumPy. Проверка формы и типа результата, сравнение циклического и векторного кода и результатов Python и C# на одинаковых входных данных с учетом пропусков и числового допуска.</w:t>
             </w:r>
           </w:p>
         </w:tc>
@@ -6227,23 +6216,9 @@
           </w:tcPr>
           <w:p>
             <w:pPr>
+              <w:spacing w:before="0" w:after="0" w:line="276" w:lineRule="auto"/>
               <w:jc w:val="both"/>
               <w:rPr>
-                <w:szCs w:val="22"/>
-              </w:rPr>
-            </w:pPr>
-            <w:r>
-              <w:rPr>
-                <w:rFonts w:ascii="Times New Roman" w:hAnsi="Times New Roman"/>
-                <w:sz w:val="24"/>
-                <w:szCs w:val="22"/>
-              </w:rPr>
-              <w:t>Двумерные графики математических функций и экспериментальных данных. Многопанельные представления, подписи и единицы измерения. Линейный и логарифмический масштабы, уровни и цветовые карты. Отображение пропусков и заданных погрешностей. Проверка соответствия графика исходной таблице и визуальная диагностика ошибки расчета. Сохранение изображений в переносимых форматах.</w:t>
-            </w:r>
-          </w:p>
-          <w:p xmlns:w="http://schemas.openxmlformats.org/wordprocessingml/2006/main">
-            <w:pPr>
-              <w:rPr>
                 <w:rFonts w:ascii="Times New Roman" w:hAnsi="Times New Roman" w:eastAsia="Times New Roman" w:cs="Times New Roman"/>
                 <w:sz w:val="24"/>
                 <w:szCs w:val="24"/>
@@ -6255,7 +6230,7 @@
                 <w:sz w:val="24"/>
                 <w:szCs w:val="24"/>
               </w:rPr>
-              <w:t>Дополнение по C#: консольный ввод и вывод, чтение и запись простой текстовой таблицы средствами System.IO; разбор чисел с явно заданной культурой. Подготовка контрольной таблицы значений функции для существующего построения графика в Python. Проверка числа строк, единиц и совпадения значений; визуализация сохраняется средствами Python.</w:t>
+              <w:t>Расчет и обмен таблицами значений функций и экспериментальных данных между программами Python и C#. Чтение и запись текстовых таблиц средствами System.IO, разбор чисел методом TryParse с явно заданной культурой, согласование десятичного разделителя и формата вывода. Контроль числа строк, единиц измерения и совпадения передаваемых значений. Двумерные графики математических функций и экспериментальных данных средствами Python. Многопанельные представления, подписи и единицы измерения. Линейный и логарифмический масштабы, уровни и цветовые карты. Отображение пропусков и заданных погрешностей. Проверка соответствия графика исходной таблице и визуальная диагностика ошибки расчета. Сохранение изображений в переносимых форматах.</w:t>
             </w:r>
           </w:p>
         </w:tc>
@@ -6323,23 +6298,9 @@
           </w:tcPr>
           <w:p>
             <w:pPr>
+              <w:spacing w:before="0" w:after="0" w:line="276" w:lineRule="auto"/>
               <w:jc w:val="both"/>
               <w:rPr>
-                <w:szCs w:val="22"/>
-              </w:rPr>
-            </w:pPr>
-            <w:r>
-              <w:rPr>
-                <w:rFonts w:ascii="Times New Roman" w:hAnsi="Times New Roman"/>
-                <w:sz w:val="24"/>
-                <w:szCs w:val="22"/>
-              </w:rPr>
-              <w:t>Создание символьных переменных SymPy и задание предположений об их области значений. Построение выражений, подстановка, раскрытие скобок и упрощение. Библиотечное вычисление пределов, производных и интегралов функций изученных классов. Символьное решение уравнений и отбор корней по области определения. Проверка результата подстановкой или дифференцированием. Преобразование символьного выражения в функцию для численного расчета.</w:t>
-            </w:r>
-          </w:p>
-          <w:p xmlns:w="http://schemas.openxmlformats.org/wordprocessingml/2006/main">
-            <w:pPr>
-              <w:rPr>
                 <w:rFonts w:ascii="Times New Roman" w:hAnsi="Times New Roman" w:eastAsia="Times New Roman" w:cs="Times New Roman"/>
                 <w:sz w:val="24"/>
                 <w:szCs w:val="24"/>
@@ -6351,7 +6312,7 @@
                 <w:sz w:val="24"/>
                 <w:szCs w:val="24"/>
               </w:rPr>
-              <w:t>Дополнение по C#: запись вычисляемой формулы как статического метода с использованием System.Math, проверка области определения и граничных значений. Сопоставление числовых значений с результатом существующего символьного расчета SymPy на контрольных точках; символьные преобразования выполняются в Python. В 3 семестре эти основы используются при изучении модулей и отладки, в 4 — при работе с объектами и коллекциями.</w:t>
+              <w:t>Создание символьных переменных SymPy и задание предположений об их области значений. Построение выражений, подстановка, раскрытие скобок и упрощение. Библиотечное вычисление пределов, производных и интегралов функций изученных классов. Символьное решение уравнений и отбор корней по области определения. Проверка результата подстановкой или дифференцированием. Преобразование символьного выражения в функцию для численного расчета в Python и запись формулы статическим методом C# с использованием System.Math. Контроль области определения и граничных значений, сопоставление числовых результатов обеих реализаций с символьным эталоном на контрольных точках.</w:t>
             </w:r>
           </w:p>
         </w:tc>
@@ -6434,36 +6395,21 @@
           </w:tcPr>
           <w:p>
             <w:pPr>
+              <w:spacing w:before="0" w:after="0" w:line="276" w:lineRule="auto"/>
               <w:jc w:val="both"/>
               <w:rPr>
-                <w:szCs w:val="22"/>
-              </w:rPr>
-            </w:pPr>
-            <w:r>
-              <w:rPr>
-                <w:rFonts w:ascii="Times New Roman" w:hAnsi="Times New Roman"/>
-                <w:sz w:val="24"/>
-                <w:szCs w:val="22"/>
-              </w:rPr>
-              <w:t>Модули, пакеты, пространства имен и управление зависимостями Python. Интерфейсы и контракты вычислительных функций. Классы математических объектов, методы и перегрузка операций. Исключения и сохранение согласованного состояния объекта. Повторное использование кода и документирование публичного интерфейса. Организация проекта и проверка взаимодействия его модулей. Программный компонент подготовки признаков для последующей разработки методов ИИ: преобразование измерительных каналов по явно заданным правилам, порядок признаков и контракт входа и выхода. Фиксированные параметры преобразования, контроль единиц и пропусков. Отделение преобразования данных от обучения модели; проверка неизменности параметров при обработке новой таблицы.</w:t>
-            </w:r>
-          </w:p>
-          <w:p>
-            <w:pPr>
-              <w:jc w:val="both"/>
-              <w:rPr>
                 <w:rFonts w:ascii="Times New Roman" w:hAnsi="Times New Roman" w:eastAsia="Times New Roman" w:cs="Times New Roman"/>
+                <w:sz w:val="24"/>
                 <w:szCs w:val="24"/>
-                <w:sz w:val="24"/>
               </w:rPr>
             </w:pPr>
             <w:r>
               <w:rPr>
                 <w:rFonts w:ascii="Times New Roman" w:hAnsi="Times New Roman" w:eastAsia="Times New Roman" w:cs="Times New Roman"/>
+                <w:sz w:val="24"/>
                 <w:szCs w:val="24"/>
-                <w:sz w:val="24"/>
-              </w:rPr>
-              <w:t>Второй язык программирования C#: структура консольной программы и работа в среде Microsoft .NET. Статическая типизация, типы int, double, bool и string, вывод типа var, явные преобразования и nullable-типы для отсутствующих значений. Выражения, условия, циклы, статические методы, параметры и возвращаемые значения. Одномерные и двумерные массивы, строки, консольный ввод и вывод. Реализация уже изученных преобразований измерений на C# с теми же контрактами и контрольными примерами.</w:t>
+              </w:rPr>
+              <w:t>Модули, пакеты и пространства имен Python; пространства имен и проекты C#, управление зависимостями и организация взаимодействия модулей. Контракты вычислительных функций и публичный интерфейс программного компонента. Классы математических объектов: конструкторы, методы, свойства, инкапсуляция, наследование и композиция. Интерфейсы и полиморфизм вычислительных компонентов, явные интерфейсы C# и согласованные интерфейсы классов Python. Перегрузка методов в C#, специальные методы Python и перегрузка операций. Исключения и сохранение согласованного состояния объекта. Повторное использование кода и документирование публичного интерфейса, проверка взаимодействия модулей проекта. Программный компонент подготовки признаков для последующей разработки методов ИИ: преобразование измерительных каналов по явно заданным правилам, порядок признаков и контракт входа и выхода. Фиксированные параметры преобразования, контроль единиц и пропусков. Отделение преобразования данных от обучения модели; проверка неизменности параметров при обработке новой таблицы.</w:t>
             </w:r>
           </w:p>
         </w:tc>
@@ -6531,36 +6477,21 @@
           </w:tcPr>
           <w:p>
             <w:pPr>
+              <w:spacing w:before="0" w:after="0" w:line="276" w:lineRule="auto"/>
               <w:jc w:val="both"/>
               <w:rPr>
-                <w:szCs w:val="22"/>
-              </w:rPr>
-            </w:pPr>
-            <w:r>
-              <w:rPr>
-                <w:rFonts w:ascii="Times New Roman" w:hAnsi="Times New Roman"/>
-                <w:sz w:val="24"/>
-                <w:szCs w:val="22"/>
-              </w:rPr>
-              <w:t>Загрузка и объединение таблиц экспериментальных серий с проверкой ключей, кодировок и единиц измерения. Контроль типов, диапазонов, пропусков и дубликатов по заданным правилам. Создание повторяемого генератора тестовых таблиц с известной структурой и внесенными повреждениями. Групповые сводки, проверка сохранения числа наблюдений и экспорт метаданных. Разделение преобразования данных и предметного вывода по результатам измерений.</w:t>
-            </w:r>
-          </w:p>
-          <w:p>
-            <w:pPr>
-              <w:jc w:val="both"/>
-              <w:rPr>
                 <w:rFonts w:ascii="Times New Roman" w:hAnsi="Times New Roman" w:eastAsia="Times New Roman" w:cs="Times New Roman"/>
+                <w:sz w:val="24"/>
                 <w:szCs w:val="24"/>
-                <w:sz w:val="24"/>
               </w:rPr>
             </w:pPr>
             <w:r>
               <w:rPr>
                 <w:rFonts w:ascii="Times New Roman" w:hAnsi="Times New Roman" w:eastAsia="Times New Roman" w:cs="Times New Roman"/>
+                <w:sz w:val="24"/>
                 <w:szCs w:val="24"/>
-                <w:sz w:val="24"/>
-              </w:rPr>
-              <w:t>Дополнение по C#: представление экспериментальных записей в типизированных массивах, разбор строк и проверка числового ввода методом TryParse. Согласование десятичного разделителя и формата вывода, явное представление пропусков. Объединение небольших наборов данных циклами и проверка баланса записей. Сопоставление результатов обработки одних и тех же данных реализациями Python и C#.</w:t>
+              </w:rPr>
+              <w:t>Представление экспериментальных записей структурами данных Python и типизированными записями и массивами C#; типы class и record, равенство объектов и значений, составной ключ записи. Загрузка и объединение таблиц экспериментальных серий с проверкой ключей, кодировок и единиц измерения. Контроль типов, диапазонов, пропусков и дубликатов по заданным правилам, явное представление отсутствующих значений. Создание повторяемого генератора тестовых таблиц с известной структурой и внесенными повреждениями. Объединение наборов данных и групповые сводки, проверка баланса записей и сохранения числа наблюдений, экспорт метаданных. Сопоставление результатов обработки одних и тех же данных реализациями Python и C#. Разделение преобразования данных и предметного вывода по результатам измерений.</w:t>
             </w:r>
           </w:p>
         </w:tc>
@@ -6628,36 +6559,21 @@
           </w:tcPr>
           <w:p>
             <w:pPr>
+              <w:spacing w:before="0" w:after="0" w:line="276" w:lineRule="auto"/>
               <w:jc w:val="both"/>
               <w:rPr>
-                <w:szCs w:val="22"/>
-              </w:rPr>
-            </w:pPr>
-            <w:r>
-              <w:rPr>
-                <w:rFonts w:ascii="Times New Roman" w:hAnsi="Times New Roman"/>
-                <w:sz w:val="24"/>
-                <w:szCs w:val="22"/>
-              </w:rPr>
-              <w:t>Отладка отдельной вычислительной функции и локализация неверного результата. Модульные проверки нулевых, пустых и граничных входов. Проверка арифметических свойств класса математического объекта на наборах примеров. Сравнение результата с аналитическим эталоном с абсолютным и относительным допусками. Организация повторяемого запуска тестов модуля. Профилирование функции и выявление затратных операций без изменения ее контракта.</w:t>
-            </w:r>
-          </w:p>
-          <w:p>
-            <w:pPr>
-              <w:jc w:val="both"/>
-              <w:rPr>
                 <w:rFonts w:ascii="Times New Roman" w:hAnsi="Times New Roman" w:eastAsia="Times New Roman" w:cs="Times New Roman"/>
+                <w:sz w:val="24"/>
                 <w:szCs w:val="24"/>
-                <w:sz w:val="24"/>
               </w:rPr>
             </w:pPr>
             <w:r>
               <w:rPr>
                 <w:rFonts w:ascii="Times New Roman" w:hAnsi="Times New Roman" w:eastAsia="Times New Roman" w:cs="Times New Roman"/>
+                <w:sz w:val="24"/>
                 <w:szCs w:val="24"/>
-                <w:sz w:val="24"/>
-              </w:rPr>
-              <w:t>Дополнение по C#: отладка методов и проверка программ на нулевых, пустых и граничных входах. Проверка преобразований типов, границ массивов и неизменности исходных данных. Повторное использование существующих контрольных примеров для реализации C#; сравнение вещественных результатов с Python по абсолютному и относительному допускам. Организация повторяемого запуска проверок средствами консольной программы.</w:t>
+              </w:rPr>
+              <w:t>Отладка вычислительной функции или метода и локализация неверного результата. Единые наборы модульных проверок для реализаций Python и C#: нулевые, пустые и граничные входы, преобразования типов, границы массивов и неизменность исходных данных. Проверка арифметических свойств класса математического объекта на наборах примеров. Сравнение результата с аналитическим эталоном и сопоставление вещественных результатов реализаций с абсолютным и относительным допусками. Организация повторяемого запуска тестов модуля и консольной программы. Профилирование функции или метода и выявление затратных операций без изменения контракта.</w:t>
             </w:r>
           </w:p>
         </w:tc>
@@ -6740,36 +6656,21 @@
           </w:tcPr>
           <w:p>
             <w:pPr>
+              <w:spacing w:before="0" w:after="0" w:line="276" w:lineRule="auto"/>
               <w:jc w:val="both"/>
               <w:rPr>
-                <w:szCs w:val="22"/>
-              </w:rPr>
-            </w:pPr>
-            <w:r>
-              <w:rPr>
-                <w:rFonts w:ascii="Times New Roman" w:hAnsi="Times New Roman"/>
-                <w:sz w:val="24"/>
-                <w:szCs w:val="22"/>
-              </w:rPr>
-              <w:t>Интерфейсы NumPy, SciPy и SymPy для матричных расчетов, поиска корней и интегрирования функций. Параметры библиотечного вызова, формы аргументов, статусы завершения и обработка исключений. Преобразование символьного выражения в вычислимую функцию. Проверка результата подстановкой и сравнением с известным аналитическим значением. Документирование входов и выходов без самостоятельного вывода численных схем.</w:t>
-            </w:r>
-          </w:p>
-          <w:p>
-            <w:pPr>
-              <w:jc w:val="both"/>
-              <w:rPr>
                 <w:rFonts w:ascii="Times New Roman" w:hAnsi="Times New Roman" w:eastAsia="Times New Roman" w:cs="Times New Roman"/>
+                <w:sz w:val="24"/>
                 <w:szCs w:val="24"/>
-                <w:sz w:val="24"/>
               </w:rPr>
             </w:pPr>
             <w:r>
               <w:rPr>
                 <w:rFonts w:ascii="Times New Roman" w:hAnsi="Times New Roman" w:eastAsia="Times New Roman" w:cs="Times New Roman"/>
+                <w:sz w:val="24"/>
                 <w:szCs w:val="24"/>
-                <w:sz w:val="24"/>
-              </w:rPr>
-              <w:t>Дополнение по C#: объектно-ориентированное представление входных данных и результатов математического расчета. Классы, конструкторы, свойства, инкапсуляция, композиция, интерфейсы и полиморфизм вычислительных компонентов. Стандартные математические функции System.Math. Разработка компонента проверки готового расчетного результата на C#: контроль размерностей, статусов и невязки по исходным данным, сопоставление с результатами существующих вычислений Python.</w:t>
+              </w:rPr>
+              <w:t>Интерфейсы NumPy, SciPy и SymPy для матричных расчетов, поиска корней и интегрирования функций; стандартные математические функции System.Math для численных расчетов в C#. Параметры библиотечного вызова, формы аргументов, статусы завершения и обработка исключений. Преобразование символьного выражения в вычислимую функцию. Контроль размерностей и статусов результата, проверка невязки по исходным данным, подстановка и сравнение с известным аналитическим значением. Компонент проверки результатов математического расчета на C# и сопоставление с вычислениями Python. Применение готовых библиотечных численных схем и документирование входов и выходов.</w:t>
             </w:r>
           </w:p>
         </w:tc>
@@ -6837,36 +6738,21 @@
           </w:tcPr>
           <w:p>
             <w:pPr>
+              <w:spacing w:before="0" w:after="0" w:line="276" w:lineRule="auto"/>
               <w:jc w:val="both"/>
               <w:rPr>
-                <w:szCs w:val="22"/>
-              </w:rPr>
-            </w:pPr>
-            <w:r>
-              <w:rPr>
-                <w:rFonts w:ascii="Times New Roman" w:hAnsi="Times New Roman"/>
-                <w:sz w:val="24"/>
-                <w:szCs w:val="22"/>
-              </w:rPr>
-              <w:t>Организация серий вычислений по заданной сетке параметров. Контроль допустимых аргументов, статусов задач и полноты выходной таблицы. Сохранение результатов и сравнение расчетных серий. Профилирование времени и памяти пакетной обработки. Векторизация затратного участка и проверка неизменности результата. Выбор размера вычислительного блока и отделение затрат расчета от ввода и вывода.</w:t>
-            </w:r>
-          </w:p>
-          <w:p>
-            <w:pPr>
-              <w:jc w:val="both"/>
-              <w:rPr>
                 <w:rFonts w:ascii="Times New Roman" w:hAnsi="Times New Roman" w:eastAsia="Times New Roman" w:cs="Times New Roman"/>
+                <w:sz w:val="24"/>
                 <w:szCs w:val="24"/>
-                <w:sz w:val="24"/>
               </w:rPr>
             </w:pPr>
             <w:r>
               <w:rPr>
                 <w:rFonts w:ascii="Times New Roman" w:hAnsi="Times New Roman" w:eastAsia="Times New Roman" w:cs="Times New Roman"/>
+                <w:sz w:val="24"/>
                 <w:szCs w:val="24"/>
-                <w:sz w:val="24"/>
-              </w:rPr>
-              <w:t>Дополнение по C#: обобщенные типы и методы, коллекции List&lt;T&gt; и Dictionary&lt;TKey, TValue&gt;, интерфейс IEnumerable&lt;T&gt;. Построение, фильтрация, упорядочение и группировка параметрических серий средствами LINQ; отложенное выполнение и повторный обход последовательности. Обработка исключений с сохранением статуса отдельной задачи. Контроль полноты расчетной серии и сравнение результатов и затрат Python и C# на одинаковых входах.</w:t>
+              </w:rPr>
+              <w:t>Организация серий вычислений по заданной сетке параметров. Представление параметров и результатов в структурах данных Python, обобщенных типах и методах C#, коллекциях List&lt;T&gt; и Dictionary&lt;TKey, TValue&gt;. Построение, фильтрация, упорядочение и группировка расчетных серий средствами Python и LINQ; интерфейс IEnumerable&lt;T&gt;, отложенное выполнение и повторный обход последовательности. Контроль допустимых аргументов, статусов задач и полноты выходной таблицы, обработка исключений с сохранением статуса отдельной задачи. Сохранение результатов и сравнение расчетных серий Python и C# на одинаковых входах. Профилирование времени и памяти пакетной обработки, векторизация затратного участка и проверка неизменности результата. Выбор размера вычислительного блока и отделение затрат расчета от ввода и вывода.</w:t>
             </w:r>
           </w:p>
         </w:tc>
@@ -6934,36 +6820,21 @@
           </w:tcPr>
           <w:p>
             <w:pPr>
+              <w:spacing w:before="0" w:after="0" w:line="276" w:lineRule="auto"/>
               <w:jc w:val="both"/>
               <w:rPr>
-                <w:szCs w:val="22"/>
-              </w:rPr>
-            </w:pPr>
-            <w:r>
-              <w:rPr>
-                <w:rFonts w:ascii="Times New Roman" w:hAnsi="Times New Roman"/>
-                <w:sz w:val="24"/>
-                <w:szCs w:val="22"/>
-              </w:rPr>
-              <w:t>Подготовка вычислительного пакета к повторному запуску в чистом окружении. Фиксация зависимостей, входных данных и конфигурации расчета; проверка совместимости интерфейса после обновления библиотеки. Командный запуск пакетной обработки и протоколирование статуса каждой задачи. Версионирование кода, восстановление прежнего расчета и сравнение выходных файлов. Сборка, установка и проверка публичных функций пакета по документации.</w:t>
-            </w:r>
-          </w:p>
-          <w:p>
-            <w:pPr>
-              <w:jc w:val="both"/>
-              <w:rPr>
                 <w:rFonts w:ascii="Times New Roman" w:hAnsi="Times New Roman" w:eastAsia="Times New Roman" w:cs="Times New Roman"/>
+                <w:sz w:val="24"/>
                 <w:szCs w:val="24"/>
-                <w:sz w:val="24"/>
               </w:rPr>
             </w:pPr>
             <w:r>
               <w:rPr>
                 <w:rFonts w:ascii="Times New Roman" w:hAnsi="Times New Roman" w:eastAsia="Times New Roman" w:cs="Times New Roman"/>
+                <w:sz w:val="24"/>
                 <w:szCs w:val="24"/>
-                <w:sz w:val="24"/>
-              </w:rPr>
-              <w:t>Дополнение по C#: организация небольшого консольного вычислительного приложения и библиотеки с явным публичным интерфейсом. Чтение и запись текстовых файлов, освобождение файловых ресурсов, обработка исключений и диагностические сообщения. Параметры командного запуска, коды завершения, фиксация конфигурации и проверка воспроизводимости. Сборка и запуск средствами Microsoft .NET, редактирование в VSCodium; сопоставление выходных данных приложения C# и существующего пакета Python.</w:t>
+              </w:rPr>
+              <w:t>Вычислительные пакеты Python, библиотеки и консольные приложения C#: структура проекта и явный публичный интерфейс. Подготовка к повторному запуску в чистом окружении, фиксация зависимостей, входных данных и конфигурации расчета; проверка совместимости интерфейса после обновления библиотеки. Чтение и запись текстовых файлов, обмен текстовыми таблицами и JSON, сериализация и разбор JSON средствами System.Text.Json в Microsoft .NET. Освобождение файловых ресурсов, обработка исключений и диагностические сообщения. Параметры командного запуска, коды завершения, пакетная обработка и протоколирование статуса каждой задачи. Версионирование кода, восстановление прежнего расчета и сравнение выходных файлов Python и C#. Сборка, установка и проверка публичных функций пакета по документации; сборка и запуск приложений средствами Microsoft .NET, редактирование исходного кода в VSCodium. Проверка воспроизводимости результатов по зафиксированным данным и конфигурации.</w:t>
             </w:r>
           </w:p>
         </w:tc>
